--- a/documentation/Poyasnitelnaya_zapiska.docx
+++ b/documentation/Poyasnitelnaya_zapiska.docx
@@ -1635,18 +1635,18 @@
       </w:r>
     </w:p>
     <w:bookmarkEnd w:id="0"/>
-    <w:p/>
-    <w:p>
-      <w:pPr>
-        <w:pStyle w:val="ac"/>
-        <w:spacing w:line="240" w:lineRule="auto"/>
-        <w:jc w:val="center"/>
-        <w:outlineLvl w:val="0"/>
-      </w:pPr>
-      <w:r>
-        <w:lastRenderedPageBreak/>
-        <w:br w:type="page"/>
-      </w:r>
+    <w:p>
+      <w:pPr>
+        <w:sectPr>
+          <w:headerReference w:type="default" r:id="rId8"/>
+          <w:headerReference w:type="first" r:id="rId9"/>
+          <w:pgSz w:w="11906" w:h="16838"/>
+          <w:pgMar w:top="1134" w:right="850" w:bottom="1134" w:left="1701" w:header="708" w:footer="708" w:gutter="0"/>
+          <w:cols w:space="708"/>
+          <w:titlePg/>
+          <w:docGrid w:linePitch="360"/>
+        </w:sectPr>
+      </w:pPr>
     </w:p>
     <w:sdt>
       <w:sdtPr>
@@ -1666,9 +1666,8 @@
         <w:p>
           <w:pPr>
             <w:pStyle w:val="ac"/>
-            <w:spacing w:line="240" w:lineRule="auto"/>
+            <w:spacing w:before="0" w:line="240" w:lineRule="auto"/>
             <w:jc w:val="center"/>
-            <w:outlineLvl w:val="0"/>
             <w:rPr>
               <w:rFonts w:ascii="Times New Roman" w:hAnsi="Times New Roman" w:cs="Times New Roman"/>
               <w:b/>
@@ -1694,15 +1693,17 @@
           <w:pPr>
             <w:pStyle w:val="11"/>
             <w:tabs>
-              <w:tab w:val="right" w:leader="dot" w:pos="10025"/>
+              <w:tab w:val="right" w:leader="dot" w:pos="9345"/>
             </w:tabs>
-            <w:spacing w:line="240" w:lineRule="auto"/>
+            <w:spacing w:after="0" w:line="240" w:lineRule="auto"/>
+            <w:jc w:val="both"/>
             <w:rPr>
               <w:rFonts w:ascii="Times New Roman" w:eastAsiaTheme="minorEastAsia" w:hAnsi="Times New Roman" w:cs="Times New Roman"/>
               <w:noProof/>
               <w:kern w:val="2"/>
               <w:sz w:val="28"/>
               <w:szCs w:val="28"/>
+              <w:lang w:eastAsia="ru-RU"/>
               <w14:ligatures w14:val="standardContextual"/>
             </w:rPr>
           </w:pPr>
@@ -1730,7 +1731,7 @@
             </w:rPr>
             <w:fldChar w:fldCharType="separate"/>
           </w:r>
-          <w:hyperlink w:anchor="_Toc185135540" w:history="1">
+          <w:hyperlink w:anchor="_Toc194021366" w:history="1">
             <w:r>
               <w:rPr>
                 <w:rStyle w:val="ad"/>
@@ -1739,7 +1740,7 @@
                 <w:sz w:val="28"/>
                 <w:szCs w:val="28"/>
               </w:rPr>
-              <w:t>Введение</w:t>
+              <w:t>ВВЕДЕНИЕ</w:t>
             </w:r>
             <w:r>
               <w:rPr>
@@ -1769,7 +1770,7 @@
                 <w:sz w:val="28"/>
                 <w:szCs w:val="28"/>
               </w:rPr>
-              <w:instrText xml:space="preserve"> PAGEREF _Toc185135540 \h </w:instrText>
+              <w:instrText xml:space="preserve"> PAGEREF _Toc194021366 \h </w:instrText>
             </w:r>
             <w:r>
               <w:rPr>
@@ -1798,7 +1799,7 @@
                 <w:sz w:val="28"/>
                 <w:szCs w:val="28"/>
               </w:rPr>
-              <w:t>5</w:t>
+              <w:t>3</w:t>
             </w:r>
             <w:r>
               <w:rPr>
@@ -1816,20 +1817,21 @@
           <w:pPr>
             <w:pStyle w:val="11"/>
             <w:tabs>
-              <w:tab w:val="left" w:pos="440"/>
-              <w:tab w:val="right" w:leader="dot" w:pos="10025"/>
+              <w:tab w:val="right" w:leader="dot" w:pos="9345"/>
             </w:tabs>
-            <w:spacing w:line="240" w:lineRule="auto"/>
+            <w:spacing w:after="0" w:line="240" w:lineRule="auto"/>
+            <w:jc w:val="both"/>
             <w:rPr>
               <w:rFonts w:ascii="Times New Roman" w:eastAsiaTheme="minorEastAsia" w:hAnsi="Times New Roman" w:cs="Times New Roman"/>
               <w:noProof/>
               <w:kern w:val="2"/>
               <w:sz w:val="28"/>
               <w:szCs w:val="28"/>
+              <w:lang w:eastAsia="ru-RU"/>
               <w14:ligatures w14:val="standardContextual"/>
             </w:rPr>
           </w:pPr>
-          <w:hyperlink w:anchor="_Toc185135541" w:history="1">
+          <w:hyperlink w:anchor="_Toc194021367" w:history="1">
             <w:r>
               <w:rPr>
                 <w:rStyle w:val="ad"/>
@@ -1838,28 +1840,7 @@
                 <w:sz w:val="28"/>
                 <w:szCs w:val="28"/>
               </w:rPr>
-              <w:t>1.</w:t>
-            </w:r>
-            <w:r>
-              <w:rPr>
-                <w:rFonts w:ascii="Times New Roman" w:eastAsiaTheme="minorEastAsia" w:hAnsi="Times New Roman" w:cs="Times New Roman"/>
-                <w:noProof/>
-                <w:kern w:val="2"/>
-                <w:sz w:val="28"/>
-                <w:szCs w:val="28"/>
-                <w14:ligatures w14:val="standardContextual"/>
-              </w:rPr>
-              <w:tab/>
-            </w:r>
-            <w:r>
-              <w:rPr>
-                <w:rStyle w:val="ad"/>
-                <w:rFonts w:ascii="Times New Roman" w:hAnsi="Times New Roman" w:cs="Times New Roman"/>
-                <w:noProof/>
-                <w:sz w:val="28"/>
-                <w:szCs w:val="28"/>
-              </w:rPr>
-              <w:t>Спецификация языка программирования</w:t>
+              <w:t>1. Аналитический обзор литературы и формирование требований</w:t>
             </w:r>
             <w:r>
               <w:rPr>
@@ -1889,7 +1870,368 @@
                 <w:sz w:val="28"/>
                 <w:szCs w:val="28"/>
               </w:rPr>
-              <w:instrText xml:space="preserve"> PAGEREF _Toc185135541 \h </w:instrText>
+              <w:instrText xml:space="preserve"> PAGEREF _Toc194021367 \h </w:instrText>
+            </w:r>
+            <w:r>
+              <w:rPr>
+                <w:rFonts w:ascii="Times New Roman" w:hAnsi="Times New Roman" w:cs="Times New Roman"/>
+                <w:noProof/>
+                <w:webHidden/>
+                <w:sz w:val="28"/>
+                <w:szCs w:val="28"/>
+              </w:rPr>
+            </w:r>
+            <w:r>
+              <w:rPr>
+                <w:rFonts w:ascii="Times New Roman" w:hAnsi="Times New Roman" w:cs="Times New Roman"/>
+                <w:noProof/>
+                <w:webHidden/>
+                <w:sz w:val="28"/>
+                <w:szCs w:val="28"/>
+              </w:rPr>
+              <w:fldChar w:fldCharType="separate"/>
+            </w:r>
+            <w:r>
+              <w:rPr>
+                <w:rFonts w:ascii="Times New Roman" w:hAnsi="Times New Roman" w:cs="Times New Roman"/>
+                <w:noProof/>
+                <w:webHidden/>
+                <w:sz w:val="28"/>
+                <w:szCs w:val="28"/>
+              </w:rPr>
+              <w:t>4</w:t>
+            </w:r>
+            <w:r>
+              <w:rPr>
+                <w:rFonts w:ascii="Times New Roman" w:hAnsi="Times New Roman" w:cs="Times New Roman"/>
+                <w:noProof/>
+                <w:webHidden/>
+                <w:sz w:val="28"/>
+                <w:szCs w:val="28"/>
+              </w:rPr>
+              <w:fldChar w:fldCharType="end"/>
+            </w:r>
+          </w:hyperlink>
+        </w:p>
+        <w:p>
+          <w:pPr>
+            <w:pStyle w:val="23"/>
+            <w:tabs>
+              <w:tab w:val="left" w:pos="960"/>
+              <w:tab w:val="right" w:leader="dot" w:pos="9345"/>
+            </w:tabs>
+            <w:spacing w:after="0" w:line="240" w:lineRule="auto"/>
+            <w:jc w:val="both"/>
+            <w:rPr>
+              <w:rFonts w:ascii="Times New Roman" w:eastAsiaTheme="minorEastAsia" w:hAnsi="Times New Roman" w:cs="Times New Roman"/>
+              <w:noProof/>
+              <w:kern w:val="2"/>
+              <w:sz w:val="28"/>
+              <w:szCs w:val="28"/>
+              <w:lang w:eastAsia="ru-RU"/>
+              <w14:ligatures w14:val="standardContextual"/>
+            </w:rPr>
+          </w:pPr>
+          <w:hyperlink w:anchor="_Toc194021368" w:history="1">
+            <w:r>
+              <w:rPr>
+                <w:rStyle w:val="ad"/>
+                <w:rFonts w:ascii="Times New Roman" w:hAnsi="Times New Roman" w:cs="Times New Roman"/>
+                <w:noProof/>
+                <w:sz w:val="28"/>
+                <w:szCs w:val="28"/>
+              </w:rPr>
+              <w:t>1.1.</w:t>
+            </w:r>
+            <w:r>
+              <w:rPr>
+                <w:rFonts w:ascii="Times New Roman" w:eastAsiaTheme="minorEastAsia" w:hAnsi="Times New Roman" w:cs="Times New Roman"/>
+                <w:noProof/>
+                <w:kern w:val="2"/>
+                <w:sz w:val="28"/>
+                <w:szCs w:val="28"/>
+                <w:lang w:eastAsia="ru-RU"/>
+                <w14:ligatures w14:val="standardContextual"/>
+              </w:rPr>
+              <w:tab/>
+            </w:r>
+            <w:r>
+              <w:rPr>
+                <w:rStyle w:val="ad"/>
+                <w:rFonts w:ascii="Times New Roman" w:hAnsi="Times New Roman" w:cs="Times New Roman"/>
+                <w:noProof/>
+                <w:sz w:val="28"/>
+                <w:szCs w:val="28"/>
+              </w:rPr>
+              <w:t>Анализ прототипов</w:t>
+            </w:r>
+            <w:r>
+              <w:rPr>
+                <w:rFonts w:ascii="Times New Roman" w:hAnsi="Times New Roman" w:cs="Times New Roman"/>
+                <w:noProof/>
+                <w:webHidden/>
+                <w:sz w:val="28"/>
+                <w:szCs w:val="28"/>
+              </w:rPr>
+              <w:tab/>
+            </w:r>
+            <w:r>
+              <w:rPr>
+                <w:rFonts w:ascii="Times New Roman" w:hAnsi="Times New Roman" w:cs="Times New Roman"/>
+                <w:noProof/>
+                <w:webHidden/>
+                <w:sz w:val="28"/>
+                <w:szCs w:val="28"/>
+              </w:rPr>
+              <w:fldChar w:fldCharType="begin"/>
+            </w:r>
+            <w:r>
+              <w:rPr>
+                <w:rFonts w:ascii="Times New Roman" w:hAnsi="Times New Roman" w:cs="Times New Roman"/>
+                <w:noProof/>
+                <w:webHidden/>
+                <w:sz w:val="28"/>
+                <w:szCs w:val="28"/>
+              </w:rPr>
+              <w:instrText xml:space="preserve"> PAGEREF _Toc194021368 \h </w:instrText>
+            </w:r>
+            <w:r>
+              <w:rPr>
+                <w:rFonts w:ascii="Times New Roman" w:hAnsi="Times New Roman" w:cs="Times New Roman"/>
+                <w:noProof/>
+                <w:webHidden/>
+                <w:sz w:val="28"/>
+                <w:szCs w:val="28"/>
+              </w:rPr>
+            </w:r>
+            <w:r>
+              <w:rPr>
+                <w:rFonts w:ascii="Times New Roman" w:hAnsi="Times New Roman" w:cs="Times New Roman"/>
+                <w:noProof/>
+                <w:webHidden/>
+                <w:sz w:val="28"/>
+                <w:szCs w:val="28"/>
+              </w:rPr>
+              <w:fldChar w:fldCharType="separate"/>
+            </w:r>
+            <w:r>
+              <w:rPr>
+                <w:rFonts w:ascii="Times New Roman" w:hAnsi="Times New Roman" w:cs="Times New Roman"/>
+                <w:noProof/>
+                <w:webHidden/>
+                <w:sz w:val="28"/>
+                <w:szCs w:val="28"/>
+              </w:rPr>
+              <w:t>4</w:t>
+            </w:r>
+            <w:r>
+              <w:rPr>
+                <w:rFonts w:ascii="Times New Roman" w:hAnsi="Times New Roman" w:cs="Times New Roman"/>
+                <w:noProof/>
+                <w:webHidden/>
+                <w:sz w:val="28"/>
+                <w:szCs w:val="28"/>
+              </w:rPr>
+              <w:fldChar w:fldCharType="end"/>
+            </w:r>
+          </w:hyperlink>
+        </w:p>
+        <w:p>
+          <w:pPr>
+            <w:pStyle w:val="31"/>
+            <w:tabs>
+              <w:tab w:val="left" w:pos="1440"/>
+              <w:tab w:val="right" w:leader="dot" w:pos="9345"/>
+            </w:tabs>
+            <w:spacing w:after="0" w:line="240" w:lineRule="auto"/>
+            <w:jc w:val="both"/>
+            <w:rPr>
+              <w:rFonts w:ascii="Times New Roman" w:eastAsiaTheme="minorEastAsia" w:hAnsi="Times New Roman" w:cs="Times New Roman"/>
+              <w:noProof/>
+              <w:sz w:val="28"/>
+              <w:szCs w:val="28"/>
+              <w:lang w:eastAsia="ru-RU"/>
+            </w:rPr>
+          </w:pPr>
+          <w:hyperlink w:anchor="_Toc194021369" w:history="1">
+            <w:r>
+              <w:rPr>
+                <w:rStyle w:val="ad"/>
+                <w:rFonts w:ascii="Times New Roman" w:hAnsi="Times New Roman" w:cs="Times New Roman"/>
+                <w:noProof/>
+                <w:sz w:val="28"/>
+                <w:szCs w:val="28"/>
+              </w:rPr>
+              <w:t>1.1.1.</w:t>
+            </w:r>
+            <w:r>
+              <w:rPr>
+                <w:rFonts w:ascii="Times New Roman" w:eastAsiaTheme="minorEastAsia" w:hAnsi="Times New Roman" w:cs="Times New Roman"/>
+                <w:noProof/>
+                <w:sz w:val="28"/>
+                <w:szCs w:val="28"/>
+                <w:lang w:eastAsia="ru-RU"/>
+              </w:rPr>
+              <w:tab/>
+            </w:r>
+            <w:r>
+              <w:rPr>
+                <w:rStyle w:val="ad"/>
+                <w:rFonts w:ascii="Times New Roman" w:hAnsi="Times New Roman" w:cs="Times New Roman"/>
+                <w:noProof/>
+                <w:sz w:val="28"/>
+                <w:szCs w:val="28"/>
+              </w:rPr>
+              <w:t>Интернет-ресурс «5element.by»</w:t>
+            </w:r>
+            <w:r>
+              <w:rPr>
+                <w:rFonts w:ascii="Times New Roman" w:hAnsi="Times New Roman" w:cs="Times New Roman"/>
+                <w:noProof/>
+                <w:webHidden/>
+                <w:sz w:val="28"/>
+                <w:szCs w:val="28"/>
+              </w:rPr>
+              <w:tab/>
+            </w:r>
+            <w:r>
+              <w:rPr>
+                <w:rFonts w:ascii="Times New Roman" w:hAnsi="Times New Roman" w:cs="Times New Roman"/>
+                <w:noProof/>
+                <w:webHidden/>
+                <w:sz w:val="28"/>
+                <w:szCs w:val="28"/>
+              </w:rPr>
+              <w:fldChar w:fldCharType="begin"/>
+            </w:r>
+            <w:r>
+              <w:rPr>
+                <w:rFonts w:ascii="Times New Roman" w:hAnsi="Times New Roman" w:cs="Times New Roman"/>
+                <w:noProof/>
+                <w:webHidden/>
+                <w:sz w:val="28"/>
+                <w:szCs w:val="28"/>
+              </w:rPr>
+              <w:instrText xml:space="preserve"> PAGEREF _Toc194021369 \h </w:instrText>
+            </w:r>
+            <w:r>
+              <w:rPr>
+                <w:rFonts w:ascii="Times New Roman" w:hAnsi="Times New Roman" w:cs="Times New Roman"/>
+                <w:noProof/>
+                <w:webHidden/>
+                <w:sz w:val="28"/>
+                <w:szCs w:val="28"/>
+              </w:rPr>
+            </w:r>
+            <w:r>
+              <w:rPr>
+                <w:rFonts w:ascii="Times New Roman" w:hAnsi="Times New Roman" w:cs="Times New Roman"/>
+                <w:noProof/>
+                <w:webHidden/>
+                <w:sz w:val="28"/>
+                <w:szCs w:val="28"/>
+              </w:rPr>
+              <w:fldChar w:fldCharType="separate"/>
+            </w:r>
+            <w:r>
+              <w:rPr>
+                <w:rFonts w:ascii="Times New Roman" w:hAnsi="Times New Roman" w:cs="Times New Roman"/>
+                <w:noProof/>
+                <w:webHidden/>
+                <w:sz w:val="28"/>
+                <w:szCs w:val="28"/>
+              </w:rPr>
+              <w:t>4</w:t>
+            </w:r>
+            <w:r>
+              <w:rPr>
+                <w:rFonts w:ascii="Times New Roman" w:hAnsi="Times New Roman" w:cs="Times New Roman"/>
+                <w:noProof/>
+                <w:webHidden/>
+                <w:sz w:val="28"/>
+                <w:szCs w:val="28"/>
+              </w:rPr>
+              <w:fldChar w:fldCharType="end"/>
+            </w:r>
+          </w:hyperlink>
+        </w:p>
+        <w:p>
+          <w:pPr>
+            <w:pStyle w:val="31"/>
+            <w:tabs>
+              <w:tab w:val="left" w:pos="1440"/>
+              <w:tab w:val="right" w:leader="dot" w:pos="9345"/>
+            </w:tabs>
+            <w:spacing w:after="0" w:line="240" w:lineRule="auto"/>
+            <w:jc w:val="both"/>
+            <w:rPr>
+              <w:rFonts w:ascii="Times New Roman" w:eastAsiaTheme="minorEastAsia" w:hAnsi="Times New Roman" w:cs="Times New Roman"/>
+              <w:noProof/>
+              <w:sz w:val="28"/>
+              <w:szCs w:val="28"/>
+              <w:lang w:eastAsia="ru-RU"/>
+            </w:rPr>
+          </w:pPr>
+          <w:hyperlink w:anchor="_Toc194021370" w:history="1">
+            <w:r>
+              <w:rPr>
+                <w:rStyle w:val="ad"/>
+                <w:rFonts w:ascii="Times New Roman" w:hAnsi="Times New Roman" w:cs="Times New Roman"/>
+                <w:noProof/>
+                <w:sz w:val="28"/>
+                <w:szCs w:val="28"/>
+              </w:rPr>
+              <w:t>1.1.2.</w:t>
+            </w:r>
+            <w:r>
+              <w:rPr>
+                <w:rFonts w:ascii="Times New Roman" w:eastAsiaTheme="minorEastAsia" w:hAnsi="Times New Roman" w:cs="Times New Roman"/>
+                <w:noProof/>
+                <w:sz w:val="28"/>
+                <w:szCs w:val="28"/>
+                <w:lang w:eastAsia="ru-RU"/>
+              </w:rPr>
+              <w:tab/>
+            </w:r>
+            <w:r>
+              <w:rPr>
+                <w:rStyle w:val="ad"/>
+                <w:rFonts w:ascii="Times New Roman" w:hAnsi="Times New Roman" w:cs="Times New Roman"/>
+                <w:noProof/>
+                <w:sz w:val="28"/>
+                <w:szCs w:val="28"/>
+              </w:rPr>
+              <w:t>Интернет-ресурс «domotehnika.by»</w:t>
+            </w:r>
+            <w:r>
+              <w:rPr>
+                <w:rFonts w:ascii="Times New Roman" w:hAnsi="Times New Roman" w:cs="Times New Roman"/>
+                <w:noProof/>
+                <w:webHidden/>
+                <w:sz w:val="28"/>
+                <w:szCs w:val="28"/>
+              </w:rPr>
+              <w:tab/>
+            </w:r>
+            <w:r>
+              <w:rPr>
+                <w:rFonts w:ascii="Times New Roman" w:hAnsi="Times New Roman" w:cs="Times New Roman"/>
+                <w:noProof/>
+                <w:webHidden/>
+                <w:sz w:val="28"/>
+                <w:szCs w:val="28"/>
+              </w:rPr>
+              <w:fldChar w:fldCharType="begin"/>
+            </w:r>
+            <w:r>
+              <w:rPr>
+                <w:rFonts w:ascii="Times New Roman" w:hAnsi="Times New Roman" w:cs="Times New Roman"/>
+                <w:noProof/>
+                <w:webHidden/>
+                <w:sz w:val="28"/>
+                <w:szCs w:val="28"/>
+              </w:rPr>
+              <w:instrText xml:space="preserve"> PAGEREF _Toc194021370 \h </w:instrText>
             </w:r>
             <w:r>
               <w:rPr>
@@ -1936,20 +2278,22 @@
           <w:pPr>
             <w:pStyle w:val="23"/>
             <w:tabs>
-              <w:tab w:val="left" w:pos="880"/>
-              <w:tab w:val="right" w:leader="dot" w:pos="10025"/>
+              <w:tab w:val="left" w:pos="960"/>
+              <w:tab w:val="right" w:leader="dot" w:pos="9345"/>
             </w:tabs>
-            <w:spacing w:line="240" w:lineRule="auto"/>
+            <w:spacing w:after="0" w:line="240" w:lineRule="auto"/>
+            <w:jc w:val="both"/>
             <w:rPr>
               <w:rFonts w:ascii="Times New Roman" w:eastAsiaTheme="minorEastAsia" w:hAnsi="Times New Roman" w:cs="Times New Roman"/>
               <w:noProof/>
               <w:kern w:val="2"/>
               <w:sz w:val="28"/>
               <w:szCs w:val="28"/>
+              <w:lang w:eastAsia="ru-RU"/>
               <w14:ligatures w14:val="standardContextual"/>
             </w:rPr>
           </w:pPr>
-          <w:hyperlink w:anchor="_Toc185135542" w:history="1">
+          <w:hyperlink w:anchor="_Toc194021371" w:history="1">
             <w:r>
               <w:rPr>
                 <w:rStyle w:val="ad"/>
@@ -1958,7 +2302,7 @@
                 <w:sz w:val="28"/>
                 <w:szCs w:val="28"/>
               </w:rPr>
-              <w:t>1.1</w:t>
+              <w:t>1.2.</w:t>
             </w:r>
             <w:r>
               <w:rPr>
@@ -1967,6 +2311,7 @@
                 <w:kern w:val="2"/>
                 <w:sz w:val="28"/>
                 <w:szCs w:val="28"/>
+                <w:lang w:eastAsia="ru-RU"/>
                 <w14:ligatures w14:val="standardContextual"/>
               </w:rPr>
               <w:tab/>
@@ -1979,7 +2324,7 @@
                 <w:sz w:val="28"/>
                 <w:szCs w:val="28"/>
               </w:rPr>
-              <w:t>Характеристика языка программирования</w:t>
+              <w:t>Требования к проекту</w:t>
             </w:r>
             <w:r>
               <w:rPr>
@@ -2009,7 +2354,7 @@
                 <w:sz w:val="28"/>
                 <w:szCs w:val="28"/>
               </w:rPr>
-              <w:instrText xml:space="preserve"> PAGEREF _Toc185135542 \h </w:instrText>
+              <w:instrText xml:space="preserve"> PAGEREF _Toc194021371 \h </w:instrText>
             </w:r>
             <w:r>
               <w:rPr>
@@ -2038,7 +2383,7 @@
                 <w:sz w:val="28"/>
                 <w:szCs w:val="28"/>
               </w:rPr>
-              <w:t>6</w:t>
+              <w:t>9</w:t>
             </w:r>
             <w:r>
               <w:rPr>
@@ -2054,22 +2399,23 @@
         </w:p>
         <w:p>
           <w:pPr>
-            <w:pStyle w:val="23"/>
+            <w:pStyle w:val="11"/>
             <w:tabs>
-              <w:tab w:val="left" w:pos="880"/>
-              <w:tab w:val="right" w:leader="dot" w:pos="10025"/>
+              <w:tab w:val="right" w:leader="dot" w:pos="9345"/>
             </w:tabs>
-            <w:spacing w:line="240" w:lineRule="auto"/>
+            <w:spacing w:after="0" w:line="240" w:lineRule="auto"/>
+            <w:jc w:val="both"/>
             <w:rPr>
               <w:rFonts w:ascii="Times New Roman" w:eastAsiaTheme="minorEastAsia" w:hAnsi="Times New Roman" w:cs="Times New Roman"/>
               <w:noProof/>
               <w:kern w:val="2"/>
               <w:sz w:val="28"/>
               <w:szCs w:val="28"/>
+              <w:lang w:eastAsia="ru-RU"/>
               <w14:ligatures w14:val="standardContextual"/>
             </w:rPr>
           </w:pPr>
-          <w:hyperlink w:anchor="_Toc185135543" w:history="1">
+          <w:hyperlink w:anchor="_Toc194021372" w:history="1">
             <w:r>
               <w:rPr>
                 <w:rStyle w:val="ad"/>
@@ -2078,28 +2424,7 @@
                 <w:sz w:val="28"/>
                 <w:szCs w:val="28"/>
               </w:rPr>
-              <w:t>1.2</w:t>
-            </w:r>
-            <w:r>
-              <w:rPr>
-                <w:rFonts w:ascii="Times New Roman" w:eastAsiaTheme="minorEastAsia" w:hAnsi="Times New Roman" w:cs="Times New Roman"/>
-                <w:noProof/>
-                <w:kern w:val="2"/>
-                <w:sz w:val="28"/>
-                <w:szCs w:val="28"/>
-                <w14:ligatures w14:val="standardContextual"/>
-              </w:rPr>
-              <w:tab/>
-            </w:r>
-            <w:r>
-              <w:rPr>
-                <w:rStyle w:val="ad"/>
-                <w:rFonts w:ascii="Times New Roman" w:hAnsi="Times New Roman" w:cs="Times New Roman"/>
-                <w:noProof/>
-                <w:sz w:val="28"/>
-                <w:szCs w:val="28"/>
-              </w:rPr>
-              <w:t>Определение алфавита языка программирования</w:t>
+              <w:t>2. Анализ требований к программному средству и разработка функциональных требований</w:t>
             </w:r>
             <w:r>
               <w:rPr>
@@ -2129,7 +2454,7 @@
                 <w:sz w:val="28"/>
                 <w:szCs w:val="28"/>
               </w:rPr>
-              <w:instrText xml:space="preserve"> PAGEREF _Toc185135543 \h </w:instrText>
+              <w:instrText xml:space="preserve"> PAGEREF _Toc194021372 \h </w:instrText>
             </w:r>
             <w:r>
               <w:rPr>
@@ -2158,7 +2483,7 @@
                 <w:sz w:val="28"/>
                 <w:szCs w:val="28"/>
               </w:rPr>
-              <w:t>6</w:t>
+              <w:t>11</w:t>
             </w:r>
             <w:r>
               <w:rPr>
@@ -2179,7 +2504,8 @@
               <w:tab w:val="left" w:pos="880"/>
               <w:tab w:val="right" w:leader="dot" w:pos="10025"/>
             </w:tabs>
-            <w:spacing w:line="240" w:lineRule="auto"/>
+            <w:spacing w:after="0" w:line="240" w:lineRule="auto"/>
+            <w:jc w:val="both"/>
             <w:rPr>
               <w:rFonts w:ascii="Times New Roman" w:eastAsiaTheme="minorEastAsia" w:hAnsi="Times New Roman" w:cs="Times New Roman"/>
               <w:noProof/>
@@ -2189,2599 +2515,6 @@
               <w14:ligatures w14:val="standardContextual"/>
             </w:rPr>
           </w:pPr>
-          <w:hyperlink w:anchor="_Toc185135544" w:history="1">
-            <w:r>
-              <w:rPr>
-                <w:rStyle w:val="ad"/>
-                <w:rFonts w:ascii="Times New Roman" w:hAnsi="Times New Roman" w:cs="Times New Roman"/>
-                <w:noProof/>
-                <w:sz w:val="28"/>
-                <w:szCs w:val="28"/>
-              </w:rPr>
-              <w:t>1.3</w:t>
-            </w:r>
-            <w:r>
-              <w:rPr>
-                <w:rFonts w:ascii="Times New Roman" w:eastAsiaTheme="minorEastAsia" w:hAnsi="Times New Roman" w:cs="Times New Roman"/>
-                <w:noProof/>
-                <w:kern w:val="2"/>
-                <w:sz w:val="28"/>
-                <w:szCs w:val="28"/>
-                <w14:ligatures w14:val="standardContextual"/>
-              </w:rPr>
-              <w:tab/>
-            </w:r>
-            <w:r>
-              <w:rPr>
-                <w:rStyle w:val="ad"/>
-                <w:rFonts w:ascii="Times New Roman" w:hAnsi="Times New Roman" w:cs="Times New Roman"/>
-                <w:noProof/>
-                <w:sz w:val="28"/>
-                <w:szCs w:val="28"/>
-              </w:rPr>
-              <w:t>Применяемые сепараторы</w:t>
-            </w:r>
-            <w:r>
-              <w:rPr>
-                <w:rFonts w:ascii="Times New Roman" w:hAnsi="Times New Roman" w:cs="Times New Roman"/>
-                <w:noProof/>
-                <w:webHidden/>
-                <w:sz w:val="28"/>
-                <w:szCs w:val="28"/>
-              </w:rPr>
-              <w:tab/>
-            </w:r>
-            <w:r>
-              <w:rPr>
-                <w:rFonts w:ascii="Times New Roman" w:hAnsi="Times New Roman" w:cs="Times New Roman"/>
-                <w:noProof/>
-                <w:webHidden/>
-                <w:sz w:val="28"/>
-                <w:szCs w:val="28"/>
-              </w:rPr>
-              <w:fldChar w:fldCharType="begin"/>
-            </w:r>
-            <w:r>
-              <w:rPr>
-                <w:rFonts w:ascii="Times New Roman" w:hAnsi="Times New Roman" w:cs="Times New Roman"/>
-                <w:noProof/>
-                <w:webHidden/>
-                <w:sz w:val="28"/>
-                <w:szCs w:val="28"/>
-              </w:rPr>
-              <w:instrText xml:space="preserve"> PAGEREF _Toc185135544 \h </w:instrText>
-            </w:r>
-            <w:r>
-              <w:rPr>
-                <w:rFonts w:ascii="Times New Roman" w:hAnsi="Times New Roman" w:cs="Times New Roman"/>
-                <w:noProof/>
-                <w:webHidden/>
-                <w:sz w:val="28"/>
-                <w:szCs w:val="28"/>
-              </w:rPr>
-            </w:r>
-            <w:r>
-              <w:rPr>
-                <w:rFonts w:ascii="Times New Roman" w:hAnsi="Times New Roman" w:cs="Times New Roman"/>
-                <w:noProof/>
-                <w:webHidden/>
-                <w:sz w:val="28"/>
-                <w:szCs w:val="28"/>
-              </w:rPr>
-              <w:fldChar w:fldCharType="separate"/>
-            </w:r>
-            <w:r>
-              <w:rPr>
-                <w:rFonts w:ascii="Times New Roman" w:hAnsi="Times New Roman" w:cs="Times New Roman"/>
-                <w:noProof/>
-                <w:webHidden/>
-                <w:sz w:val="28"/>
-                <w:szCs w:val="28"/>
-              </w:rPr>
-              <w:t>6</w:t>
-            </w:r>
-            <w:r>
-              <w:rPr>
-                <w:rFonts w:ascii="Times New Roman" w:hAnsi="Times New Roman" w:cs="Times New Roman"/>
-                <w:noProof/>
-                <w:webHidden/>
-                <w:sz w:val="28"/>
-                <w:szCs w:val="28"/>
-              </w:rPr>
-              <w:fldChar w:fldCharType="end"/>
-            </w:r>
-          </w:hyperlink>
-        </w:p>
-        <w:p>
-          <w:pPr>
-            <w:pStyle w:val="23"/>
-            <w:tabs>
-              <w:tab w:val="left" w:pos="880"/>
-              <w:tab w:val="right" w:leader="dot" w:pos="10025"/>
-            </w:tabs>
-            <w:spacing w:line="240" w:lineRule="auto"/>
-            <w:rPr>
-              <w:rFonts w:ascii="Times New Roman" w:eastAsiaTheme="minorEastAsia" w:hAnsi="Times New Roman" w:cs="Times New Roman"/>
-              <w:noProof/>
-              <w:kern w:val="2"/>
-              <w:sz w:val="28"/>
-              <w:szCs w:val="28"/>
-              <w14:ligatures w14:val="standardContextual"/>
-            </w:rPr>
-          </w:pPr>
-          <w:hyperlink w:anchor="_Toc185135545" w:history="1">
-            <w:r>
-              <w:rPr>
-                <w:rStyle w:val="ad"/>
-                <w:rFonts w:ascii="Times New Roman" w:hAnsi="Times New Roman" w:cs="Times New Roman"/>
-                <w:noProof/>
-                <w:sz w:val="28"/>
-                <w:szCs w:val="28"/>
-              </w:rPr>
-              <w:t>1.4</w:t>
-            </w:r>
-            <w:r>
-              <w:rPr>
-                <w:rFonts w:ascii="Times New Roman" w:eastAsiaTheme="minorEastAsia" w:hAnsi="Times New Roman" w:cs="Times New Roman"/>
-                <w:noProof/>
-                <w:kern w:val="2"/>
-                <w:sz w:val="28"/>
-                <w:szCs w:val="28"/>
-                <w14:ligatures w14:val="standardContextual"/>
-              </w:rPr>
-              <w:tab/>
-            </w:r>
-            <w:r>
-              <w:rPr>
-                <w:rStyle w:val="ad"/>
-                <w:rFonts w:ascii="Times New Roman" w:hAnsi="Times New Roman" w:cs="Times New Roman"/>
-                <w:noProof/>
-                <w:sz w:val="28"/>
-                <w:szCs w:val="28"/>
-              </w:rPr>
-              <w:t>Применяемые кодировки</w:t>
-            </w:r>
-            <w:r>
-              <w:rPr>
-                <w:rFonts w:ascii="Times New Roman" w:hAnsi="Times New Roman" w:cs="Times New Roman"/>
-                <w:noProof/>
-                <w:webHidden/>
-                <w:sz w:val="28"/>
-                <w:szCs w:val="28"/>
-              </w:rPr>
-              <w:tab/>
-            </w:r>
-            <w:r>
-              <w:rPr>
-                <w:rFonts w:ascii="Times New Roman" w:hAnsi="Times New Roman" w:cs="Times New Roman"/>
-                <w:noProof/>
-                <w:webHidden/>
-                <w:sz w:val="28"/>
-                <w:szCs w:val="28"/>
-              </w:rPr>
-              <w:fldChar w:fldCharType="begin"/>
-            </w:r>
-            <w:r>
-              <w:rPr>
-                <w:rFonts w:ascii="Times New Roman" w:hAnsi="Times New Roman" w:cs="Times New Roman"/>
-                <w:noProof/>
-                <w:webHidden/>
-                <w:sz w:val="28"/>
-                <w:szCs w:val="28"/>
-              </w:rPr>
-              <w:instrText xml:space="preserve"> PAGEREF _Toc185135545 \h </w:instrText>
-            </w:r>
-            <w:r>
-              <w:rPr>
-                <w:rFonts w:ascii="Times New Roman" w:hAnsi="Times New Roman" w:cs="Times New Roman"/>
-                <w:noProof/>
-                <w:webHidden/>
-                <w:sz w:val="28"/>
-                <w:szCs w:val="28"/>
-              </w:rPr>
-            </w:r>
-            <w:r>
-              <w:rPr>
-                <w:rFonts w:ascii="Times New Roman" w:hAnsi="Times New Roman" w:cs="Times New Roman"/>
-                <w:noProof/>
-                <w:webHidden/>
-                <w:sz w:val="28"/>
-                <w:szCs w:val="28"/>
-              </w:rPr>
-              <w:fldChar w:fldCharType="separate"/>
-            </w:r>
-            <w:r>
-              <w:rPr>
-                <w:rFonts w:ascii="Times New Roman" w:hAnsi="Times New Roman" w:cs="Times New Roman"/>
-                <w:noProof/>
-                <w:webHidden/>
-                <w:sz w:val="28"/>
-                <w:szCs w:val="28"/>
-              </w:rPr>
-              <w:t>7</w:t>
-            </w:r>
-            <w:r>
-              <w:rPr>
-                <w:rFonts w:ascii="Times New Roman" w:hAnsi="Times New Roman" w:cs="Times New Roman"/>
-                <w:noProof/>
-                <w:webHidden/>
-                <w:sz w:val="28"/>
-                <w:szCs w:val="28"/>
-              </w:rPr>
-              <w:fldChar w:fldCharType="end"/>
-            </w:r>
-          </w:hyperlink>
-        </w:p>
-        <w:p>
-          <w:pPr>
-            <w:pStyle w:val="23"/>
-            <w:tabs>
-              <w:tab w:val="right" w:leader="dot" w:pos="10025"/>
-            </w:tabs>
-            <w:spacing w:line="240" w:lineRule="auto"/>
-            <w:rPr>
-              <w:rFonts w:ascii="Times New Roman" w:eastAsiaTheme="minorEastAsia" w:hAnsi="Times New Roman" w:cs="Times New Roman"/>
-              <w:noProof/>
-              <w:kern w:val="2"/>
-              <w:sz w:val="28"/>
-              <w:szCs w:val="28"/>
-              <w14:ligatures w14:val="standardContextual"/>
-            </w:rPr>
-          </w:pPr>
-          <w:hyperlink w:anchor="_Toc185135546" w:history="1">
-            <w:r>
-              <w:rPr>
-                <w:rStyle w:val="ad"/>
-                <w:rFonts w:ascii="Times New Roman" w:hAnsi="Times New Roman" w:cs="Times New Roman"/>
-                <w:noProof/>
-                <w:sz w:val="28"/>
-                <w:szCs w:val="28"/>
-              </w:rPr>
-              <w:t>1.5 Типы данных</w:t>
-            </w:r>
-            <w:r>
-              <w:rPr>
-                <w:rFonts w:ascii="Times New Roman" w:hAnsi="Times New Roman" w:cs="Times New Roman"/>
-                <w:noProof/>
-                <w:webHidden/>
-                <w:sz w:val="28"/>
-                <w:szCs w:val="28"/>
-              </w:rPr>
-              <w:tab/>
-            </w:r>
-            <w:r>
-              <w:rPr>
-                <w:rFonts w:ascii="Times New Roman" w:hAnsi="Times New Roman" w:cs="Times New Roman"/>
-                <w:noProof/>
-                <w:webHidden/>
-                <w:sz w:val="28"/>
-                <w:szCs w:val="28"/>
-              </w:rPr>
-              <w:fldChar w:fldCharType="begin"/>
-            </w:r>
-            <w:r>
-              <w:rPr>
-                <w:rFonts w:ascii="Times New Roman" w:hAnsi="Times New Roman" w:cs="Times New Roman"/>
-                <w:noProof/>
-                <w:webHidden/>
-                <w:sz w:val="28"/>
-                <w:szCs w:val="28"/>
-              </w:rPr>
-              <w:instrText xml:space="preserve"> PAGEREF _Toc185135546 \h </w:instrText>
-            </w:r>
-            <w:r>
-              <w:rPr>
-                <w:rFonts w:ascii="Times New Roman" w:hAnsi="Times New Roman" w:cs="Times New Roman"/>
-                <w:noProof/>
-                <w:webHidden/>
-                <w:sz w:val="28"/>
-                <w:szCs w:val="28"/>
-              </w:rPr>
-            </w:r>
-            <w:r>
-              <w:rPr>
-                <w:rFonts w:ascii="Times New Roman" w:hAnsi="Times New Roman" w:cs="Times New Roman"/>
-                <w:noProof/>
-                <w:webHidden/>
-                <w:sz w:val="28"/>
-                <w:szCs w:val="28"/>
-              </w:rPr>
-              <w:fldChar w:fldCharType="separate"/>
-            </w:r>
-            <w:r>
-              <w:rPr>
-                <w:rFonts w:ascii="Times New Roman" w:hAnsi="Times New Roman" w:cs="Times New Roman"/>
-                <w:noProof/>
-                <w:webHidden/>
-                <w:sz w:val="28"/>
-                <w:szCs w:val="28"/>
-              </w:rPr>
-              <w:t>7</w:t>
-            </w:r>
-            <w:r>
-              <w:rPr>
-                <w:rFonts w:ascii="Times New Roman" w:hAnsi="Times New Roman" w:cs="Times New Roman"/>
-                <w:noProof/>
-                <w:webHidden/>
-                <w:sz w:val="28"/>
-                <w:szCs w:val="28"/>
-              </w:rPr>
-              <w:fldChar w:fldCharType="end"/>
-            </w:r>
-          </w:hyperlink>
-        </w:p>
-        <w:p>
-          <w:pPr>
-            <w:pStyle w:val="23"/>
-            <w:tabs>
-              <w:tab w:val="left" w:pos="880"/>
-              <w:tab w:val="right" w:leader="dot" w:pos="10025"/>
-            </w:tabs>
-            <w:spacing w:line="240" w:lineRule="auto"/>
-            <w:rPr>
-              <w:rFonts w:ascii="Times New Roman" w:eastAsiaTheme="minorEastAsia" w:hAnsi="Times New Roman" w:cs="Times New Roman"/>
-              <w:noProof/>
-              <w:kern w:val="2"/>
-              <w:sz w:val="28"/>
-              <w:szCs w:val="28"/>
-              <w14:ligatures w14:val="standardContextual"/>
-            </w:rPr>
-          </w:pPr>
-          <w:hyperlink w:anchor="_Toc185135567" w:history="1">
-            <w:r>
-              <w:rPr>
-                <w:rStyle w:val="ad"/>
-                <w:rFonts w:ascii="Times New Roman" w:hAnsi="Times New Roman" w:cs="Times New Roman"/>
-                <w:noProof/>
-                <w:sz w:val="28"/>
-                <w:szCs w:val="28"/>
-              </w:rPr>
-              <w:t>2.</w:t>
-            </w:r>
-            <w:r>
-              <w:rPr>
-                <w:rFonts w:ascii="Times New Roman" w:eastAsiaTheme="minorEastAsia" w:hAnsi="Times New Roman" w:cs="Times New Roman"/>
-                <w:noProof/>
-                <w:kern w:val="2"/>
-                <w:sz w:val="28"/>
-                <w:szCs w:val="28"/>
-                <w14:ligatures w14:val="standardContextual"/>
-              </w:rPr>
-              <w:tab/>
-            </w:r>
-            <w:r>
-              <w:rPr>
-                <w:rStyle w:val="ad"/>
-                <w:rFonts w:ascii="Times New Roman" w:hAnsi="Times New Roman" w:cs="Times New Roman"/>
-                <w:noProof/>
-                <w:sz w:val="28"/>
-                <w:szCs w:val="28"/>
-              </w:rPr>
-              <w:t>Спецификация языка программирования</w:t>
-            </w:r>
-            <w:r>
-              <w:rPr>
-                <w:rFonts w:ascii="Times New Roman" w:hAnsi="Times New Roman" w:cs="Times New Roman"/>
-                <w:noProof/>
-                <w:webHidden/>
-                <w:sz w:val="28"/>
-                <w:szCs w:val="28"/>
-              </w:rPr>
-              <w:tab/>
-            </w:r>
-            <w:r>
-              <w:rPr>
-                <w:rFonts w:ascii="Times New Roman" w:hAnsi="Times New Roman" w:cs="Times New Roman"/>
-                <w:noProof/>
-                <w:webHidden/>
-                <w:sz w:val="28"/>
-                <w:szCs w:val="28"/>
-              </w:rPr>
-              <w:fldChar w:fldCharType="begin"/>
-            </w:r>
-            <w:r>
-              <w:rPr>
-                <w:rFonts w:ascii="Times New Roman" w:hAnsi="Times New Roman" w:cs="Times New Roman"/>
-                <w:noProof/>
-                <w:webHidden/>
-                <w:sz w:val="28"/>
-                <w:szCs w:val="28"/>
-              </w:rPr>
-              <w:instrText xml:space="preserve"> PAGEREF _Toc185135567 \h </w:instrText>
-            </w:r>
-            <w:r>
-              <w:rPr>
-                <w:rFonts w:ascii="Times New Roman" w:hAnsi="Times New Roman" w:cs="Times New Roman"/>
-                <w:noProof/>
-                <w:webHidden/>
-                <w:sz w:val="28"/>
-                <w:szCs w:val="28"/>
-              </w:rPr>
-            </w:r>
-            <w:r>
-              <w:rPr>
-                <w:rFonts w:ascii="Times New Roman" w:hAnsi="Times New Roman" w:cs="Times New Roman"/>
-                <w:noProof/>
-                <w:webHidden/>
-                <w:sz w:val="28"/>
-                <w:szCs w:val="28"/>
-              </w:rPr>
-              <w:fldChar w:fldCharType="separate"/>
-            </w:r>
-            <w:r>
-              <w:rPr>
-                <w:rFonts w:ascii="Times New Roman" w:hAnsi="Times New Roman" w:cs="Times New Roman"/>
-                <w:noProof/>
-                <w:webHidden/>
-                <w:sz w:val="28"/>
-                <w:szCs w:val="28"/>
-              </w:rPr>
-              <w:t>16</w:t>
-            </w:r>
-            <w:r>
-              <w:rPr>
-                <w:rFonts w:ascii="Times New Roman" w:hAnsi="Times New Roman" w:cs="Times New Roman"/>
-                <w:noProof/>
-                <w:webHidden/>
-                <w:sz w:val="28"/>
-                <w:szCs w:val="28"/>
-              </w:rPr>
-              <w:fldChar w:fldCharType="end"/>
-            </w:r>
-          </w:hyperlink>
-        </w:p>
-        <w:p>
-          <w:pPr>
-            <w:pStyle w:val="23"/>
-            <w:tabs>
-              <w:tab w:val="left" w:pos="880"/>
-              <w:tab w:val="right" w:leader="dot" w:pos="10025"/>
-            </w:tabs>
-            <w:spacing w:line="240" w:lineRule="auto"/>
-            <w:rPr>
-              <w:rFonts w:ascii="Times New Roman" w:eastAsiaTheme="minorEastAsia" w:hAnsi="Times New Roman" w:cs="Times New Roman"/>
-              <w:noProof/>
-              <w:kern w:val="2"/>
-              <w:sz w:val="28"/>
-              <w:szCs w:val="28"/>
-              <w14:ligatures w14:val="standardContextual"/>
-            </w:rPr>
-          </w:pPr>
-          <w:hyperlink w:anchor="_Toc185135568" w:history="1">
-            <w:r>
-              <w:rPr>
-                <w:rStyle w:val="ad"/>
-                <w:rFonts w:ascii="Times New Roman" w:hAnsi="Times New Roman" w:cs="Times New Roman"/>
-                <w:noProof/>
-                <w:sz w:val="28"/>
-                <w:szCs w:val="28"/>
-              </w:rPr>
-              <w:t>2.1</w:t>
-            </w:r>
-            <w:r>
-              <w:rPr>
-                <w:rFonts w:ascii="Times New Roman" w:eastAsiaTheme="minorEastAsia" w:hAnsi="Times New Roman" w:cs="Times New Roman"/>
-                <w:noProof/>
-                <w:kern w:val="2"/>
-                <w:sz w:val="28"/>
-                <w:szCs w:val="28"/>
-                <w14:ligatures w14:val="standardContextual"/>
-              </w:rPr>
-              <w:tab/>
-            </w:r>
-            <w:r>
-              <w:rPr>
-                <w:rStyle w:val="ad"/>
-                <w:rFonts w:ascii="Times New Roman" w:hAnsi="Times New Roman" w:cs="Times New Roman"/>
-                <w:noProof/>
-                <w:sz w:val="28"/>
-                <w:szCs w:val="28"/>
-              </w:rPr>
-              <w:t>Компоненты транслятора их назначение и принципы взаимодействия</w:t>
-            </w:r>
-            <w:r>
-              <w:rPr>
-                <w:rFonts w:ascii="Times New Roman" w:hAnsi="Times New Roman" w:cs="Times New Roman"/>
-                <w:noProof/>
-                <w:webHidden/>
-                <w:sz w:val="28"/>
-                <w:szCs w:val="28"/>
-              </w:rPr>
-              <w:tab/>
-            </w:r>
-            <w:r>
-              <w:rPr>
-                <w:rFonts w:ascii="Times New Roman" w:hAnsi="Times New Roman" w:cs="Times New Roman"/>
-                <w:noProof/>
-                <w:webHidden/>
-                <w:sz w:val="28"/>
-                <w:szCs w:val="28"/>
-              </w:rPr>
-              <w:fldChar w:fldCharType="begin"/>
-            </w:r>
-            <w:r>
-              <w:rPr>
-                <w:rFonts w:ascii="Times New Roman" w:hAnsi="Times New Roman" w:cs="Times New Roman"/>
-                <w:noProof/>
-                <w:webHidden/>
-                <w:sz w:val="28"/>
-                <w:szCs w:val="28"/>
-              </w:rPr>
-              <w:instrText xml:space="preserve"> PAGEREF _Toc185135568 \h </w:instrText>
-            </w:r>
-            <w:r>
-              <w:rPr>
-                <w:rFonts w:ascii="Times New Roman" w:hAnsi="Times New Roman" w:cs="Times New Roman"/>
-                <w:noProof/>
-                <w:webHidden/>
-                <w:sz w:val="28"/>
-                <w:szCs w:val="28"/>
-              </w:rPr>
-            </w:r>
-            <w:r>
-              <w:rPr>
-                <w:rFonts w:ascii="Times New Roman" w:hAnsi="Times New Roman" w:cs="Times New Roman"/>
-                <w:noProof/>
-                <w:webHidden/>
-                <w:sz w:val="28"/>
-                <w:szCs w:val="28"/>
-              </w:rPr>
-              <w:fldChar w:fldCharType="separate"/>
-            </w:r>
-            <w:r>
-              <w:rPr>
-                <w:rFonts w:ascii="Times New Roman" w:hAnsi="Times New Roman" w:cs="Times New Roman"/>
-                <w:noProof/>
-                <w:webHidden/>
-                <w:sz w:val="28"/>
-                <w:szCs w:val="28"/>
-              </w:rPr>
-              <w:t>16</w:t>
-            </w:r>
-            <w:r>
-              <w:rPr>
-                <w:rFonts w:ascii="Times New Roman" w:hAnsi="Times New Roman" w:cs="Times New Roman"/>
-                <w:noProof/>
-                <w:webHidden/>
-                <w:sz w:val="28"/>
-                <w:szCs w:val="28"/>
-              </w:rPr>
-              <w:fldChar w:fldCharType="end"/>
-            </w:r>
-          </w:hyperlink>
-        </w:p>
-        <w:p>
-          <w:pPr>
-            <w:pStyle w:val="23"/>
-            <w:tabs>
-              <w:tab w:val="left" w:pos="880"/>
-              <w:tab w:val="right" w:leader="dot" w:pos="10025"/>
-            </w:tabs>
-            <w:spacing w:line="240" w:lineRule="auto"/>
-            <w:rPr>
-              <w:rFonts w:ascii="Times New Roman" w:eastAsiaTheme="minorEastAsia" w:hAnsi="Times New Roman" w:cs="Times New Roman"/>
-              <w:noProof/>
-              <w:kern w:val="2"/>
-              <w:sz w:val="28"/>
-              <w:szCs w:val="28"/>
-              <w14:ligatures w14:val="standardContextual"/>
-            </w:rPr>
-          </w:pPr>
-          <w:hyperlink w:anchor="_Toc185135569" w:history="1">
-            <w:r>
-              <w:rPr>
-                <w:rStyle w:val="ad"/>
-                <w:rFonts w:ascii="Times New Roman" w:hAnsi="Times New Roman" w:cs="Times New Roman"/>
-                <w:noProof/>
-                <w:sz w:val="28"/>
-                <w:szCs w:val="28"/>
-              </w:rPr>
-              <w:t>2.2</w:t>
-            </w:r>
-            <w:r>
-              <w:rPr>
-                <w:rFonts w:ascii="Times New Roman" w:eastAsiaTheme="minorEastAsia" w:hAnsi="Times New Roman" w:cs="Times New Roman"/>
-                <w:noProof/>
-                <w:kern w:val="2"/>
-                <w:sz w:val="28"/>
-                <w:szCs w:val="28"/>
-                <w14:ligatures w14:val="standardContextual"/>
-              </w:rPr>
-              <w:tab/>
-            </w:r>
-            <w:r>
-              <w:rPr>
-                <w:rStyle w:val="ad"/>
-                <w:rFonts w:ascii="Times New Roman" w:hAnsi="Times New Roman" w:cs="Times New Roman"/>
-                <w:noProof/>
-                <w:sz w:val="28"/>
-                <w:szCs w:val="28"/>
-              </w:rPr>
-              <w:t>Перечень входных параметров транслятора</w:t>
-            </w:r>
-            <w:r>
-              <w:rPr>
-                <w:rFonts w:ascii="Times New Roman" w:hAnsi="Times New Roman" w:cs="Times New Roman"/>
-                <w:noProof/>
-                <w:webHidden/>
-                <w:sz w:val="28"/>
-                <w:szCs w:val="28"/>
-              </w:rPr>
-              <w:tab/>
-            </w:r>
-            <w:r>
-              <w:rPr>
-                <w:rFonts w:ascii="Times New Roman" w:hAnsi="Times New Roman" w:cs="Times New Roman"/>
-                <w:noProof/>
-                <w:webHidden/>
-                <w:sz w:val="28"/>
-                <w:szCs w:val="28"/>
-              </w:rPr>
-              <w:fldChar w:fldCharType="begin"/>
-            </w:r>
-            <w:r>
-              <w:rPr>
-                <w:rFonts w:ascii="Times New Roman" w:hAnsi="Times New Roman" w:cs="Times New Roman"/>
-                <w:noProof/>
-                <w:webHidden/>
-                <w:sz w:val="28"/>
-                <w:szCs w:val="28"/>
-              </w:rPr>
-              <w:instrText xml:space="preserve"> PAGEREF _Toc185135569 \h </w:instrText>
-            </w:r>
-            <w:r>
-              <w:rPr>
-                <w:rFonts w:ascii="Times New Roman" w:hAnsi="Times New Roman" w:cs="Times New Roman"/>
-                <w:noProof/>
-                <w:webHidden/>
-                <w:sz w:val="28"/>
-                <w:szCs w:val="28"/>
-              </w:rPr>
-            </w:r>
-            <w:r>
-              <w:rPr>
-                <w:rFonts w:ascii="Times New Roman" w:hAnsi="Times New Roman" w:cs="Times New Roman"/>
-                <w:noProof/>
-                <w:webHidden/>
-                <w:sz w:val="28"/>
-                <w:szCs w:val="28"/>
-              </w:rPr>
-              <w:fldChar w:fldCharType="separate"/>
-            </w:r>
-            <w:r>
-              <w:rPr>
-                <w:rFonts w:ascii="Times New Roman" w:hAnsi="Times New Roman" w:cs="Times New Roman"/>
-                <w:noProof/>
-                <w:webHidden/>
-                <w:sz w:val="28"/>
-                <w:szCs w:val="28"/>
-              </w:rPr>
-              <w:t>17</w:t>
-            </w:r>
-            <w:r>
-              <w:rPr>
-                <w:rFonts w:ascii="Times New Roman" w:hAnsi="Times New Roman" w:cs="Times New Roman"/>
-                <w:noProof/>
-                <w:webHidden/>
-                <w:sz w:val="28"/>
-                <w:szCs w:val="28"/>
-              </w:rPr>
-              <w:fldChar w:fldCharType="end"/>
-            </w:r>
-          </w:hyperlink>
-        </w:p>
-        <w:p>
-          <w:pPr>
-            <w:pStyle w:val="23"/>
-            <w:tabs>
-              <w:tab w:val="left" w:pos="880"/>
-              <w:tab w:val="right" w:leader="dot" w:pos="10025"/>
-            </w:tabs>
-            <w:spacing w:line="240" w:lineRule="auto"/>
-            <w:rPr>
-              <w:rFonts w:ascii="Times New Roman" w:eastAsiaTheme="minorEastAsia" w:hAnsi="Times New Roman" w:cs="Times New Roman"/>
-              <w:noProof/>
-              <w:kern w:val="2"/>
-              <w:sz w:val="28"/>
-              <w:szCs w:val="28"/>
-              <w14:ligatures w14:val="standardContextual"/>
-            </w:rPr>
-          </w:pPr>
-          <w:hyperlink w:anchor="_Toc185135570" w:history="1">
-            <w:r>
-              <w:rPr>
-                <w:rStyle w:val="ad"/>
-                <w:rFonts w:ascii="Times New Roman" w:hAnsi="Times New Roman" w:cs="Times New Roman"/>
-                <w:noProof/>
-                <w:sz w:val="28"/>
-                <w:szCs w:val="28"/>
-              </w:rPr>
-              <w:t>2.</w:t>
-            </w:r>
-            <w:r>
-              <w:rPr>
-                <w:rStyle w:val="ad"/>
-                <w:rFonts w:ascii="Times New Roman" w:hAnsi="Times New Roman" w:cs="Times New Roman"/>
-                <w:noProof/>
-                <w:sz w:val="28"/>
-                <w:szCs w:val="28"/>
-                <w:lang w:val="en-US"/>
-              </w:rPr>
-              <w:t>3</w:t>
-            </w:r>
-            <w:r>
-              <w:rPr>
-                <w:rFonts w:ascii="Times New Roman" w:eastAsiaTheme="minorEastAsia" w:hAnsi="Times New Roman" w:cs="Times New Roman"/>
-                <w:noProof/>
-                <w:kern w:val="2"/>
-                <w:sz w:val="28"/>
-                <w:szCs w:val="28"/>
-                <w14:ligatures w14:val="standardContextual"/>
-              </w:rPr>
-              <w:tab/>
-            </w:r>
-            <w:r>
-              <w:rPr>
-                <w:rStyle w:val="ad"/>
-                <w:rFonts w:ascii="Times New Roman" w:hAnsi="Times New Roman" w:cs="Times New Roman"/>
-                <w:noProof/>
-                <w:sz w:val="28"/>
-                <w:szCs w:val="28"/>
-              </w:rPr>
-              <w:t>Протоколы, формируемые транслятором</w:t>
-            </w:r>
-            <w:r>
-              <w:rPr>
-                <w:rFonts w:ascii="Times New Roman" w:hAnsi="Times New Roman" w:cs="Times New Roman"/>
-                <w:noProof/>
-                <w:webHidden/>
-                <w:sz w:val="28"/>
-                <w:szCs w:val="28"/>
-              </w:rPr>
-              <w:tab/>
-            </w:r>
-            <w:r>
-              <w:rPr>
-                <w:rFonts w:ascii="Times New Roman" w:hAnsi="Times New Roman" w:cs="Times New Roman"/>
-                <w:noProof/>
-                <w:webHidden/>
-                <w:sz w:val="28"/>
-                <w:szCs w:val="28"/>
-              </w:rPr>
-              <w:fldChar w:fldCharType="begin"/>
-            </w:r>
-            <w:r>
-              <w:rPr>
-                <w:rFonts w:ascii="Times New Roman" w:hAnsi="Times New Roman" w:cs="Times New Roman"/>
-                <w:noProof/>
-                <w:webHidden/>
-                <w:sz w:val="28"/>
-                <w:szCs w:val="28"/>
-              </w:rPr>
-              <w:instrText xml:space="preserve"> PAGEREF _Toc185135570 \h </w:instrText>
-            </w:r>
-            <w:r>
-              <w:rPr>
-                <w:rFonts w:ascii="Times New Roman" w:hAnsi="Times New Roman" w:cs="Times New Roman"/>
-                <w:noProof/>
-                <w:webHidden/>
-                <w:sz w:val="28"/>
-                <w:szCs w:val="28"/>
-              </w:rPr>
-            </w:r>
-            <w:r>
-              <w:rPr>
-                <w:rFonts w:ascii="Times New Roman" w:hAnsi="Times New Roman" w:cs="Times New Roman"/>
-                <w:noProof/>
-                <w:webHidden/>
-                <w:sz w:val="28"/>
-                <w:szCs w:val="28"/>
-              </w:rPr>
-              <w:fldChar w:fldCharType="separate"/>
-            </w:r>
-            <w:r>
-              <w:rPr>
-                <w:rFonts w:ascii="Times New Roman" w:hAnsi="Times New Roman" w:cs="Times New Roman"/>
-                <w:noProof/>
-                <w:webHidden/>
-                <w:sz w:val="28"/>
-                <w:szCs w:val="28"/>
-              </w:rPr>
-              <w:t>17</w:t>
-            </w:r>
-            <w:r>
-              <w:rPr>
-                <w:rFonts w:ascii="Times New Roman" w:hAnsi="Times New Roman" w:cs="Times New Roman"/>
-                <w:noProof/>
-                <w:webHidden/>
-                <w:sz w:val="28"/>
-                <w:szCs w:val="28"/>
-              </w:rPr>
-              <w:fldChar w:fldCharType="end"/>
-            </w:r>
-          </w:hyperlink>
-        </w:p>
-        <w:p>
-          <w:pPr>
-            <w:pStyle w:val="11"/>
-            <w:tabs>
-              <w:tab w:val="left" w:pos="440"/>
-              <w:tab w:val="right" w:leader="dot" w:pos="10025"/>
-            </w:tabs>
-            <w:spacing w:line="240" w:lineRule="auto"/>
-            <w:rPr>
-              <w:rFonts w:ascii="Times New Roman" w:eastAsiaTheme="minorEastAsia" w:hAnsi="Times New Roman" w:cs="Times New Roman"/>
-              <w:noProof/>
-              <w:kern w:val="2"/>
-              <w:sz w:val="28"/>
-              <w:szCs w:val="28"/>
-              <w14:ligatures w14:val="standardContextual"/>
-            </w:rPr>
-          </w:pPr>
-          <w:hyperlink w:anchor="_Toc185135571" w:history="1">
-            <w:r>
-              <w:rPr>
-                <w:rStyle w:val="ad"/>
-                <w:rFonts w:ascii="Times New Roman" w:hAnsi="Times New Roman" w:cs="Times New Roman"/>
-                <w:noProof/>
-                <w:sz w:val="28"/>
-                <w:szCs w:val="28"/>
-              </w:rPr>
-              <w:t>3.</w:t>
-            </w:r>
-            <w:r>
-              <w:rPr>
-                <w:rFonts w:ascii="Times New Roman" w:eastAsiaTheme="minorEastAsia" w:hAnsi="Times New Roman" w:cs="Times New Roman"/>
-                <w:noProof/>
-                <w:kern w:val="2"/>
-                <w:sz w:val="28"/>
-                <w:szCs w:val="28"/>
-                <w14:ligatures w14:val="standardContextual"/>
-              </w:rPr>
-              <w:tab/>
-            </w:r>
-            <w:r>
-              <w:rPr>
-                <w:rStyle w:val="ad"/>
-                <w:rFonts w:ascii="Times New Roman" w:hAnsi="Times New Roman" w:cs="Times New Roman"/>
-                <w:noProof/>
-                <w:sz w:val="28"/>
-                <w:szCs w:val="28"/>
-              </w:rPr>
-              <w:t>Разработка лексического анализатора</w:t>
-            </w:r>
-            <w:r>
-              <w:rPr>
-                <w:rFonts w:ascii="Times New Roman" w:hAnsi="Times New Roman" w:cs="Times New Roman"/>
-                <w:noProof/>
-                <w:webHidden/>
-                <w:sz w:val="28"/>
-                <w:szCs w:val="28"/>
-              </w:rPr>
-              <w:tab/>
-            </w:r>
-            <w:r>
-              <w:rPr>
-                <w:rFonts w:ascii="Times New Roman" w:hAnsi="Times New Roman" w:cs="Times New Roman"/>
-                <w:noProof/>
-                <w:webHidden/>
-                <w:sz w:val="28"/>
-                <w:szCs w:val="28"/>
-              </w:rPr>
-              <w:fldChar w:fldCharType="begin"/>
-            </w:r>
-            <w:r>
-              <w:rPr>
-                <w:rFonts w:ascii="Times New Roman" w:hAnsi="Times New Roman" w:cs="Times New Roman"/>
-                <w:noProof/>
-                <w:webHidden/>
-                <w:sz w:val="28"/>
-                <w:szCs w:val="28"/>
-              </w:rPr>
-              <w:instrText xml:space="preserve"> PAGEREF _Toc185135571 \h </w:instrText>
-            </w:r>
-            <w:r>
-              <w:rPr>
-                <w:rFonts w:ascii="Times New Roman" w:hAnsi="Times New Roman" w:cs="Times New Roman"/>
-                <w:noProof/>
-                <w:webHidden/>
-                <w:sz w:val="28"/>
-                <w:szCs w:val="28"/>
-              </w:rPr>
-            </w:r>
-            <w:r>
-              <w:rPr>
-                <w:rFonts w:ascii="Times New Roman" w:hAnsi="Times New Roman" w:cs="Times New Roman"/>
-                <w:noProof/>
-                <w:webHidden/>
-                <w:sz w:val="28"/>
-                <w:szCs w:val="28"/>
-              </w:rPr>
-              <w:fldChar w:fldCharType="separate"/>
-            </w:r>
-            <w:r>
-              <w:rPr>
-                <w:rFonts w:ascii="Times New Roman" w:hAnsi="Times New Roman" w:cs="Times New Roman"/>
-                <w:noProof/>
-                <w:webHidden/>
-                <w:sz w:val="28"/>
-                <w:szCs w:val="28"/>
-              </w:rPr>
-              <w:t>18</w:t>
-            </w:r>
-            <w:r>
-              <w:rPr>
-                <w:rFonts w:ascii="Times New Roman" w:hAnsi="Times New Roman" w:cs="Times New Roman"/>
-                <w:noProof/>
-                <w:webHidden/>
-                <w:sz w:val="28"/>
-                <w:szCs w:val="28"/>
-              </w:rPr>
-              <w:fldChar w:fldCharType="end"/>
-            </w:r>
-          </w:hyperlink>
-        </w:p>
-        <w:p>
-          <w:pPr>
-            <w:pStyle w:val="23"/>
-            <w:tabs>
-              <w:tab w:val="left" w:pos="880"/>
-              <w:tab w:val="right" w:leader="dot" w:pos="10025"/>
-            </w:tabs>
-            <w:spacing w:line="240" w:lineRule="auto"/>
-            <w:rPr>
-              <w:rFonts w:ascii="Times New Roman" w:eastAsiaTheme="minorEastAsia" w:hAnsi="Times New Roman" w:cs="Times New Roman"/>
-              <w:noProof/>
-              <w:kern w:val="2"/>
-              <w:sz w:val="28"/>
-              <w:szCs w:val="28"/>
-              <w14:ligatures w14:val="standardContextual"/>
-            </w:rPr>
-          </w:pPr>
-          <w:hyperlink w:anchor="_Toc185135577" w:history="1">
-            <w:r>
-              <w:rPr>
-                <w:rStyle w:val="ad"/>
-                <w:rFonts w:ascii="Times New Roman" w:hAnsi="Times New Roman" w:cs="Times New Roman"/>
-                <w:noProof/>
-                <w:sz w:val="28"/>
-                <w:szCs w:val="28"/>
-              </w:rPr>
-              <w:t>3.6</w:t>
-            </w:r>
-            <w:r>
-              <w:rPr>
-                <w:rFonts w:ascii="Times New Roman" w:eastAsiaTheme="minorEastAsia" w:hAnsi="Times New Roman" w:cs="Times New Roman"/>
-                <w:noProof/>
-                <w:kern w:val="2"/>
-                <w:sz w:val="28"/>
-                <w:szCs w:val="28"/>
-                <w14:ligatures w14:val="standardContextual"/>
-              </w:rPr>
-              <w:tab/>
-            </w:r>
-            <w:r>
-              <w:rPr>
-                <w:rStyle w:val="ad"/>
-                <w:rFonts w:ascii="Times New Roman" w:hAnsi="Times New Roman" w:cs="Times New Roman"/>
-                <w:noProof/>
-                <w:sz w:val="28"/>
-                <w:szCs w:val="28"/>
-              </w:rPr>
-              <w:t>Структура и перечень сообщений лексического анализатора</w:t>
-            </w:r>
-            <w:r>
-              <w:rPr>
-                <w:rFonts w:ascii="Times New Roman" w:hAnsi="Times New Roman" w:cs="Times New Roman"/>
-                <w:noProof/>
-                <w:webHidden/>
-                <w:sz w:val="28"/>
-                <w:szCs w:val="28"/>
-              </w:rPr>
-              <w:tab/>
-            </w:r>
-            <w:r>
-              <w:rPr>
-                <w:rFonts w:ascii="Times New Roman" w:hAnsi="Times New Roman" w:cs="Times New Roman"/>
-                <w:noProof/>
-                <w:webHidden/>
-                <w:sz w:val="28"/>
-                <w:szCs w:val="28"/>
-              </w:rPr>
-              <w:fldChar w:fldCharType="begin"/>
-            </w:r>
-            <w:r>
-              <w:rPr>
-                <w:rFonts w:ascii="Times New Roman" w:hAnsi="Times New Roman" w:cs="Times New Roman"/>
-                <w:noProof/>
-                <w:webHidden/>
-                <w:sz w:val="28"/>
-                <w:szCs w:val="28"/>
-              </w:rPr>
-              <w:instrText xml:space="preserve"> PAGEREF _Toc185135577 \h </w:instrText>
-            </w:r>
-            <w:r>
-              <w:rPr>
-                <w:rFonts w:ascii="Times New Roman" w:hAnsi="Times New Roman" w:cs="Times New Roman"/>
-                <w:noProof/>
-                <w:webHidden/>
-                <w:sz w:val="28"/>
-                <w:szCs w:val="28"/>
-              </w:rPr>
-            </w:r>
-            <w:r>
-              <w:rPr>
-                <w:rFonts w:ascii="Times New Roman" w:hAnsi="Times New Roman" w:cs="Times New Roman"/>
-                <w:noProof/>
-                <w:webHidden/>
-                <w:sz w:val="28"/>
-                <w:szCs w:val="28"/>
-              </w:rPr>
-              <w:fldChar w:fldCharType="separate"/>
-            </w:r>
-            <w:r>
-              <w:rPr>
-                <w:rFonts w:ascii="Times New Roman" w:hAnsi="Times New Roman" w:cs="Times New Roman"/>
-                <w:noProof/>
-                <w:webHidden/>
-                <w:sz w:val="28"/>
-                <w:szCs w:val="28"/>
-              </w:rPr>
-              <w:t>22</w:t>
-            </w:r>
-            <w:r>
-              <w:rPr>
-                <w:rFonts w:ascii="Times New Roman" w:hAnsi="Times New Roman" w:cs="Times New Roman"/>
-                <w:noProof/>
-                <w:webHidden/>
-                <w:sz w:val="28"/>
-                <w:szCs w:val="28"/>
-              </w:rPr>
-              <w:fldChar w:fldCharType="end"/>
-            </w:r>
-          </w:hyperlink>
-        </w:p>
-        <w:p>
-          <w:pPr>
-            <w:pStyle w:val="23"/>
-            <w:tabs>
-              <w:tab w:val="left" w:pos="880"/>
-              <w:tab w:val="right" w:leader="dot" w:pos="10025"/>
-            </w:tabs>
-            <w:spacing w:line="240" w:lineRule="auto"/>
-            <w:rPr>
-              <w:rFonts w:ascii="Times New Roman" w:eastAsiaTheme="minorEastAsia" w:hAnsi="Times New Roman" w:cs="Times New Roman"/>
-              <w:noProof/>
-              <w:kern w:val="2"/>
-              <w:sz w:val="28"/>
-              <w:szCs w:val="28"/>
-              <w14:ligatures w14:val="standardContextual"/>
-            </w:rPr>
-          </w:pPr>
-          <w:hyperlink w:anchor="_Toc185135578" w:history="1">
-            <w:r>
-              <w:rPr>
-                <w:rStyle w:val="ad"/>
-                <w:rFonts w:ascii="Times New Roman" w:hAnsi="Times New Roman" w:cs="Times New Roman"/>
-                <w:noProof/>
-                <w:sz w:val="28"/>
-                <w:szCs w:val="28"/>
-                <w:lang w:val="en-US"/>
-              </w:rPr>
-              <w:t>3.7</w:t>
-            </w:r>
-            <w:r>
-              <w:rPr>
-                <w:rFonts w:ascii="Times New Roman" w:eastAsiaTheme="minorEastAsia" w:hAnsi="Times New Roman" w:cs="Times New Roman"/>
-                <w:noProof/>
-                <w:kern w:val="2"/>
-                <w:sz w:val="28"/>
-                <w:szCs w:val="28"/>
-                <w14:ligatures w14:val="standardContextual"/>
-              </w:rPr>
-              <w:tab/>
-            </w:r>
-            <w:r>
-              <w:rPr>
-                <w:rStyle w:val="ad"/>
-                <w:rFonts w:ascii="Times New Roman" w:hAnsi="Times New Roman" w:cs="Times New Roman"/>
-                <w:noProof/>
-                <w:sz w:val="28"/>
-                <w:szCs w:val="28"/>
-              </w:rPr>
-              <w:t>Принцип обработки ошибок</w:t>
-            </w:r>
-            <w:r>
-              <w:rPr>
-                <w:rFonts w:ascii="Times New Roman" w:hAnsi="Times New Roman" w:cs="Times New Roman"/>
-                <w:noProof/>
-                <w:webHidden/>
-                <w:sz w:val="28"/>
-                <w:szCs w:val="28"/>
-              </w:rPr>
-              <w:tab/>
-            </w:r>
-            <w:r>
-              <w:rPr>
-                <w:rFonts w:ascii="Times New Roman" w:hAnsi="Times New Roman" w:cs="Times New Roman"/>
-                <w:noProof/>
-                <w:webHidden/>
-                <w:sz w:val="28"/>
-                <w:szCs w:val="28"/>
-              </w:rPr>
-              <w:fldChar w:fldCharType="begin"/>
-            </w:r>
-            <w:r>
-              <w:rPr>
-                <w:rFonts w:ascii="Times New Roman" w:hAnsi="Times New Roman" w:cs="Times New Roman"/>
-                <w:noProof/>
-                <w:webHidden/>
-                <w:sz w:val="28"/>
-                <w:szCs w:val="28"/>
-              </w:rPr>
-              <w:instrText xml:space="preserve"> PAGEREF _Toc185135578 \h </w:instrText>
-            </w:r>
-            <w:r>
-              <w:rPr>
-                <w:rFonts w:ascii="Times New Roman" w:hAnsi="Times New Roman" w:cs="Times New Roman"/>
-                <w:noProof/>
-                <w:webHidden/>
-                <w:sz w:val="28"/>
-                <w:szCs w:val="28"/>
-              </w:rPr>
-            </w:r>
-            <w:r>
-              <w:rPr>
-                <w:rFonts w:ascii="Times New Roman" w:hAnsi="Times New Roman" w:cs="Times New Roman"/>
-                <w:noProof/>
-                <w:webHidden/>
-                <w:sz w:val="28"/>
-                <w:szCs w:val="28"/>
-              </w:rPr>
-              <w:fldChar w:fldCharType="separate"/>
-            </w:r>
-            <w:r>
-              <w:rPr>
-                <w:rFonts w:ascii="Times New Roman" w:hAnsi="Times New Roman" w:cs="Times New Roman"/>
-                <w:noProof/>
-                <w:webHidden/>
-                <w:sz w:val="28"/>
-                <w:szCs w:val="28"/>
-              </w:rPr>
-              <w:t>23</w:t>
-            </w:r>
-            <w:r>
-              <w:rPr>
-                <w:rFonts w:ascii="Times New Roman" w:hAnsi="Times New Roman" w:cs="Times New Roman"/>
-                <w:noProof/>
-                <w:webHidden/>
-                <w:sz w:val="28"/>
-                <w:szCs w:val="28"/>
-              </w:rPr>
-              <w:fldChar w:fldCharType="end"/>
-            </w:r>
-          </w:hyperlink>
-        </w:p>
-        <w:p>
-          <w:pPr>
-            <w:pStyle w:val="23"/>
-            <w:tabs>
-              <w:tab w:val="left" w:pos="880"/>
-              <w:tab w:val="right" w:leader="dot" w:pos="10025"/>
-            </w:tabs>
-            <w:spacing w:line="240" w:lineRule="auto"/>
-            <w:rPr>
-              <w:rFonts w:ascii="Times New Roman" w:eastAsiaTheme="minorEastAsia" w:hAnsi="Times New Roman" w:cs="Times New Roman"/>
-              <w:noProof/>
-              <w:kern w:val="2"/>
-              <w:sz w:val="28"/>
-              <w:szCs w:val="28"/>
-              <w14:ligatures w14:val="standardContextual"/>
-            </w:rPr>
-          </w:pPr>
-          <w:hyperlink w:anchor="_Toc185135579" w:history="1">
-            <w:r>
-              <w:rPr>
-                <w:rStyle w:val="ad"/>
-                <w:rFonts w:ascii="Times New Roman" w:hAnsi="Times New Roman" w:cs="Times New Roman"/>
-                <w:noProof/>
-                <w:sz w:val="28"/>
-                <w:szCs w:val="28"/>
-                <w:lang w:val="en-US"/>
-              </w:rPr>
-              <w:t>3.8</w:t>
-            </w:r>
-            <w:r>
-              <w:rPr>
-                <w:rFonts w:ascii="Times New Roman" w:eastAsiaTheme="minorEastAsia" w:hAnsi="Times New Roman" w:cs="Times New Roman"/>
-                <w:noProof/>
-                <w:kern w:val="2"/>
-                <w:sz w:val="28"/>
-                <w:szCs w:val="28"/>
-                <w14:ligatures w14:val="standardContextual"/>
-              </w:rPr>
-              <w:tab/>
-            </w:r>
-            <w:r>
-              <w:rPr>
-                <w:rStyle w:val="ad"/>
-                <w:rFonts w:ascii="Times New Roman" w:hAnsi="Times New Roman" w:cs="Times New Roman"/>
-                <w:noProof/>
-                <w:sz w:val="28"/>
-                <w:szCs w:val="28"/>
-              </w:rPr>
-              <w:t>Параметры лексического анализатора</w:t>
-            </w:r>
-            <w:r>
-              <w:rPr>
-                <w:rFonts w:ascii="Times New Roman" w:hAnsi="Times New Roman" w:cs="Times New Roman"/>
-                <w:noProof/>
-                <w:webHidden/>
-                <w:sz w:val="28"/>
-                <w:szCs w:val="28"/>
-              </w:rPr>
-              <w:tab/>
-            </w:r>
-            <w:r>
-              <w:rPr>
-                <w:rFonts w:ascii="Times New Roman" w:hAnsi="Times New Roman" w:cs="Times New Roman"/>
-                <w:noProof/>
-                <w:webHidden/>
-                <w:sz w:val="28"/>
-                <w:szCs w:val="28"/>
-              </w:rPr>
-              <w:fldChar w:fldCharType="begin"/>
-            </w:r>
-            <w:r>
-              <w:rPr>
-                <w:rFonts w:ascii="Times New Roman" w:hAnsi="Times New Roman" w:cs="Times New Roman"/>
-                <w:noProof/>
-                <w:webHidden/>
-                <w:sz w:val="28"/>
-                <w:szCs w:val="28"/>
-              </w:rPr>
-              <w:instrText xml:space="preserve"> PAGEREF _Toc185135579 \h </w:instrText>
-            </w:r>
-            <w:r>
-              <w:rPr>
-                <w:rFonts w:ascii="Times New Roman" w:hAnsi="Times New Roman" w:cs="Times New Roman"/>
-                <w:noProof/>
-                <w:webHidden/>
-                <w:sz w:val="28"/>
-                <w:szCs w:val="28"/>
-              </w:rPr>
-            </w:r>
-            <w:r>
-              <w:rPr>
-                <w:rFonts w:ascii="Times New Roman" w:hAnsi="Times New Roman" w:cs="Times New Roman"/>
-                <w:noProof/>
-                <w:webHidden/>
-                <w:sz w:val="28"/>
-                <w:szCs w:val="28"/>
-              </w:rPr>
-              <w:fldChar w:fldCharType="separate"/>
-            </w:r>
-            <w:r>
-              <w:rPr>
-                <w:rFonts w:ascii="Times New Roman" w:hAnsi="Times New Roman" w:cs="Times New Roman"/>
-                <w:noProof/>
-                <w:webHidden/>
-                <w:sz w:val="28"/>
-                <w:szCs w:val="28"/>
-              </w:rPr>
-              <w:t>23</w:t>
-            </w:r>
-            <w:r>
-              <w:rPr>
-                <w:rFonts w:ascii="Times New Roman" w:hAnsi="Times New Roman" w:cs="Times New Roman"/>
-                <w:noProof/>
-                <w:webHidden/>
-                <w:sz w:val="28"/>
-                <w:szCs w:val="28"/>
-              </w:rPr>
-              <w:fldChar w:fldCharType="end"/>
-            </w:r>
-          </w:hyperlink>
-        </w:p>
-        <w:p>
-          <w:pPr>
-            <w:pStyle w:val="23"/>
-            <w:tabs>
-              <w:tab w:val="left" w:pos="880"/>
-              <w:tab w:val="right" w:leader="dot" w:pos="10025"/>
-            </w:tabs>
-            <w:spacing w:line="240" w:lineRule="auto"/>
-            <w:rPr>
-              <w:rFonts w:ascii="Times New Roman" w:eastAsiaTheme="minorEastAsia" w:hAnsi="Times New Roman" w:cs="Times New Roman"/>
-              <w:noProof/>
-              <w:kern w:val="2"/>
-              <w:sz w:val="28"/>
-              <w:szCs w:val="28"/>
-              <w14:ligatures w14:val="standardContextual"/>
-            </w:rPr>
-          </w:pPr>
-          <w:hyperlink w:anchor="_Toc185135580" w:history="1">
-            <w:r>
-              <w:rPr>
-                <w:rStyle w:val="ad"/>
-                <w:rFonts w:ascii="Times New Roman" w:hAnsi="Times New Roman" w:cs="Times New Roman"/>
-                <w:noProof/>
-                <w:sz w:val="28"/>
-                <w:szCs w:val="28"/>
-                <w:lang w:val="en-US"/>
-              </w:rPr>
-              <w:t>3.9</w:t>
-            </w:r>
-            <w:r>
-              <w:rPr>
-                <w:rFonts w:ascii="Times New Roman" w:eastAsiaTheme="minorEastAsia" w:hAnsi="Times New Roman" w:cs="Times New Roman"/>
-                <w:noProof/>
-                <w:kern w:val="2"/>
-                <w:sz w:val="28"/>
-                <w:szCs w:val="28"/>
-                <w14:ligatures w14:val="standardContextual"/>
-              </w:rPr>
-              <w:tab/>
-            </w:r>
-            <w:r>
-              <w:rPr>
-                <w:rStyle w:val="ad"/>
-                <w:rFonts w:ascii="Times New Roman" w:hAnsi="Times New Roman" w:cs="Times New Roman"/>
-                <w:noProof/>
-                <w:sz w:val="28"/>
-                <w:szCs w:val="28"/>
-              </w:rPr>
-              <w:t>Алгоритм лексического анализа</w:t>
-            </w:r>
-            <w:r>
-              <w:rPr>
-                <w:rFonts w:ascii="Times New Roman" w:hAnsi="Times New Roman" w:cs="Times New Roman"/>
-                <w:noProof/>
-                <w:webHidden/>
-                <w:sz w:val="28"/>
-                <w:szCs w:val="28"/>
-              </w:rPr>
-              <w:tab/>
-            </w:r>
-            <w:r>
-              <w:rPr>
-                <w:rFonts w:ascii="Times New Roman" w:hAnsi="Times New Roman" w:cs="Times New Roman"/>
-                <w:noProof/>
-                <w:webHidden/>
-                <w:sz w:val="28"/>
-                <w:szCs w:val="28"/>
-              </w:rPr>
-              <w:fldChar w:fldCharType="begin"/>
-            </w:r>
-            <w:r>
-              <w:rPr>
-                <w:rFonts w:ascii="Times New Roman" w:hAnsi="Times New Roman" w:cs="Times New Roman"/>
-                <w:noProof/>
-                <w:webHidden/>
-                <w:sz w:val="28"/>
-                <w:szCs w:val="28"/>
-              </w:rPr>
-              <w:instrText xml:space="preserve"> PAGEREF _Toc185135580 \h </w:instrText>
-            </w:r>
-            <w:r>
-              <w:rPr>
-                <w:rFonts w:ascii="Times New Roman" w:hAnsi="Times New Roman" w:cs="Times New Roman"/>
-                <w:noProof/>
-                <w:webHidden/>
-                <w:sz w:val="28"/>
-                <w:szCs w:val="28"/>
-              </w:rPr>
-            </w:r>
-            <w:r>
-              <w:rPr>
-                <w:rFonts w:ascii="Times New Roman" w:hAnsi="Times New Roman" w:cs="Times New Roman"/>
-                <w:noProof/>
-                <w:webHidden/>
-                <w:sz w:val="28"/>
-                <w:szCs w:val="28"/>
-              </w:rPr>
-              <w:fldChar w:fldCharType="separate"/>
-            </w:r>
-            <w:r>
-              <w:rPr>
-                <w:rFonts w:ascii="Times New Roman" w:hAnsi="Times New Roman" w:cs="Times New Roman"/>
-                <w:noProof/>
-                <w:webHidden/>
-                <w:sz w:val="28"/>
-                <w:szCs w:val="28"/>
-              </w:rPr>
-              <w:t>23</w:t>
-            </w:r>
-            <w:r>
-              <w:rPr>
-                <w:rFonts w:ascii="Times New Roman" w:hAnsi="Times New Roman" w:cs="Times New Roman"/>
-                <w:noProof/>
-                <w:webHidden/>
-                <w:sz w:val="28"/>
-                <w:szCs w:val="28"/>
-              </w:rPr>
-              <w:fldChar w:fldCharType="end"/>
-            </w:r>
-          </w:hyperlink>
-        </w:p>
-        <w:p>
-          <w:pPr>
-            <w:pStyle w:val="23"/>
-            <w:tabs>
-              <w:tab w:val="left" w:pos="880"/>
-              <w:tab w:val="right" w:leader="dot" w:pos="10025"/>
-            </w:tabs>
-            <w:spacing w:line="240" w:lineRule="auto"/>
-            <w:rPr>
-              <w:rFonts w:ascii="Times New Roman" w:eastAsiaTheme="minorEastAsia" w:hAnsi="Times New Roman" w:cs="Times New Roman"/>
-              <w:noProof/>
-              <w:kern w:val="2"/>
-              <w:sz w:val="28"/>
-              <w:szCs w:val="28"/>
-              <w14:ligatures w14:val="standardContextual"/>
-            </w:rPr>
-          </w:pPr>
-          <w:hyperlink w:anchor="_Toc185135581" w:history="1">
-            <w:r>
-              <w:rPr>
-                <w:rStyle w:val="ad"/>
-                <w:rFonts w:ascii="Times New Roman" w:hAnsi="Times New Roman" w:cs="Times New Roman"/>
-                <w:noProof/>
-                <w:sz w:val="28"/>
-                <w:szCs w:val="28"/>
-                <w:lang w:val="en-US"/>
-              </w:rPr>
-              <w:t>3.10</w:t>
-            </w:r>
-            <w:r>
-              <w:rPr>
-                <w:rFonts w:ascii="Times New Roman" w:eastAsiaTheme="minorEastAsia" w:hAnsi="Times New Roman" w:cs="Times New Roman"/>
-                <w:noProof/>
-                <w:kern w:val="2"/>
-                <w:sz w:val="28"/>
-                <w:szCs w:val="28"/>
-                <w14:ligatures w14:val="standardContextual"/>
-              </w:rPr>
-              <w:tab/>
-            </w:r>
-            <w:r>
-              <w:rPr>
-                <w:rStyle w:val="ad"/>
-                <w:rFonts w:ascii="Times New Roman" w:hAnsi="Times New Roman" w:cs="Times New Roman"/>
-                <w:noProof/>
-                <w:sz w:val="28"/>
-                <w:szCs w:val="28"/>
-              </w:rPr>
-              <w:t>Контрольный пример</w:t>
-            </w:r>
-            <w:r>
-              <w:rPr>
-                <w:rFonts w:ascii="Times New Roman" w:hAnsi="Times New Roman" w:cs="Times New Roman"/>
-                <w:noProof/>
-                <w:webHidden/>
-                <w:sz w:val="28"/>
-                <w:szCs w:val="28"/>
-              </w:rPr>
-              <w:tab/>
-            </w:r>
-            <w:r>
-              <w:rPr>
-                <w:rFonts w:ascii="Times New Roman" w:hAnsi="Times New Roman" w:cs="Times New Roman"/>
-                <w:noProof/>
-                <w:webHidden/>
-                <w:sz w:val="28"/>
-                <w:szCs w:val="28"/>
-              </w:rPr>
-              <w:fldChar w:fldCharType="begin"/>
-            </w:r>
-            <w:r>
-              <w:rPr>
-                <w:rFonts w:ascii="Times New Roman" w:hAnsi="Times New Roman" w:cs="Times New Roman"/>
-                <w:noProof/>
-                <w:webHidden/>
-                <w:sz w:val="28"/>
-                <w:szCs w:val="28"/>
-              </w:rPr>
-              <w:instrText xml:space="preserve"> PAGEREF _Toc185135581 \h </w:instrText>
-            </w:r>
-            <w:r>
-              <w:rPr>
-                <w:rFonts w:ascii="Times New Roman" w:hAnsi="Times New Roman" w:cs="Times New Roman"/>
-                <w:noProof/>
-                <w:webHidden/>
-                <w:sz w:val="28"/>
-                <w:szCs w:val="28"/>
-              </w:rPr>
-            </w:r>
-            <w:r>
-              <w:rPr>
-                <w:rFonts w:ascii="Times New Roman" w:hAnsi="Times New Roman" w:cs="Times New Roman"/>
-                <w:noProof/>
-                <w:webHidden/>
-                <w:sz w:val="28"/>
-                <w:szCs w:val="28"/>
-              </w:rPr>
-              <w:fldChar w:fldCharType="separate"/>
-            </w:r>
-            <w:r>
-              <w:rPr>
-                <w:rFonts w:ascii="Times New Roman" w:hAnsi="Times New Roman" w:cs="Times New Roman"/>
-                <w:noProof/>
-                <w:webHidden/>
-                <w:sz w:val="28"/>
-                <w:szCs w:val="28"/>
-              </w:rPr>
-              <w:t>24</w:t>
-            </w:r>
-            <w:r>
-              <w:rPr>
-                <w:rFonts w:ascii="Times New Roman" w:hAnsi="Times New Roman" w:cs="Times New Roman"/>
-                <w:noProof/>
-                <w:webHidden/>
-                <w:sz w:val="28"/>
-                <w:szCs w:val="28"/>
-              </w:rPr>
-              <w:fldChar w:fldCharType="end"/>
-            </w:r>
-          </w:hyperlink>
-        </w:p>
-        <w:p>
-          <w:pPr>
-            <w:pStyle w:val="11"/>
-            <w:tabs>
-              <w:tab w:val="left" w:pos="440"/>
-              <w:tab w:val="right" w:leader="dot" w:pos="10025"/>
-            </w:tabs>
-            <w:spacing w:line="240" w:lineRule="auto"/>
-            <w:rPr>
-              <w:rFonts w:ascii="Times New Roman" w:eastAsiaTheme="minorEastAsia" w:hAnsi="Times New Roman" w:cs="Times New Roman"/>
-              <w:noProof/>
-              <w:kern w:val="2"/>
-              <w:sz w:val="28"/>
-              <w:szCs w:val="28"/>
-              <w14:ligatures w14:val="standardContextual"/>
-            </w:rPr>
-          </w:pPr>
-          <w:hyperlink w:anchor="_Toc185135582" w:history="1">
-            <w:r>
-              <w:rPr>
-                <w:rStyle w:val="ad"/>
-                <w:rFonts w:ascii="Times New Roman" w:hAnsi="Times New Roman" w:cs="Times New Roman"/>
-                <w:noProof/>
-                <w:sz w:val="28"/>
-                <w:szCs w:val="28"/>
-              </w:rPr>
-              <w:t>4.</w:t>
-            </w:r>
-            <w:r>
-              <w:rPr>
-                <w:rFonts w:ascii="Times New Roman" w:eastAsiaTheme="minorEastAsia" w:hAnsi="Times New Roman" w:cs="Times New Roman"/>
-                <w:noProof/>
-                <w:kern w:val="2"/>
-                <w:sz w:val="28"/>
-                <w:szCs w:val="28"/>
-                <w14:ligatures w14:val="standardContextual"/>
-              </w:rPr>
-              <w:tab/>
-            </w:r>
-            <w:r>
-              <w:rPr>
-                <w:rStyle w:val="ad"/>
-                <w:rFonts w:ascii="Times New Roman" w:hAnsi="Times New Roman" w:cs="Times New Roman"/>
-                <w:noProof/>
-                <w:sz w:val="28"/>
-                <w:szCs w:val="28"/>
-              </w:rPr>
-              <w:t>Разработка синтаксического анализатора</w:t>
-            </w:r>
-            <w:r>
-              <w:rPr>
-                <w:rFonts w:ascii="Times New Roman" w:hAnsi="Times New Roman" w:cs="Times New Roman"/>
-                <w:noProof/>
-                <w:webHidden/>
-                <w:sz w:val="28"/>
-                <w:szCs w:val="28"/>
-              </w:rPr>
-              <w:tab/>
-            </w:r>
-            <w:r>
-              <w:rPr>
-                <w:rFonts w:ascii="Times New Roman" w:hAnsi="Times New Roman" w:cs="Times New Roman"/>
-                <w:noProof/>
-                <w:webHidden/>
-                <w:sz w:val="28"/>
-                <w:szCs w:val="28"/>
-              </w:rPr>
-              <w:fldChar w:fldCharType="begin"/>
-            </w:r>
-            <w:r>
-              <w:rPr>
-                <w:rFonts w:ascii="Times New Roman" w:hAnsi="Times New Roman" w:cs="Times New Roman"/>
-                <w:noProof/>
-                <w:webHidden/>
-                <w:sz w:val="28"/>
-                <w:szCs w:val="28"/>
-              </w:rPr>
-              <w:instrText xml:space="preserve"> PAGEREF _Toc185135582 \h </w:instrText>
-            </w:r>
-            <w:r>
-              <w:rPr>
-                <w:rFonts w:ascii="Times New Roman" w:hAnsi="Times New Roman" w:cs="Times New Roman"/>
-                <w:noProof/>
-                <w:webHidden/>
-                <w:sz w:val="28"/>
-                <w:szCs w:val="28"/>
-              </w:rPr>
-            </w:r>
-            <w:r>
-              <w:rPr>
-                <w:rFonts w:ascii="Times New Roman" w:hAnsi="Times New Roman" w:cs="Times New Roman"/>
-                <w:noProof/>
-                <w:webHidden/>
-                <w:sz w:val="28"/>
-                <w:szCs w:val="28"/>
-              </w:rPr>
-              <w:fldChar w:fldCharType="separate"/>
-            </w:r>
-            <w:r>
-              <w:rPr>
-                <w:rFonts w:ascii="Times New Roman" w:hAnsi="Times New Roman" w:cs="Times New Roman"/>
-                <w:noProof/>
-                <w:webHidden/>
-                <w:sz w:val="28"/>
-                <w:szCs w:val="28"/>
-              </w:rPr>
-              <w:t>25</w:t>
-            </w:r>
-            <w:r>
-              <w:rPr>
-                <w:rFonts w:ascii="Times New Roman" w:hAnsi="Times New Roman" w:cs="Times New Roman"/>
-                <w:noProof/>
-                <w:webHidden/>
-                <w:sz w:val="28"/>
-                <w:szCs w:val="28"/>
-              </w:rPr>
-              <w:fldChar w:fldCharType="end"/>
-            </w:r>
-          </w:hyperlink>
-        </w:p>
-        <w:p>
-          <w:pPr>
-            <w:pStyle w:val="23"/>
-            <w:tabs>
-              <w:tab w:val="left" w:pos="880"/>
-              <w:tab w:val="right" w:leader="dot" w:pos="10025"/>
-            </w:tabs>
-            <w:spacing w:line="240" w:lineRule="auto"/>
-            <w:rPr>
-              <w:rFonts w:ascii="Times New Roman" w:eastAsiaTheme="minorEastAsia" w:hAnsi="Times New Roman" w:cs="Times New Roman"/>
-              <w:noProof/>
-              <w:kern w:val="2"/>
-              <w:sz w:val="28"/>
-              <w:szCs w:val="28"/>
-              <w14:ligatures w14:val="standardContextual"/>
-            </w:rPr>
-          </w:pPr>
-          <w:hyperlink w:anchor="_Toc185135587" w:history="1">
-            <w:r>
-              <w:rPr>
-                <w:rStyle w:val="ad"/>
-                <w:rFonts w:ascii="Times New Roman" w:hAnsi="Times New Roman" w:cs="Times New Roman"/>
-                <w:noProof/>
-                <w:sz w:val="28"/>
-                <w:szCs w:val="28"/>
-              </w:rPr>
-              <w:t>4.5</w:t>
-            </w:r>
-            <w:r>
-              <w:rPr>
-                <w:rFonts w:ascii="Times New Roman" w:eastAsiaTheme="minorEastAsia" w:hAnsi="Times New Roman" w:cs="Times New Roman"/>
-                <w:noProof/>
-                <w:kern w:val="2"/>
-                <w:sz w:val="28"/>
-                <w:szCs w:val="28"/>
-                <w14:ligatures w14:val="standardContextual"/>
-              </w:rPr>
-              <w:tab/>
-            </w:r>
-            <w:r>
-              <w:rPr>
-                <w:rStyle w:val="ad"/>
-                <w:rFonts w:ascii="Times New Roman" w:hAnsi="Times New Roman" w:cs="Times New Roman"/>
-                <w:noProof/>
-                <w:sz w:val="28"/>
-                <w:szCs w:val="28"/>
-              </w:rPr>
-              <w:t>Описание алгоритма синтаксического разбора</w:t>
-            </w:r>
-            <w:r>
-              <w:rPr>
-                <w:rFonts w:ascii="Times New Roman" w:hAnsi="Times New Roman" w:cs="Times New Roman"/>
-                <w:noProof/>
-                <w:webHidden/>
-                <w:sz w:val="28"/>
-                <w:szCs w:val="28"/>
-              </w:rPr>
-              <w:tab/>
-            </w:r>
-            <w:r>
-              <w:rPr>
-                <w:rFonts w:ascii="Times New Roman" w:hAnsi="Times New Roman" w:cs="Times New Roman"/>
-                <w:noProof/>
-                <w:webHidden/>
-                <w:sz w:val="28"/>
-                <w:szCs w:val="28"/>
-              </w:rPr>
-              <w:fldChar w:fldCharType="begin"/>
-            </w:r>
-            <w:r>
-              <w:rPr>
-                <w:rFonts w:ascii="Times New Roman" w:hAnsi="Times New Roman" w:cs="Times New Roman"/>
-                <w:noProof/>
-                <w:webHidden/>
-                <w:sz w:val="28"/>
-                <w:szCs w:val="28"/>
-              </w:rPr>
-              <w:instrText xml:space="preserve"> PAGEREF _Toc185135587 \h </w:instrText>
-            </w:r>
-            <w:r>
-              <w:rPr>
-                <w:rFonts w:ascii="Times New Roman" w:hAnsi="Times New Roman" w:cs="Times New Roman"/>
-                <w:noProof/>
-                <w:webHidden/>
-                <w:sz w:val="28"/>
-                <w:szCs w:val="28"/>
-              </w:rPr>
-            </w:r>
-            <w:r>
-              <w:rPr>
-                <w:rFonts w:ascii="Times New Roman" w:hAnsi="Times New Roman" w:cs="Times New Roman"/>
-                <w:noProof/>
-                <w:webHidden/>
-                <w:sz w:val="28"/>
-                <w:szCs w:val="28"/>
-              </w:rPr>
-              <w:fldChar w:fldCharType="separate"/>
-            </w:r>
-            <w:r>
-              <w:rPr>
-                <w:rFonts w:ascii="Times New Roman" w:hAnsi="Times New Roman" w:cs="Times New Roman"/>
-                <w:noProof/>
-                <w:webHidden/>
-                <w:sz w:val="28"/>
-                <w:szCs w:val="28"/>
-              </w:rPr>
-              <w:t>29</w:t>
-            </w:r>
-            <w:r>
-              <w:rPr>
-                <w:rFonts w:ascii="Times New Roman" w:hAnsi="Times New Roman" w:cs="Times New Roman"/>
-                <w:noProof/>
-                <w:webHidden/>
-                <w:sz w:val="28"/>
-                <w:szCs w:val="28"/>
-              </w:rPr>
-              <w:fldChar w:fldCharType="end"/>
-            </w:r>
-          </w:hyperlink>
-        </w:p>
-        <w:p>
-          <w:pPr>
-            <w:pStyle w:val="23"/>
-            <w:tabs>
-              <w:tab w:val="left" w:pos="880"/>
-              <w:tab w:val="right" w:leader="dot" w:pos="10025"/>
-            </w:tabs>
-            <w:spacing w:line="240" w:lineRule="auto"/>
-            <w:rPr>
-              <w:rFonts w:ascii="Times New Roman" w:eastAsiaTheme="minorEastAsia" w:hAnsi="Times New Roman" w:cs="Times New Roman"/>
-              <w:noProof/>
-              <w:kern w:val="2"/>
-              <w:sz w:val="28"/>
-              <w:szCs w:val="28"/>
-              <w14:ligatures w14:val="standardContextual"/>
-            </w:rPr>
-          </w:pPr>
-          <w:hyperlink w:anchor="_Toc185135591" w:history="1">
-            <w:r>
-              <w:rPr>
-                <w:rStyle w:val="ad"/>
-                <w:rFonts w:ascii="Times New Roman" w:hAnsi="Times New Roman" w:cs="Times New Roman"/>
-                <w:noProof/>
-                <w:sz w:val="28"/>
-                <w:szCs w:val="28"/>
-              </w:rPr>
-              <w:t>4.9</w:t>
-            </w:r>
-            <w:r>
-              <w:rPr>
-                <w:rFonts w:ascii="Times New Roman" w:eastAsiaTheme="minorEastAsia" w:hAnsi="Times New Roman" w:cs="Times New Roman"/>
-                <w:noProof/>
-                <w:kern w:val="2"/>
-                <w:sz w:val="28"/>
-                <w:szCs w:val="28"/>
-                <w14:ligatures w14:val="standardContextual"/>
-              </w:rPr>
-              <w:tab/>
-            </w:r>
-            <w:r>
-              <w:rPr>
-                <w:rStyle w:val="ad"/>
-                <w:rFonts w:ascii="Times New Roman" w:hAnsi="Times New Roman" w:cs="Times New Roman"/>
-                <w:noProof/>
-                <w:sz w:val="28"/>
-                <w:szCs w:val="28"/>
-              </w:rPr>
-              <w:t>Контрольный пример</w:t>
-            </w:r>
-            <w:r>
-              <w:rPr>
-                <w:rFonts w:ascii="Times New Roman" w:hAnsi="Times New Roman" w:cs="Times New Roman"/>
-                <w:noProof/>
-                <w:webHidden/>
-                <w:sz w:val="28"/>
-                <w:szCs w:val="28"/>
-              </w:rPr>
-              <w:tab/>
-            </w:r>
-            <w:r>
-              <w:rPr>
-                <w:rFonts w:ascii="Times New Roman" w:hAnsi="Times New Roman" w:cs="Times New Roman"/>
-                <w:noProof/>
-                <w:webHidden/>
-                <w:sz w:val="28"/>
-                <w:szCs w:val="28"/>
-              </w:rPr>
-              <w:fldChar w:fldCharType="begin"/>
-            </w:r>
-            <w:r>
-              <w:rPr>
-                <w:rFonts w:ascii="Times New Roman" w:hAnsi="Times New Roman" w:cs="Times New Roman"/>
-                <w:noProof/>
-                <w:webHidden/>
-                <w:sz w:val="28"/>
-                <w:szCs w:val="28"/>
-              </w:rPr>
-              <w:instrText xml:space="preserve"> PAGEREF _Toc185135591 \h </w:instrText>
-            </w:r>
-            <w:r>
-              <w:rPr>
-                <w:rFonts w:ascii="Times New Roman" w:hAnsi="Times New Roman" w:cs="Times New Roman"/>
-                <w:noProof/>
-                <w:webHidden/>
-                <w:sz w:val="28"/>
-                <w:szCs w:val="28"/>
-              </w:rPr>
-            </w:r>
-            <w:r>
-              <w:rPr>
-                <w:rFonts w:ascii="Times New Roman" w:hAnsi="Times New Roman" w:cs="Times New Roman"/>
-                <w:noProof/>
-                <w:webHidden/>
-                <w:sz w:val="28"/>
-                <w:szCs w:val="28"/>
-              </w:rPr>
-              <w:fldChar w:fldCharType="separate"/>
-            </w:r>
-            <w:r>
-              <w:rPr>
-                <w:rFonts w:ascii="Times New Roman" w:hAnsi="Times New Roman" w:cs="Times New Roman"/>
-                <w:noProof/>
-                <w:webHidden/>
-                <w:sz w:val="28"/>
-                <w:szCs w:val="28"/>
-              </w:rPr>
-              <w:t>30</w:t>
-            </w:r>
-            <w:r>
-              <w:rPr>
-                <w:rFonts w:ascii="Times New Roman" w:hAnsi="Times New Roman" w:cs="Times New Roman"/>
-                <w:noProof/>
-                <w:webHidden/>
-                <w:sz w:val="28"/>
-                <w:szCs w:val="28"/>
-              </w:rPr>
-              <w:fldChar w:fldCharType="end"/>
-            </w:r>
-          </w:hyperlink>
-        </w:p>
-        <w:p>
-          <w:pPr>
-            <w:pStyle w:val="11"/>
-            <w:tabs>
-              <w:tab w:val="left" w:pos="440"/>
-              <w:tab w:val="right" w:leader="dot" w:pos="10025"/>
-            </w:tabs>
-            <w:spacing w:line="240" w:lineRule="auto"/>
-            <w:rPr>
-              <w:rFonts w:ascii="Times New Roman" w:eastAsiaTheme="minorEastAsia" w:hAnsi="Times New Roman" w:cs="Times New Roman"/>
-              <w:noProof/>
-              <w:kern w:val="2"/>
-              <w:sz w:val="28"/>
-              <w:szCs w:val="28"/>
-              <w14:ligatures w14:val="standardContextual"/>
-            </w:rPr>
-          </w:pPr>
-          <w:hyperlink w:anchor="_Toc185135592" w:history="1">
-            <w:r>
-              <w:rPr>
-                <w:rStyle w:val="ad"/>
-                <w:rFonts w:ascii="Times New Roman" w:hAnsi="Times New Roman" w:cs="Times New Roman"/>
-                <w:noProof/>
-                <w:sz w:val="28"/>
-                <w:szCs w:val="28"/>
-              </w:rPr>
-              <w:t>5.</w:t>
-            </w:r>
-            <w:r>
-              <w:rPr>
-                <w:rFonts w:ascii="Times New Roman" w:eastAsiaTheme="minorEastAsia" w:hAnsi="Times New Roman" w:cs="Times New Roman"/>
-                <w:noProof/>
-                <w:kern w:val="2"/>
-                <w:sz w:val="28"/>
-                <w:szCs w:val="28"/>
-                <w14:ligatures w14:val="standardContextual"/>
-              </w:rPr>
-              <w:tab/>
-            </w:r>
-            <w:r>
-              <w:rPr>
-                <w:rStyle w:val="ad"/>
-                <w:rFonts w:ascii="Times New Roman" w:hAnsi="Times New Roman" w:cs="Times New Roman"/>
-                <w:noProof/>
-                <w:sz w:val="28"/>
-                <w:szCs w:val="28"/>
-              </w:rPr>
-              <w:t>Разработка семантического анализатора</w:t>
-            </w:r>
-            <w:r>
-              <w:rPr>
-                <w:rFonts w:ascii="Times New Roman" w:hAnsi="Times New Roman" w:cs="Times New Roman"/>
-                <w:noProof/>
-                <w:webHidden/>
-                <w:sz w:val="28"/>
-                <w:szCs w:val="28"/>
-              </w:rPr>
-              <w:tab/>
-            </w:r>
-            <w:r>
-              <w:rPr>
-                <w:rFonts w:ascii="Times New Roman" w:hAnsi="Times New Roman" w:cs="Times New Roman"/>
-                <w:noProof/>
-                <w:webHidden/>
-                <w:sz w:val="28"/>
-                <w:szCs w:val="28"/>
-              </w:rPr>
-              <w:fldChar w:fldCharType="begin"/>
-            </w:r>
-            <w:r>
-              <w:rPr>
-                <w:rFonts w:ascii="Times New Roman" w:hAnsi="Times New Roman" w:cs="Times New Roman"/>
-                <w:noProof/>
-                <w:webHidden/>
-                <w:sz w:val="28"/>
-                <w:szCs w:val="28"/>
-              </w:rPr>
-              <w:instrText xml:space="preserve"> PAGEREF _Toc185135592 \h </w:instrText>
-            </w:r>
-            <w:r>
-              <w:rPr>
-                <w:rFonts w:ascii="Times New Roman" w:hAnsi="Times New Roman" w:cs="Times New Roman"/>
-                <w:noProof/>
-                <w:webHidden/>
-                <w:sz w:val="28"/>
-                <w:szCs w:val="28"/>
-              </w:rPr>
-            </w:r>
-            <w:r>
-              <w:rPr>
-                <w:rFonts w:ascii="Times New Roman" w:hAnsi="Times New Roman" w:cs="Times New Roman"/>
-                <w:noProof/>
-                <w:webHidden/>
-                <w:sz w:val="28"/>
-                <w:szCs w:val="28"/>
-              </w:rPr>
-              <w:fldChar w:fldCharType="separate"/>
-            </w:r>
-            <w:r>
-              <w:rPr>
-                <w:rFonts w:ascii="Times New Roman" w:hAnsi="Times New Roman" w:cs="Times New Roman"/>
-                <w:noProof/>
-                <w:webHidden/>
-                <w:sz w:val="28"/>
-                <w:szCs w:val="28"/>
-              </w:rPr>
-              <w:t>31</w:t>
-            </w:r>
-            <w:r>
-              <w:rPr>
-                <w:rFonts w:ascii="Times New Roman" w:hAnsi="Times New Roman" w:cs="Times New Roman"/>
-                <w:noProof/>
-                <w:webHidden/>
-                <w:sz w:val="28"/>
-                <w:szCs w:val="28"/>
-              </w:rPr>
-              <w:fldChar w:fldCharType="end"/>
-            </w:r>
-          </w:hyperlink>
-        </w:p>
-        <w:p>
-          <w:pPr>
-            <w:pStyle w:val="23"/>
-            <w:tabs>
-              <w:tab w:val="left" w:pos="880"/>
-              <w:tab w:val="right" w:leader="dot" w:pos="10025"/>
-            </w:tabs>
-            <w:spacing w:line="240" w:lineRule="auto"/>
-            <w:rPr>
-              <w:rFonts w:ascii="Times New Roman" w:eastAsiaTheme="minorEastAsia" w:hAnsi="Times New Roman" w:cs="Times New Roman"/>
-              <w:noProof/>
-              <w:kern w:val="2"/>
-              <w:sz w:val="28"/>
-              <w:szCs w:val="28"/>
-              <w14:ligatures w14:val="standardContextual"/>
-            </w:rPr>
-          </w:pPr>
-          <w:hyperlink w:anchor="_Toc185135593" w:history="1">
-            <w:r>
-              <w:rPr>
-                <w:rStyle w:val="ad"/>
-                <w:rFonts w:ascii="Times New Roman" w:hAnsi="Times New Roman" w:cs="Times New Roman"/>
-                <w:noProof/>
-                <w:sz w:val="28"/>
-                <w:szCs w:val="28"/>
-              </w:rPr>
-              <w:t>5.1</w:t>
-            </w:r>
-            <w:r>
-              <w:rPr>
-                <w:rFonts w:ascii="Times New Roman" w:eastAsiaTheme="minorEastAsia" w:hAnsi="Times New Roman" w:cs="Times New Roman"/>
-                <w:noProof/>
-                <w:kern w:val="2"/>
-                <w:sz w:val="28"/>
-                <w:szCs w:val="28"/>
-                <w14:ligatures w14:val="standardContextual"/>
-              </w:rPr>
-              <w:tab/>
-            </w:r>
-            <w:r>
-              <w:rPr>
-                <w:rStyle w:val="ad"/>
-                <w:rFonts w:ascii="Times New Roman" w:hAnsi="Times New Roman" w:cs="Times New Roman"/>
-                <w:noProof/>
-                <w:sz w:val="28"/>
-                <w:szCs w:val="28"/>
-              </w:rPr>
-              <w:t>Структура семантического анализатора</w:t>
-            </w:r>
-            <w:r>
-              <w:rPr>
-                <w:rFonts w:ascii="Times New Roman" w:hAnsi="Times New Roman" w:cs="Times New Roman"/>
-                <w:noProof/>
-                <w:webHidden/>
-                <w:sz w:val="28"/>
-                <w:szCs w:val="28"/>
-              </w:rPr>
-              <w:tab/>
-            </w:r>
-            <w:r>
-              <w:rPr>
-                <w:rFonts w:ascii="Times New Roman" w:hAnsi="Times New Roman" w:cs="Times New Roman"/>
-                <w:noProof/>
-                <w:webHidden/>
-                <w:sz w:val="28"/>
-                <w:szCs w:val="28"/>
-              </w:rPr>
-              <w:fldChar w:fldCharType="begin"/>
-            </w:r>
-            <w:r>
-              <w:rPr>
-                <w:rFonts w:ascii="Times New Roman" w:hAnsi="Times New Roman" w:cs="Times New Roman"/>
-                <w:noProof/>
-                <w:webHidden/>
-                <w:sz w:val="28"/>
-                <w:szCs w:val="28"/>
-              </w:rPr>
-              <w:instrText xml:space="preserve"> PAGEREF _Toc185135593 \h </w:instrText>
-            </w:r>
-            <w:r>
-              <w:rPr>
-                <w:rFonts w:ascii="Times New Roman" w:hAnsi="Times New Roman" w:cs="Times New Roman"/>
-                <w:noProof/>
-                <w:webHidden/>
-                <w:sz w:val="28"/>
-                <w:szCs w:val="28"/>
-              </w:rPr>
-            </w:r>
-            <w:r>
-              <w:rPr>
-                <w:rFonts w:ascii="Times New Roman" w:hAnsi="Times New Roman" w:cs="Times New Roman"/>
-                <w:noProof/>
-                <w:webHidden/>
-                <w:sz w:val="28"/>
-                <w:szCs w:val="28"/>
-              </w:rPr>
-              <w:fldChar w:fldCharType="separate"/>
-            </w:r>
-            <w:r>
-              <w:rPr>
-                <w:rFonts w:ascii="Times New Roman" w:hAnsi="Times New Roman" w:cs="Times New Roman"/>
-                <w:noProof/>
-                <w:webHidden/>
-                <w:sz w:val="28"/>
-                <w:szCs w:val="28"/>
-              </w:rPr>
-              <w:t>31</w:t>
-            </w:r>
-            <w:r>
-              <w:rPr>
-                <w:rFonts w:ascii="Times New Roman" w:hAnsi="Times New Roman" w:cs="Times New Roman"/>
-                <w:noProof/>
-                <w:webHidden/>
-                <w:sz w:val="28"/>
-                <w:szCs w:val="28"/>
-              </w:rPr>
-              <w:fldChar w:fldCharType="end"/>
-            </w:r>
-          </w:hyperlink>
-        </w:p>
-        <w:p>
-          <w:pPr>
-            <w:pStyle w:val="23"/>
-            <w:tabs>
-              <w:tab w:val="right" w:leader="dot" w:pos="10025"/>
-            </w:tabs>
-            <w:spacing w:line="240" w:lineRule="auto"/>
-            <w:rPr>
-              <w:rFonts w:ascii="Times New Roman" w:eastAsiaTheme="minorEastAsia" w:hAnsi="Times New Roman" w:cs="Times New Roman"/>
-              <w:noProof/>
-              <w:kern w:val="2"/>
-              <w:sz w:val="28"/>
-              <w:szCs w:val="28"/>
-              <w14:ligatures w14:val="standardContextual"/>
-            </w:rPr>
-          </w:pPr>
-          <w:hyperlink w:anchor="_Toc185135597" w:history="1">
-            <w:r>
-              <w:rPr>
-                <w:rStyle w:val="ad"/>
-                <w:rFonts w:ascii="Times New Roman" w:hAnsi="Times New Roman" w:cs="Times New Roman"/>
-                <w:noProof/>
-                <w:sz w:val="28"/>
-                <w:szCs w:val="28"/>
-              </w:rPr>
-              <w:t>5.5 Принцип обработки ошибок</w:t>
-            </w:r>
-            <w:r>
-              <w:rPr>
-                <w:rFonts w:ascii="Times New Roman" w:hAnsi="Times New Roman" w:cs="Times New Roman"/>
-                <w:noProof/>
-                <w:webHidden/>
-                <w:sz w:val="28"/>
-                <w:szCs w:val="28"/>
-              </w:rPr>
-              <w:tab/>
-            </w:r>
-            <w:r>
-              <w:rPr>
-                <w:rFonts w:ascii="Times New Roman" w:hAnsi="Times New Roman" w:cs="Times New Roman"/>
-                <w:noProof/>
-                <w:webHidden/>
-                <w:sz w:val="28"/>
-                <w:szCs w:val="28"/>
-              </w:rPr>
-              <w:fldChar w:fldCharType="begin"/>
-            </w:r>
-            <w:r>
-              <w:rPr>
-                <w:rFonts w:ascii="Times New Roman" w:hAnsi="Times New Roman" w:cs="Times New Roman"/>
-                <w:noProof/>
-                <w:webHidden/>
-                <w:sz w:val="28"/>
-                <w:szCs w:val="28"/>
-              </w:rPr>
-              <w:instrText xml:space="preserve"> PAGEREF _Toc185135597 \h </w:instrText>
-            </w:r>
-            <w:r>
-              <w:rPr>
-                <w:rFonts w:ascii="Times New Roman" w:hAnsi="Times New Roman" w:cs="Times New Roman"/>
-                <w:noProof/>
-                <w:webHidden/>
-                <w:sz w:val="28"/>
-                <w:szCs w:val="28"/>
-              </w:rPr>
-            </w:r>
-            <w:r>
-              <w:rPr>
-                <w:rFonts w:ascii="Times New Roman" w:hAnsi="Times New Roman" w:cs="Times New Roman"/>
-                <w:noProof/>
-                <w:webHidden/>
-                <w:sz w:val="28"/>
-                <w:szCs w:val="28"/>
-              </w:rPr>
-              <w:fldChar w:fldCharType="separate"/>
-            </w:r>
-            <w:r>
-              <w:rPr>
-                <w:rFonts w:ascii="Times New Roman" w:hAnsi="Times New Roman" w:cs="Times New Roman"/>
-                <w:noProof/>
-                <w:webHidden/>
-                <w:sz w:val="28"/>
-                <w:szCs w:val="28"/>
-              </w:rPr>
-              <w:t>33</w:t>
-            </w:r>
-            <w:r>
-              <w:rPr>
-                <w:rFonts w:ascii="Times New Roman" w:hAnsi="Times New Roman" w:cs="Times New Roman"/>
-                <w:noProof/>
-                <w:webHidden/>
-                <w:sz w:val="28"/>
-                <w:szCs w:val="28"/>
-              </w:rPr>
-              <w:fldChar w:fldCharType="end"/>
-            </w:r>
-          </w:hyperlink>
-        </w:p>
-        <w:p>
-          <w:pPr>
-            <w:pStyle w:val="11"/>
-            <w:tabs>
-              <w:tab w:val="left" w:pos="440"/>
-              <w:tab w:val="right" w:leader="dot" w:pos="10025"/>
-            </w:tabs>
-            <w:spacing w:line="240" w:lineRule="auto"/>
-            <w:rPr>
-              <w:rFonts w:ascii="Times New Roman" w:eastAsiaTheme="minorEastAsia" w:hAnsi="Times New Roman" w:cs="Times New Roman"/>
-              <w:noProof/>
-              <w:kern w:val="2"/>
-              <w:sz w:val="28"/>
-              <w:szCs w:val="28"/>
-              <w14:ligatures w14:val="standardContextual"/>
-            </w:rPr>
-          </w:pPr>
-          <w:hyperlink w:anchor="_Toc185135598" w:history="1">
-            <w:r>
-              <w:rPr>
-                <w:rStyle w:val="ad"/>
-                <w:rFonts w:ascii="Times New Roman" w:hAnsi="Times New Roman" w:cs="Times New Roman"/>
-                <w:noProof/>
-                <w:sz w:val="28"/>
-                <w:szCs w:val="28"/>
-              </w:rPr>
-              <w:t>6.</w:t>
-            </w:r>
-            <w:r>
-              <w:rPr>
-                <w:rFonts w:ascii="Times New Roman" w:eastAsiaTheme="minorEastAsia" w:hAnsi="Times New Roman" w:cs="Times New Roman"/>
-                <w:noProof/>
-                <w:kern w:val="2"/>
-                <w:sz w:val="28"/>
-                <w:szCs w:val="28"/>
-                <w14:ligatures w14:val="standardContextual"/>
-              </w:rPr>
-              <w:tab/>
-            </w:r>
-            <w:r>
-              <w:rPr>
-                <w:rStyle w:val="ad"/>
-                <w:rFonts w:ascii="Times New Roman" w:hAnsi="Times New Roman" w:cs="Times New Roman"/>
-                <w:noProof/>
-                <w:sz w:val="28"/>
-                <w:szCs w:val="28"/>
-              </w:rPr>
-              <w:t>Вычисление выражений</w:t>
-            </w:r>
-            <w:r>
-              <w:rPr>
-                <w:rFonts w:ascii="Times New Roman" w:hAnsi="Times New Roman" w:cs="Times New Roman"/>
-                <w:noProof/>
-                <w:webHidden/>
-                <w:sz w:val="28"/>
-                <w:szCs w:val="28"/>
-              </w:rPr>
-              <w:tab/>
-            </w:r>
-            <w:r>
-              <w:rPr>
-                <w:rFonts w:ascii="Times New Roman" w:hAnsi="Times New Roman" w:cs="Times New Roman"/>
-                <w:noProof/>
-                <w:webHidden/>
-                <w:sz w:val="28"/>
-                <w:szCs w:val="28"/>
-              </w:rPr>
-              <w:fldChar w:fldCharType="begin"/>
-            </w:r>
-            <w:r>
-              <w:rPr>
-                <w:rFonts w:ascii="Times New Roman" w:hAnsi="Times New Roman" w:cs="Times New Roman"/>
-                <w:noProof/>
-                <w:webHidden/>
-                <w:sz w:val="28"/>
-                <w:szCs w:val="28"/>
-              </w:rPr>
-              <w:instrText xml:space="preserve"> PAGEREF _Toc185135598 \h </w:instrText>
-            </w:r>
-            <w:r>
-              <w:rPr>
-                <w:rFonts w:ascii="Times New Roman" w:hAnsi="Times New Roman" w:cs="Times New Roman"/>
-                <w:noProof/>
-                <w:webHidden/>
-                <w:sz w:val="28"/>
-                <w:szCs w:val="28"/>
-              </w:rPr>
-            </w:r>
-            <w:r>
-              <w:rPr>
-                <w:rFonts w:ascii="Times New Roman" w:hAnsi="Times New Roman" w:cs="Times New Roman"/>
-                <w:noProof/>
-                <w:webHidden/>
-                <w:sz w:val="28"/>
-                <w:szCs w:val="28"/>
-              </w:rPr>
-              <w:fldChar w:fldCharType="separate"/>
-            </w:r>
-            <w:r>
-              <w:rPr>
-                <w:rFonts w:ascii="Times New Roman" w:hAnsi="Times New Roman" w:cs="Times New Roman"/>
-                <w:noProof/>
-                <w:webHidden/>
-                <w:sz w:val="28"/>
-                <w:szCs w:val="28"/>
-              </w:rPr>
-              <w:t>34</w:t>
-            </w:r>
-            <w:r>
-              <w:rPr>
-                <w:rFonts w:ascii="Times New Roman" w:hAnsi="Times New Roman" w:cs="Times New Roman"/>
-                <w:noProof/>
-                <w:webHidden/>
-                <w:sz w:val="28"/>
-                <w:szCs w:val="28"/>
-              </w:rPr>
-              <w:fldChar w:fldCharType="end"/>
-            </w:r>
-          </w:hyperlink>
-        </w:p>
-        <w:p>
-          <w:pPr>
-            <w:pStyle w:val="23"/>
-            <w:tabs>
-              <w:tab w:val="left" w:pos="880"/>
-              <w:tab w:val="right" w:leader="dot" w:pos="10025"/>
-            </w:tabs>
-            <w:spacing w:line="240" w:lineRule="auto"/>
-            <w:rPr>
-              <w:rFonts w:ascii="Times New Roman" w:eastAsiaTheme="minorEastAsia" w:hAnsi="Times New Roman" w:cs="Times New Roman"/>
-              <w:noProof/>
-              <w:kern w:val="2"/>
-              <w:sz w:val="28"/>
-              <w:szCs w:val="28"/>
-              <w14:ligatures w14:val="standardContextual"/>
-            </w:rPr>
-          </w:pPr>
-          <w:hyperlink w:anchor="_Toc185135599" w:history="1">
-            <w:r>
-              <w:rPr>
-                <w:rStyle w:val="ad"/>
-                <w:rFonts w:ascii="Times New Roman" w:hAnsi="Times New Roman" w:cs="Times New Roman"/>
-                <w:noProof/>
-                <w:sz w:val="28"/>
-                <w:szCs w:val="28"/>
-              </w:rPr>
-              <w:t>6.1</w:t>
-            </w:r>
-            <w:r>
-              <w:rPr>
-                <w:rFonts w:ascii="Times New Roman" w:eastAsiaTheme="minorEastAsia" w:hAnsi="Times New Roman" w:cs="Times New Roman"/>
-                <w:noProof/>
-                <w:kern w:val="2"/>
-                <w:sz w:val="28"/>
-                <w:szCs w:val="28"/>
-                <w14:ligatures w14:val="standardContextual"/>
-              </w:rPr>
-              <w:tab/>
-            </w:r>
-            <w:r>
-              <w:rPr>
-                <w:rStyle w:val="ad"/>
-                <w:rFonts w:ascii="Times New Roman" w:hAnsi="Times New Roman" w:cs="Times New Roman"/>
-                <w:noProof/>
-                <w:sz w:val="28"/>
-                <w:szCs w:val="28"/>
-              </w:rPr>
-              <w:t>Выражения, допускаемые языком</w:t>
-            </w:r>
-            <w:r>
-              <w:rPr>
-                <w:rFonts w:ascii="Times New Roman" w:hAnsi="Times New Roman" w:cs="Times New Roman"/>
-                <w:noProof/>
-                <w:webHidden/>
-                <w:sz w:val="28"/>
-                <w:szCs w:val="28"/>
-              </w:rPr>
-              <w:tab/>
-            </w:r>
-            <w:r>
-              <w:rPr>
-                <w:rFonts w:ascii="Times New Roman" w:hAnsi="Times New Roman" w:cs="Times New Roman"/>
-                <w:noProof/>
-                <w:webHidden/>
-                <w:sz w:val="28"/>
-                <w:szCs w:val="28"/>
-              </w:rPr>
-              <w:fldChar w:fldCharType="begin"/>
-            </w:r>
-            <w:r>
-              <w:rPr>
-                <w:rFonts w:ascii="Times New Roman" w:hAnsi="Times New Roman" w:cs="Times New Roman"/>
-                <w:noProof/>
-                <w:webHidden/>
-                <w:sz w:val="28"/>
-                <w:szCs w:val="28"/>
-              </w:rPr>
-              <w:instrText xml:space="preserve"> PAGEREF _Toc185135599 \h </w:instrText>
-            </w:r>
-            <w:r>
-              <w:rPr>
-                <w:rFonts w:ascii="Times New Roman" w:hAnsi="Times New Roman" w:cs="Times New Roman"/>
-                <w:noProof/>
-                <w:webHidden/>
-                <w:sz w:val="28"/>
-                <w:szCs w:val="28"/>
-              </w:rPr>
-            </w:r>
-            <w:r>
-              <w:rPr>
-                <w:rFonts w:ascii="Times New Roman" w:hAnsi="Times New Roman" w:cs="Times New Roman"/>
-                <w:noProof/>
-                <w:webHidden/>
-                <w:sz w:val="28"/>
-                <w:szCs w:val="28"/>
-              </w:rPr>
-              <w:fldChar w:fldCharType="separate"/>
-            </w:r>
-            <w:r>
-              <w:rPr>
-                <w:rFonts w:ascii="Times New Roman" w:hAnsi="Times New Roman" w:cs="Times New Roman"/>
-                <w:noProof/>
-                <w:webHidden/>
-                <w:sz w:val="28"/>
-                <w:szCs w:val="28"/>
-              </w:rPr>
-              <w:t>34</w:t>
-            </w:r>
-            <w:r>
-              <w:rPr>
-                <w:rFonts w:ascii="Times New Roman" w:hAnsi="Times New Roman" w:cs="Times New Roman"/>
-                <w:noProof/>
-                <w:webHidden/>
-                <w:sz w:val="28"/>
-                <w:szCs w:val="28"/>
-              </w:rPr>
-              <w:fldChar w:fldCharType="end"/>
-            </w:r>
-          </w:hyperlink>
-        </w:p>
-        <w:p>
-          <w:pPr>
-            <w:pStyle w:val="23"/>
-            <w:tabs>
-              <w:tab w:val="left" w:pos="880"/>
-              <w:tab w:val="right" w:leader="dot" w:pos="10025"/>
-            </w:tabs>
-            <w:spacing w:line="240" w:lineRule="auto"/>
-            <w:rPr>
-              <w:rFonts w:ascii="Times New Roman" w:eastAsiaTheme="minorEastAsia" w:hAnsi="Times New Roman" w:cs="Times New Roman"/>
-              <w:noProof/>
-              <w:kern w:val="2"/>
-              <w:sz w:val="28"/>
-              <w:szCs w:val="28"/>
-              <w14:ligatures w14:val="standardContextual"/>
-            </w:rPr>
-          </w:pPr>
-          <w:hyperlink w:anchor="_Toc185135602" w:history="1">
-            <w:r>
-              <w:rPr>
-                <w:rStyle w:val="ad"/>
-                <w:rFonts w:ascii="Times New Roman" w:hAnsi="Times New Roman" w:cs="Times New Roman"/>
-                <w:noProof/>
-                <w:sz w:val="28"/>
-                <w:szCs w:val="28"/>
-              </w:rPr>
-              <w:t>6.4</w:t>
-            </w:r>
-            <w:r>
-              <w:rPr>
-                <w:rFonts w:ascii="Times New Roman" w:eastAsiaTheme="minorEastAsia" w:hAnsi="Times New Roman" w:cs="Times New Roman"/>
-                <w:noProof/>
-                <w:kern w:val="2"/>
-                <w:sz w:val="28"/>
-                <w:szCs w:val="28"/>
-                <w14:ligatures w14:val="standardContextual"/>
-              </w:rPr>
-              <w:tab/>
-            </w:r>
-            <w:r>
-              <w:rPr>
-                <w:rStyle w:val="ad"/>
-                <w:rFonts w:ascii="Times New Roman" w:hAnsi="Times New Roman" w:cs="Times New Roman"/>
-                <w:noProof/>
-                <w:sz w:val="28"/>
-                <w:szCs w:val="28"/>
-              </w:rPr>
-              <w:t>Контрольный пример</w:t>
-            </w:r>
-            <w:r>
-              <w:rPr>
-                <w:rFonts w:ascii="Times New Roman" w:hAnsi="Times New Roman" w:cs="Times New Roman"/>
-                <w:noProof/>
-                <w:webHidden/>
-                <w:sz w:val="28"/>
-                <w:szCs w:val="28"/>
-              </w:rPr>
-              <w:tab/>
-            </w:r>
-            <w:r>
-              <w:rPr>
-                <w:rFonts w:ascii="Times New Roman" w:hAnsi="Times New Roman" w:cs="Times New Roman"/>
-                <w:noProof/>
-                <w:webHidden/>
-                <w:sz w:val="28"/>
-                <w:szCs w:val="28"/>
-              </w:rPr>
-              <w:fldChar w:fldCharType="begin"/>
-            </w:r>
-            <w:r>
-              <w:rPr>
-                <w:rFonts w:ascii="Times New Roman" w:hAnsi="Times New Roman" w:cs="Times New Roman"/>
-                <w:noProof/>
-                <w:webHidden/>
-                <w:sz w:val="28"/>
-                <w:szCs w:val="28"/>
-              </w:rPr>
-              <w:instrText xml:space="preserve"> PAGEREF _Toc185135602 \h </w:instrText>
-            </w:r>
-            <w:r>
-              <w:rPr>
-                <w:rFonts w:ascii="Times New Roman" w:hAnsi="Times New Roman" w:cs="Times New Roman"/>
-                <w:noProof/>
-                <w:webHidden/>
-                <w:sz w:val="28"/>
-                <w:szCs w:val="28"/>
-              </w:rPr>
-            </w:r>
-            <w:r>
-              <w:rPr>
-                <w:rFonts w:ascii="Times New Roman" w:hAnsi="Times New Roman" w:cs="Times New Roman"/>
-                <w:noProof/>
-                <w:webHidden/>
-                <w:sz w:val="28"/>
-                <w:szCs w:val="28"/>
-              </w:rPr>
-              <w:fldChar w:fldCharType="separate"/>
-            </w:r>
-            <w:r>
-              <w:rPr>
-                <w:rFonts w:ascii="Times New Roman" w:hAnsi="Times New Roman" w:cs="Times New Roman"/>
-                <w:noProof/>
-                <w:webHidden/>
-                <w:sz w:val="28"/>
-                <w:szCs w:val="28"/>
-              </w:rPr>
-              <w:t>36</w:t>
-            </w:r>
-            <w:r>
-              <w:rPr>
-                <w:rFonts w:ascii="Times New Roman" w:hAnsi="Times New Roman" w:cs="Times New Roman"/>
-                <w:noProof/>
-                <w:webHidden/>
-                <w:sz w:val="28"/>
-                <w:szCs w:val="28"/>
-              </w:rPr>
-              <w:fldChar w:fldCharType="end"/>
-            </w:r>
-          </w:hyperlink>
           <w:r>
             <w:rPr>
               <w:rFonts w:ascii="Times New Roman" w:hAnsi="Times New Roman" w:cs="Times New Roman"/>
@@ -4795,22 +2528,14 @@
     </w:sdt>
     <w:p>
       <w:pPr>
-        <w:rPr>
-          <w:rFonts w:ascii="Times New Roman" w:hAnsi="Times New Roman" w:cs="Times New Roman"/>
-          <w:sz w:val="28"/>
-          <w:szCs w:val="28"/>
-          <w:lang w:val="en-US"/>
-        </w:rPr>
-      </w:pPr>
-      <w:r>
-        <w:rPr>
-          <w:rFonts w:ascii="Times New Roman" w:hAnsi="Times New Roman" w:cs="Times New Roman"/>
-          <w:sz w:val="28"/>
-          <w:szCs w:val="28"/>
-          <w:lang w:val="en-US"/>
-        </w:rPr>
-        <w:br w:type="page"/>
-      </w:r>
+        <w:sectPr>
+          <w:pgSz w:w="11906" w:h="16838"/>
+          <w:pgMar w:top="1134" w:right="850" w:bottom="1134" w:left="1701" w:header="708" w:footer="708" w:gutter="0"/>
+          <w:cols w:space="708"/>
+          <w:titlePg/>
+          <w:docGrid w:linePitch="360"/>
+        </w:sectPr>
+      </w:pPr>
     </w:p>
     <w:p>
       <w:pPr>
@@ -4826,7 +2551,7 @@
           <w:szCs w:val="28"/>
         </w:rPr>
       </w:pPr>
-      <w:bookmarkStart w:id="1" w:name="_Toc185135540"/>
+      <w:bookmarkStart w:id="1" w:name="_Toc194021366"/>
       <w:r>
         <w:rPr>
           <w:rFonts w:ascii="Times New Roman" w:hAnsi="Times New Roman" w:cs="Times New Roman"/>
@@ -4837,7 +2562,7 @@
           <w:szCs w:val="28"/>
         </w:rPr>
         <w:lastRenderedPageBreak/>
-        <w:t>Введение</w:t>
+        <w:t>ВВЕДЕНИЕ</w:t>
       </w:r>
       <w:bookmarkEnd w:id="1"/>
     </w:p>
@@ -5264,6 +2989,7 @@
     </w:p>
     <w:p>
       <w:pPr>
+        <w:spacing w:after="0"/>
         <w:jc w:val="both"/>
         <w:rPr>
           <w:rFonts w:ascii="Times New Roman" w:hAnsi="Times New Roman" w:cs="Times New Roman"/>
@@ -5325,7 +3051,10 @@
     </w:p>
     <w:p>
       <w:pPr>
+        <w:spacing w:before="240" w:after="240" w:line="240" w:lineRule="auto"/>
+        <w:ind w:firstLine="709"/>
         <w:jc w:val="both"/>
+        <w:outlineLvl w:val="0"/>
         <w:rPr>
           <w:rFonts w:ascii="Times New Roman" w:hAnsi="Times New Roman" w:cs="Times New Roman"/>
           <w:b/>
@@ -5333,18 +3062,9 @@
           <w:szCs w:val="28"/>
         </w:rPr>
       </w:pPr>
-      <w:r>
-        <w:rPr>
-          <w:rFonts w:ascii="Times New Roman" w:hAnsi="Times New Roman" w:cs="Times New Roman"/>
-          <w:sz w:val="28"/>
-          <w:szCs w:val="28"/>
-          <w:lang w:val="en-US"/>
-        </w:rPr>
-        <w:lastRenderedPageBreak/>
-        <w:tab/>
-      </w:r>
       <w:bookmarkStart w:id="2" w:name="_Toc104681160"/>
       <w:bookmarkStart w:id="3" w:name="_Toc166719482"/>
+      <w:bookmarkStart w:id="4" w:name="_Toc194021367"/>
       <w:r>
         <w:rPr>
           <w:rFonts w:ascii="Times New Roman" w:hAnsi="Times New Roman" w:cs="Times New Roman"/>
@@ -5352,18 +3072,41 @@
           <w:sz w:val="28"/>
           <w:szCs w:val="28"/>
         </w:rPr>
-        <w:t>1 Аналитический обзор литературы и формирование требований</w:t>
+        <w:lastRenderedPageBreak/>
+        <w:t>1</w:t>
+      </w:r>
+      <w:r>
+        <w:rPr>
+          <w:rFonts w:ascii="Times New Roman" w:hAnsi="Times New Roman" w:cs="Times New Roman"/>
+          <w:b/>
+          <w:sz w:val="28"/>
+          <w:szCs w:val="28"/>
+        </w:rPr>
+        <w:t>.</w:t>
+      </w:r>
+      <w:r>
+        <w:rPr>
+          <w:rFonts w:ascii="Times New Roman" w:hAnsi="Times New Roman" w:cs="Times New Roman"/>
+          <w:b/>
+          <w:sz w:val="28"/>
+          <w:szCs w:val="28"/>
+        </w:rPr>
+        <w:t xml:space="preserve"> Аналитический обзор литературы и формирование требований</w:t>
       </w:r>
       <w:bookmarkEnd w:id="2"/>
       <w:bookmarkEnd w:id="3"/>
-    </w:p>
-    <w:p>
-      <w:pPr>
+      <w:bookmarkEnd w:id="4"/>
+    </w:p>
+    <w:p>
+      <w:pPr>
+        <w:pStyle w:val="a7"/>
         <w:numPr>
           <w:ilvl w:val="1"/>
-          <w:numId w:val="2"/>
+          <w:numId w:val="24"/>
         </w:numPr>
+        <w:spacing w:before="240" w:after="240" w:line="240" w:lineRule="auto"/>
         <w:jc w:val="both"/>
+        <w:outlineLvl w:val="1"/>
         <w:rPr>
           <w:rFonts w:ascii="Times New Roman" w:hAnsi="Times New Roman" w:cs="Times New Roman"/>
           <w:b/>
@@ -5371,8 +3114,9 @@
           <w:szCs w:val="28"/>
         </w:rPr>
       </w:pPr>
-      <w:bookmarkStart w:id="4" w:name="_Toc104681161"/>
-      <w:bookmarkStart w:id="5" w:name="_Toc166719483"/>
+      <w:bookmarkStart w:id="5" w:name="_Toc104681161"/>
+      <w:bookmarkStart w:id="6" w:name="_Toc166719483"/>
+      <w:bookmarkStart w:id="7" w:name="_Toc194021368"/>
       <w:r>
         <w:rPr>
           <w:rFonts w:ascii="Times New Roman" w:hAnsi="Times New Roman" w:cs="Times New Roman"/>
@@ -5382,11 +3126,13 @@
         </w:rPr>
         <w:t>Анализ прототипов</w:t>
       </w:r>
-      <w:bookmarkEnd w:id="4"/>
       <w:bookmarkEnd w:id="5"/>
-    </w:p>
-    <w:p>
-      <w:pPr>
+      <w:bookmarkEnd w:id="6"/>
+      <w:bookmarkEnd w:id="7"/>
+    </w:p>
+    <w:p>
+      <w:pPr>
+        <w:spacing w:after="0" w:line="240" w:lineRule="auto"/>
         <w:ind w:firstLine="708"/>
         <w:jc w:val="both"/>
         <w:rPr>
@@ -5459,7 +3205,9 @@
           <w:ilvl w:val="2"/>
           <w:numId w:val="4"/>
         </w:numPr>
+        <w:spacing w:before="240" w:after="240" w:line="240" w:lineRule="auto"/>
         <w:jc w:val="both"/>
+        <w:outlineLvl w:val="2"/>
         <w:rPr>
           <w:rFonts w:ascii="Times New Roman" w:hAnsi="Times New Roman" w:cs="Times New Roman"/>
           <w:b/>
@@ -5467,6 +3215,7 @@
           <w:szCs w:val="28"/>
         </w:rPr>
       </w:pPr>
+      <w:bookmarkStart w:id="8" w:name="_Toc194021369"/>
       <w:r>
         <w:rPr>
           <w:rFonts w:ascii="Times New Roman" w:hAnsi="Times New Roman" w:cs="Times New Roman"/>
@@ -5494,10 +3243,11 @@
         </w:rPr>
         <w:t>»</w:t>
       </w:r>
-    </w:p>
-    <w:p>
-      <w:pPr>
-        <w:spacing w:after="0"/>
+      <w:bookmarkEnd w:id="8"/>
+    </w:p>
+    <w:p>
+      <w:pPr>
+        <w:spacing w:after="0" w:line="240" w:lineRule="auto"/>
         <w:ind w:firstLine="708"/>
         <w:jc w:val="both"/>
         <w:rPr>
@@ -5512,16 +3262,7 @@
           <w:sz w:val="28"/>
           <w:szCs w:val="28"/>
         </w:rPr>
-        <w:t>5</w:t>
-      </w:r>
-      <w:r>
-        <w:rPr>
-          <w:rFonts w:ascii="Times New Roman" w:hAnsi="Times New Roman" w:cs="Times New Roman"/>
-          <w:sz w:val="28"/>
-          <w:szCs w:val="28"/>
-          <w:lang w:val="en-US"/>
-        </w:rPr>
-        <w:t>element</w:t>
+        <w:t>«5 Элемент»</w:t>
       </w:r>
       <w:r>
         <w:rPr>
@@ -5537,7 +3278,15 @@
           <w:sz w:val="28"/>
           <w:szCs w:val="28"/>
         </w:rPr>
-        <w:t>является магазином техники</w:t>
+        <w:t>— это</w:t>
+      </w:r>
+      <w:r>
+        <w:rPr>
+          <w:rFonts w:ascii="Times New Roman" w:hAnsi="Times New Roman" w:cs="Times New Roman"/>
+          <w:sz w:val="28"/>
+          <w:szCs w:val="28"/>
+        </w:rPr>
+        <w:t xml:space="preserve"> крупнейшая сеть магазинов электроники и бытовой техники</w:t>
       </w:r>
       <w:r>
         <w:rPr>
@@ -5553,20 +3302,55 @@
           <w:sz w:val="28"/>
           <w:szCs w:val="28"/>
         </w:rPr>
-        <w:t>. Их веб-сайт предоставляет функционал, позволяющий пользователю найти интересующий товар и совершить покупку онлайн.</w:t>
-      </w:r>
-      <w:r>
-        <w:rPr>
-          <w:rFonts w:ascii="Times New Roman" w:hAnsi="Times New Roman" w:cs="Times New Roman"/>
-          <w:sz w:val="28"/>
-          <w:szCs w:val="28"/>
-        </w:rPr>
-        <w:t xml:space="preserve"> Главная страница веб-сайта представлена на рисунке 1.1.</w:t>
-      </w:r>
-    </w:p>
-    <w:p>
-      <w:pPr>
-        <w:spacing w:before="240" w:after="0"/>
+        <w:t xml:space="preserve">, предлагающая </w:t>
+      </w:r>
+      <w:r>
+        <w:rPr>
+          <w:rFonts w:ascii="Times New Roman" w:hAnsi="Times New Roman" w:cs="Times New Roman"/>
+          <w:sz w:val="28"/>
+          <w:szCs w:val="28"/>
+        </w:rPr>
+        <w:t>широкий ассортимент товаров</w:t>
+      </w:r>
+      <w:r>
+        <w:rPr>
+          <w:rFonts w:ascii="Times New Roman" w:hAnsi="Times New Roman" w:cs="Times New Roman"/>
+          <w:sz w:val="28"/>
+          <w:szCs w:val="28"/>
+        </w:rPr>
+        <w:t xml:space="preserve">, </w:t>
+      </w:r>
+      <w:r>
+        <w:rPr>
+          <w:rFonts w:ascii="Times New Roman" w:hAnsi="Times New Roman" w:cs="Times New Roman"/>
+          <w:sz w:val="28"/>
+          <w:szCs w:val="28"/>
+        </w:rPr>
+        <w:t>функциональные возможности для совершения покупки онлайн. На главной странице сайта представлена информация об акционных и популярных товарах, а также реализована возможность перехода в любой раздел ресурса.</w:t>
+      </w:r>
+    </w:p>
+    <w:p>
+      <w:pPr>
+        <w:spacing w:after="0" w:line="240" w:lineRule="auto"/>
+        <w:jc w:val="both"/>
+        <w:rPr>
+          <w:rFonts w:ascii="Times New Roman" w:hAnsi="Times New Roman" w:cs="Times New Roman"/>
+          <w:sz w:val="28"/>
+          <w:szCs w:val="28"/>
+        </w:rPr>
+      </w:pPr>
+      <w:r>
+        <w:rPr>
+          <w:rFonts w:ascii="Times New Roman" w:hAnsi="Times New Roman" w:cs="Times New Roman"/>
+          <w:sz w:val="28"/>
+          <w:szCs w:val="28"/>
+        </w:rPr>
+        <w:t>Главная страница веб-сайта представлена на рисунке 1.1.</w:t>
+      </w:r>
+    </w:p>
+    <w:p>
+      <w:pPr>
+        <w:spacing w:before="280" w:after="0" w:line="240" w:lineRule="auto"/>
         <w:jc w:val="center"/>
         <w:rPr>
           <w:rFonts w:ascii="Times New Roman" w:hAnsi="Times New Roman" w:cs="Times New Roman"/>
@@ -5594,7 +3378,7 @@
                     <pic:cNvPicPr/>
                   </pic:nvPicPr>
                   <pic:blipFill>
-                    <a:blip r:embed="rId7"/>
+                    <a:blip r:embed="rId10"/>
                     <a:stretch>
                       <a:fillRect/>
                     </a:stretch>
@@ -5617,29 +3401,46 @@
     </w:p>
     <w:p>
       <w:pPr>
+        <w:spacing w:after="280" w:line="240" w:lineRule="auto"/>
         <w:jc w:val="center"/>
         <w:rPr>
           <w:rFonts w:ascii="Times New Roman" w:hAnsi="Times New Roman" w:cs="Times New Roman"/>
           <w:sz w:val="28"/>
           <w:szCs w:val="28"/>
+        </w:rPr>
+      </w:pPr>
+      <w:r>
+        <w:rPr>
+          <w:rFonts w:ascii="Times New Roman" w:hAnsi="Times New Roman" w:cs="Times New Roman"/>
+          <w:sz w:val="28"/>
+          <w:szCs w:val="28"/>
+        </w:rPr>
+        <w:t xml:space="preserve">Рисунок 1.1. – Главная страница веб-сайта </w:t>
+      </w:r>
+      <w:r>
+        <w:rPr>
+          <w:rFonts w:ascii="Times New Roman" w:hAnsi="Times New Roman" w:cs="Times New Roman"/>
+          <w:sz w:val="28"/>
+          <w:szCs w:val="28"/>
+        </w:rPr>
+        <w:t>5</w:t>
+      </w:r>
+      <w:r>
+        <w:rPr>
+          <w:rFonts w:ascii="Times New Roman" w:hAnsi="Times New Roman" w:cs="Times New Roman"/>
+          <w:sz w:val="28"/>
+          <w:szCs w:val="28"/>
           <w:lang w:val="en-US"/>
         </w:rPr>
-      </w:pPr>
-      <w:r>
-        <w:rPr>
-          <w:rFonts w:ascii="Times New Roman" w:hAnsi="Times New Roman" w:cs="Times New Roman"/>
-          <w:sz w:val="28"/>
-          <w:szCs w:val="28"/>
-        </w:rPr>
-        <w:t xml:space="preserve">Рисунок 1.1. – Главная страница веб-сайта </w:t>
-      </w:r>
-      <w:r>
-        <w:rPr>
-          <w:rFonts w:ascii="Times New Roman" w:hAnsi="Times New Roman" w:cs="Times New Roman"/>
-          <w:sz w:val="28"/>
-          <w:szCs w:val="28"/>
-        </w:rPr>
-        <w:t>5</w:t>
+        <w:t>element</w:t>
+      </w:r>
+      <w:r>
+        <w:rPr>
+          <w:rFonts w:ascii="Times New Roman" w:hAnsi="Times New Roman" w:cs="Times New Roman"/>
+          <w:sz w:val="28"/>
+          <w:szCs w:val="28"/>
+        </w:rPr>
+        <w:t>.</w:t>
       </w:r>
       <w:r>
         <w:rPr>
@@ -5648,29 +3449,12 @@
           <w:szCs w:val="28"/>
           <w:lang w:val="en-US"/>
         </w:rPr>
-        <w:t>element</w:t>
-      </w:r>
-      <w:r>
-        <w:rPr>
-          <w:rFonts w:ascii="Times New Roman" w:hAnsi="Times New Roman" w:cs="Times New Roman"/>
-          <w:sz w:val="28"/>
-          <w:szCs w:val="28"/>
-        </w:rPr>
-        <w:t>.</w:t>
-      </w:r>
-      <w:r>
-        <w:rPr>
-          <w:rFonts w:ascii="Times New Roman" w:hAnsi="Times New Roman" w:cs="Times New Roman"/>
-          <w:sz w:val="28"/>
-          <w:szCs w:val="28"/>
-          <w:lang w:val="en-US"/>
-        </w:rPr>
         <w:t>by</w:t>
       </w:r>
     </w:p>
     <w:p>
       <w:pPr>
-        <w:spacing w:after="0"/>
+        <w:spacing w:after="0" w:line="240" w:lineRule="auto"/>
         <w:jc w:val="both"/>
         <w:rPr>
           <w:rFonts w:ascii="Times New Roman" w:hAnsi="Times New Roman" w:cs="Times New Roman"/>
@@ -5683,77 +3467,25 @@
           <w:rFonts w:ascii="Times New Roman" w:hAnsi="Times New Roman" w:cs="Times New Roman"/>
           <w:sz w:val="28"/>
           <w:szCs w:val="28"/>
-          <w:lang w:val="en-US"/>
         </w:rPr>
         <w:tab/>
-      </w:r>
-      <w:r>
-        <w:rPr>
-          <w:rFonts w:ascii="Times New Roman" w:hAnsi="Times New Roman" w:cs="Times New Roman"/>
-          <w:sz w:val="28"/>
-          <w:szCs w:val="28"/>
-        </w:rPr>
-        <w:t>Главная страница предоставляет информацию о акционных</w:t>
-      </w:r>
-      <w:r>
-        <w:rPr>
-          <w:rFonts w:ascii="Times New Roman" w:hAnsi="Times New Roman" w:cs="Times New Roman"/>
-          <w:sz w:val="28"/>
-          <w:szCs w:val="28"/>
-        </w:rPr>
-        <w:t xml:space="preserve"> и популярных</w:t>
-      </w:r>
-      <w:r>
-        <w:rPr>
-          <w:rFonts w:ascii="Times New Roman" w:hAnsi="Times New Roman" w:cs="Times New Roman"/>
-          <w:sz w:val="28"/>
-          <w:szCs w:val="28"/>
-        </w:rPr>
-        <w:t xml:space="preserve"> товарах</w:t>
-      </w:r>
-      <w:r>
-        <w:rPr>
-          <w:rFonts w:ascii="Times New Roman" w:hAnsi="Times New Roman" w:cs="Times New Roman"/>
-          <w:sz w:val="28"/>
-          <w:szCs w:val="28"/>
-        </w:rPr>
-        <w:t xml:space="preserve">, </w:t>
-      </w:r>
-      <w:r>
-        <w:rPr>
-          <w:rFonts w:ascii="Times New Roman" w:hAnsi="Times New Roman" w:cs="Times New Roman"/>
-          <w:sz w:val="28"/>
-          <w:szCs w:val="28"/>
-        </w:rPr>
-        <w:t xml:space="preserve">позволяет </w:t>
-      </w:r>
-      <w:r>
-        <w:rPr>
-          <w:rFonts w:ascii="Times New Roman" w:hAnsi="Times New Roman" w:cs="Times New Roman"/>
-          <w:sz w:val="28"/>
-          <w:szCs w:val="28"/>
-        </w:rPr>
-        <w:t>перейти в любой раздел веб-сайта.</w:t>
-      </w:r>
-    </w:p>
-    <w:p>
-      <w:pPr>
-        <w:spacing w:after="0"/>
-        <w:jc w:val="both"/>
-        <w:rPr>
-          <w:rFonts w:ascii="Times New Roman" w:hAnsi="Times New Roman" w:cs="Times New Roman"/>
-          <w:sz w:val="28"/>
-          <w:szCs w:val="28"/>
-        </w:rPr>
-      </w:pPr>
-      <w:r>
-        <w:rPr>
-          <w:rFonts w:ascii="Times New Roman" w:hAnsi="Times New Roman" w:cs="Times New Roman"/>
-          <w:sz w:val="28"/>
-          <w:szCs w:val="28"/>
-        </w:rPr>
-        <w:tab/>
-        <w:t>Положительные стороны веб-страницы:</w:t>
+        <w:t xml:space="preserve">Положительные стороны </w:t>
+      </w:r>
+      <w:r>
+        <w:rPr>
+          <w:rFonts w:ascii="Times New Roman" w:hAnsi="Times New Roman" w:cs="Times New Roman"/>
+          <w:sz w:val="28"/>
+          <w:szCs w:val="28"/>
+        </w:rPr>
+        <w:t xml:space="preserve">главной </w:t>
+      </w:r>
+      <w:r>
+        <w:rPr>
+          <w:rFonts w:ascii="Times New Roman" w:hAnsi="Times New Roman" w:cs="Times New Roman"/>
+          <w:sz w:val="28"/>
+          <w:szCs w:val="28"/>
+        </w:rPr>
+        <w:t>страницы:</w:t>
       </w:r>
     </w:p>
     <w:p>
@@ -5763,7 +3495,7 @@
           <w:ilvl w:val="0"/>
           <w:numId w:val="5"/>
         </w:numPr>
-        <w:spacing w:after="0"/>
+        <w:spacing w:after="0" w:line="240" w:lineRule="auto"/>
         <w:jc w:val="both"/>
         <w:rPr>
           <w:rFonts w:ascii="Times New Roman" w:hAnsi="Times New Roman" w:cs="Times New Roman"/>
@@ -5777,15 +3509,47 @@
           <w:sz w:val="28"/>
           <w:szCs w:val="28"/>
         </w:rPr>
-        <w:t>н</w:t>
-      </w:r>
-      <w:r>
-        <w:rPr>
-          <w:rFonts w:ascii="Times New Roman" w:hAnsi="Times New Roman" w:cs="Times New Roman"/>
-          <w:sz w:val="28"/>
-          <w:szCs w:val="28"/>
-        </w:rPr>
-        <w:t>аличие крупных баннеров с акциями и скидками</w:t>
+        <w:t>к</w:t>
+      </w:r>
+      <w:r>
+        <w:rPr>
+          <w:rFonts w:ascii="Times New Roman" w:hAnsi="Times New Roman" w:cs="Times New Roman"/>
+          <w:sz w:val="28"/>
+          <w:szCs w:val="28"/>
+        </w:rPr>
+        <w:t xml:space="preserve">атегории товаров </w:t>
+      </w:r>
+      <w:r>
+        <w:rPr>
+          <w:rFonts w:ascii="Times New Roman" w:hAnsi="Times New Roman" w:cs="Times New Roman"/>
+          <w:sz w:val="28"/>
+          <w:szCs w:val="28"/>
+        </w:rPr>
+        <w:t>размещены</w:t>
+      </w:r>
+      <w:r>
+        <w:rPr>
+          <w:rFonts w:ascii="Times New Roman" w:hAnsi="Times New Roman" w:cs="Times New Roman"/>
+          <w:sz w:val="28"/>
+          <w:szCs w:val="28"/>
+        </w:rPr>
+        <w:t xml:space="preserve"> в выпадающе</w:t>
+      </w:r>
+      <w:r>
+        <w:rPr>
+          <w:rFonts w:ascii="Times New Roman" w:hAnsi="Times New Roman" w:cs="Times New Roman"/>
+          <w:sz w:val="28"/>
+          <w:szCs w:val="28"/>
+        </w:rPr>
+        <w:t xml:space="preserve">м </w:t>
+      </w:r>
+      <w:r>
+        <w:rPr>
+          <w:rFonts w:ascii="Times New Roman" w:hAnsi="Times New Roman" w:cs="Times New Roman"/>
+          <w:sz w:val="28"/>
+          <w:szCs w:val="28"/>
+        </w:rPr>
+        <w:t>меню</w:t>
       </w:r>
       <w:r>
         <w:rPr>
@@ -5803,7 +3567,7 @@
           <w:ilvl w:val="0"/>
           <w:numId w:val="5"/>
         </w:numPr>
-        <w:spacing w:after="0"/>
+        <w:spacing w:after="0" w:line="240" w:lineRule="auto"/>
         <w:jc w:val="both"/>
         <w:rPr>
           <w:rFonts w:ascii="Times New Roman" w:hAnsi="Times New Roman" w:cs="Times New Roman"/>
@@ -5817,14 +3581,13 @@
           <w:sz w:val="28"/>
           <w:szCs w:val="28"/>
         </w:rPr>
-        <w:t>отображение популярных категорий</w:t>
-      </w:r>
-      <w:r>
-        <w:rPr>
-          <w:rFonts w:ascii="Times New Roman" w:hAnsi="Times New Roman" w:cs="Times New Roman"/>
-          <w:sz w:val="28"/>
-          <w:szCs w:val="28"/>
-          <w:lang w:val="en-US"/>
+        <w:t>простой и интуитивно понятный интерфейс навигации</w:t>
+      </w:r>
+      <w:r>
+        <w:rPr>
+          <w:rFonts w:ascii="Times New Roman" w:hAnsi="Times New Roman" w:cs="Times New Roman"/>
+          <w:sz w:val="28"/>
+          <w:szCs w:val="28"/>
         </w:rPr>
         <w:t>;</w:t>
       </w:r>
@@ -5836,7 +3599,7 @@
           <w:ilvl w:val="0"/>
           <w:numId w:val="5"/>
         </w:numPr>
-        <w:spacing w:after="0"/>
+        <w:spacing w:after="0" w:line="240" w:lineRule="auto"/>
         <w:jc w:val="both"/>
         <w:rPr>
           <w:rFonts w:ascii="Times New Roman" w:hAnsi="Times New Roman" w:cs="Times New Roman"/>
@@ -5850,15 +3613,7 @@
           <w:sz w:val="28"/>
           <w:szCs w:val="28"/>
         </w:rPr>
-        <w:t>чётко выделенные категории</w:t>
-      </w:r>
-      <w:r>
-        <w:rPr>
-          <w:rFonts w:ascii="Times New Roman" w:hAnsi="Times New Roman" w:cs="Times New Roman"/>
-          <w:sz w:val="28"/>
-          <w:szCs w:val="28"/>
-        </w:rPr>
-        <w:t xml:space="preserve"> товаров</w:t>
+        <w:t>наличие рекламных баннеров</w:t>
       </w:r>
       <w:r>
         <w:rPr>
@@ -5877,7 +3632,7 @@
           <w:ilvl w:val="0"/>
           <w:numId w:val="5"/>
         </w:numPr>
-        <w:spacing w:after="0"/>
+        <w:spacing w:after="0" w:line="240" w:lineRule="auto"/>
         <w:jc w:val="both"/>
         <w:rPr>
           <w:rFonts w:ascii="Times New Roman" w:hAnsi="Times New Roman" w:cs="Times New Roman"/>
@@ -5891,7 +3646,7 @@
           <w:sz w:val="28"/>
           <w:szCs w:val="28"/>
         </w:rPr>
-        <w:t>удобно выделенная шапка сайта</w:t>
+        <w:t>наличие раздела популярных товаров</w:t>
       </w:r>
       <w:r>
         <w:rPr>
@@ -5900,7 +3655,7 @@
           <w:szCs w:val="28"/>
           <w:lang w:val="en-US"/>
         </w:rPr>
-        <w:t>.</w:t>
+        <w:t>;</w:t>
       </w:r>
     </w:p>
     <w:p>
@@ -5910,7 +3665,7 @@
           <w:ilvl w:val="0"/>
           <w:numId w:val="5"/>
         </w:numPr>
-        <w:spacing w:after="0"/>
+        <w:spacing w:after="0" w:line="240" w:lineRule="auto"/>
         <w:jc w:val="both"/>
         <w:rPr>
           <w:rFonts w:ascii="Times New Roman" w:hAnsi="Times New Roman" w:cs="Times New Roman"/>
@@ -5924,8 +3679,15 @@
           <w:sz w:val="28"/>
           <w:szCs w:val="28"/>
         </w:rPr>
-        <w:lastRenderedPageBreak/>
-        <w:t>простая навигация по важным разделам: каталог, сравнение избранное корзина</w:t>
+        <w:t>чётко выделенные категории</w:t>
+      </w:r>
+      <w:r>
+        <w:rPr>
+          <w:rFonts w:ascii="Times New Roman" w:hAnsi="Times New Roman" w:cs="Times New Roman"/>
+          <w:sz w:val="28"/>
+          <w:szCs w:val="28"/>
+        </w:rPr>
+        <w:t xml:space="preserve"> товаров</w:t>
       </w:r>
       <w:r>
         <w:rPr>
@@ -5938,7 +3700,7 @@
     </w:p>
     <w:p>
       <w:pPr>
-        <w:spacing w:after="0"/>
+        <w:spacing w:after="0" w:line="240" w:lineRule="auto"/>
         <w:ind w:left="709"/>
         <w:jc w:val="both"/>
         <w:rPr>
@@ -5953,7 +3715,23 @@
           <w:sz w:val="28"/>
           <w:szCs w:val="28"/>
         </w:rPr>
-        <w:t>Отрицательные стороны веб-страницы:</w:t>
+        <w:t xml:space="preserve">Отрицательные стороны </w:t>
+      </w:r>
+      <w:r>
+        <w:rPr>
+          <w:rFonts w:ascii="Times New Roman" w:hAnsi="Times New Roman" w:cs="Times New Roman"/>
+          <w:sz w:val="28"/>
+          <w:szCs w:val="28"/>
+        </w:rPr>
+        <w:t xml:space="preserve">главной </w:t>
+      </w:r>
+      <w:r>
+        <w:rPr>
+          <w:rFonts w:ascii="Times New Roman" w:hAnsi="Times New Roman" w:cs="Times New Roman"/>
+          <w:sz w:val="28"/>
+          <w:szCs w:val="28"/>
+        </w:rPr>
+        <w:t>страницы:</w:t>
       </w:r>
     </w:p>
     <w:p>
@@ -5963,7 +3741,7 @@
           <w:ilvl w:val="0"/>
           <w:numId w:val="6"/>
         </w:numPr>
-        <w:spacing w:after="0"/>
+        <w:spacing w:after="0" w:line="240" w:lineRule="auto"/>
         <w:jc w:val="both"/>
         <w:rPr>
           <w:rFonts w:ascii="Times New Roman" w:hAnsi="Times New Roman" w:cs="Times New Roman"/>
@@ -5977,6 +3755,7 @@
           <w:sz w:val="28"/>
           <w:szCs w:val="28"/>
         </w:rPr>
+        <w:lastRenderedPageBreak/>
         <w:t>п</w:t>
       </w:r>
       <w:r>
@@ -5985,7 +3764,23 @@
           <w:sz w:val="28"/>
           <w:szCs w:val="28"/>
         </w:rPr>
-        <w:t>ерегруженность баннерами</w:t>
+        <w:t xml:space="preserve">ерегруженность </w:t>
+      </w:r>
+      <w:r>
+        <w:rPr>
+          <w:rFonts w:ascii="Times New Roman" w:hAnsi="Times New Roman" w:cs="Times New Roman"/>
+          <w:sz w:val="28"/>
+          <w:szCs w:val="28"/>
+        </w:rPr>
+        <w:t>интерфейса</w:t>
+      </w:r>
+      <w:r>
+        <w:rPr>
+          <w:rFonts w:ascii="Times New Roman" w:hAnsi="Times New Roman" w:cs="Times New Roman"/>
+          <w:sz w:val="28"/>
+          <w:szCs w:val="28"/>
+        </w:rPr>
+        <w:t xml:space="preserve"> лишними элементами</w:t>
       </w:r>
       <w:r>
         <w:rPr>
@@ -6004,7 +3799,7 @@
           <w:ilvl w:val="0"/>
           <w:numId w:val="6"/>
         </w:numPr>
-        <w:spacing w:after="0"/>
+        <w:spacing w:after="0" w:line="240" w:lineRule="auto"/>
         <w:jc w:val="both"/>
         <w:rPr>
           <w:rFonts w:ascii="Times New Roman" w:hAnsi="Times New Roman" w:cs="Times New Roman"/>
@@ -6018,70 +3813,12 @@
           <w:sz w:val="28"/>
           <w:szCs w:val="28"/>
         </w:rPr>
-        <w:t>м</w:t>
-      </w:r>
-      <w:r>
-        <w:rPr>
-          <w:rFonts w:ascii="Times New Roman" w:hAnsi="Times New Roman" w:cs="Times New Roman"/>
-          <w:sz w:val="28"/>
-          <w:szCs w:val="28"/>
-        </w:rPr>
-        <w:t>ного цветовых акцентов</w:t>
-      </w:r>
-      <w:r>
-        <w:rPr>
-          <w:rFonts w:ascii="Times New Roman" w:hAnsi="Times New Roman" w:cs="Times New Roman"/>
-          <w:sz w:val="28"/>
-          <w:szCs w:val="28"/>
-          <w:lang w:val="en-US"/>
-        </w:rPr>
-        <w:t>;</w:t>
-      </w:r>
-    </w:p>
-    <w:p>
-      <w:pPr>
-        <w:pStyle w:val="a7"/>
-        <w:numPr>
-          <w:ilvl w:val="0"/>
-          <w:numId w:val="6"/>
-        </w:numPr>
-        <w:spacing w:after="0"/>
-        <w:jc w:val="both"/>
-        <w:rPr>
-          <w:rFonts w:ascii="Times New Roman" w:hAnsi="Times New Roman" w:cs="Times New Roman"/>
-          <w:sz w:val="28"/>
-          <w:szCs w:val="28"/>
-        </w:rPr>
-      </w:pPr>
-      <w:r>
-        <w:rPr>
-          <w:rFonts w:ascii="Times New Roman" w:hAnsi="Times New Roman" w:cs="Times New Roman"/>
-          <w:sz w:val="28"/>
-          <w:szCs w:val="28"/>
-        </w:rPr>
-        <w:t>з</w:t>
-      </w:r>
-      <w:r>
-        <w:rPr>
-          <w:rFonts w:ascii="Times New Roman" w:hAnsi="Times New Roman" w:cs="Times New Roman"/>
-          <w:sz w:val="28"/>
-          <w:szCs w:val="28"/>
-        </w:rPr>
-        <w:t>агруженность верхнего меню</w:t>
-      </w:r>
-      <w:r>
-        <w:rPr>
-          <w:rFonts w:ascii="Times New Roman" w:hAnsi="Times New Roman" w:cs="Times New Roman"/>
-          <w:sz w:val="28"/>
-          <w:szCs w:val="28"/>
-          <w:lang w:val="en-US"/>
-        </w:rPr>
-        <w:t>.</w:t>
-      </w:r>
-    </w:p>
-    <w:p>
-      <w:pPr>
-        <w:spacing w:after="0"/>
+        <w:t>использование резких цветов в оформлении баннеров, не подходящих цветовой палитре сайта.</w:t>
+      </w:r>
+    </w:p>
+    <w:p>
+      <w:pPr>
+        <w:spacing w:after="0" w:line="240" w:lineRule="auto"/>
         <w:ind w:firstLine="708"/>
         <w:jc w:val="both"/>
         <w:rPr>
@@ -6096,7 +3833,23 @@
           <w:sz w:val="28"/>
           <w:szCs w:val="28"/>
         </w:rPr>
-        <w:t>Одним из важнейших разделов является каталог товаров</w:t>
+        <w:t xml:space="preserve">Одним из </w:t>
+      </w:r>
+      <w:r>
+        <w:rPr>
+          <w:rFonts w:ascii="Times New Roman" w:hAnsi="Times New Roman" w:cs="Times New Roman"/>
+          <w:sz w:val="28"/>
+          <w:szCs w:val="28"/>
+        </w:rPr>
+        <w:t>ключевых</w:t>
+      </w:r>
+      <w:r>
+        <w:rPr>
+          <w:rFonts w:ascii="Times New Roman" w:hAnsi="Times New Roman" w:cs="Times New Roman"/>
+          <w:sz w:val="28"/>
+          <w:szCs w:val="28"/>
+        </w:rPr>
+        <w:t xml:space="preserve"> разделов является каталог товаров</w:t>
       </w:r>
       <w:r>
         <w:rPr>
@@ -6130,10 +3883,18 @@
         </w:rPr>
         <w:t>.</w:t>
       </w:r>
-    </w:p>
-    <w:p>
-      <w:pPr>
-        <w:spacing w:before="240" w:after="0"/>
+      <w:r>
+        <w:rPr>
+          <w:rFonts w:ascii="Times New Roman" w:hAnsi="Times New Roman" w:cs="Times New Roman"/>
+          <w:sz w:val="28"/>
+          <w:szCs w:val="28"/>
+        </w:rPr>
+        <w:t xml:space="preserve"> Он обеспечивает удобный просмотр ассортимента товаров с использованием различных фильтров и сортировок.</w:t>
+      </w:r>
+    </w:p>
+    <w:p>
+      <w:pPr>
+        <w:spacing w:before="280" w:after="0" w:line="240" w:lineRule="auto"/>
         <w:jc w:val="center"/>
         <w:rPr>
           <w:rFonts w:ascii="Times New Roman" w:hAnsi="Times New Roman" w:cs="Times New Roman"/>
@@ -6161,7 +3922,7 @@
                     <pic:cNvPicPr/>
                   </pic:nvPicPr>
                   <pic:blipFill>
-                    <a:blip r:embed="rId8"/>
+                    <a:blip r:embed="rId11"/>
                     <a:stretch>
                       <a:fillRect/>
                     </a:stretch>
@@ -6184,29 +3945,46 @@
     </w:p>
     <w:p>
       <w:pPr>
+        <w:spacing w:after="280" w:line="240" w:lineRule="auto"/>
         <w:jc w:val="center"/>
         <w:rPr>
           <w:rFonts w:ascii="Times New Roman" w:hAnsi="Times New Roman" w:cs="Times New Roman"/>
           <w:sz w:val="28"/>
           <w:szCs w:val="28"/>
+        </w:rPr>
+      </w:pPr>
+      <w:r>
+        <w:rPr>
+          <w:rFonts w:ascii="Times New Roman" w:hAnsi="Times New Roman" w:cs="Times New Roman"/>
+          <w:sz w:val="28"/>
+          <w:szCs w:val="28"/>
+        </w:rPr>
+        <w:t xml:space="preserve">Рисунок 1.2 – Каталог товаров веб-сайта </w:t>
+      </w:r>
+      <w:r>
+        <w:rPr>
+          <w:rFonts w:ascii="Times New Roman" w:hAnsi="Times New Roman" w:cs="Times New Roman"/>
+          <w:sz w:val="28"/>
+          <w:szCs w:val="28"/>
+        </w:rPr>
+        <w:t>5</w:t>
+      </w:r>
+      <w:r>
+        <w:rPr>
+          <w:rFonts w:ascii="Times New Roman" w:hAnsi="Times New Roman" w:cs="Times New Roman"/>
+          <w:sz w:val="28"/>
+          <w:szCs w:val="28"/>
           <w:lang w:val="en-US"/>
         </w:rPr>
-      </w:pPr>
-      <w:r>
-        <w:rPr>
-          <w:rFonts w:ascii="Times New Roman" w:hAnsi="Times New Roman" w:cs="Times New Roman"/>
-          <w:sz w:val="28"/>
-          <w:szCs w:val="28"/>
-        </w:rPr>
-        <w:t xml:space="preserve">Рисунок 1.2 – Каталог товаров веб-сайта </w:t>
-      </w:r>
-      <w:r>
-        <w:rPr>
-          <w:rFonts w:ascii="Times New Roman" w:hAnsi="Times New Roman" w:cs="Times New Roman"/>
-          <w:sz w:val="28"/>
-          <w:szCs w:val="28"/>
-        </w:rPr>
-        <w:t>5</w:t>
+        <w:t>element</w:t>
+      </w:r>
+      <w:r>
+        <w:rPr>
+          <w:rFonts w:ascii="Times New Roman" w:hAnsi="Times New Roman" w:cs="Times New Roman"/>
+          <w:sz w:val="28"/>
+          <w:szCs w:val="28"/>
+        </w:rPr>
+        <w:t>.</w:t>
       </w:r>
       <w:r>
         <w:rPr>
@@ -6215,29 +3993,12 @@
           <w:szCs w:val="28"/>
           <w:lang w:val="en-US"/>
         </w:rPr>
-        <w:t>element</w:t>
-      </w:r>
-      <w:r>
-        <w:rPr>
-          <w:rFonts w:ascii="Times New Roman" w:hAnsi="Times New Roman" w:cs="Times New Roman"/>
-          <w:sz w:val="28"/>
-          <w:szCs w:val="28"/>
-        </w:rPr>
-        <w:t>.</w:t>
-      </w:r>
-      <w:r>
-        <w:rPr>
-          <w:rFonts w:ascii="Times New Roman" w:hAnsi="Times New Roman" w:cs="Times New Roman"/>
-          <w:sz w:val="28"/>
-          <w:szCs w:val="28"/>
-          <w:lang w:val="en-US"/>
-        </w:rPr>
         <w:t>by</w:t>
       </w:r>
     </w:p>
     <w:p>
       <w:pPr>
-        <w:spacing w:after="0"/>
+        <w:spacing w:after="0" w:line="240" w:lineRule="auto"/>
         <w:jc w:val="both"/>
         <w:rPr>
           <w:rFonts w:ascii="Times New Roman" w:hAnsi="Times New Roman" w:cs="Times New Roman"/>
@@ -6252,27 +4013,7 @@
           <w:szCs w:val="28"/>
         </w:rPr>
         <w:tab/>
-        <w:t>Каталог товаров предоставляет простой и удобный способ просмотра товаров.</w:t>
-      </w:r>
-    </w:p>
-    <w:p>
-      <w:pPr>
-        <w:spacing w:after="0"/>
-        <w:jc w:val="both"/>
-        <w:rPr>
-          <w:rFonts w:ascii="Times New Roman" w:hAnsi="Times New Roman" w:cs="Times New Roman"/>
-          <w:sz w:val="28"/>
-          <w:szCs w:val="28"/>
-        </w:rPr>
-      </w:pPr>
-      <w:r>
-        <w:rPr>
-          <w:rFonts w:ascii="Times New Roman" w:hAnsi="Times New Roman" w:cs="Times New Roman"/>
-          <w:sz w:val="28"/>
-          <w:szCs w:val="28"/>
-        </w:rPr>
-        <w:tab/>
-        <w:t>Положительные стороны веб-каталога:</w:t>
+        <w:t>Положительные стороны каталога:</w:t>
       </w:r>
     </w:p>
     <w:p>
@@ -6282,7 +4023,7 @@
           <w:ilvl w:val="0"/>
           <w:numId w:val="7"/>
         </w:numPr>
-        <w:spacing w:after="0"/>
+        <w:spacing w:after="0" w:line="240" w:lineRule="auto"/>
         <w:jc w:val="both"/>
         <w:rPr>
           <w:rFonts w:ascii="Times New Roman" w:hAnsi="Times New Roman" w:cs="Times New Roman"/>
@@ -6296,14 +4037,45 @@
           <w:sz w:val="28"/>
           <w:szCs w:val="28"/>
         </w:rPr>
-        <w:t>множество фильтров</w:t>
-      </w:r>
-      <w:r>
-        <w:rPr>
-          <w:rFonts w:ascii="Times New Roman" w:hAnsi="Times New Roman" w:cs="Times New Roman"/>
-          <w:sz w:val="28"/>
-          <w:szCs w:val="28"/>
-          <w:lang w:val="en-US"/>
+        <w:t xml:space="preserve">наличие </w:t>
+      </w:r>
+      <w:r>
+        <w:rPr>
+          <w:rFonts w:ascii="Times New Roman" w:hAnsi="Times New Roman" w:cs="Times New Roman"/>
+          <w:sz w:val="28"/>
+          <w:szCs w:val="28"/>
+        </w:rPr>
+        <w:t>множеств</w:t>
+      </w:r>
+      <w:r>
+        <w:rPr>
+          <w:rFonts w:ascii="Times New Roman" w:hAnsi="Times New Roman" w:cs="Times New Roman"/>
+          <w:sz w:val="28"/>
+          <w:szCs w:val="28"/>
+        </w:rPr>
+        <w:t>а</w:t>
+      </w:r>
+      <w:r>
+        <w:rPr>
+          <w:rFonts w:ascii="Times New Roman" w:hAnsi="Times New Roman" w:cs="Times New Roman"/>
+          <w:sz w:val="28"/>
+          <w:szCs w:val="28"/>
+        </w:rPr>
+        <w:t xml:space="preserve"> фильтров</w:t>
+      </w:r>
+      <w:r>
+        <w:rPr>
+          <w:rFonts w:ascii="Times New Roman" w:hAnsi="Times New Roman" w:cs="Times New Roman"/>
+          <w:sz w:val="28"/>
+          <w:szCs w:val="28"/>
+        </w:rPr>
+        <w:t xml:space="preserve"> для быстрого поиска</w:t>
+      </w:r>
+      <w:r>
+        <w:rPr>
+          <w:rFonts w:ascii="Times New Roman" w:hAnsi="Times New Roman" w:cs="Times New Roman"/>
+          <w:sz w:val="28"/>
+          <w:szCs w:val="28"/>
         </w:rPr>
         <w:t>;</w:t>
       </w:r>
@@ -6315,7 +4087,7 @@
           <w:ilvl w:val="0"/>
           <w:numId w:val="7"/>
         </w:numPr>
-        <w:spacing w:after="0"/>
+        <w:spacing w:after="0" w:line="240" w:lineRule="auto"/>
         <w:jc w:val="both"/>
         <w:rPr>
           <w:rFonts w:ascii="Times New Roman" w:hAnsi="Times New Roman" w:cs="Times New Roman"/>
@@ -6329,7 +4101,39 @@
           <w:sz w:val="28"/>
           <w:szCs w:val="28"/>
         </w:rPr>
-        <w:t>сортировка товаров по разным категориям</w:t>
+        <w:t xml:space="preserve">возможность </w:t>
+      </w:r>
+      <w:r>
+        <w:rPr>
+          <w:rFonts w:ascii="Times New Roman" w:hAnsi="Times New Roman" w:cs="Times New Roman"/>
+          <w:sz w:val="28"/>
+          <w:szCs w:val="28"/>
+        </w:rPr>
+        <w:t>сортировк</w:t>
+      </w:r>
+      <w:r>
+        <w:rPr>
+          <w:rFonts w:ascii="Times New Roman" w:hAnsi="Times New Roman" w:cs="Times New Roman"/>
+          <w:sz w:val="28"/>
+          <w:szCs w:val="28"/>
+        </w:rPr>
+        <w:t>и</w:t>
+      </w:r>
+      <w:r>
+        <w:rPr>
+          <w:rFonts w:ascii="Times New Roman" w:hAnsi="Times New Roman" w:cs="Times New Roman"/>
+          <w:sz w:val="28"/>
+          <w:szCs w:val="28"/>
+        </w:rPr>
+        <w:t xml:space="preserve"> товаров п</w:t>
+      </w:r>
+      <w:r>
+        <w:rPr>
+          <w:rFonts w:ascii="Times New Roman" w:hAnsi="Times New Roman" w:cs="Times New Roman"/>
+          <w:sz w:val="28"/>
+          <w:szCs w:val="28"/>
+        </w:rPr>
+        <w:t>о различным критериям</w:t>
       </w:r>
       <w:r>
         <w:rPr>
@@ -6347,7 +4151,7 @@
           <w:ilvl w:val="0"/>
           <w:numId w:val="7"/>
         </w:numPr>
-        <w:spacing w:after="0"/>
+        <w:spacing w:after="0" w:line="240" w:lineRule="auto"/>
         <w:jc w:val="both"/>
         <w:rPr>
           <w:rFonts w:ascii="Times New Roman" w:hAnsi="Times New Roman" w:cs="Times New Roman"/>
@@ -6361,7 +4165,15 @@
           <w:sz w:val="28"/>
           <w:szCs w:val="28"/>
         </w:rPr>
-        <w:t>отображение рейтинга товара</w:t>
+        <w:t>отображение рейтинга товар</w:t>
+      </w:r>
+      <w:r>
+        <w:rPr>
+          <w:rFonts w:ascii="Times New Roman" w:hAnsi="Times New Roman" w:cs="Times New Roman"/>
+          <w:sz w:val="28"/>
+          <w:szCs w:val="28"/>
+        </w:rPr>
+        <w:t>ов</w:t>
       </w:r>
       <w:r>
         <w:rPr>
@@ -6380,7 +4192,7 @@
           <w:ilvl w:val="0"/>
           <w:numId w:val="7"/>
         </w:numPr>
-        <w:spacing w:after="0"/>
+        <w:spacing w:after="0" w:line="240" w:lineRule="auto"/>
         <w:jc w:val="both"/>
         <w:rPr>
           <w:rFonts w:ascii="Times New Roman" w:hAnsi="Times New Roman" w:cs="Times New Roman"/>
@@ -6394,7 +4206,47 @@
           <w:sz w:val="28"/>
           <w:szCs w:val="28"/>
         </w:rPr>
-        <w:t>возможность добавить в корзину или в таблицу сравнений</w:t>
+        <w:t>возможность добавить</w:t>
+      </w:r>
+      <w:r>
+        <w:rPr>
+          <w:rFonts w:ascii="Times New Roman" w:hAnsi="Times New Roman" w:cs="Times New Roman"/>
+          <w:sz w:val="28"/>
+          <w:szCs w:val="28"/>
+        </w:rPr>
+        <w:t xml:space="preserve"> товар</w:t>
+      </w:r>
+      <w:r>
+        <w:rPr>
+          <w:rFonts w:ascii="Times New Roman" w:hAnsi="Times New Roman" w:cs="Times New Roman"/>
+          <w:sz w:val="28"/>
+          <w:szCs w:val="28"/>
+        </w:rPr>
+        <w:t xml:space="preserve"> в корзину </w:t>
+      </w:r>
+      <w:r>
+        <w:rPr>
+          <w:rFonts w:ascii="Times New Roman" w:hAnsi="Times New Roman" w:cs="Times New Roman"/>
+          <w:sz w:val="28"/>
+          <w:szCs w:val="28"/>
+        </w:rPr>
+        <w:t>и</w:t>
+      </w:r>
+      <w:r>
+        <w:rPr>
+          <w:rFonts w:ascii="Times New Roman" w:hAnsi="Times New Roman" w:cs="Times New Roman"/>
+          <w:sz w:val="28"/>
+          <w:szCs w:val="28"/>
+        </w:rPr>
+        <w:t xml:space="preserve"> в таблицу сравнений</w:t>
+      </w:r>
+      <w:r>
+        <w:rPr>
+          <w:rFonts w:ascii="Times New Roman" w:hAnsi="Times New Roman" w:cs="Times New Roman"/>
+          <w:sz w:val="28"/>
+          <w:szCs w:val="28"/>
+        </w:rPr>
+        <w:t xml:space="preserve"> из каталога</w:t>
       </w:r>
       <w:r>
         <w:rPr>
@@ -6407,7 +4259,7 @@
     </w:p>
     <w:p>
       <w:pPr>
-        <w:spacing w:after="0"/>
+        <w:spacing w:after="0" w:line="240" w:lineRule="auto"/>
         <w:ind w:left="708"/>
         <w:jc w:val="both"/>
         <w:rPr>
@@ -6422,7 +4274,23 @@
           <w:sz w:val="28"/>
           <w:szCs w:val="28"/>
         </w:rPr>
-        <w:t>Отрицательные стороны:</w:t>
+        <w:t>Отрицательные стороны</w:t>
+      </w:r>
+      <w:r>
+        <w:rPr>
+          <w:rFonts w:ascii="Times New Roman" w:hAnsi="Times New Roman" w:cs="Times New Roman"/>
+          <w:sz w:val="28"/>
+          <w:szCs w:val="28"/>
+        </w:rPr>
+        <w:t xml:space="preserve"> каталога</w:t>
+      </w:r>
+      <w:r>
+        <w:rPr>
+          <w:rFonts w:ascii="Times New Roman" w:hAnsi="Times New Roman" w:cs="Times New Roman"/>
+          <w:sz w:val="28"/>
+          <w:szCs w:val="28"/>
+        </w:rPr>
+        <w:t>:</w:t>
       </w:r>
     </w:p>
     <w:p>
@@ -6432,7 +4300,7 @@
           <w:ilvl w:val="0"/>
           <w:numId w:val="8"/>
         </w:numPr>
-        <w:spacing w:after="0"/>
+        <w:spacing w:after="0" w:line="240" w:lineRule="auto"/>
         <w:jc w:val="both"/>
         <w:rPr>
           <w:rFonts w:ascii="Times New Roman" w:hAnsi="Times New Roman" w:cs="Times New Roman"/>
@@ -6446,39 +4314,13 @@
           <w:sz w:val="28"/>
           <w:szCs w:val="28"/>
         </w:rPr>
-        <w:t>перегруженность</w:t>
-      </w:r>
-      <w:r>
-        <w:rPr>
-          <w:rFonts w:ascii="Times New Roman" w:hAnsi="Times New Roman" w:cs="Times New Roman"/>
-          <w:sz w:val="28"/>
-          <w:szCs w:val="28"/>
-          <w:lang w:val="en-US"/>
-        </w:rPr>
-        <w:t xml:space="preserve"> </w:t>
-      </w:r>
-      <w:r>
-        <w:rPr>
-          <w:rFonts w:ascii="Times New Roman" w:hAnsi="Times New Roman" w:cs="Times New Roman"/>
-          <w:sz w:val="28"/>
-          <w:szCs w:val="28"/>
-        </w:rPr>
-        <w:t>информацией</w:t>
-      </w:r>
-      <w:r>
-        <w:rPr>
-          <w:rFonts w:ascii="Times New Roman" w:hAnsi="Times New Roman" w:cs="Times New Roman"/>
-          <w:sz w:val="28"/>
-          <w:szCs w:val="28"/>
-        </w:rPr>
-        <w:t xml:space="preserve"> о товаре</w:t>
-      </w:r>
-      <w:r>
-        <w:rPr>
-          <w:rFonts w:ascii="Times New Roman" w:hAnsi="Times New Roman" w:cs="Times New Roman"/>
-          <w:sz w:val="28"/>
-          <w:szCs w:val="28"/>
-          <w:lang w:val="en-US"/>
+        <w:t>избыточное количество информации о товаре</w:t>
+      </w:r>
+      <w:r>
+        <w:rPr>
+          <w:rFonts w:ascii="Times New Roman" w:hAnsi="Times New Roman" w:cs="Times New Roman"/>
+          <w:sz w:val="28"/>
+          <w:szCs w:val="28"/>
         </w:rPr>
         <w:t>;</w:t>
       </w:r>
@@ -6490,38 +4332,2953 @@
           <w:ilvl w:val="0"/>
           <w:numId w:val="8"/>
         </w:numPr>
+        <w:spacing w:after="0" w:line="240" w:lineRule="auto"/>
+        <w:jc w:val="both"/>
+        <w:rPr>
+          <w:rFonts w:ascii="Times New Roman" w:hAnsi="Times New Roman" w:cs="Times New Roman"/>
+          <w:sz w:val="28"/>
+          <w:szCs w:val="28"/>
+        </w:rPr>
+      </w:pPr>
+      <w:r>
+        <w:rPr>
+          <w:rFonts w:ascii="Times New Roman" w:hAnsi="Times New Roman" w:cs="Times New Roman"/>
+          <w:sz w:val="28"/>
+          <w:szCs w:val="28"/>
+        </w:rPr>
+        <w:t>фильтры по бренд</w:t>
+      </w:r>
+      <w:r>
+        <w:rPr>
+          <w:rFonts w:ascii="Times New Roman" w:hAnsi="Times New Roman" w:cs="Times New Roman"/>
+          <w:sz w:val="28"/>
+          <w:szCs w:val="28"/>
+        </w:rPr>
+        <w:t>ам</w:t>
+      </w:r>
+      <w:r>
+        <w:rPr>
+          <w:rFonts w:ascii="Times New Roman" w:hAnsi="Times New Roman" w:cs="Times New Roman"/>
+          <w:sz w:val="28"/>
+          <w:szCs w:val="28"/>
+        </w:rPr>
+        <w:t xml:space="preserve"> </w:t>
+      </w:r>
+      <w:r>
+        <w:rPr>
+          <w:rFonts w:ascii="Times New Roman" w:hAnsi="Times New Roman" w:cs="Times New Roman"/>
+          <w:sz w:val="28"/>
+          <w:szCs w:val="28"/>
+        </w:rPr>
+        <w:t xml:space="preserve">занимают </w:t>
+      </w:r>
+      <w:r>
+        <w:rPr>
+          <w:rFonts w:ascii="Times New Roman" w:hAnsi="Times New Roman" w:cs="Times New Roman"/>
+          <w:sz w:val="28"/>
+          <w:szCs w:val="28"/>
+        </w:rPr>
+        <w:t>значительное пространство и перегружают интерфейс.</w:t>
+      </w:r>
+    </w:p>
+    <w:p>
+      <w:pPr>
+        <w:spacing w:after="0" w:line="240" w:lineRule="auto"/>
+        <w:ind w:firstLine="708"/>
+        <w:jc w:val="both"/>
+        <w:rPr>
+          <w:rFonts w:ascii="Times New Roman" w:hAnsi="Times New Roman" w:cs="Times New Roman"/>
+          <w:sz w:val="28"/>
+          <w:szCs w:val="28"/>
+        </w:rPr>
+      </w:pPr>
+      <w:r>
+        <w:rPr>
+          <w:rFonts w:ascii="Times New Roman" w:hAnsi="Times New Roman" w:cs="Times New Roman"/>
+          <w:sz w:val="28"/>
+          <w:szCs w:val="28"/>
+        </w:rPr>
+        <w:t xml:space="preserve">Корзина </w:t>
+      </w:r>
+      <w:r>
+        <w:rPr>
+          <w:rFonts w:ascii="Times New Roman" w:hAnsi="Times New Roman" w:cs="Times New Roman"/>
+          <w:sz w:val="28"/>
+          <w:szCs w:val="28"/>
+        </w:rPr>
+        <w:t>является важнейшим элементом функционала, позволяющим пользователю</w:t>
+      </w:r>
+      <w:r>
+        <w:rPr>
+          <w:rFonts w:ascii="Times New Roman" w:hAnsi="Times New Roman" w:cs="Times New Roman"/>
+          <w:sz w:val="28"/>
+          <w:szCs w:val="28"/>
+        </w:rPr>
+        <w:t xml:space="preserve"> собрать выбранные товары перед оформлением заказа. </w:t>
+      </w:r>
+      <w:r>
+        <w:rPr>
+          <w:rFonts w:ascii="Times New Roman" w:hAnsi="Times New Roman" w:cs="Times New Roman"/>
+          <w:sz w:val="28"/>
+          <w:szCs w:val="28"/>
+        </w:rPr>
+        <w:t>Корзина</w:t>
+      </w:r>
+      <w:r>
+        <w:rPr>
+          <w:rFonts w:ascii="Times New Roman" w:hAnsi="Times New Roman" w:cs="Times New Roman"/>
+          <w:sz w:val="28"/>
+          <w:szCs w:val="28"/>
+        </w:rPr>
+        <w:t xml:space="preserve"> представлена на рисунке 1.3.</w:t>
+      </w:r>
+    </w:p>
+    <w:p>
+      <w:pPr>
+        <w:spacing w:before="280" w:after="0" w:line="240" w:lineRule="auto"/>
+        <w:jc w:val="center"/>
+        <w:rPr>
+          <w:rFonts w:ascii="Times New Roman" w:hAnsi="Times New Roman" w:cs="Times New Roman"/>
+          <w:sz w:val="28"/>
+          <w:szCs w:val="28"/>
+        </w:rPr>
+      </w:pPr>
+      <w:r>
+        <w:rPr>
+          <w:noProof/>
+        </w:rPr>
+        <w:lastRenderedPageBreak/>
+        <w:drawing>
+          <wp:inline distT="0" distB="0" distL="0" distR="0" wp14:anchorId="59CC776A" wp14:editId="055DF279">
+            <wp:extent cx="5400000" cy="3016800"/>
+            <wp:effectExtent l="0" t="0" r="0" b="0"/>
+            <wp:docPr id="1464737758" name="Рисунок 1"/>
+            <wp:cNvGraphicFramePr>
+              <a:graphicFrameLocks xmlns:a="http://schemas.openxmlformats.org/drawingml/2006/main" noChangeAspect="1"/>
+            </wp:cNvGraphicFramePr>
+            <a:graphic xmlns:a="http://schemas.openxmlformats.org/drawingml/2006/main">
+              <a:graphicData uri="http://schemas.openxmlformats.org/drawingml/2006/picture">
+                <pic:pic xmlns:pic="http://schemas.openxmlformats.org/drawingml/2006/picture">
+                  <pic:nvPicPr>
+                    <pic:cNvPr id="1464737758" name=""/>
+                    <pic:cNvPicPr/>
+                  </pic:nvPicPr>
+                  <pic:blipFill>
+                    <a:blip r:embed="rId12"/>
+                    <a:stretch>
+                      <a:fillRect/>
+                    </a:stretch>
+                  </pic:blipFill>
+                  <pic:spPr>
+                    <a:xfrm>
+                      <a:off x="0" y="0"/>
+                      <a:ext cx="5400000" cy="3016800"/>
+                    </a:xfrm>
+                    <a:prstGeom prst="rect">
+                      <a:avLst/>
+                    </a:prstGeom>
+                  </pic:spPr>
+                </pic:pic>
+              </a:graphicData>
+            </a:graphic>
+          </wp:inline>
+        </w:drawing>
+      </w:r>
+    </w:p>
+    <w:p>
+      <w:pPr>
+        <w:spacing w:after="280" w:line="240" w:lineRule="auto"/>
+        <w:jc w:val="center"/>
+        <w:rPr>
+          <w:rFonts w:ascii="Times New Roman" w:hAnsi="Times New Roman" w:cs="Times New Roman"/>
+          <w:sz w:val="28"/>
+          <w:szCs w:val="28"/>
+        </w:rPr>
+      </w:pPr>
+      <w:r>
+        <w:rPr>
+          <w:rFonts w:ascii="Times New Roman" w:hAnsi="Times New Roman" w:cs="Times New Roman"/>
+          <w:sz w:val="28"/>
+          <w:szCs w:val="28"/>
+        </w:rPr>
+        <w:t xml:space="preserve">Рисунок 1.3 – Корзина веб-сайта </w:t>
+      </w:r>
+      <w:r>
+        <w:rPr>
+          <w:rFonts w:ascii="Times New Roman" w:hAnsi="Times New Roman" w:cs="Times New Roman"/>
+          <w:sz w:val="28"/>
+          <w:szCs w:val="28"/>
+        </w:rPr>
+        <w:t>5</w:t>
+      </w:r>
+      <w:r>
+        <w:rPr>
+          <w:rFonts w:ascii="Times New Roman" w:hAnsi="Times New Roman" w:cs="Times New Roman"/>
+          <w:sz w:val="28"/>
+          <w:szCs w:val="28"/>
+          <w:lang w:val="en-US"/>
+        </w:rPr>
+        <w:t>element</w:t>
+      </w:r>
+      <w:r>
+        <w:rPr>
+          <w:rFonts w:ascii="Times New Roman" w:hAnsi="Times New Roman" w:cs="Times New Roman"/>
+          <w:sz w:val="28"/>
+          <w:szCs w:val="28"/>
+        </w:rPr>
+        <w:t>.</w:t>
+      </w:r>
+      <w:r>
+        <w:rPr>
+          <w:rFonts w:ascii="Times New Roman" w:hAnsi="Times New Roman" w:cs="Times New Roman"/>
+          <w:sz w:val="28"/>
+          <w:szCs w:val="28"/>
+          <w:lang w:val="en-US"/>
+        </w:rPr>
+        <w:t>by</w:t>
+      </w:r>
+    </w:p>
+    <w:p>
+      <w:pPr>
+        <w:spacing w:after="0" w:line="240" w:lineRule="auto"/>
+        <w:jc w:val="both"/>
+        <w:rPr>
+          <w:rFonts w:ascii="Times New Roman" w:hAnsi="Times New Roman" w:cs="Times New Roman"/>
+          <w:sz w:val="28"/>
+          <w:szCs w:val="28"/>
+        </w:rPr>
+      </w:pPr>
+      <w:r>
+        <w:rPr>
+          <w:rFonts w:ascii="Times New Roman" w:hAnsi="Times New Roman" w:cs="Times New Roman"/>
+          <w:sz w:val="28"/>
+          <w:szCs w:val="28"/>
+        </w:rPr>
+        <w:tab/>
+        <w:t>Положительные стороны</w:t>
+      </w:r>
+      <w:r>
+        <w:rPr>
+          <w:rFonts w:ascii="Times New Roman" w:hAnsi="Times New Roman" w:cs="Times New Roman"/>
+          <w:sz w:val="28"/>
+          <w:szCs w:val="28"/>
+        </w:rPr>
+        <w:t xml:space="preserve"> корзины</w:t>
+      </w:r>
+      <w:r>
+        <w:rPr>
+          <w:rFonts w:ascii="Times New Roman" w:hAnsi="Times New Roman" w:cs="Times New Roman"/>
+          <w:sz w:val="28"/>
+          <w:szCs w:val="28"/>
+        </w:rPr>
+        <w:t>:</w:t>
+      </w:r>
+    </w:p>
+    <w:p>
+      <w:pPr>
+        <w:pStyle w:val="a7"/>
+        <w:numPr>
+          <w:ilvl w:val="0"/>
+          <w:numId w:val="10"/>
+        </w:numPr>
+        <w:spacing w:after="0" w:line="240" w:lineRule="auto"/>
+        <w:jc w:val="both"/>
+        <w:rPr>
+          <w:rFonts w:ascii="Times New Roman" w:hAnsi="Times New Roman" w:cs="Times New Roman"/>
+          <w:sz w:val="28"/>
+          <w:szCs w:val="28"/>
+        </w:rPr>
+      </w:pPr>
+      <w:r>
+        <w:rPr>
+          <w:rFonts w:ascii="Times New Roman" w:hAnsi="Times New Roman" w:cs="Times New Roman"/>
+          <w:sz w:val="28"/>
+          <w:szCs w:val="28"/>
+        </w:rPr>
+        <w:t>в</w:t>
+      </w:r>
+      <w:r>
+        <w:rPr>
+          <w:rFonts w:ascii="Times New Roman" w:hAnsi="Times New Roman" w:cs="Times New Roman"/>
+          <w:sz w:val="28"/>
+          <w:szCs w:val="28"/>
+        </w:rPr>
+        <w:t>озможность выбора товаров перед оформлением заказа</w:t>
+      </w:r>
+      <w:r>
+        <w:rPr>
+          <w:rFonts w:ascii="Times New Roman" w:hAnsi="Times New Roman" w:cs="Times New Roman"/>
+          <w:sz w:val="28"/>
+          <w:szCs w:val="28"/>
+        </w:rPr>
+        <w:t>;</w:t>
+      </w:r>
+    </w:p>
+    <w:p>
+      <w:pPr>
+        <w:pStyle w:val="a7"/>
+        <w:numPr>
+          <w:ilvl w:val="0"/>
+          <w:numId w:val="10"/>
+        </w:numPr>
+        <w:spacing w:after="0" w:line="240" w:lineRule="auto"/>
+        <w:jc w:val="both"/>
+        <w:rPr>
+          <w:rFonts w:ascii="Times New Roman" w:hAnsi="Times New Roman" w:cs="Times New Roman"/>
+          <w:sz w:val="28"/>
+          <w:szCs w:val="28"/>
+        </w:rPr>
+      </w:pPr>
+      <w:r>
+        <w:rPr>
+          <w:rFonts w:ascii="Times New Roman" w:hAnsi="Times New Roman" w:cs="Times New Roman"/>
+          <w:sz w:val="28"/>
+          <w:szCs w:val="28"/>
+        </w:rPr>
+        <w:t xml:space="preserve">отображение только </w:t>
+      </w:r>
+      <w:r>
+        <w:rPr>
+          <w:rFonts w:ascii="Times New Roman" w:hAnsi="Times New Roman" w:cs="Times New Roman"/>
+          <w:sz w:val="28"/>
+          <w:szCs w:val="28"/>
+        </w:rPr>
+        <w:t>ключевой</w:t>
+      </w:r>
+      <w:r>
+        <w:rPr>
+          <w:rFonts w:ascii="Times New Roman" w:hAnsi="Times New Roman" w:cs="Times New Roman"/>
+          <w:sz w:val="28"/>
+          <w:szCs w:val="28"/>
+        </w:rPr>
+        <w:t xml:space="preserve"> информации о </w:t>
+      </w:r>
+      <w:r>
+        <w:rPr>
+          <w:rFonts w:ascii="Times New Roman" w:hAnsi="Times New Roman" w:cs="Times New Roman"/>
+          <w:sz w:val="28"/>
+          <w:szCs w:val="28"/>
+        </w:rPr>
+        <w:t xml:space="preserve">каждом </w:t>
+      </w:r>
+      <w:r>
+        <w:rPr>
+          <w:rFonts w:ascii="Times New Roman" w:hAnsi="Times New Roman" w:cs="Times New Roman"/>
+          <w:sz w:val="28"/>
+          <w:szCs w:val="28"/>
+        </w:rPr>
+        <w:t>товаре</w:t>
+      </w:r>
+      <w:r>
+        <w:rPr>
+          <w:rFonts w:ascii="Times New Roman" w:hAnsi="Times New Roman" w:cs="Times New Roman"/>
+          <w:sz w:val="28"/>
+          <w:szCs w:val="28"/>
+        </w:rPr>
+        <w:t>;</w:t>
+      </w:r>
+    </w:p>
+    <w:p>
+      <w:pPr>
+        <w:pStyle w:val="a7"/>
+        <w:numPr>
+          <w:ilvl w:val="0"/>
+          <w:numId w:val="10"/>
+        </w:numPr>
+        <w:spacing w:after="0" w:line="240" w:lineRule="auto"/>
+        <w:jc w:val="both"/>
+        <w:rPr>
+          <w:rFonts w:ascii="Times New Roman" w:hAnsi="Times New Roman" w:cs="Times New Roman"/>
+          <w:sz w:val="28"/>
+          <w:szCs w:val="28"/>
+        </w:rPr>
+      </w:pPr>
+      <w:r>
+        <w:rPr>
+          <w:rFonts w:ascii="Times New Roman" w:hAnsi="Times New Roman" w:cs="Times New Roman"/>
+          <w:sz w:val="28"/>
+          <w:szCs w:val="28"/>
+        </w:rPr>
+        <w:t xml:space="preserve">функция полной </w:t>
+      </w:r>
+      <w:r>
+        <w:rPr>
+          <w:rFonts w:ascii="Times New Roman" w:hAnsi="Times New Roman" w:cs="Times New Roman"/>
+          <w:sz w:val="28"/>
+          <w:szCs w:val="28"/>
+        </w:rPr>
+        <w:t>очистки корзины</w:t>
+      </w:r>
+      <w:r>
+        <w:rPr>
+          <w:rFonts w:ascii="Times New Roman" w:hAnsi="Times New Roman" w:cs="Times New Roman"/>
+          <w:sz w:val="28"/>
+          <w:szCs w:val="28"/>
+          <w:lang w:val="en-US"/>
+        </w:rPr>
+        <w:t>;</w:t>
+      </w:r>
+    </w:p>
+    <w:p>
+      <w:pPr>
+        <w:pStyle w:val="a7"/>
+        <w:numPr>
+          <w:ilvl w:val="0"/>
+          <w:numId w:val="10"/>
+        </w:numPr>
+        <w:spacing w:after="0" w:line="240" w:lineRule="auto"/>
+        <w:jc w:val="both"/>
+        <w:rPr>
+          <w:rFonts w:ascii="Times New Roman" w:hAnsi="Times New Roman" w:cs="Times New Roman"/>
+          <w:sz w:val="28"/>
+          <w:szCs w:val="28"/>
+        </w:rPr>
+      </w:pPr>
+      <w:r>
+        <w:rPr>
+          <w:rFonts w:ascii="Times New Roman" w:hAnsi="Times New Roman" w:cs="Times New Roman"/>
+          <w:sz w:val="28"/>
+          <w:szCs w:val="28"/>
+        </w:rPr>
+        <w:t xml:space="preserve">возможность </w:t>
+      </w:r>
+      <w:r>
+        <w:rPr>
+          <w:rFonts w:ascii="Times New Roman" w:hAnsi="Times New Roman" w:cs="Times New Roman"/>
+          <w:sz w:val="28"/>
+          <w:szCs w:val="28"/>
+        </w:rPr>
+        <w:t>измен</w:t>
+      </w:r>
+      <w:r>
+        <w:rPr>
+          <w:rFonts w:ascii="Times New Roman" w:hAnsi="Times New Roman" w:cs="Times New Roman"/>
+          <w:sz w:val="28"/>
+          <w:szCs w:val="28"/>
+        </w:rPr>
+        <w:t>ения</w:t>
+      </w:r>
+      <w:r>
+        <w:rPr>
+          <w:rFonts w:ascii="Times New Roman" w:hAnsi="Times New Roman" w:cs="Times New Roman"/>
+          <w:sz w:val="28"/>
+          <w:szCs w:val="28"/>
+        </w:rPr>
+        <w:t xml:space="preserve"> количеств</w:t>
+      </w:r>
+      <w:r>
+        <w:rPr>
+          <w:rFonts w:ascii="Times New Roman" w:hAnsi="Times New Roman" w:cs="Times New Roman"/>
+          <w:sz w:val="28"/>
+          <w:szCs w:val="28"/>
+        </w:rPr>
+        <w:t xml:space="preserve">а </w:t>
+      </w:r>
+      <w:r>
+        <w:rPr>
+          <w:rFonts w:ascii="Times New Roman" w:hAnsi="Times New Roman" w:cs="Times New Roman"/>
+          <w:sz w:val="28"/>
+          <w:szCs w:val="28"/>
+        </w:rPr>
+        <w:t>товаров</w:t>
+      </w:r>
+      <w:r>
+        <w:rPr>
+          <w:rFonts w:ascii="Times New Roman" w:hAnsi="Times New Roman" w:cs="Times New Roman"/>
+          <w:sz w:val="28"/>
+          <w:szCs w:val="28"/>
+          <w:lang w:val="en-US"/>
+        </w:rPr>
+        <w:t>;</w:t>
+      </w:r>
+    </w:p>
+    <w:p>
+      <w:pPr>
+        <w:pStyle w:val="a7"/>
+        <w:numPr>
+          <w:ilvl w:val="0"/>
+          <w:numId w:val="10"/>
+        </w:numPr>
+        <w:spacing w:after="0" w:line="240" w:lineRule="auto"/>
+        <w:jc w:val="both"/>
+        <w:rPr>
+          <w:rFonts w:ascii="Times New Roman" w:hAnsi="Times New Roman" w:cs="Times New Roman"/>
+          <w:sz w:val="28"/>
+          <w:szCs w:val="28"/>
+        </w:rPr>
+      </w:pPr>
+      <w:r>
+        <w:rPr>
+          <w:rFonts w:ascii="Times New Roman" w:hAnsi="Times New Roman" w:cs="Times New Roman"/>
+          <w:sz w:val="28"/>
+          <w:szCs w:val="28"/>
+        </w:rPr>
+        <w:t>автоматический расчёт итоговой стоимости заказа.</w:t>
+      </w:r>
+    </w:p>
+    <w:p>
+      <w:pPr>
+        <w:spacing w:after="0" w:line="240" w:lineRule="auto"/>
+        <w:ind w:left="709"/>
+        <w:jc w:val="both"/>
+        <w:rPr>
+          <w:rFonts w:ascii="Times New Roman" w:hAnsi="Times New Roman" w:cs="Times New Roman"/>
+          <w:sz w:val="28"/>
+          <w:szCs w:val="28"/>
+        </w:rPr>
+      </w:pPr>
+      <w:r>
+        <w:rPr>
+          <w:rFonts w:ascii="Times New Roman" w:hAnsi="Times New Roman" w:cs="Times New Roman"/>
+          <w:sz w:val="28"/>
+          <w:szCs w:val="28"/>
+        </w:rPr>
+        <w:t>Отрицательные стороны</w:t>
+      </w:r>
+      <w:r>
+        <w:rPr>
+          <w:rFonts w:ascii="Times New Roman" w:hAnsi="Times New Roman" w:cs="Times New Roman"/>
+          <w:sz w:val="28"/>
+          <w:szCs w:val="28"/>
+        </w:rPr>
+        <w:t xml:space="preserve"> корзины</w:t>
+      </w:r>
+      <w:r>
+        <w:rPr>
+          <w:rFonts w:ascii="Times New Roman" w:hAnsi="Times New Roman" w:cs="Times New Roman"/>
+          <w:sz w:val="28"/>
+          <w:szCs w:val="28"/>
+        </w:rPr>
+        <w:t>:</w:t>
+      </w:r>
+    </w:p>
+    <w:p>
+      <w:pPr>
+        <w:pStyle w:val="a7"/>
+        <w:numPr>
+          <w:ilvl w:val="0"/>
+          <w:numId w:val="11"/>
+        </w:numPr>
+        <w:spacing w:after="0" w:line="240" w:lineRule="auto"/>
+        <w:jc w:val="both"/>
+        <w:rPr>
+          <w:rFonts w:ascii="Times New Roman" w:hAnsi="Times New Roman" w:cs="Times New Roman"/>
+          <w:sz w:val="28"/>
+          <w:szCs w:val="28"/>
+        </w:rPr>
+      </w:pPr>
+      <w:r>
+        <w:rPr>
+          <w:rFonts w:ascii="Times New Roman" w:hAnsi="Times New Roman" w:cs="Times New Roman"/>
+          <w:sz w:val="28"/>
+          <w:szCs w:val="28"/>
+        </w:rPr>
+        <w:t xml:space="preserve">наличие </w:t>
+      </w:r>
+      <w:r>
+        <w:rPr>
+          <w:rFonts w:ascii="Times New Roman" w:hAnsi="Times New Roman" w:cs="Times New Roman"/>
+          <w:sz w:val="28"/>
+          <w:szCs w:val="28"/>
+        </w:rPr>
+        <w:t>р</w:t>
+      </w:r>
+      <w:r>
+        <w:rPr>
+          <w:rFonts w:ascii="Times New Roman" w:hAnsi="Times New Roman" w:cs="Times New Roman"/>
+          <w:sz w:val="28"/>
+          <w:szCs w:val="28"/>
+        </w:rPr>
+        <w:t>еклам</w:t>
+      </w:r>
+      <w:r>
+        <w:rPr>
+          <w:rFonts w:ascii="Times New Roman" w:hAnsi="Times New Roman" w:cs="Times New Roman"/>
+          <w:sz w:val="28"/>
+          <w:szCs w:val="28"/>
+        </w:rPr>
+        <w:t>ы</w:t>
+      </w:r>
+      <w:r>
+        <w:rPr>
+          <w:rFonts w:ascii="Times New Roman" w:hAnsi="Times New Roman" w:cs="Times New Roman"/>
+          <w:sz w:val="28"/>
+          <w:szCs w:val="28"/>
+        </w:rPr>
+        <w:t xml:space="preserve"> сторонних товаров</w:t>
+      </w:r>
+      <w:r>
+        <w:rPr>
+          <w:rFonts w:ascii="Times New Roman" w:hAnsi="Times New Roman" w:cs="Times New Roman"/>
+          <w:sz w:val="28"/>
+          <w:szCs w:val="28"/>
+        </w:rPr>
+        <w:t xml:space="preserve">, что </w:t>
+      </w:r>
+      <w:r>
+        <w:rPr>
+          <w:rFonts w:ascii="Times New Roman" w:hAnsi="Times New Roman" w:cs="Times New Roman"/>
+          <w:sz w:val="28"/>
+          <w:szCs w:val="28"/>
+        </w:rPr>
+        <w:t xml:space="preserve">может </w:t>
+      </w:r>
+      <w:r>
+        <w:rPr>
+          <w:rFonts w:ascii="Times New Roman" w:hAnsi="Times New Roman" w:cs="Times New Roman"/>
+          <w:sz w:val="28"/>
+          <w:szCs w:val="28"/>
+        </w:rPr>
+        <w:t>отвлекать внимание и перегружать интерфейс.</w:t>
+      </w:r>
+    </w:p>
+    <w:p>
+      <w:pPr>
+        <w:spacing w:after="0" w:line="240" w:lineRule="auto"/>
+        <w:ind w:firstLine="708"/>
+        <w:jc w:val="both"/>
+        <w:rPr>
+          <w:rFonts w:ascii="Times New Roman" w:hAnsi="Times New Roman" w:cs="Times New Roman"/>
+          <w:sz w:val="28"/>
+          <w:szCs w:val="28"/>
+        </w:rPr>
+      </w:pPr>
+      <w:r>
+        <w:rPr>
+          <w:rFonts w:ascii="Times New Roman" w:hAnsi="Times New Roman" w:cs="Times New Roman"/>
+          <w:sz w:val="28"/>
+          <w:szCs w:val="28"/>
+        </w:rPr>
+        <w:t xml:space="preserve">Данный веб-сайт обладает </w:t>
+      </w:r>
+      <w:r>
+        <w:rPr>
+          <w:rFonts w:ascii="Times New Roman" w:hAnsi="Times New Roman" w:cs="Times New Roman"/>
+          <w:sz w:val="28"/>
+          <w:szCs w:val="28"/>
+        </w:rPr>
+        <w:t>широким функционалом для совершения покупок,</w:t>
+      </w:r>
+      <w:r>
+        <w:rPr>
+          <w:rFonts w:ascii="Times New Roman" w:hAnsi="Times New Roman" w:cs="Times New Roman"/>
+          <w:sz w:val="28"/>
+          <w:szCs w:val="28"/>
+        </w:rPr>
+        <w:t xml:space="preserve"> но имеет множество лишних элементов, которые</w:t>
+      </w:r>
+      <w:r>
+        <w:rPr>
+          <w:rFonts w:ascii="Times New Roman" w:hAnsi="Times New Roman" w:cs="Times New Roman"/>
+          <w:sz w:val="28"/>
+          <w:szCs w:val="28"/>
+        </w:rPr>
+        <w:t xml:space="preserve"> перегружают</w:t>
+      </w:r>
+      <w:r>
+        <w:rPr>
+          <w:rFonts w:ascii="Times New Roman" w:hAnsi="Times New Roman" w:cs="Times New Roman"/>
+          <w:sz w:val="28"/>
+          <w:szCs w:val="28"/>
+        </w:rPr>
+        <w:t xml:space="preserve"> интерфейс и </w:t>
+      </w:r>
+      <w:r>
+        <w:rPr>
+          <w:rFonts w:ascii="Times New Roman" w:hAnsi="Times New Roman" w:cs="Times New Roman"/>
+          <w:sz w:val="28"/>
+          <w:szCs w:val="28"/>
+        </w:rPr>
+        <w:t>могут отвлекать пользователя.</w:t>
+      </w:r>
+    </w:p>
+    <w:p>
+      <w:pPr>
+        <w:pStyle w:val="a7"/>
+        <w:numPr>
+          <w:ilvl w:val="2"/>
+          <w:numId w:val="4"/>
+        </w:numPr>
+        <w:spacing w:before="240" w:after="240" w:line="240" w:lineRule="auto"/>
+        <w:jc w:val="both"/>
+        <w:outlineLvl w:val="2"/>
+        <w:rPr>
+          <w:rFonts w:ascii="Times New Roman" w:hAnsi="Times New Roman" w:cs="Times New Roman"/>
+          <w:b/>
+          <w:sz w:val="28"/>
+          <w:szCs w:val="28"/>
+        </w:rPr>
+      </w:pPr>
+      <w:bookmarkStart w:id="9" w:name="_Toc194021370"/>
+      <w:r>
+        <w:rPr>
+          <w:rFonts w:ascii="Times New Roman" w:hAnsi="Times New Roman" w:cs="Times New Roman"/>
+          <w:b/>
+          <w:sz w:val="28"/>
+          <w:szCs w:val="28"/>
+        </w:rPr>
+        <w:t>Интернет-ресурс «</w:t>
+      </w:r>
+      <w:r>
+        <w:rPr>
+          <w:rFonts w:ascii="Times New Roman" w:hAnsi="Times New Roman" w:cs="Times New Roman"/>
+          <w:b/>
+          <w:sz w:val="28"/>
+          <w:szCs w:val="28"/>
+        </w:rPr>
+        <w:t>domotehnika</w:t>
+      </w:r>
+      <w:r>
+        <w:rPr>
+          <w:rFonts w:ascii="Times New Roman" w:hAnsi="Times New Roman" w:cs="Times New Roman"/>
+          <w:b/>
+          <w:sz w:val="28"/>
+          <w:szCs w:val="28"/>
+        </w:rPr>
+        <w:t>.by»</w:t>
+      </w:r>
+      <w:bookmarkEnd w:id="9"/>
+    </w:p>
+    <w:p>
+      <w:pPr>
+        <w:spacing w:after="0" w:line="240" w:lineRule="auto"/>
+        <w:ind w:firstLine="708"/>
+        <w:jc w:val="both"/>
+        <w:rPr>
+          <w:rFonts w:ascii="Times New Roman" w:hAnsi="Times New Roman" w:cs="Times New Roman"/>
+          <w:sz w:val="28"/>
+          <w:szCs w:val="28"/>
+        </w:rPr>
+      </w:pPr>
+      <w:r>
+        <w:rPr>
+          <w:rFonts w:ascii="Times New Roman" w:hAnsi="Times New Roman" w:cs="Times New Roman"/>
+          <w:sz w:val="28"/>
+          <w:szCs w:val="28"/>
+        </w:rPr>
+        <w:t xml:space="preserve">«Домотехника» </w:t>
+      </w:r>
+      <w:r>
+        <w:rPr>
+          <w:rFonts w:ascii="Times New Roman" w:hAnsi="Times New Roman" w:cs="Times New Roman"/>
+          <w:sz w:val="28"/>
+          <w:szCs w:val="28"/>
+        </w:rPr>
+        <w:t>— это</w:t>
+      </w:r>
+      <w:r>
+        <w:rPr>
+          <w:rFonts w:ascii="Times New Roman" w:hAnsi="Times New Roman" w:cs="Times New Roman"/>
+          <w:sz w:val="28"/>
+          <w:szCs w:val="28"/>
+        </w:rPr>
+        <w:t xml:space="preserve"> сеть магазинов бытовой техники в Беларуси</w:t>
+      </w:r>
+      <w:r>
+        <w:rPr>
+          <w:rFonts w:ascii="Times New Roman" w:hAnsi="Times New Roman" w:cs="Times New Roman"/>
+          <w:sz w:val="28"/>
+          <w:szCs w:val="28"/>
+        </w:rPr>
+        <w:t xml:space="preserve">, где </w:t>
+      </w:r>
+      <w:r>
+        <w:rPr>
+          <w:rFonts w:ascii="Times New Roman" w:hAnsi="Times New Roman" w:cs="Times New Roman"/>
+          <w:sz w:val="28"/>
+          <w:szCs w:val="28"/>
+        </w:rPr>
+        <w:t>пользователи могут ознакомится с широким ассортиментом товаров для дома, сравнить их и оформить покупку онлайн. Главной страница сайта позволяет перейти в любой раздел ресурса, а также ознакомится с рекламными баннерами и краткой информацией о магазине.</w:t>
+      </w:r>
+      <w:r>
+        <w:rPr>
+          <w:rFonts w:ascii="Times New Roman" w:hAnsi="Times New Roman" w:cs="Times New Roman"/>
+          <w:sz w:val="28"/>
+          <w:szCs w:val="28"/>
+        </w:rPr>
+        <w:t xml:space="preserve"> Главная страница веб-сайта представлена на рисунке 1.4.</w:t>
+      </w:r>
+    </w:p>
+    <w:p>
+      <w:pPr>
+        <w:spacing w:before="280" w:after="0" w:line="240" w:lineRule="auto"/>
+        <w:jc w:val="center"/>
+        <w:rPr>
+          <w:rFonts w:ascii="Times New Roman" w:hAnsi="Times New Roman" w:cs="Times New Roman"/>
+          <w:sz w:val="28"/>
+          <w:szCs w:val="28"/>
+        </w:rPr>
+      </w:pPr>
+      <w:r>
+        <w:rPr>
+          <w:noProof/>
+        </w:rPr>
+        <w:lastRenderedPageBreak/>
+        <w:drawing>
+          <wp:inline distT="0" distB="0" distL="0" distR="0" wp14:anchorId="0A7070B3" wp14:editId="085A514A">
+            <wp:extent cx="5400000" cy="3502800"/>
+            <wp:effectExtent l="0" t="0" r="0" b="2540"/>
+            <wp:docPr id="904664739" name="Рисунок 1"/>
+            <wp:cNvGraphicFramePr>
+              <a:graphicFrameLocks xmlns:a="http://schemas.openxmlformats.org/drawingml/2006/main" noChangeAspect="1"/>
+            </wp:cNvGraphicFramePr>
+            <a:graphic xmlns:a="http://schemas.openxmlformats.org/drawingml/2006/main">
+              <a:graphicData uri="http://schemas.openxmlformats.org/drawingml/2006/picture">
+                <pic:pic xmlns:pic="http://schemas.openxmlformats.org/drawingml/2006/picture">
+                  <pic:nvPicPr>
+                    <pic:cNvPr id="904664739" name=""/>
+                    <pic:cNvPicPr/>
+                  </pic:nvPicPr>
+                  <pic:blipFill>
+                    <a:blip r:embed="rId13"/>
+                    <a:stretch>
+                      <a:fillRect/>
+                    </a:stretch>
+                  </pic:blipFill>
+                  <pic:spPr>
+                    <a:xfrm>
+                      <a:off x="0" y="0"/>
+                      <a:ext cx="5400000" cy="3502800"/>
+                    </a:xfrm>
+                    <a:prstGeom prst="rect">
+                      <a:avLst/>
+                    </a:prstGeom>
+                  </pic:spPr>
+                </pic:pic>
+              </a:graphicData>
+            </a:graphic>
+          </wp:inline>
+        </w:drawing>
+      </w:r>
+    </w:p>
+    <w:p>
+      <w:pPr>
+        <w:spacing w:after="280" w:line="240" w:lineRule="auto"/>
+        <w:jc w:val="center"/>
+        <w:rPr>
+          <w:rFonts w:ascii="Times New Roman" w:hAnsi="Times New Roman" w:cs="Times New Roman"/>
+          <w:sz w:val="28"/>
+          <w:szCs w:val="28"/>
+        </w:rPr>
+      </w:pPr>
+      <w:r>
+        <w:rPr>
+          <w:rFonts w:ascii="Times New Roman" w:hAnsi="Times New Roman" w:cs="Times New Roman"/>
+          <w:sz w:val="28"/>
+          <w:szCs w:val="28"/>
+        </w:rPr>
+        <w:t xml:space="preserve">Рисунок 1.3 – Главная страница веб-сайта </w:t>
+      </w:r>
+      <w:proofErr w:type="spellStart"/>
+      <w:r>
+        <w:rPr>
+          <w:rFonts w:ascii="Times New Roman" w:hAnsi="Times New Roman" w:cs="Times New Roman"/>
+          <w:sz w:val="28"/>
+          <w:szCs w:val="28"/>
+          <w:lang w:val="en-US"/>
+        </w:rPr>
+        <w:t>domotehnika</w:t>
+      </w:r>
+      <w:proofErr w:type="spellEnd"/>
+      <w:r>
+        <w:rPr>
+          <w:rFonts w:ascii="Times New Roman" w:hAnsi="Times New Roman" w:cs="Times New Roman"/>
+          <w:sz w:val="28"/>
+          <w:szCs w:val="28"/>
+        </w:rPr>
+        <w:t>.</w:t>
+      </w:r>
+      <w:r>
+        <w:rPr>
+          <w:rFonts w:ascii="Times New Roman" w:hAnsi="Times New Roman" w:cs="Times New Roman"/>
+          <w:sz w:val="28"/>
+          <w:szCs w:val="28"/>
+          <w:lang w:val="en-US"/>
+        </w:rPr>
+        <w:t>by</w:t>
+      </w:r>
+    </w:p>
+    <w:p>
+      <w:pPr>
+        <w:spacing w:after="0" w:line="240" w:lineRule="auto"/>
+        <w:jc w:val="both"/>
+        <w:rPr>
+          <w:rFonts w:ascii="Times New Roman" w:hAnsi="Times New Roman" w:cs="Times New Roman"/>
+          <w:sz w:val="28"/>
+          <w:szCs w:val="28"/>
+        </w:rPr>
+      </w:pPr>
+      <w:r>
+        <w:rPr>
+          <w:rFonts w:ascii="Times New Roman" w:hAnsi="Times New Roman" w:cs="Times New Roman"/>
+          <w:sz w:val="28"/>
+          <w:szCs w:val="28"/>
+        </w:rPr>
+        <w:tab/>
+        <w:t>Положительные стороны</w:t>
+      </w:r>
+      <w:r>
+        <w:rPr>
+          <w:rFonts w:ascii="Times New Roman" w:hAnsi="Times New Roman" w:cs="Times New Roman"/>
+          <w:sz w:val="28"/>
+          <w:szCs w:val="28"/>
+        </w:rPr>
+        <w:t xml:space="preserve"> главной страницы</w:t>
+      </w:r>
+      <w:r>
+        <w:rPr>
+          <w:rFonts w:ascii="Times New Roman" w:hAnsi="Times New Roman" w:cs="Times New Roman"/>
+          <w:sz w:val="28"/>
+          <w:szCs w:val="28"/>
+        </w:rPr>
+        <w:t>:</w:t>
+      </w:r>
+    </w:p>
+    <w:p>
+      <w:pPr>
+        <w:pStyle w:val="a7"/>
+        <w:numPr>
+          <w:ilvl w:val="0"/>
+          <w:numId w:val="13"/>
+        </w:numPr>
+        <w:spacing w:after="0" w:line="240" w:lineRule="auto"/>
+        <w:jc w:val="both"/>
+        <w:rPr>
+          <w:rFonts w:ascii="Times New Roman" w:hAnsi="Times New Roman" w:cs="Times New Roman"/>
+          <w:sz w:val="28"/>
+          <w:szCs w:val="28"/>
+        </w:rPr>
+      </w:pPr>
+      <w:r>
+        <w:rPr>
+          <w:rFonts w:ascii="Times New Roman" w:hAnsi="Times New Roman" w:cs="Times New Roman"/>
+          <w:sz w:val="28"/>
+          <w:szCs w:val="28"/>
+        </w:rPr>
+        <w:t>категории товаров размещены в выпадающем меню</w:t>
+      </w:r>
+      <w:r>
+        <w:rPr>
+          <w:rFonts w:ascii="Times New Roman" w:hAnsi="Times New Roman" w:cs="Times New Roman"/>
+          <w:sz w:val="28"/>
+          <w:szCs w:val="28"/>
+        </w:rPr>
+        <w:t>;</w:t>
+      </w:r>
+    </w:p>
+    <w:p>
+      <w:pPr>
+        <w:pStyle w:val="a7"/>
+        <w:numPr>
+          <w:ilvl w:val="0"/>
+          <w:numId w:val="13"/>
+        </w:numPr>
+        <w:spacing w:after="0" w:line="240" w:lineRule="auto"/>
+        <w:jc w:val="both"/>
+        <w:rPr>
+          <w:rFonts w:ascii="Times New Roman" w:hAnsi="Times New Roman" w:cs="Times New Roman"/>
+          <w:sz w:val="28"/>
+          <w:szCs w:val="28"/>
+        </w:rPr>
+      </w:pPr>
+      <w:r>
+        <w:rPr>
+          <w:rFonts w:ascii="Times New Roman" w:hAnsi="Times New Roman" w:cs="Times New Roman"/>
+          <w:sz w:val="28"/>
+          <w:szCs w:val="28"/>
+        </w:rPr>
+        <w:t>простая и удобная навигация.</w:t>
+      </w:r>
+    </w:p>
+    <w:p>
+      <w:pPr>
+        <w:pStyle w:val="a7"/>
+        <w:numPr>
+          <w:ilvl w:val="0"/>
+          <w:numId w:val="13"/>
+        </w:numPr>
+        <w:spacing w:after="0" w:line="240" w:lineRule="auto"/>
+        <w:jc w:val="both"/>
+        <w:rPr>
+          <w:rFonts w:ascii="Times New Roman" w:hAnsi="Times New Roman" w:cs="Times New Roman"/>
+          <w:sz w:val="28"/>
+          <w:szCs w:val="28"/>
+        </w:rPr>
+      </w:pPr>
+      <w:r>
+        <w:rPr>
+          <w:rFonts w:ascii="Times New Roman" w:hAnsi="Times New Roman" w:cs="Times New Roman"/>
+          <w:sz w:val="28"/>
+          <w:szCs w:val="28"/>
+        </w:rPr>
+        <w:t>наличие рекламных баннеров</w:t>
+      </w:r>
+      <w:r>
+        <w:rPr>
+          <w:rFonts w:ascii="Times New Roman" w:hAnsi="Times New Roman" w:cs="Times New Roman"/>
+          <w:sz w:val="28"/>
+          <w:szCs w:val="28"/>
+          <w:lang w:val="en-US"/>
+        </w:rPr>
+        <w:t>;</w:t>
+      </w:r>
+    </w:p>
+    <w:p>
+      <w:pPr>
+        <w:pStyle w:val="a7"/>
+        <w:numPr>
+          <w:ilvl w:val="0"/>
+          <w:numId w:val="13"/>
+        </w:numPr>
+        <w:spacing w:after="0" w:line="240" w:lineRule="auto"/>
+        <w:jc w:val="both"/>
+        <w:rPr>
+          <w:rFonts w:ascii="Times New Roman" w:hAnsi="Times New Roman" w:cs="Times New Roman"/>
+          <w:sz w:val="28"/>
+          <w:szCs w:val="28"/>
+        </w:rPr>
+      </w:pPr>
+      <w:r>
+        <w:rPr>
+          <w:rFonts w:ascii="Times New Roman" w:hAnsi="Times New Roman" w:cs="Times New Roman"/>
+          <w:sz w:val="28"/>
+          <w:szCs w:val="28"/>
+        </w:rPr>
+        <w:t>чётко выделенные категории товаров.</w:t>
+      </w:r>
+    </w:p>
+    <w:p>
+      <w:pPr>
+        <w:pStyle w:val="a7"/>
+        <w:numPr>
+          <w:ilvl w:val="0"/>
+          <w:numId w:val="13"/>
+        </w:numPr>
+        <w:spacing w:after="0" w:line="240" w:lineRule="auto"/>
+        <w:jc w:val="both"/>
+        <w:rPr>
+          <w:rFonts w:ascii="Times New Roman" w:hAnsi="Times New Roman" w:cs="Times New Roman"/>
+          <w:sz w:val="28"/>
+          <w:szCs w:val="28"/>
+        </w:rPr>
+      </w:pPr>
+      <w:r>
+        <w:rPr>
+          <w:rFonts w:ascii="Times New Roman" w:hAnsi="Times New Roman" w:cs="Times New Roman"/>
+          <w:sz w:val="28"/>
+          <w:szCs w:val="28"/>
+        </w:rPr>
+        <w:t>э</w:t>
+      </w:r>
+      <w:r>
+        <w:rPr>
+          <w:rFonts w:ascii="Times New Roman" w:hAnsi="Times New Roman" w:cs="Times New Roman"/>
+          <w:sz w:val="28"/>
+          <w:szCs w:val="28"/>
+        </w:rPr>
+        <w:t>стетичный и ненавязчивый дизайн</w:t>
+      </w:r>
+      <w:r>
+        <w:rPr>
+          <w:rFonts w:ascii="Times New Roman" w:hAnsi="Times New Roman" w:cs="Times New Roman"/>
+          <w:sz w:val="28"/>
+          <w:szCs w:val="28"/>
+        </w:rPr>
+        <w:t>;</w:t>
+      </w:r>
+    </w:p>
+    <w:p>
+      <w:pPr>
+        <w:pStyle w:val="a7"/>
+        <w:numPr>
+          <w:ilvl w:val="0"/>
+          <w:numId w:val="13"/>
+        </w:numPr>
+        <w:spacing w:after="0" w:line="240" w:lineRule="auto"/>
+        <w:jc w:val="both"/>
+        <w:rPr>
+          <w:rFonts w:ascii="Times New Roman" w:hAnsi="Times New Roman" w:cs="Times New Roman"/>
+          <w:sz w:val="28"/>
+          <w:szCs w:val="28"/>
+        </w:rPr>
+      </w:pPr>
+      <w:r>
+        <w:rPr>
+          <w:rFonts w:ascii="Times New Roman" w:hAnsi="Times New Roman" w:cs="Times New Roman"/>
+          <w:sz w:val="28"/>
+          <w:szCs w:val="28"/>
+        </w:rPr>
+        <w:t xml:space="preserve">чёткое обозначение </w:t>
+      </w:r>
+      <w:r>
+        <w:rPr>
+          <w:rFonts w:ascii="Times New Roman" w:hAnsi="Times New Roman" w:cs="Times New Roman"/>
+          <w:sz w:val="28"/>
+          <w:szCs w:val="28"/>
+        </w:rPr>
+        <w:t xml:space="preserve">предоставляемых </w:t>
+      </w:r>
+      <w:r>
+        <w:rPr>
+          <w:rFonts w:ascii="Times New Roman" w:hAnsi="Times New Roman" w:cs="Times New Roman"/>
+          <w:sz w:val="28"/>
+          <w:szCs w:val="28"/>
+        </w:rPr>
+        <w:t>услуг</w:t>
+      </w:r>
+      <w:r>
+        <w:rPr>
+          <w:rFonts w:ascii="Times New Roman" w:hAnsi="Times New Roman" w:cs="Times New Roman"/>
+          <w:sz w:val="28"/>
+          <w:szCs w:val="28"/>
+          <w:lang w:val="en-US"/>
+        </w:rPr>
+        <w:t>;</w:t>
+      </w:r>
+    </w:p>
+    <w:p>
+      <w:pPr>
+        <w:pStyle w:val="a7"/>
+        <w:numPr>
+          <w:ilvl w:val="0"/>
+          <w:numId w:val="13"/>
+        </w:numPr>
+        <w:spacing w:after="0" w:line="240" w:lineRule="auto"/>
+        <w:jc w:val="both"/>
+        <w:rPr>
+          <w:rFonts w:ascii="Times New Roman" w:hAnsi="Times New Roman" w:cs="Times New Roman"/>
+          <w:sz w:val="28"/>
+          <w:szCs w:val="28"/>
+        </w:rPr>
+      </w:pPr>
+      <w:r>
+        <w:rPr>
+          <w:rFonts w:ascii="Times New Roman" w:hAnsi="Times New Roman" w:cs="Times New Roman"/>
+          <w:sz w:val="28"/>
+          <w:szCs w:val="28"/>
+        </w:rPr>
+        <w:t>в</w:t>
+      </w:r>
+      <w:r>
+        <w:rPr>
+          <w:rFonts w:ascii="Times New Roman" w:hAnsi="Times New Roman" w:cs="Times New Roman"/>
+          <w:sz w:val="28"/>
+          <w:szCs w:val="28"/>
+        </w:rPr>
+        <w:t xml:space="preserve">ысокая </w:t>
+      </w:r>
+      <w:r>
+        <w:rPr>
+          <w:rFonts w:ascii="Times New Roman" w:hAnsi="Times New Roman" w:cs="Times New Roman"/>
+          <w:sz w:val="28"/>
+          <w:szCs w:val="28"/>
+        </w:rPr>
+        <w:t>информативность</w:t>
+      </w:r>
+      <w:r>
+        <w:rPr>
+          <w:rFonts w:ascii="Times New Roman" w:hAnsi="Times New Roman" w:cs="Times New Roman"/>
+          <w:sz w:val="28"/>
+          <w:szCs w:val="28"/>
+          <w:lang w:val="en-US"/>
+        </w:rPr>
+        <w:t>;</w:t>
+      </w:r>
+    </w:p>
+    <w:p>
+      <w:pPr>
+        <w:spacing w:after="0" w:line="240" w:lineRule="auto"/>
+        <w:ind w:left="709"/>
+        <w:jc w:val="both"/>
+        <w:rPr>
+          <w:rFonts w:ascii="Times New Roman" w:hAnsi="Times New Roman" w:cs="Times New Roman"/>
+          <w:sz w:val="28"/>
+          <w:szCs w:val="28"/>
+        </w:rPr>
+      </w:pPr>
+      <w:r>
+        <w:rPr>
+          <w:rFonts w:ascii="Times New Roman" w:hAnsi="Times New Roman" w:cs="Times New Roman"/>
+          <w:sz w:val="28"/>
+          <w:szCs w:val="28"/>
+        </w:rPr>
+        <w:t>Отрицательные стороны</w:t>
+      </w:r>
+      <w:r>
+        <w:rPr>
+          <w:rFonts w:ascii="Times New Roman" w:hAnsi="Times New Roman" w:cs="Times New Roman"/>
+          <w:sz w:val="28"/>
+          <w:szCs w:val="28"/>
+        </w:rPr>
+        <w:t xml:space="preserve"> главной страницы</w:t>
+      </w:r>
+      <w:r>
+        <w:rPr>
+          <w:rFonts w:ascii="Times New Roman" w:hAnsi="Times New Roman" w:cs="Times New Roman"/>
+          <w:sz w:val="28"/>
+          <w:szCs w:val="28"/>
+        </w:rPr>
+        <w:t>:</w:t>
+      </w:r>
+    </w:p>
+    <w:p>
+      <w:pPr>
+        <w:pStyle w:val="a7"/>
+        <w:numPr>
+          <w:ilvl w:val="0"/>
+          <w:numId w:val="14"/>
+        </w:numPr>
+        <w:spacing w:after="0" w:line="240" w:lineRule="auto"/>
+        <w:jc w:val="both"/>
+        <w:rPr>
+          <w:rFonts w:ascii="Times New Roman" w:hAnsi="Times New Roman" w:cs="Times New Roman"/>
+          <w:sz w:val="28"/>
+          <w:szCs w:val="28"/>
+        </w:rPr>
+      </w:pPr>
+      <w:r>
+        <w:rPr>
+          <w:rFonts w:ascii="Times New Roman" w:hAnsi="Times New Roman" w:cs="Times New Roman"/>
+          <w:sz w:val="28"/>
+          <w:szCs w:val="28"/>
+        </w:rPr>
+        <w:t xml:space="preserve">Отсутствие </w:t>
+      </w:r>
+      <w:r>
+        <w:rPr>
+          <w:rFonts w:ascii="Times New Roman" w:hAnsi="Times New Roman" w:cs="Times New Roman"/>
+          <w:sz w:val="28"/>
+          <w:szCs w:val="28"/>
+        </w:rPr>
+        <w:t>раздела с популярными товарами.</w:t>
+      </w:r>
+    </w:p>
+    <w:p>
+      <w:pPr>
+        <w:spacing w:after="0" w:line="240" w:lineRule="auto"/>
+        <w:ind w:firstLine="708"/>
+        <w:jc w:val="both"/>
+        <w:rPr>
+          <w:rFonts w:ascii="Times New Roman" w:hAnsi="Times New Roman" w:cs="Times New Roman"/>
+          <w:sz w:val="28"/>
+          <w:szCs w:val="28"/>
+        </w:rPr>
+      </w:pPr>
+      <w:r>
+        <w:rPr>
+          <w:rFonts w:ascii="Times New Roman" w:hAnsi="Times New Roman" w:cs="Times New Roman"/>
+          <w:sz w:val="28"/>
+          <w:szCs w:val="28"/>
+        </w:rPr>
+        <w:t>Каталог товаров</w:t>
+      </w:r>
+      <w:r>
+        <w:rPr>
+          <w:rFonts w:ascii="Times New Roman" w:hAnsi="Times New Roman" w:cs="Times New Roman"/>
+          <w:sz w:val="28"/>
+          <w:szCs w:val="28"/>
+        </w:rPr>
+        <w:t xml:space="preserve"> обеспечивает удобный просмотр товаров с использованием сортировок и фильтров. Каталог веб-сайта представлен на рисунке 1.4.</w:t>
+      </w:r>
+      <w:r>
+        <w:rPr>
+          <w:rFonts w:ascii="Times New Roman" w:hAnsi="Times New Roman" w:cs="Times New Roman"/>
+          <w:sz w:val="28"/>
+          <w:szCs w:val="28"/>
+        </w:rPr>
+        <w:t xml:space="preserve"> </w:t>
+      </w:r>
+    </w:p>
+    <w:p>
+      <w:pPr>
+        <w:spacing w:before="280" w:after="0" w:line="240" w:lineRule="auto"/>
+        <w:jc w:val="center"/>
+        <w:rPr>
+          <w:rFonts w:ascii="Times New Roman" w:hAnsi="Times New Roman" w:cs="Times New Roman"/>
+          <w:sz w:val="28"/>
+          <w:szCs w:val="28"/>
+        </w:rPr>
+      </w:pPr>
+      <w:r>
+        <w:rPr>
+          <w:noProof/>
+        </w:rPr>
+        <w:lastRenderedPageBreak/>
+        <w:drawing>
+          <wp:inline distT="0" distB="0" distL="0" distR="0" wp14:anchorId="6951FC3D" wp14:editId="36608209">
+            <wp:extent cx="5400000" cy="3531600"/>
+            <wp:effectExtent l="0" t="0" r="0" b="0"/>
+            <wp:docPr id="68294669" name="Рисунок 1"/>
+            <wp:cNvGraphicFramePr>
+              <a:graphicFrameLocks xmlns:a="http://schemas.openxmlformats.org/drawingml/2006/main" noChangeAspect="1"/>
+            </wp:cNvGraphicFramePr>
+            <a:graphic xmlns:a="http://schemas.openxmlformats.org/drawingml/2006/main">
+              <a:graphicData uri="http://schemas.openxmlformats.org/drawingml/2006/picture">
+                <pic:pic xmlns:pic="http://schemas.openxmlformats.org/drawingml/2006/picture">
+                  <pic:nvPicPr>
+                    <pic:cNvPr id="68294669" name=""/>
+                    <pic:cNvPicPr/>
+                  </pic:nvPicPr>
+                  <pic:blipFill>
+                    <a:blip r:embed="rId14"/>
+                    <a:stretch>
+                      <a:fillRect/>
+                    </a:stretch>
+                  </pic:blipFill>
+                  <pic:spPr>
+                    <a:xfrm>
+                      <a:off x="0" y="0"/>
+                      <a:ext cx="5400000" cy="3531600"/>
+                    </a:xfrm>
+                    <a:prstGeom prst="rect">
+                      <a:avLst/>
+                    </a:prstGeom>
+                  </pic:spPr>
+                </pic:pic>
+              </a:graphicData>
+            </a:graphic>
+          </wp:inline>
+        </w:drawing>
+      </w:r>
+    </w:p>
+    <w:p>
+      <w:pPr>
+        <w:spacing w:after="280" w:line="240" w:lineRule="auto"/>
+        <w:jc w:val="center"/>
+        <w:rPr>
+          <w:rFonts w:ascii="Times New Roman" w:hAnsi="Times New Roman" w:cs="Times New Roman"/>
+          <w:sz w:val="28"/>
+          <w:szCs w:val="28"/>
+        </w:rPr>
+      </w:pPr>
+      <w:r>
+        <w:rPr>
+          <w:rFonts w:ascii="Times New Roman" w:hAnsi="Times New Roman" w:cs="Times New Roman"/>
+          <w:sz w:val="28"/>
+          <w:szCs w:val="28"/>
+        </w:rPr>
+        <w:t xml:space="preserve">Рисунок 1.4 – </w:t>
+      </w:r>
+      <w:r>
+        <w:rPr>
+          <w:rFonts w:ascii="Times New Roman" w:hAnsi="Times New Roman" w:cs="Times New Roman"/>
+          <w:sz w:val="28"/>
+          <w:szCs w:val="28"/>
+        </w:rPr>
+        <w:t>К</w:t>
+      </w:r>
+      <w:r>
+        <w:rPr>
+          <w:rFonts w:ascii="Times New Roman" w:hAnsi="Times New Roman" w:cs="Times New Roman"/>
+          <w:sz w:val="28"/>
+          <w:szCs w:val="28"/>
+        </w:rPr>
+        <w:t xml:space="preserve">аталог товаров веб-сайта </w:t>
+      </w:r>
+      <w:proofErr w:type="spellStart"/>
+      <w:r>
+        <w:rPr>
+          <w:rFonts w:ascii="Times New Roman" w:hAnsi="Times New Roman" w:cs="Times New Roman"/>
+          <w:sz w:val="28"/>
+          <w:szCs w:val="28"/>
+          <w:lang w:val="en-US"/>
+        </w:rPr>
+        <w:t>domotehnika</w:t>
+      </w:r>
+      <w:proofErr w:type="spellEnd"/>
+      <w:r>
+        <w:rPr>
+          <w:rFonts w:ascii="Times New Roman" w:hAnsi="Times New Roman" w:cs="Times New Roman"/>
+          <w:sz w:val="28"/>
+          <w:szCs w:val="28"/>
+        </w:rPr>
+        <w:t>.</w:t>
+      </w:r>
+      <w:r>
+        <w:rPr>
+          <w:rFonts w:ascii="Times New Roman" w:hAnsi="Times New Roman" w:cs="Times New Roman"/>
+          <w:sz w:val="28"/>
+          <w:szCs w:val="28"/>
+          <w:lang w:val="en-US"/>
+        </w:rPr>
+        <w:t>by</w:t>
+      </w:r>
+    </w:p>
+    <w:p>
+      <w:pPr>
+        <w:spacing w:after="0" w:line="240" w:lineRule="auto"/>
+        <w:jc w:val="both"/>
+        <w:rPr>
+          <w:rFonts w:ascii="Times New Roman" w:hAnsi="Times New Roman" w:cs="Times New Roman"/>
+          <w:sz w:val="28"/>
+          <w:szCs w:val="28"/>
+        </w:rPr>
+      </w:pPr>
+      <w:r>
+        <w:rPr>
+          <w:rFonts w:ascii="Times New Roman" w:hAnsi="Times New Roman" w:cs="Times New Roman"/>
+          <w:sz w:val="28"/>
+          <w:szCs w:val="28"/>
+        </w:rPr>
+        <w:tab/>
+        <w:t>Положительные стороны веб-каталога:</w:t>
+      </w:r>
+    </w:p>
+    <w:p>
+      <w:pPr>
+        <w:pStyle w:val="a7"/>
+        <w:numPr>
+          <w:ilvl w:val="0"/>
+          <w:numId w:val="15"/>
+        </w:numPr>
+        <w:spacing w:after="0" w:line="240" w:lineRule="auto"/>
+        <w:jc w:val="both"/>
+        <w:rPr>
+          <w:rFonts w:ascii="Times New Roman" w:hAnsi="Times New Roman" w:cs="Times New Roman"/>
+          <w:sz w:val="28"/>
+          <w:szCs w:val="28"/>
+        </w:rPr>
+      </w:pPr>
+      <w:r>
+        <w:rPr>
+          <w:rFonts w:ascii="Times New Roman" w:hAnsi="Times New Roman" w:cs="Times New Roman"/>
+          <w:sz w:val="28"/>
+          <w:szCs w:val="28"/>
+        </w:rPr>
+        <w:t>б</w:t>
+      </w:r>
+      <w:r>
+        <w:rPr>
+          <w:rFonts w:ascii="Times New Roman" w:hAnsi="Times New Roman" w:cs="Times New Roman"/>
+          <w:sz w:val="28"/>
+          <w:szCs w:val="28"/>
+        </w:rPr>
+        <w:t>ольшое количество фильтров для уточнения поиска</w:t>
+      </w:r>
+      <w:r>
+        <w:rPr>
+          <w:rFonts w:ascii="Times New Roman" w:hAnsi="Times New Roman" w:cs="Times New Roman"/>
+          <w:sz w:val="28"/>
+          <w:szCs w:val="28"/>
+        </w:rPr>
+        <w:t>;</w:t>
+      </w:r>
+    </w:p>
+    <w:p>
+      <w:pPr>
+        <w:pStyle w:val="a7"/>
+        <w:numPr>
+          <w:ilvl w:val="0"/>
+          <w:numId w:val="15"/>
+        </w:numPr>
+        <w:spacing w:after="0" w:line="240" w:lineRule="auto"/>
+        <w:jc w:val="both"/>
+        <w:rPr>
+          <w:rFonts w:ascii="Times New Roman" w:hAnsi="Times New Roman" w:cs="Times New Roman"/>
+          <w:sz w:val="28"/>
+          <w:szCs w:val="28"/>
+        </w:rPr>
+      </w:pPr>
+      <w:r>
+        <w:rPr>
+          <w:rFonts w:ascii="Times New Roman" w:hAnsi="Times New Roman" w:cs="Times New Roman"/>
+          <w:sz w:val="28"/>
+          <w:szCs w:val="28"/>
+        </w:rPr>
+        <w:t>возможность сортировки товаров по различным категориям</w:t>
+      </w:r>
+      <w:r>
+        <w:rPr>
+          <w:rFonts w:ascii="Times New Roman" w:hAnsi="Times New Roman" w:cs="Times New Roman"/>
+          <w:sz w:val="28"/>
+          <w:szCs w:val="28"/>
+        </w:rPr>
+        <w:t>;</w:t>
+      </w:r>
+    </w:p>
+    <w:p>
+      <w:pPr>
+        <w:pStyle w:val="a7"/>
+        <w:numPr>
+          <w:ilvl w:val="0"/>
+          <w:numId w:val="15"/>
+        </w:numPr>
+        <w:spacing w:after="0" w:line="240" w:lineRule="auto"/>
+        <w:jc w:val="both"/>
+        <w:rPr>
+          <w:rFonts w:ascii="Times New Roman" w:hAnsi="Times New Roman" w:cs="Times New Roman"/>
+          <w:sz w:val="28"/>
+          <w:szCs w:val="28"/>
+        </w:rPr>
+      </w:pPr>
+      <w:r>
+        <w:rPr>
+          <w:rFonts w:ascii="Times New Roman" w:hAnsi="Times New Roman" w:cs="Times New Roman"/>
+          <w:sz w:val="28"/>
+          <w:szCs w:val="28"/>
+        </w:rPr>
+        <w:t>возможность добавить товар в корзину</w:t>
+      </w:r>
+      <w:r>
+        <w:rPr>
+          <w:rFonts w:ascii="Times New Roman" w:hAnsi="Times New Roman" w:cs="Times New Roman"/>
+          <w:sz w:val="28"/>
+          <w:szCs w:val="28"/>
+        </w:rPr>
+        <w:t xml:space="preserve"> </w:t>
+      </w:r>
+      <w:r>
+        <w:rPr>
+          <w:rFonts w:ascii="Times New Roman" w:hAnsi="Times New Roman" w:cs="Times New Roman"/>
+          <w:sz w:val="28"/>
+          <w:szCs w:val="28"/>
+        </w:rPr>
+        <w:t>из каталога</w:t>
+      </w:r>
+      <w:r>
+        <w:rPr>
+          <w:rFonts w:ascii="Times New Roman" w:hAnsi="Times New Roman" w:cs="Times New Roman"/>
+          <w:sz w:val="28"/>
+          <w:szCs w:val="28"/>
+        </w:rPr>
+        <w:t>.</w:t>
+      </w:r>
+    </w:p>
+    <w:p>
+      <w:pPr>
+        <w:spacing w:after="0" w:line="240" w:lineRule="auto"/>
+        <w:ind w:left="708"/>
+        <w:jc w:val="both"/>
+        <w:rPr>
+          <w:rFonts w:ascii="Times New Roman" w:hAnsi="Times New Roman" w:cs="Times New Roman"/>
+          <w:sz w:val="28"/>
+          <w:szCs w:val="28"/>
+          <w:lang w:val="en-US"/>
+        </w:rPr>
+      </w:pPr>
+      <w:r>
+        <w:rPr>
+          <w:rFonts w:ascii="Times New Roman" w:hAnsi="Times New Roman" w:cs="Times New Roman"/>
+          <w:sz w:val="28"/>
+          <w:szCs w:val="28"/>
+        </w:rPr>
+        <w:t>Отрицательные стороны:</w:t>
+      </w:r>
+    </w:p>
+    <w:p>
+      <w:pPr>
+        <w:pStyle w:val="a7"/>
+        <w:numPr>
+          <w:ilvl w:val="0"/>
+          <w:numId w:val="16"/>
+        </w:numPr>
+        <w:spacing w:after="0" w:line="240" w:lineRule="auto"/>
+        <w:jc w:val="both"/>
+        <w:rPr>
+          <w:rFonts w:ascii="Times New Roman" w:hAnsi="Times New Roman" w:cs="Times New Roman"/>
+          <w:sz w:val="28"/>
+          <w:szCs w:val="28"/>
+        </w:rPr>
+      </w:pPr>
+      <w:r>
+        <w:rPr>
+          <w:rFonts w:ascii="Times New Roman" w:hAnsi="Times New Roman" w:cs="Times New Roman"/>
+          <w:sz w:val="28"/>
+          <w:szCs w:val="28"/>
+        </w:rPr>
+        <w:t xml:space="preserve">отсутствие </w:t>
+      </w:r>
+      <w:r>
+        <w:rPr>
+          <w:rFonts w:ascii="Times New Roman" w:hAnsi="Times New Roman" w:cs="Times New Roman"/>
+          <w:sz w:val="28"/>
+          <w:szCs w:val="28"/>
+        </w:rPr>
+        <w:t xml:space="preserve">системы </w:t>
+      </w:r>
+      <w:r>
+        <w:rPr>
+          <w:rFonts w:ascii="Times New Roman" w:hAnsi="Times New Roman" w:cs="Times New Roman"/>
+          <w:sz w:val="28"/>
+          <w:szCs w:val="28"/>
+        </w:rPr>
+        <w:t>рейтинг</w:t>
+      </w:r>
+      <w:r>
+        <w:rPr>
+          <w:rFonts w:ascii="Times New Roman" w:hAnsi="Times New Roman" w:cs="Times New Roman"/>
+          <w:sz w:val="28"/>
+          <w:szCs w:val="28"/>
+        </w:rPr>
+        <w:t xml:space="preserve">ов </w:t>
+      </w:r>
+      <w:r>
+        <w:rPr>
+          <w:rFonts w:ascii="Times New Roman" w:hAnsi="Times New Roman" w:cs="Times New Roman"/>
+          <w:sz w:val="28"/>
+          <w:szCs w:val="28"/>
+        </w:rPr>
+        <w:t>товаров</w:t>
+      </w:r>
+      <w:r>
+        <w:rPr>
+          <w:rFonts w:ascii="Times New Roman" w:hAnsi="Times New Roman" w:cs="Times New Roman"/>
+          <w:sz w:val="28"/>
+          <w:szCs w:val="28"/>
+          <w:lang w:val="en-US"/>
+        </w:rPr>
+        <w:t>;</w:t>
+      </w:r>
+    </w:p>
+    <w:p>
+      <w:pPr>
+        <w:pStyle w:val="a7"/>
+        <w:numPr>
+          <w:ilvl w:val="0"/>
+          <w:numId w:val="16"/>
+        </w:numPr>
+        <w:spacing w:after="0" w:line="240" w:lineRule="auto"/>
+        <w:jc w:val="both"/>
+        <w:rPr>
+          <w:rFonts w:ascii="Times New Roman" w:hAnsi="Times New Roman" w:cs="Times New Roman"/>
+          <w:sz w:val="28"/>
+          <w:szCs w:val="28"/>
+        </w:rPr>
+      </w:pPr>
+      <w:r>
+        <w:rPr>
+          <w:rFonts w:ascii="Times New Roman" w:hAnsi="Times New Roman" w:cs="Times New Roman"/>
+          <w:sz w:val="28"/>
+          <w:szCs w:val="28"/>
+        </w:rPr>
+        <w:t>не</w:t>
+      </w:r>
+      <w:r>
+        <w:rPr>
+          <w:rFonts w:ascii="Times New Roman" w:hAnsi="Times New Roman" w:cs="Times New Roman"/>
+          <w:sz w:val="28"/>
+          <w:szCs w:val="28"/>
+        </w:rPr>
+        <w:t xml:space="preserve">возможность </w:t>
+      </w:r>
+      <w:r>
+        <w:rPr>
+          <w:rFonts w:ascii="Times New Roman" w:hAnsi="Times New Roman" w:cs="Times New Roman"/>
+          <w:sz w:val="28"/>
+          <w:szCs w:val="28"/>
+        </w:rPr>
+        <w:t>добавить товар в сравнение из каталога.</w:t>
+      </w:r>
+    </w:p>
+    <w:p>
+      <w:pPr>
+        <w:spacing w:after="0" w:line="240" w:lineRule="auto"/>
+        <w:ind w:firstLine="708"/>
+        <w:jc w:val="both"/>
+        <w:rPr>
+          <w:rFonts w:ascii="Times New Roman" w:hAnsi="Times New Roman" w:cs="Times New Roman"/>
+          <w:sz w:val="28"/>
+          <w:szCs w:val="28"/>
+          <w:lang w:val="en-US"/>
+        </w:rPr>
+      </w:pPr>
+      <w:r>
+        <w:rPr>
+          <w:rFonts w:ascii="Times New Roman" w:hAnsi="Times New Roman" w:cs="Times New Roman"/>
+          <w:sz w:val="28"/>
+          <w:szCs w:val="28"/>
+        </w:rPr>
+        <w:t>Корзина позволяет</w:t>
+      </w:r>
+      <w:r>
+        <w:rPr>
+          <w:rFonts w:ascii="Times New Roman" w:hAnsi="Times New Roman" w:cs="Times New Roman"/>
+          <w:sz w:val="28"/>
+          <w:szCs w:val="28"/>
+        </w:rPr>
+        <w:t xml:space="preserve"> пользователю</w:t>
+      </w:r>
+      <w:r>
+        <w:rPr>
+          <w:rFonts w:ascii="Times New Roman" w:hAnsi="Times New Roman" w:cs="Times New Roman"/>
+          <w:sz w:val="28"/>
+          <w:szCs w:val="28"/>
+        </w:rPr>
+        <w:t xml:space="preserve"> собрать выбранные товары перед оформлением заказа. </w:t>
+      </w:r>
+      <w:r>
+        <w:rPr>
+          <w:rFonts w:ascii="Times New Roman" w:hAnsi="Times New Roman" w:cs="Times New Roman"/>
+          <w:sz w:val="28"/>
+          <w:szCs w:val="28"/>
+        </w:rPr>
+        <w:t xml:space="preserve">Корзина представлена на рисунке </w:t>
+      </w:r>
+      <w:r>
+        <w:rPr>
+          <w:rFonts w:ascii="Times New Roman" w:hAnsi="Times New Roman" w:cs="Times New Roman"/>
+          <w:sz w:val="28"/>
+          <w:szCs w:val="28"/>
+        </w:rPr>
+        <w:t>1.</w:t>
+      </w:r>
+      <w:r>
+        <w:rPr>
+          <w:rFonts w:ascii="Times New Roman" w:hAnsi="Times New Roman" w:cs="Times New Roman"/>
+          <w:sz w:val="28"/>
+          <w:szCs w:val="28"/>
+        </w:rPr>
+        <w:t>5.</w:t>
+      </w:r>
+    </w:p>
+    <w:p>
+      <w:pPr>
+        <w:spacing w:before="280" w:after="0" w:line="240" w:lineRule="auto"/>
+        <w:ind w:firstLine="708"/>
+        <w:jc w:val="center"/>
+        <w:rPr>
+          <w:rFonts w:ascii="Times New Roman" w:hAnsi="Times New Roman" w:cs="Times New Roman"/>
+          <w:sz w:val="28"/>
+          <w:szCs w:val="28"/>
+        </w:rPr>
+      </w:pPr>
+      <w:r>
+        <w:rPr>
+          <w:noProof/>
+        </w:rPr>
+        <w:lastRenderedPageBreak/>
+        <w:drawing>
+          <wp:inline distT="0" distB="0" distL="0" distR="0" wp14:anchorId="3D916CCA" wp14:editId="6977652C">
+            <wp:extent cx="5400000" cy="3510000"/>
+            <wp:effectExtent l="0" t="0" r="0" b="0"/>
+            <wp:docPr id="934112808" name="Рисунок 1"/>
+            <wp:cNvGraphicFramePr>
+              <a:graphicFrameLocks xmlns:a="http://schemas.openxmlformats.org/drawingml/2006/main" noChangeAspect="1"/>
+            </wp:cNvGraphicFramePr>
+            <a:graphic xmlns:a="http://schemas.openxmlformats.org/drawingml/2006/main">
+              <a:graphicData uri="http://schemas.openxmlformats.org/drawingml/2006/picture">
+                <pic:pic xmlns:pic="http://schemas.openxmlformats.org/drawingml/2006/picture">
+                  <pic:nvPicPr>
+                    <pic:cNvPr id="934112808" name=""/>
+                    <pic:cNvPicPr/>
+                  </pic:nvPicPr>
+                  <pic:blipFill>
+                    <a:blip r:embed="rId15"/>
+                    <a:stretch>
+                      <a:fillRect/>
+                    </a:stretch>
+                  </pic:blipFill>
+                  <pic:spPr>
+                    <a:xfrm>
+                      <a:off x="0" y="0"/>
+                      <a:ext cx="5400000" cy="3510000"/>
+                    </a:xfrm>
+                    <a:prstGeom prst="rect">
+                      <a:avLst/>
+                    </a:prstGeom>
+                  </pic:spPr>
+                </pic:pic>
+              </a:graphicData>
+            </a:graphic>
+          </wp:inline>
+        </w:drawing>
+      </w:r>
+    </w:p>
+    <w:p>
+      <w:pPr>
+        <w:spacing w:after="280" w:line="240" w:lineRule="auto"/>
+        <w:ind w:firstLine="708"/>
+        <w:jc w:val="center"/>
+        <w:rPr>
+          <w:rFonts w:ascii="Times New Roman" w:hAnsi="Times New Roman" w:cs="Times New Roman"/>
+          <w:sz w:val="28"/>
+          <w:szCs w:val="28"/>
+        </w:rPr>
+      </w:pPr>
+      <w:r>
+        <w:rPr>
+          <w:rFonts w:ascii="Times New Roman" w:hAnsi="Times New Roman" w:cs="Times New Roman"/>
+          <w:sz w:val="28"/>
+          <w:szCs w:val="28"/>
+        </w:rPr>
+        <w:t xml:space="preserve">Рисунок 1.5 – </w:t>
+      </w:r>
+      <w:r>
+        <w:rPr>
+          <w:rFonts w:ascii="Times New Roman" w:hAnsi="Times New Roman" w:cs="Times New Roman"/>
+          <w:sz w:val="28"/>
+          <w:szCs w:val="28"/>
+        </w:rPr>
+        <w:t>К</w:t>
+      </w:r>
+      <w:r>
+        <w:rPr>
+          <w:rFonts w:ascii="Times New Roman" w:hAnsi="Times New Roman" w:cs="Times New Roman"/>
+          <w:sz w:val="28"/>
+          <w:szCs w:val="28"/>
+        </w:rPr>
+        <w:t xml:space="preserve">орзина товаров веб-сайта </w:t>
+      </w:r>
+      <w:proofErr w:type="spellStart"/>
+      <w:r>
+        <w:rPr>
+          <w:rFonts w:ascii="Times New Roman" w:hAnsi="Times New Roman" w:cs="Times New Roman"/>
+          <w:sz w:val="28"/>
+          <w:szCs w:val="28"/>
+          <w:lang w:val="en-US"/>
+        </w:rPr>
+        <w:t>domotehnika</w:t>
+      </w:r>
+      <w:proofErr w:type="spellEnd"/>
+      <w:r>
+        <w:rPr>
+          <w:rFonts w:ascii="Times New Roman" w:hAnsi="Times New Roman" w:cs="Times New Roman"/>
+          <w:sz w:val="28"/>
+          <w:szCs w:val="28"/>
+        </w:rPr>
+        <w:t>.</w:t>
+      </w:r>
+      <w:r>
+        <w:rPr>
+          <w:rFonts w:ascii="Times New Roman" w:hAnsi="Times New Roman" w:cs="Times New Roman"/>
+          <w:sz w:val="28"/>
+          <w:szCs w:val="28"/>
+          <w:lang w:val="en-US"/>
+        </w:rPr>
+        <w:t>by</w:t>
+      </w:r>
+    </w:p>
+    <w:p>
+      <w:pPr>
+        <w:spacing w:after="0" w:line="240" w:lineRule="auto"/>
+        <w:jc w:val="both"/>
+        <w:rPr>
+          <w:rFonts w:ascii="Times New Roman" w:hAnsi="Times New Roman" w:cs="Times New Roman"/>
+          <w:sz w:val="28"/>
+          <w:szCs w:val="28"/>
+        </w:rPr>
+      </w:pPr>
+      <w:r>
+        <w:rPr>
+          <w:rFonts w:ascii="Times New Roman" w:hAnsi="Times New Roman" w:cs="Times New Roman"/>
+          <w:sz w:val="28"/>
+          <w:szCs w:val="28"/>
+        </w:rPr>
+        <w:tab/>
+        <w:t>Положительные стороны:</w:t>
+      </w:r>
+    </w:p>
+    <w:p>
+      <w:pPr>
+        <w:pStyle w:val="a7"/>
+        <w:numPr>
+          <w:ilvl w:val="0"/>
+          <w:numId w:val="17"/>
+        </w:numPr>
+        <w:spacing w:after="0" w:line="240" w:lineRule="auto"/>
+        <w:jc w:val="both"/>
+        <w:rPr>
+          <w:rFonts w:ascii="Times New Roman" w:hAnsi="Times New Roman" w:cs="Times New Roman"/>
+          <w:sz w:val="28"/>
+          <w:szCs w:val="28"/>
+        </w:rPr>
+      </w:pPr>
+      <w:r>
+        <w:rPr>
+          <w:rFonts w:ascii="Times New Roman" w:hAnsi="Times New Roman" w:cs="Times New Roman"/>
+          <w:sz w:val="28"/>
+          <w:szCs w:val="28"/>
+        </w:rPr>
+        <w:t xml:space="preserve">отображение только </w:t>
+      </w:r>
+      <w:r>
+        <w:rPr>
+          <w:rFonts w:ascii="Times New Roman" w:hAnsi="Times New Roman" w:cs="Times New Roman"/>
+          <w:sz w:val="28"/>
+          <w:szCs w:val="28"/>
+        </w:rPr>
+        <w:t>необходимой</w:t>
+      </w:r>
+      <w:r>
+        <w:rPr>
+          <w:rFonts w:ascii="Times New Roman" w:hAnsi="Times New Roman" w:cs="Times New Roman"/>
+          <w:sz w:val="28"/>
+          <w:szCs w:val="28"/>
+        </w:rPr>
+        <w:t xml:space="preserve"> информации о товаре</w:t>
+      </w:r>
+      <w:r>
+        <w:rPr>
+          <w:rFonts w:ascii="Times New Roman" w:hAnsi="Times New Roman" w:cs="Times New Roman"/>
+          <w:sz w:val="28"/>
+          <w:szCs w:val="28"/>
+        </w:rPr>
+        <w:t>;</w:t>
+      </w:r>
+    </w:p>
+    <w:p>
+      <w:pPr>
+        <w:pStyle w:val="a7"/>
+        <w:numPr>
+          <w:ilvl w:val="0"/>
+          <w:numId w:val="17"/>
+        </w:numPr>
+        <w:spacing w:after="0" w:line="240" w:lineRule="auto"/>
+        <w:jc w:val="both"/>
+        <w:rPr>
+          <w:rFonts w:ascii="Times New Roman" w:hAnsi="Times New Roman" w:cs="Times New Roman"/>
+          <w:sz w:val="28"/>
+          <w:szCs w:val="28"/>
+        </w:rPr>
+      </w:pPr>
+      <w:r>
+        <w:rPr>
+          <w:rFonts w:ascii="Times New Roman" w:hAnsi="Times New Roman" w:cs="Times New Roman"/>
+          <w:sz w:val="28"/>
+          <w:szCs w:val="28"/>
+        </w:rPr>
+        <w:t xml:space="preserve">возможность </w:t>
+      </w:r>
+      <w:r>
+        <w:rPr>
+          <w:rFonts w:ascii="Times New Roman" w:hAnsi="Times New Roman" w:cs="Times New Roman"/>
+          <w:sz w:val="28"/>
+          <w:szCs w:val="28"/>
+        </w:rPr>
+        <w:t>изменения</w:t>
+      </w:r>
+      <w:r>
+        <w:rPr>
+          <w:rFonts w:ascii="Times New Roman" w:hAnsi="Times New Roman" w:cs="Times New Roman"/>
+          <w:sz w:val="28"/>
+          <w:szCs w:val="28"/>
+        </w:rPr>
+        <w:t xml:space="preserve"> количеств</w:t>
+      </w:r>
+      <w:r>
+        <w:rPr>
+          <w:rFonts w:ascii="Times New Roman" w:hAnsi="Times New Roman" w:cs="Times New Roman"/>
+          <w:sz w:val="28"/>
+          <w:szCs w:val="28"/>
+        </w:rPr>
+        <w:t>а</w:t>
+      </w:r>
+      <w:r>
+        <w:rPr>
+          <w:rFonts w:ascii="Times New Roman" w:hAnsi="Times New Roman" w:cs="Times New Roman"/>
+          <w:sz w:val="28"/>
+          <w:szCs w:val="28"/>
+        </w:rPr>
+        <w:t xml:space="preserve"> товаров</w:t>
+      </w:r>
+      <w:r>
+        <w:rPr>
+          <w:rFonts w:ascii="Times New Roman" w:hAnsi="Times New Roman" w:cs="Times New Roman"/>
+          <w:sz w:val="28"/>
+          <w:szCs w:val="28"/>
+          <w:lang w:val="en-US"/>
+        </w:rPr>
+        <w:t>;</w:t>
+      </w:r>
+    </w:p>
+    <w:p>
+      <w:pPr>
+        <w:pStyle w:val="a7"/>
+        <w:numPr>
+          <w:ilvl w:val="0"/>
+          <w:numId w:val="17"/>
+        </w:numPr>
+        <w:spacing w:after="0" w:line="240" w:lineRule="auto"/>
+        <w:jc w:val="both"/>
+        <w:rPr>
+          <w:rFonts w:ascii="Times New Roman" w:hAnsi="Times New Roman" w:cs="Times New Roman"/>
+          <w:sz w:val="28"/>
+          <w:szCs w:val="28"/>
+        </w:rPr>
+      </w:pPr>
+      <w:r>
+        <w:rPr>
+          <w:rFonts w:ascii="Times New Roman" w:hAnsi="Times New Roman" w:cs="Times New Roman"/>
+          <w:sz w:val="28"/>
+          <w:szCs w:val="28"/>
+        </w:rPr>
+        <w:t>автоматический расчёт итоговой стоимости заказа.</w:t>
+      </w:r>
+    </w:p>
+    <w:p>
+      <w:pPr>
+        <w:spacing w:after="0" w:line="240" w:lineRule="auto"/>
+        <w:ind w:left="709"/>
+        <w:jc w:val="both"/>
+        <w:rPr>
+          <w:rFonts w:ascii="Times New Roman" w:hAnsi="Times New Roman" w:cs="Times New Roman"/>
+          <w:sz w:val="28"/>
+          <w:szCs w:val="28"/>
+        </w:rPr>
+      </w:pPr>
+      <w:r>
+        <w:rPr>
+          <w:rFonts w:ascii="Times New Roman" w:hAnsi="Times New Roman" w:cs="Times New Roman"/>
+          <w:sz w:val="28"/>
+          <w:szCs w:val="28"/>
+        </w:rPr>
+        <w:t>Отрицательные стороны:</w:t>
+      </w:r>
+    </w:p>
+    <w:p>
+      <w:pPr>
+        <w:pStyle w:val="a7"/>
+        <w:numPr>
+          <w:ilvl w:val="0"/>
+          <w:numId w:val="18"/>
+        </w:numPr>
+        <w:spacing w:after="0" w:line="240" w:lineRule="auto"/>
+        <w:jc w:val="both"/>
+        <w:rPr>
+          <w:rFonts w:ascii="Times New Roman" w:hAnsi="Times New Roman" w:cs="Times New Roman"/>
+          <w:sz w:val="28"/>
+          <w:szCs w:val="28"/>
+        </w:rPr>
+      </w:pPr>
+      <w:r>
+        <w:rPr>
+          <w:rFonts w:ascii="Times New Roman" w:hAnsi="Times New Roman" w:cs="Times New Roman"/>
+          <w:sz w:val="28"/>
+          <w:szCs w:val="28"/>
+        </w:rPr>
+        <w:t xml:space="preserve">отсутствие </w:t>
+      </w:r>
+      <w:r>
+        <w:rPr>
+          <w:rFonts w:ascii="Times New Roman" w:hAnsi="Times New Roman" w:cs="Times New Roman"/>
+          <w:sz w:val="28"/>
+          <w:szCs w:val="28"/>
+        </w:rPr>
+        <w:t>функции</w:t>
+      </w:r>
+      <w:r>
+        <w:rPr>
+          <w:rFonts w:ascii="Times New Roman" w:hAnsi="Times New Roman" w:cs="Times New Roman"/>
+          <w:sz w:val="28"/>
+          <w:szCs w:val="28"/>
+        </w:rPr>
+        <w:t xml:space="preserve"> </w:t>
+      </w:r>
+      <w:r>
+        <w:rPr>
+          <w:rFonts w:ascii="Times New Roman" w:hAnsi="Times New Roman" w:cs="Times New Roman"/>
+          <w:sz w:val="28"/>
+          <w:szCs w:val="28"/>
+        </w:rPr>
+        <w:t xml:space="preserve">полной очистки </w:t>
+      </w:r>
+      <w:r>
+        <w:rPr>
+          <w:rFonts w:ascii="Times New Roman" w:hAnsi="Times New Roman" w:cs="Times New Roman"/>
+          <w:sz w:val="28"/>
+          <w:szCs w:val="28"/>
+        </w:rPr>
+        <w:t>корзин</w:t>
+      </w:r>
+      <w:r>
+        <w:rPr>
+          <w:rFonts w:ascii="Times New Roman" w:hAnsi="Times New Roman" w:cs="Times New Roman"/>
+          <w:sz w:val="28"/>
+          <w:szCs w:val="28"/>
+        </w:rPr>
+        <w:t>ы</w:t>
+      </w:r>
+      <w:r>
+        <w:rPr>
+          <w:rFonts w:ascii="Times New Roman" w:hAnsi="Times New Roman" w:cs="Times New Roman"/>
+          <w:sz w:val="28"/>
+          <w:szCs w:val="28"/>
+        </w:rPr>
+        <w:t>;</w:t>
+      </w:r>
+    </w:p>
+    <w:p>
+      <w:pPr>
+        <w:pStyle w:val="a7"/>
+        <w:numPr>
+          <w:ilvl w:val="0"/>
+          <w:numId w:val="18"/>
+        </w:numPr>
+        <w:spacing w:after="0" w:line="240" w:lineRule="auto"/>
+        <w:jc w:val="both"/>
+        <w:rPr>
+          <w:rFonts w:ascii="Times New Roman" w:hAnsi="Times New Roman" w:cs="Times New Roman"/>
+          <w:sz w:val="28"/>
+          <w:szCs w:val="28"/>
+        </w:rPr>
+      </w:pPr>
+      <w:r>
+        <w:rPr>
+          <w:rFonts w:ascii="Times New Roman" w:hAnsi="Times New Roman" w:cs="Times New Roman"/>
+          <w:sz w:val="28"/>
+          <w:szCs w:val="28"/>
+        </w:rPr>
+        <w:t>невозможность выбора отдельных товаров перед оформлением заказа.</w:t>
+      </w:r>
+    </w:p>
+    <w:p>
+      <w:pPr>
+        <w:spacing w:after="0" w:line="240" w:lineRule="auto"/>
+        <w:ind w:firstLine="708"/>
+        <w:jc w:val="both"/>
+        <w:rPr>
+          <w:rFonts w:ascii="Times New Roman" w:hAnsi="Times New Roman" w:cs="Times New Roman"/>
+          <w:sz w:val="28"/>
+          <w:szCs w:val="28"/>
+        </w:rPr>
+      </w:pPr>
+      <w:r>
+        <w:rPr>
+          <w:rFonts w:ascii="Times New Roman" w:hAnsi="Times New Roman" w:cs="Times New Roman"/>
+          <w:sz w:val="28"/>
+          <w:szCs w:val="28"/>
+        </w:rPr>
+        <w:t>В</w:t>
+      </w:r>
+      <w:r>
+        <w:rPr>
+          <w:rFonts w:ascii="Times New Roman" w:hAnsi="Times New Roman" w:cs="Times New Roman"/>
+          <w:sz w:val="28"/>
+          <w:szCs w:val="28"/>
+        </w:rPr>
+        <w:t xml:space="preserve">еб-сайт </w:t>
+      </w:r>
+      <w:r>
+        <w:rPr>
+          <w:rFonts w:ascii="Times New Roman" w:hAnsi="Times New Roman" w:cs="Times New Roman"/>
+          <w:sz w:val="28"/>
+          <w:szCs w:val="28"/>
+        </w:rPr>
+        <w:t>«</w:t>
+      </w:r>
+      <w:proofErr w:type="spellStart"/>
+      <w:r>
+        <w:rPr>
+          <w:rFonts w:ascii="Times New Roman" w:hAnsi="Times New Roman" w:cs="Times New Roman"/>
+          <w:sz w:val="28"/>
+          <w:szCs w:val="28"/>
+          <w:lang w:val="en-US"/>
+        </w:rPr>
+        <w:t>domotehnika</w:t>
+      </w:r>
+      <w:proofErr w:type="spellEnd"/>
+      <w:r>
+        <w:rPr>
+          <w:rFonts w:ascii="Times New Roman" w:hAnsi="Times New Roman" w:cs="Times New Roman"/>
+          <w:sz w:val="28"/>
+          <w:szCs w:val="28"/>
+        </w:rPr>
+        <w:t>.</w:t>
+      </w:r>
+      <w:r>
+        <w:rPr>
+          <w:rFonts w:ascii="Times New Roman" w:hAnsi="Times New Roman" w:cs="Times New Roman"/>
+          <w:sz w:val="28"/>
+          <w:szCs w:val="28"/>
+          <w:lang w:val="en-US"/>
+        </w:rPr>
+        <w:t>by</w:t>
+      </w:r>
+      <w:r>
+        <w:rPr>
+          <w:rFonts w:ascii="Times New Roman" w:hAnsi="Times New Roman" w:cs="Times New Roman"/>
+          <w:sz w:val="28"/>
+          <w:szCs w:val="28"/>
+        </w:rPr>
+        <w:t>»</w:t>
+      </w:r>
+      <w:r>
+        <w:rPr>
+          <w:rFonts w:ascii="Times New Roman" w:hAnsi="Times New Roman" w:cs="Times New Roman"/>
+          <w:sz w:val="28"/>
+          <w:szCs w:val="28"/>
+        </w:rPr>
+        <w:t xml:space="preserve"> </w:t>
+      </w:r>
+      <w:r>
+        <w:rPr>
+          <w:rFonts w:ascii="Times New Roman" w:hAnsi="Times New Roman" w:cs="Times New Roman"/>
+          <w:sz w:val="28"/>
+          <w:szCs w:val="28"/>
+        </w:rPr>
+        <w:t>характеризуется привлекательным минималистичным дизайном и удобным интерфейсом, что позволяет легко находить и приобретать товары. Однако, сравнительно менее развитый функционал может создать определённые неудобства при выборе и покупке товаров.</w:t>
+      </w:r>
+      <w:r>
+        <w:rPr>
+          <w:rFonts w:ascii="Times New Roman" w:hAnsi="Times New Roman" w:cs="Times New Roman"/>
+          <w:sz w:val="28"/>
+          <w:szCs w:val="28"/>
+        </w:rPr>
+        <w:t xml:space="preserve"> </w:t>
+      </w:r>
+    </w:p>
+    <w:p>
+      <w:pPr>
+        <w:pStyle w:val="a7"/>
+        <w:numPr>
+          <w:ilvl w:val="1"/>
+          <w:numId w:val="4"/>
+        </w:numPr>
+        <w:spacing w:before="240" w:after="240" w:line="240" w:lineRule="auto"/>
+        <w:jc w:val="both"/>
+        <w:outlineLvl w:val="1"/>
+        <w:rPr>
+          <w:rFonts w:ascii="Times New Roman" w:hAnsi="Times New Roman" w:cs="Times New Roman"/>
+          <w:b/>
+          <w:sz w:val="28"/>
+          <w:szCs w:val="28"/>
+        </w:rPr>
+      </w:pPr>
+      <w:bookmarkStart w:id="10" w:name="_Toc194021371"/>
+      <w:r>
+        <w:rPr>
+          <w:rFonts w:ascii="Times New Roman" w:hAnsi="Times New Roman" w:cs="Times New Roman"/>
+          <w:b/>
+          <w:sz w:val="28"/>
+          <w:szCs w:val="28"/>
+        </w:rPr>
+        <w:t>Требования к проекту</w:t>
+      </w:r>
+      <w:bookmarkEnd w:id="10"/>
+    </w:p>
+    <w:p>
+      <w:pPr>
+        <w:spacing w:after="0" w:line="240" w:lineRule="auto"/>
+        <w:ind w:firstLine="708"/>
+        <w:jc w:val="both"/>
+        <w:rPr>
+          <w:rFonts w:ascii="Times New Roman" w:hAnsi="Times New Roman" w:cs="Times New Roman"/>
+          <w:sz w:val="28"/>
+          <w:szCs w:val="28"/>
+        </w:rPr>
+      </w:pPr>
+      <w:r>
+        <w:rPr>
+          <w:rFonts w:ascii="Times New Roman" w:hAnsi="Times New Roman" w:cs="Times New Roman"/>
+          <w:sz w:val="28"/>
+          <w:szCs w:val="28"/>
+        </w:rPr>
+        <w:t xml:space="preserve">Обзор аналогичных решений позволяет проанализировать все преимущества </w:t>
+      </w:r>
+      <w:r>
+        <w:rPr>
+          <w:rFonts w:ascii="Times New Roman" w:hAnsi="Times New Roman" w:cs="Times New Roman"/>
+          <w:sz w:val="28"/>
+          <w:szCs w:val="28"/>
+        </w:rPr>
+        <w:t>и недостатки альтернативных возможностей и позволяет сформировать список требований, предъявляемых к программному средству, разрабатываемому в данном курсовом проекте.</w:t>
+      </w:r>
+    </w:p>
+    <w:p>
+      <w:pPr>
+        <w:spacing w:after="0" w:line="240" w:lineRule="auto"/>
+        <w:ind w:firstLine="708"/>
+        <w:jc w:val="both"/>
+        <w:rPr>
+          <w:rFonts w:ascii="Times New Roman" w:hAnsi="Times New Roman" w:cs="Times New Roman"/>
+          <w:sz w:val="28"/>
+          <w:szCs w:val="28"/>
+        </w:rPr>
+      </w:pPr>
+      <w:r>
+        <w:rPr>
+          <w:rFonts w:ascii="Times New Roman" w:hAnsi="Times New Roman" w:cs="Times New Roman"/>
+          <w:sz w:val="28"/>
+          <w:szCs w:val="28"/>
+        </w:rPr>
+        <w:t>Программное средство должно обеспечивать выполнения нижеперечисленных функций:</w:t>
+      </w:r>
+    </w:p>
+    <w:p>
+      <w:pPr>
+        <w:spacing w:after="0" w:line="240" w:lineRule="auto"/>
+        <w:ind w:firstLine="708"/>
+        <w:jc w:val="both"/>
+        <w:rPr>
+          <w:rFonts w:ascii="Times New Roman" w:hAnsi="Times New Roman" w:cs="Times New Roman"/>
+          <w:sz w:val="28"/>
+          <w:szCs w:val="28"/>
+        </w:rPr>
+      </w:pPr>
+      <w:r>
+        <w:rPr>
+          <w:rFonts w:ascii="Times New Roman" w:hAnsi="Times New Roman" w:cs="Times New Roman"/>
+          <w:sz w:val="28"/>
+          <w:szCs w:val="28"/>
+        </w:rPr>
+        <w:t>Функции пользователя:</w:t>
+      </w:r>
+    </w:p>
+    <w:p>
+      <w:pPr>
+        <w:pStyle w:val="a7"/>
+        <w:numPr>
+          <w:ilvl w:val="0"/>
+          <w:numId w:val="22"/>
+        </w:numPr>
+        <w:spacing w:after="0" w:line="240" w:lineRule="auto"/>
+        <w:jc w:val="both"/>
+        <w:rPr>
+          <w:rFonts w:ascii="Times New Roman" w:hAnsi="Times New Roman" w:cs="Times New Roman"/>
+          <w:sz w:val="28"/>
+          <w:szCs w:val="28"/>
+        </w:rPr>
+      </w:pPr>
+      <w:r>
+        <w:rPr>
+          <w:rFonts w:ascii="Times New Roman" w:hAnsi="Times New Roman" w:cs="Times New Roman"/>
+          <w:sz w:val="28"/>
+          <w:szCs w:val="28"/>
+        </w:rPr>
+        <w:t>р</w:t>
+      </w:r>
+      <w:r>
+        <w:rPr>
+          <w:rFonts w:ascii="Times New Roman" w:hAnsi="Times New Roman" w:cs="Times New Roman"/>
+          <w:sz w:val="28"/>
+          <w:szCs w:val="28"/>
+        </w:rPr>
+        <w:t>егистраци</w:t>
+      </w:r>
+      <w:r>
+        <w:rPr>
+          <w:rFonts w:ascii="Times New Roman" w:hAnsi="Times New Roman" w:cs="Times New Roman"/>
+          <w:sz w:val="28"/>
+          <w:szCs w:val="28"/>
+        </w:rPr>
+        <w:t xml:space="preserve">я </w:t>
+      </w:r>
+      <w:r>
+        <w:rPr>
+          <w:rFonts w:ascii="Times New Roman" w:hAnsi="Times New Roman" w:cs="Times New Roman"/>
+          <w:sz w:val="28"/>
+          <w:szCs w:val="28"/>
+        </w:rPr>
+        <w:t xml:space="preserve">и </w:t>
+      </w:r>
+      <w:r>
+        <w:rPr>
+          <w:rFonts w:ascii="Times New Roman" w:hAnsi="Times New Roman" w:cs="Times New Roman"/>
+          <w:sz w:val="28"/>
+          <w:szCs w:val="28"/>
+        </w:rPr>
+        <w:t>авторизаци</w:t>
+      </w:r>
+      <w:r>
+        <w:rPr>
+          <w:rFonts w:ascii="Times New Roman" w:hAnsi="Times New Roman" w:cs="Times New Roman"/>
+          <w:sz w:val="28"/>
+          <w:szCs w:val="28"/>
+        </w:rPr>
+        <w:t>я</w:t>
+      </w:r>
+      <w:r>
+        <w:rPr>
+          <w:rFonts w:ascii="Times New Roman" w:hAnsi="Times New Roman" w:cs="Times New Roman"/>
+          <w:sz w:val="28"/>
+          <w:szCs w:val="28"/>
+          <w:lang w:val="en-US"/>
+        </w:rPr>
+        <w:t>;</w:t>
+      </w:r>
+    </w:p>
+    <w:p>
+      <w:pPr>
+        <w:pStyle w:val="a7"/>
+        <w:numPr>
+          <w:ilvl w:val="0"/>
+          <w:numId w:val="22"/>
+        </w:numPr>
+        <w:spacing w:after="0" w:line="240" w:lineRule="auto"/>
+        <w:jc w:val="both"/>
+        <w:rPr>
+          <w:rFonts w:ascii="Times New Roman" w:hAnsi="Times New Roman" w:cs="Times New Roman"/>
+          <w:sz w:val="28"/>
+          <w:szCs w:val="28"/>
+        </w:rPr>
+      </w:pPr>
+      <w:r>
+        <w:rPr>
+          <w:rFonts w:ascii="Times New Roman" w:hAnsi="Times New Roman" w:cs="Times New Roman"/>
+          <w:sz w:val="28"/>
+          <w:szCs w:val="28"/>
+        </w:rPr>
+        <w:t>поиск товара</w:t>
+      </w:r>
+      <w:r>
+        <w:rPr>
+          <w:rFonts w:ascii="Times New Roman" w:hAnsi="Times New Roman" w:cs="Times New Roman"/>
+          <w:sz w:val="28"/>
+          <w:szCs w:val="28"/>
+          <w:lang w:val="en-US"/>
+        </w:rPr>
+        <w:t>;</w:t>
+      </w:r>
+    </w:p>
+    <w:p>
+      <w:pPr>
+        <w:pStyle w:val="a7"/>
+        <w:numPr>
+          <w:ilvl w:val="0"/>
+          <w:numId w:val="22"/>
+        </w:numPr>
+        <w:spacing w:after="0" w:line="240" w:lineRule="auto"/>
+        <w:jc w:val="both"/>
+        <w:rPr>
+          <w:rFonts w:ascii="Times New Roman" w:hAnsi="Times New Roman" w:cs="Times New Roman"/>
+          <w:sz w:val="28"/>
+          <w:szCs w:val="28"/>
+        </w:rPr>
+      </w:pPr>
+      <w:r>
+        <w:rPr>
+          <w:rFonts w:ascii="Times New Roman" w:hAnsi="Times New Roman" w:cs="Times New Roman"/>
+          <w:sz w:val="28"/>
+          <w:szCs w:val="28"/>
+        </w:rPr>
+        <w:t>просм</w:t>
+      </w:r>
+      <w:r>
+        <w:rPr>
+          <w:rFonts w:ascii="Times New Roman" w:hAnsi="Times New Roman" w:cs="Times New Roman"/>
+          <w:sz w:val="28"/>
+          <w:szCs w:val="28"/>
+        </w:rPr>
+        <w:t>о</w:t>
+      </w:r>
+      <w:r>
+        <w:rPr>
+          <w:rFonts w:ascii="Times New Roman" w:hAnsi="Times New Roman" w:cs="Times New Roman"/>
+          <w:sz w:val="28"/>
+          <w:szCs w:val="28"/>
+        </w:rPr>
+        <w:t>тр каталог</w:t>
+      </w:r>
+      <w:r>
+        <w:rPr>
+          <w:rFonts w:ascii="Times New Roman" w:hAnsi="Times New Roman" w:cs="Times New Roman"/>
+          <w:sz w:val="28"/>
+          <w:szCs w:val="28"/>
+        </w:rPr>
+        <w:t>а</w:t>
+      </w:r>
+      <w:r>
+        <w:rPr>
+          <w:rFonts w:ascii="Times New Roman" w:hAnsi="Times New Roman" w:cs="Times New Roman"/>
+          <w:sz w:val="28"/>
+          <w:szCs w:val="28"/>
+        </w:rPr>
+        <w:t xml:space="preserve"> товаров</w:t>
+      </w:r>
+      <w:r>
+        <w:rPr>
+          <w:rFonts w:ascii="Times New Roman" w:hAnsi="Times New Roman" w:cs="Times New Roman"/>
+          <w:sz w:val="28"/>
+          <w:szCs w:val="28"/>
+          <w:lang w:val="en-US"/>
+        </w:rPr>
+        <w:t>;</w:t>
+      </w:r>
+    </w:p>
+    <w:p>
+      <w:pPr>
+        <w:pStyle w:val="a7"/>
+        <w:numPr>
+          <w:ilvl w:val="0"/>
+          <w:numId w:val="22"/>
+        </w:numPr>
+        <w:spacing w:after="0" w:line="240" w:lineRule="auto"/>
+        <w:jc w:val="both"/>
+        <w:rPr>
+          <w:rFonts w:ascii="Times New Roman" w:hAnsi="Times New Roman" w:cs="Times New Roman"/>
+          <w:sz w:val="28"/>
+          <w:szCs w:val="28"/>
+        </w:rPr>
+      </w:pPr>
+      <w:r>
+        <w:rPr>
+          <w:rFonts w:ascii="Times New Roman" w:hAnsi="Times New Roman" w:cs="Times New Roman"/>
+          <w:sz w:val="28"/>
+          <w:szCs w:val="28"/>
+        </w:rPr>
+        <w:lastRenderedPageBreak/>
+        <w:t>сортировка и фильтрация каталог</w:t>
+      </w:r>
+      <w:r>
+        <w:rPr>
+          <w:rFonts w:ascii="Times New Roman" w:hAnsi="Times New Roman" w:cs="Times New Roman"/>
+          <w:sz w:val="28"/>
+          <w:szCs w:val="28"/>
+        </w:rPr>
+        <w:t>а</w:t>
+      </w:r>
+      <w:r>
+        <w:rPr>
+          <w:rFonts w:ascii="Times New Roman" w:hAnsi="Times New Roman" w:cs="Times New Roman"/>
+          <w:sz w:val="28"/>
+          <w:szCs w:val="28"/>
+        </w:rPr>
+        <w:t xml:space="preserve"> товаров</w:t>
+      </w:r>
+      <w:r>
+        <w:rPr>
+          <w:rFonts w:ascii="Times New Roman" w:hAnsi="Times New Roman" w:cs="Times New Roman"/>
+          <w:sz w:val="28"/>
+          <w:szCs w:val="28"/>
+        </w:rPr>
+        <w:t>;</w:t>
+      </w:r>
+    </w:p>
+    <w:p>
+      <w:pPr>
+        <w:pStyle w:val="a7"/>
+        <w:numPr>
+          <w:ilvl w:val="0"/>
+          <w:numId w:val="22"/>
+        </w:numPr>
+        <w:spacing w:after="0" w:line="240" w:lineRule="auto"/>
+        <w:jc w:val="both"/>
+        <w:rPr>
+          <w:rFonts w:ascii="Times New Roman" w:hAnsi="Times New Roman" w:cs="Times New Roman"/>
+          <w:sz w:val="28"/>
+          <w:szCs w:val="28"/>
+        </w:rPr>
+      </w:pPr>
+      <w:r>
+        <w:rPr>
+          <w:rFonts w:ascii="Times New Roman" w:hAnsi="Times New Roman" w:cs="Times New Roman"/>
+          <w:sz w:val="28"/>
+          <w:szCs w:val="28"/>
+        </w:rPr>
+        <w:t>возможность оставлять и просматривать рейтинги и отзывы о товаре</w:t>
+      </w:r>
+      <w:r>
+        <w:rPr>
+          <w:rFonts w:ascii="Times New Roman" w:hAnsi="Times New Roman" w:cs="Times New Roman"/>
+          <w:sz w:val="28"/>
+          <w:szCs w:val="28"/>
+        </w:rPr>
+        <w:t>;</w:t>
+      </w:r>
+    </w:p>
+    <w:p>
+      <w:pPr>
+        <w:pStyle w:val="a7"/>
+        <w:numPr>
+          <w:ilvl w:val="0"/>
+          <w:numId w:val="22"/>
+        </w:numPr>
+        <w:spacing w:after="0" w:line="240" w:lineRule="auto"/>
+        <w:jc w:val="both"/>
+        <w:rPr>
+          <w:rFonts w:ascii="Times New Roman" w:hAnsi="Times New Roman" w:cs="Times New Roman"/>
+          <w:sz w:val="28"/>
+          <w:szCs w:val="28"/>
+        </w:rPr>
+      </w:pPr>
+      <w:r>
+        <w:rPr>
+          <w:rFonts w:ascii="Times New Roman" w:hAnsi="Times New Roman" w:cs="Times New Roman"/>
+          <w:sz w:val="28"/>
+          <w:szCs w:val="28"/>
+        </w:rPr>
+        <w:t>добавлять и удалять товары в таблиц</w:t>
+      </w:r>
+      <w:r>
+        <w:rPr>
+          <w:rFonts w:ascii="Times New Roman" w:hAnsi="Times New Roman" w:cs="Times New Roman"/>
+          <w:sz w:val="28"/>
+          <w:szCs w:val="28"/>
+        </w:rPr>
+        <w:t>у</w:t>
+      </w:r>
+      <w:r>
+        <w:rPr>
+          <w:rFonts w:ascii="Times New Roman" w:hAnsi="Times New Roman" w:cs="Times New Roman"/>
+          <w:sz w:val="28"/>
+          <w:szCs w:val="28"/>
+        </w:rPr>
+        <w:t xml:space="preserve"> сравнений</w:t>
+      </w:r>
+      <w:r>
+        <w:rPr>
+          <w:rFonts w:ascii="Times New Roman" w:hAnsi="Times New Roman" w:cs="Times New Roman"/>
+          <w:sz w:val="28"/>
+          <w:szCs w:val="28"/>
+        </w:rPr>
+        <w:t>;</w:t>
+      </w:r>
+    </w:p>
+    <w:p>
+      <w:pPr>
+        <w:pStyle w:val="a7"/>
+        <w:numPr>
+          <w:ilvl w:val="0"/>
+          <w:numId w:val="22"/>
+        </w:numPr>
+        <w:spacing w:after="0" w:line="240" w:lineRule="auto"/>
+        <w:jc w:val="both"/>
+        <w:rPr>
+          <w:rFonts w:ascii="Times New Roman" w:hAnsi="Times New Roman" w:cs="Times New Roman"/>
+          <w:sz w:val="28"/>
+          <w:szCs w:val="28"/>
+        </w:rPr>
+      </w:pPr>
+      <w:r>
+        <w:rPr>
+          <w:rFonts w:ascii="Times New Roman" w:hAnsi="Times New Roman" w:cs="Times New Roman"/>
+          <w:sz w:val="28"/>
+          <w:szCs w:val="28"/>
+        </w:rPr>
+        <w:t xml:space="preserve">добавлять </w:t>
+      </w:r>
+      <w:r>
+        <w:rPr>
+          <w:rFonts w:ascii="Times New Roman" w:hAnsi="Times New Roman" w:cs="Times New Roman"/>
+          <w:sz w:val="28"/>
+          <w:szCs w:val="28"/>
+        </w:rPr>
+        <w:t>и удалять товары в корзине</w:t>
+      </w:r>
+      <w:r>
+        <w:rPr>
+          <w:rFonts w:ascii="Times New Roman" w:hAnsi="Times New Roman" w:cs="Times New Roman"/>
+          <w:sz w:val="28"/>
+          <w:szCs w:val="28"/>
+        </w:rPr>
+        <w:t>;</w:t>
+      </w:r>
+    </w:p>
+    <w:p>
+      <w:pPr>
+        <w:pStyle w:val="a7"/>
+        <w:numPr>
+          <w:ilvl w:val="0"/>
+          <w:numId w:val="22"/>
+        </w:numPr>
+        <w:spacing w:after="0" w:line="240" w:lineRule="auto"/>
+        <w:jc w:val="both"/>
+        <w:rPr>
+          <w:rFonts w:ascii="Times New Roman" w:hAnsi="Times New Roman" w:cs="Times New Roman"/>
+          <w:sz w:val="28"/>
+          <w:szCs w:val="28"/>
+        </w:rPr>
+      </w:pPr>
+      <w:r>
+        <w:rPr>
+          <w:rFonts w:ascii="Times New Roman" w:hAnsi="Times New Roman" w:cs="Times New Roman"/>
+          <w:sz w:val="28"/>
+          <w:szCs w:val="28"/>
+        </w:rPr>
+        <w:t>добавлять и удалять товары в список избранного</w:t>
+      </w:r>
+      <w:r>
+        <w:rPr>
+          <w:rFonts w:ascii="Times New Roman" w:hAnsi="Times New Roman" w:cs="Times New Roman"/>
+          <w:sz w:val="28"/>
+          <w:szCs w:val="28"/>
+        </w:rPr>
+        <w:t>;</w:t>
+      </w:r>
+    </w:p>
+    <w:p>
+      <w:pPr>
+        <w:pStyle w:val="a7"/>
+        <w:numPr>
+          <w:ilvl w:val="0"/>
+          <w:numId w:val="22"/>
+        </w:numPr>
+        <w:spacing w:after="0" w:line="240" w:lineRule="auto"/>
+        <w:jc w:val="both"/>
+        <w:rPr>
+          <w:rFonts w:ascii="Times New Roman" w:hAnsi="Times New Roman" w:cs="Times New Roman"/>
+          <w:sz w:val="28"/>
+          <w:szCs w:val="28"/>
+        </w:rPr>
+      </w:pPr>
+      <w:r>
+        <w:rPr>
+          <w:rFonts w:ascii="Times New Roman" w:hAnsi="Times New Roman" w:cs="Times New Roman"/>
+          <w:sz w:val="28"/>
+          <w:szCs w:val="28"/>
+        </w:rPr>
+        <w:t>оформить заказ</w:t>
+      </w:r>
+      <w:r>
+        <w:rPr>
+          <w:rFonts w:ascii="Times New Roman" w:hAnsi="Times New Roman" w:cs="Times New Roman"/>
+          <w:sz w:val="28"/>
+          <w:szCs w:val="28"/>
+          <w:lang w:val="en-US"/>
+        </w:rPr>
+        <w:t>;</w:t>
+      </w:r>
+    </w:p>
+    <w:p>
+      <w:pPr>
+        <w:pStyle w:val="a7"/>
+        <w:numPr>
+          <w:ilvl w:val="0"/>
+          <w:numId w:val="22"/>
+        </w:numPr>
+        <w:spacing w:after="0" w:line="240" w:lineRule="auto"/>
+        <w:jc w:val="both"/>
+        <w:rPr>
+          <w:rFonts w:ascii="Times New Roman" w:hAnsi="Times New Roman" w:cs="Times New Roman"/>
+          <w:sz w:val="28"/>
+          <w:szCs w:val="28"/>
+        </w:rPr>
+      </w:pPr>
+      <w:r>
+        <w:rPr>
+          <w:rFonts w:ascii="Times New Roman" w:hAnsi="Times New Roman" w:cs="Times New Roman"/>
+          <w:sz w:val="28"/>
+          <w:szCs w:val="28"/>
+        </w:rPr>
+        <w:t>отслеживать статус заказа.</w:t>
+      </w:r>
+    </w:p>
+    <w:p>
+      <w:pPr>
+        <w:spacing w:after="0" w:line="240" w:lineRule="auto"/>
+        <w:ind w:left="708"/>
+        <w:jc w:val="both"/>
+        <w:rPr>
+          <w:rFonts w:ascii="Times New Roman" w:hAnsi="Times New Roman" w:cs="Times New Roman"/>
+          <w:sz w:val="28"/>
+          <w:szCs w:val="28"/>
+        </w:rPr>
+      </w:pPr>
+      <w:r>
+        <w:rPr>
+          <w:rFonts w:ascii="Times New Roman" w:hAnsi="Times New Roman" w:cs="Times New Roman"/>
+          <w:sz w:val="28"/>
+          <w:szCs w:val="28"/>
+        </w:rPr>
+        <w:t>Функции администратора:</w:t>
+      </w:r>
+    </w:p>
+    <w:p>
+      <w:pPr>
+        <w:pStyle w:val="a7"/>
+        <w:numPr>
+          <w:ilvl w:val="0"/>
+          <w:numId w:val="23"/>
+        </w:numPr>
+        <w:spacing w:after="0" w:line="240" w:lineRule="auto"/>
+        <w:jc w:val="both"/>
+        <w:rPr>
+          <w:rFonts w:ascii="Times New Roman" w:hAnsi="Times New Roman" w:cs="Times New Roman"/>
+          <w:sz w:val="28"/>
+          <w:szCs w:val="28"/>
+        </w:rPr>
+      </w:pPr>
+      <w:r>
+        <w:rPr>
+          <w:rFonts w:ascii="Times New Roman" w:hAnsi="Times New Roman" w:cs="Times New Roman"/>
+          <w:sz w:val="28"/>
+          <w:szCs w:val="28"/>
+        </w:rPr>
+        <w:t>авторизация</w:t>
+      </w:r>
+      <w:r>
+        <w:rPr>
+          <w:rFonts w:ascii="Times New Roman" w:hAnsi="Times New Roman" w:cs="Times New Roman"/>
+          <w:sz w:val="28"/>
+          <w:szCs w:val="28"/>
+          <w:lang w:val="en-US"/>
+        </w:rPr>
+        <w:t>;</w:t>
+      </w:r>
+    </w:p>
+    <w:p>
+      <w:pPr>
+        <w:pStyle w:val="a7"/>
+        <w:numPr>
+          <w:ilvl w:val="0"/>
+          <w:numId w:val="23"/>
+        </w:numPr>
+        <w:spacing w:after="0" w:line="240" w:lineRule="auto"/>
+        <w:jc w:val="both"/>
+        <w:rPr>
+          <w:rFonts w:ascii="Times New Roman" w:hAnsi="Times New Roman" w:cs="Times New Roman"/>
+          <w:sz w:val="28"/>
+          <w:szCs w:val="28"/>
+        </w:rPr>
+      </w:pPr>
+      <w:r>
+        <w:rPr>
+          <w:rFonts w:ascii="Times New Roman" w:hAnsi="Times New Roman" w:cs="Times New Roman"/>
+          <w:sz w:val="28"/>
+          <w:szCs w:val="28"/>
+        </w:rPr>
+        <w:t>просмотр каталога товаров</w:t>
+      </w:r>
+      <w:r>
+        <w:rPr>
+          <w:rFonts w:ascii="Times New Roman" w:hAnsi="Times New Roman" w:cs="Times New Roman"/>
+          <w:sz w:val="28"/>
+          <w:szCs w:val="28"/>
+          <w:lang w:val="en-US"/>
+        </w:rPr>
+        <w:t>;</w:t>
+      </w:r>
+    </w:p>
+    <w:p>
+      <w:pPr>
+        <w:pStyle w:val="a7"/>
+        <w:numPr>
+          <w:ilvl w:val="0"/>
+          <w:numId w:val="23"/>
+        </w:numPr>
+        <w:spacing w:after="0" w:line="240" w:lineRule="auto"/>
+        <w:jc w:val="both"/>
+        <w:rPr>
+          <w:rFonts w:ascii="Times New Roman" w:hAnsi="Times New Roman" w:cs="Times New Roman"/>
+          <w:sz w:val="28"/>
+          <w:szCs w:val="28"/>
+        </w:rPr>
+      </w:pPr>
+      <w:r>
+        <w:rPr>
+          <w:rFonts w:ascii="Times New Roman" w:hAnsi="Times New Roman" w:cs="Times New Roman"/>
+          <w:sz w:val="28"/>
+          <w:szCs w:val="28"/>
+        </w:rPr>
+        <w:t>редактирование каталога товаров</w:t>
+      </w:r>
+      <w:r>
+        <w:rPr>
+          <w:rFonts w:ascii="Times New Roman" w:hAnsi="Times New Roman" w:cs="Times New Roman"/>
+          <w:sz w:val="28"/>
+          <w:szCs w:val="28"/>
+          <w:lang w:val="en-US"/>
+        </w:rPr>
+        <w:t>;</w:t>
+      </w:r>
+    </w:p>
+    <w:p>
+      <w:pPr>
+        <w:pStyle w:val="a7"/>
+        <w:numPr>
+          <w:ilvl w:val="0"/>
+          <w:numId w:val="23"/>
+        </w:numPr>
+        <w:spacing w:after="0" w:line="240" w:lineRule="auto"/>
+        <w:jc w:val="both"/>
+        <w:rPr>
+          <w:rFonts w:ascii="Times New Roman" w:hAnsi="Times New Roman" w:cs="Times New Roman"/>
+          <w:sz w:val="28"/>
+          <w:szCs w:val="28"/>
+        </w:rPr>
+      </w:pPr>
+      <w:r>
+        <w:rPr>
+          <w:rFonts w:ascii="Times New Roman" w:hAnsi="Times New Roman" w:cs="Times New Roman"/>
+          <w:sz w:val="28"/>
+          <w:szCs w:val="28"/>
+        </w:rPr>
+        <w:t>блокирование и восстановление аккаунта пользователя</w:t>
+      </w:r>
+      <w:r>
+        <w:rPr>
+          <w:rFonts w:ascii="Times New Roman" w:hAnsi="Times New Roman" w:cs="Times New Roman"/>
+          <w:sz w:val="28"/>
+          <w:szCs w:val="28"/>
+        </w:rPr>
+        <w:t>;</w:t>
+      </w:r>
+    </w:p>
+    <w:p>
+      <w:pPr>
+        <w:pStyle w:val="a7"/>
+        <w:numPr>
+          <w:ilvl w:val="0"/>
+          <w:numId w:val="23"/>
+        </w:numPr>
+        <w:spacing w:after="0" w:line="240" w:lineRule="auto"/>
+        <w:jc w:val="both"/>
+        <w:rPr>
+          <w:rFonts w:ascii="Times New Roman" w:hAnsi="Times New Roman" w:cs="Times New Roman"/>
+          <w:sz w:val="28"/>
+          <w:szCs w:val="28"/>
+        </w:rPr>
+      </w:pPr>
+      <w:r>
+        <w:rPr>
+          <w:rFonts w:ascii="Times New Roman" w:hAnsi="Times New Roman" w:cs="Times New Roman"/>
+          <w:sz w:val="28"/>
+          <w:szCs w:val="28"/>
+        </w:rPr>
+        <w:t>одобрение заказов.</w:t>
+      </w:r>
+    </w:p>
+    <w:p>
+      <w:pPr>
+        <w:spacing w:before="240" w:after="240" w:line="240" w:lineRule="auto"/>
+        <w:ind w:firstLine="708"/>
+        <w:jc w:val="both"/>
+        <w:outlineLvl w:val="0"/>
+        <w:rPr>
+          <w:rFonts w:ascii="Times New Roman" w:hAnsi="Times New Roman" w:cs="Times New Roman"/>
+          <w:b/>
+          <w:sz w:val="28"/>
+          <w:szCs w:val="28"/>
+        </w:rPr>
+      </w:pPr>
+      <w:r>
+        <w:rPr>
+          <w:rFonts w:ascii="Times New Roman" w:hAnsi="Times New Roman" w:cs="Times New Roman"/>
+          <w:sz w:val="28"/>
+          <w:szCs w:val="28"/>
+        </w:rPr>
+        <w:br w:type="page"/>
+      </w:r>
+      <w:bookmarkStart w:id="11" w:name="_Toc194021372"/>
+      <w:r>
+        <w:rPr>
+          <w:rFonts w:ascii="Times New Roman" w:hAnsi="Times New Roman" w:cs="Times New Roman"/>
+          <w:b/>
+          <w:sz w:val="28"/>
+          <w:szCs w:val="28"/>
+        </w:rPr>
+        <w:lastRenderedPageBreak/>
+        <w:t>2.</w:t>
+      </w:r>
+      <w:r>
+        <w:rPr>
+          <w:rFonts w:ascii="Times New Roman" w:hAnsi="Times New Roman" w:cs="Times New Roman"/>
+          <w:b/>
+          <w:sz w:val="28"/>
+          <w:szCs w:val="28"/>
+        </w:rPr>
+        <w:t xml:space="preserve"> </w:t>
+      </w:r>
+      <w:r>
+        <w:rPr>
+          <w:rFonts w:ascii="Times New Roman" w:hAnsi="Times New Roman" w:cs="Times New Roman"/>
+          <w:b/>
+          <w:sz w:val="28"/>
+          <w:szCs w:val="28"/>
+        </w:rPr>
+        <w:t>Анализ требований к программному средству и разработка функциональных требований</w:t>
+      </w:r>
+      <w:bookmarkEnd w:id="11"/>
+    </w:p>
+    <w:p>
+      <w:pPr>
         <w:spacing w:after="0"/>
-        <w:jc w:val="both"/>
-        <w:rPr>
-          <w:rFonts w:ascii="Times New Roman" w:hAnsi="Times New Roman" w:cs="Times New Roman"/>
-          <w:sz w:val="28"/>
-          <w:szCs w:val="28"/>
-        </w:rPr>
-      </w:pPr>
-      <w:r>
-        <w:rPr>
-          <w:rFonts w:ascii="Times New Roman" w:hAnsi="Times New Roman" w:cs="Times New Roman"/>
-          <w:sz w:val="28"/>
-          <w:szCs w:val="28"/>
-        </w:rPr>
-        <w:t xml:space="preserve">фильтры по бренду </w:t>
-      </w:r>
-      <w:r>
-        <w:rPr>
-          <w:rFonts w:ascii="Times New Roman" w:hAnsi="Times New Roman" w:cs="Times New Roman"/>
-          <w:sz w:val="28"/>
-          <w:szCs w:val="28"/>
-        </w:rPr>
-        <w:t xml:space="preserve">занимают много места и </w:t>
-      </w:r>
-      <w:r>
-        <w:rPr>
-          <w:rFonts w:ascii="Times New Roman" w:hAnsi="Times New Roman" w:cs="Times New Roman"/>
-          <w:sz w:val="28"/>
-          <w:szCs w:val="28"/>
-        </w:rPr>
-        <w:t>загружают интерфейс.</w:t>
-      </w:r>
+        <w:rPr>
+          <w:rFonts w:ascii="Times New Roman" w:hAnsi="Times New Roman" w:cs="Times New Roman"/>
+          <w:sz w:val="28"/>
+          <w:szCs w:val="28"/>
+        </w:rPr>
+      </w:pPr>
     </w:p>
     <w:sectPr>
       <w:pgSz w:w="11906" w:h="16838"/>
@@ -6583,9 +7340,156 @@
 </w:footnotes>
 </file>
 
+<file path=word/header1.xml><?xml version="1.0" encoding="utf-8"?>
+<w:hdr xmlns:wpc="http://schemas.microsoft.com/office/word/2010/wordprocessingCanvas" xmlns:cx="http://schemas.microsoft.com/office/drawing/2014/chartex" xmlns:cx1="http://schemas.microsoft.com/office/drawing/2015/9/8/chartex" xmlns:cx2="http://schemas.microsoft.com/office/drawing/2015/10/21/chartex" xmlns:cx3="http://schemas.microsoft.com/office/drawing/2016/5/9/chartex" xmlns:cx4="http://schemas.microsoft.com/office/drawing/2016/5/10/chartex" xmlns:cx5="http://schemas.microsoft.com/office/drawing/2016/5/11/chartex" xmlns:cx6="http://schemas.microsoft.com/office/drawing/2016/5/12/chartex" xmlns:cx7="http://schemas.microsoft.com/office/drawing/2016/5/13/chartex" xmlns:cx8="http://schemas.microsoft.com/office/drawing/2016/5/14/chartex" xmlns:mc="http://schemas.openxmlformats.org/markup-compatibility/2006" xmlns:aink="http://schemas.microsoft.com/office/drawing/2016/ink" xmlns:am3d="http://schemas.microsoft.com/office/drawing/2017/model3d" xmlns:o="urn:schemas-microsoft-com:office:office" xmlns:oel="http://schemas.microsoft.com/office/2019/extlst" xmlns:r="http://schemas.openxmlformats.org/officeDocument/2006/relationships" xmlns:m="http://schemas.openxmlformats.org/officeDocument/2006/math" xmlns:v="urn:schemas-microsoft-com:vml" xmlns:wp14="http://schemas.microsoft.com/office/word/2010/wordprocessingDrawing" xmlns:wp="http://schemas.openxmlformats.org/drawingml/2006/wordprocessingDrawing" xmlns:w10="urn:schemas-microsoft-com:office:word" xmlns:w="http://schemas.openxmlformats.org/wordprocessingml/2006/main" xmlns:w14="http://schemas.microsoft.com/office/word/2010/wordml" xmlns:w15="http://schemas.microsoft.com/office/word/2012/wordml" xmlns:w16cex="http://schemas.microsoft.com/office/word/2018/wordml/cex" xmlns:w16cid="http://schemas.microsoft.com/office/word/2016/wordml/cid" xmlns:w16="http://schemas.microsoft.com/office/word/2018/wordml" xmlns:w16du="http://schemas.microsoft.com/office/word/2023/wordml/word16du" xmlns:w16sdtdh="http://schemas.microsoft.com/office/word/2020/wordml/sdtdatahash" xmlns:w16sdtfl="http://schemas.microsoft.com/office/word/2024/wordml/sdtformatlock" xmlns:w16se="http://schemas.microsoft.com/office/word/2015/wordml/symex" xmlns:wpg="http://schemas.microsoft.com/office/word/2010/wordprocessingGroup" xmlns:wpi="http://schemas.microsoft.com/office/word/2010/wordprocessingInk" xmlns:wne="http://schemas.microsoft.com/office/word/2006/wordml" xmlns:wps="http://schemas.microsoft.com/office/word/2010/wordprocessingShape" mc:Ignorable="w14 w15 w16se w16cid w16 w16cex w16sdtdh w16sdtfl w16du wp14">
+  <w:sdt>
+    <w:sdtPr>
+      <w:id w:val="1902327741"/>
+      <w:docPartObj>
+        <w:docPartGallery w:val="Page Numbers (Top of Page)"/>
+        <w:docPartUnique/>
+      </w:docPartObj>
+    </w:sdtPr>
+    <w:sdtContent>
+      <w:p>
+        <w:pPr>
+          <w:pStyle w:val="ae"/>
+          <w:jc w:val="right"/>
+        </w:pPr>
+        <w:r>
+          <w:fldChar w:fldCharType="begin"/>
+        </w:r>
+        <w:r>
+          <w:instrText>PAGE   \* MERGEFORMAT</w:instrText>
+        </w:r>
+        <w:r>
+          <w:fldChar w:fldCharType="separate"/>
+        </w:r>
+        <w:r>
+          <w:t>2</w:t>
+        </w:r>
+        <w:r>
+          <w:fldChar w:fldCharType="end"/>
+        </w:r>
+      </w:p>
+    </w:sdtContent>
+  </w:sdt>
+  <w:p>
+    <w:pPr>
+      <w:pStyle w:val="ae"/>
+    </w:pPr>
+  </w:p>
+</w:hdr>
+</file>
+
+<file path=word/header2.xml><?xml version="1.0" encoding="utf-8"?>
+<w:hdr xmlns:wpc="http://schemas.microsoft.com/office/word/2010/wordprocessingCanvas" xmlns:cx="http://schemas.microsoft.com/office/drawing/2014/chartex" xmlns:cx1="http://schemas.microsoft.com/office/drawing/2015/9/8/chartex" xmlns:cx2="http://schemas.microsoft.com/office/drawing/2015/10/21/chartex" xmlns:cx3="http://schemas.microsoft.com/office/drawing/2016/5/9/chartex" xmlns:cx4="http://schemas.microsoft.com/office/drawing/2016/5/10/chartex" xmlns:cx5="http://schemas.microsoft.com/office/drawing/2016/5/11/chartex" xmlns:cx6="http://schemas.microsoft.com/office/drawing/2016/5/12/chartex" xmlns:cx7="http://schemas.microsoft.com/office/drawing/2016/5/13/chartex" xmlns:cx8="http://schemas.microsoft.com/office/drawing/2016/5/14/chartex" xmlns:mc="http://schemas.openxmlformats.org/markup-compatibility/2006" xmlns:aink="http://schemas.microsoft.com/office/drawing/2016/ink" xmlns:am3d="http://schemas.microsoft.com/office/drawing/2017/model3d" xmlns:o="urn:schemas-microsoft-com:office:office" xmlns:oel="http://schemas.microsoft.com/office/2019/extlst" xmlns:r="http://schemas.openxmlformats.org/officeDocument/2006/relationships" xmlns:m="http://schemas.openxmlformats.org/officeDocument/2006/math" xmlns:v="urn:schemas-microsoft-com:vml" xmlns:wp14="http://schemas.microsoft.com/office/word/2010/wordprocessingDrawing" xmlns:wp="http://schemas.openxmlformats.org/drawingml/2006/wordprocessingDrawing" xmlns:w10="urn:schemas-microsoft-com:office:word" xmlns:w="http://schemas.openxmlformats.org/wordprocessingml/2006/main" xmlns:w14="http://schemas.microsoft.com/office/word/2010/wordml" xmlns:w15="http://schemas.microsoft.com/office/word/2012/wordml" xmlns:w16cex="http://schemas.microsoft.com/office/word/2018/wordml/cex" xmlns:w16cid="http://schemas.microsoft.com/office/word/2016/wordml/cid" xmlns:w16="http://schemas.microsoft.com/office/word/2018/wordml" xmlns:w16du="http://schemas.microsoft.com/office/word/2023/wordml/word16du" xmlns:w16sdtdh="http://schemas.microsoft.com/office/word/2020/wordml/sdtdatahash" xmlns:w16sdtfl="http://schemas.microsoft.com/office/word/2024/wordml/sdtformatlock" xmlns:w16se="http://schemas.microsoft.com/office/word/2015/wordml/symex" xmlns:wpg="http://schemas.microsoft.com/office/word/2010/wordprocessingGroup" xmlns:wpi="http://schemas.microsoft.com/office/word/2010/wordprocessingInk" xmlns:wne="http://schemas.microsoft.com/office/word/2006/wordml" xmlns:wps="http://schemas.microsoft.com/office/word/2010/wordprocessingShape" mc:Ignorable="w14 w15 w16se w16cid w16 w16cex w16sdtdh w16sdtfl w16du wp14">
+  <w:p>
+    <w:pPr>
+      <w:pStyle w:val="ae"/>
+      <w:jc w:val="right"/>
+    </w:pPr>
+  </w:p>
+  <w:p>
+    <w:pPr>
+      <w:pStyle w:val="ae"/>
+    </w:pPr>
+  </w:p>
+</w:hdr>
+</file>
+
 <file path=word/numbering.xml><?xml version="1.0" encoding="utf-8"?>
 <w:numbering xmlns:wpc="http://schemas.microsoft.com/office/word/2010/wordprocessingCanvas" xmlns:cx="http://schemas.microsoft.com/office/drawing/2014/chartex" xmlns:cx1="http://schemas.microsoft.com/office/drawing/2015/9/8/chartex" xmlns:cx2="http://schemas.microsoft.com/office/drawing/2015/10/21/chartex" xmlns:cx3="http://schemas.microsoft.com/office/drawing/2016/5/9/chartex" xmlns:cx4="http://schemas.microsoft.com/office/drawing/2016/5/10/chartex" xmlns:cx5="http://schemas.microsoft.com/office/drawing/2016/5/11/chartex" xmlns:cx6="http://schemas.microsoft.com/office/drawing/2016/5/12/chartex" xmlns:cx7="http://schemas.microsoft.com/office/drawing/2016/5/13/chartex" xmlns:cx8="http://schemas.microsoft.com/office/drawing/2016/5/14/chartex" xmlns:mc="http://schemas.openxmlformats.org/markup-compatibility/2006" xmlns:aink="http://schemas.microsoft.com/office/drawing/2016/ink" xmlns:am3d="http://schemas.microsoft.com/office/drawing/2017/model3d" xmlns:o="urn:schemas-microsoft-com:office:office" xmlns:oel="http://schemas.microsoft.com/office/2019/extlst" xmlns:r="http://schemas.openxmlformats.org/officeDocument/2006/relationships" xmlns:m="http://schemas.openxmlformats.org/officeDocument/2006/math" xmlns:v="urn:schemas-microsoft-com:vml" xmlns:wp14="http://schemas.microsoft.com/office/word/2010/wordprocessingDrawing" xmlns:wp="http://schemas.openxmlformats.org/drawingml/2006/wordprocessingDrawing" xmlns:w10="urn:schemas-microsoft-com:office:word" xmlns:w="http://schemas.openxmlformats.org/wordprocessingml/2006/main" xmlns:w14="http://schemas.microsoft.com/office/word/2010/wordml" xmlns:w15="http://schemas.microsoft.com/office/word/2012/wordml" xmlns:w16cex="http://schemas.microsoft.com/office/word/2018/wordml/cex" xmlns:w16cid="http://schemas.microsoft.com/office/word/2016/wordml/cid" xmlns:w16="http://schemas.microsoft.com/office/word/2018/wordml" xmlns:w16du="http://schemas.microsoft.com/office/word/2023/wordml/word16du" xmlns:w16sdtdh="http://schemas.microsoft.com/office/word/2020/wordml/sdtdatahash" xmlns:w16sdtfl="http://schemas.microsoft.com/office/word/2024/wordml/sdtformatlock" xmlns:w16se="http://schemas.microsoft.com/office/word/2015/wordml/symex" xmlns:wpg="http://schemas.microsoft.com/office/word/2010/wordprocessingGroup" xmlns:wpi="http://schemas.microsoft.com/office/word/2010/wordprocessingInk" xmlns:wne="http://schemas.microsoft.com/office/word/2006/wordml" xmlns:wps="http://schemas.microsoft.com/office/word/2010/wordprocessingShape" mc:Ignorable="w14 w15 w16se w16cid w16 w16cex w16sdtdh w16sdtfl w16du wp14">
   <w:abstractNum w:abstractNumId="0" w15:restartNumberingAfterBreak="0">
+    <w:nsid w:val="032843F7"/>
+    <w:multiLevelType w:val="hybridMultilevel"/>
+    <w:tmpl w:val="87A66884"/>
+    <w:lvl w:ilvl="0" w:tplc="74206380">
+      <w:start w:val="1"/>
+      <w:numFmt w:val="decimal"/>
+      <w:lvlText w:val="%1)"/>
+      <w:lvlJc w:val="left"/>
+      <w:pPr>
+        <w:ind w:left="1069" w:hanging="360"/>
+      </w:pPr>
+      <w:rPr>
+        <w:rFonts w:hint="default"/>
+      </w:rPr>
+    </w:lvl>
+    <w:lvl w:ilvl="1" w:tplc="04190019" w:tentative="1">
+      <w:start w:val="1"/>
+      <w:numFmt w:val="lowerLetter"/>
+      <w:lvlText w:val="%2."/>
+      <w:lvlJc w:val="left"/>
+      <w:pPr>
+        <w:ind w:left="1789" w:hanging="360"/>
+      </w:pPr>
+    </w:lvl>
+    <w:lvl w:ilvl="2" w:tplc="0419001B" w:tentative="1">
+      <w:start w:val="1"/>
+      <w:numFmt w:val="lowerRoman"/>
+      <w:lvlText w:val="%3."/>
+      <w:lvlJc w:val="right"/>
+      <w:pPr>
+        <w:ind w:left="2509" w:hanging="180"/>
+      </w:pPr>
+    </w:lvl>
+    <w:lvl w:ilvl="3" w:tplc="0419000F" w:tentative="1">
+      <w:start w:val="1"/>
+      <w:numFmt w:val="decimal"/>
+      <w:lvlText w:val="%4."/>
+      <w:lvlJc w:val="left"/>
+      <w:pPr>
+        <w:ind w:left="3229" w:hanging="360"/>
+      </w:pPr>
+    </w:lvl>
+    <w:lvl w:ilvl="4" w:tplc="04190019" w:tentative="1">
+      <w:start w:val="1"/>
+      <w:numFmt w:val="lowerLetter"/>
+      <w:lvlText w:val="%5."/>
+      <w:lvlJc w:val="left"/>
+      <w:pPr>
+        <w:ind w:left="3949" w:hanging="360"/>
+      </w:pPr>
+    </w:lvl>
+    <w:lvl w:ilvl="5" w:tplc="0419001B" w:tentative="1">
+      <w:start w:val="1"/>
+      <w:numFmt w:val="lowerRoman"/>
+      <w:lvlText w:val="%6."/>
+      <w:lvlJc w:val="right"/>
+      <w:pPr>
+        <w:ind w:left="4669" w:hanging="180"/>
+      </w:pPr>
+    </w:lvl>
+    <w:lvl w:ilvl="6" w:tplc="0419000F" w:tentative="1">
+      <w:start w:val="1"/>
+      <w:numFmt w:val="decimal"/>
+      <w:lvlText w:val="%7."/>
+      <w:lvlJc w:val="left"/>
+      <w:pPr>
+        <w:ind w:left="5389" w:hanging="360"/>
+      </w:pPr>
+    </w:lvl>
+    <w:lvl w:ilvl="7" w:tplc="04190019" w:tentative="1">
+      <w:start w:val="1"/>
+      <w:numFmt w:val="lowerLetter"/>
+      <w:lvlText w:val="%8."/>
+      <w:lvlJc w:val="left"/>
+      <w:pPr>
+        <w:ind w:left="6109" w:hanging="360"/>
+      </w:pPr>
+    </w:lvl>
+    <w:lvl w:ilvl="8" w:tplc="0419001B" w:tentative="1">
+      <w:start w:val="1"/>
+      <w:numFmt w:val="lowerRoman"/>
+      <w:lvlText w:val="%9."/>
+      <w:lvlJc w:val="right"/>
+      <w:pPr>
+        <w:ind w:left="6829" w:hanging="180"/>
+      </w:pPr>
+    </w:lvl>
+  </w:abstractNum>
+  <w:abstractNum w:abstractNumId="1" w15:restartNumberingAfterBreak="0">
     <w:nsid w:val="048041B2"/>
     <w:multiLevelType w:val="multilevel"/>
     <w:tmpl w:val="F4D8A086"/>
@@ -6607,7 +7511,7 @@
       <w:lvlText w:val="%1.%2."/>
       <w:lvlJc w:val="left"/>
       <w:pPr>
-        <w:ind w:left="720" w:hanging="720"/>
+        <w:ind w:left="1429" w:hanging="720"/>
       </w:pPr>
       <w:rPr>
         <w:rFonts w:hint="default"/>
@@ -6698,7 +7602,298 @@
       </w:rPr>
     </w:lvl>
   </w:abstractNum>
-  <w:abstractNum w:abstractNumId="1" w15:restartNumberingAfterBreak="0">
+  <w:abstractNum w:abstractNumId="2" w15:restartNumberingAfterBreak="0">
+    <w:nsid w:val="0860689D"/>
+    <w:multiLevelType w:val="hybridMultilevel"/>
+    <w:tmpl w:val="95985DF8"/>
+    <w:lvl w:ilvl="0" w:tplc="C4C8BF18">
+      <w:start w:val="1"/>
+      <w:numFmt w:val="decimal"/>
+      <w:lvlText w:val="%1)"/>
+      <w:lvlJc w:val="left"/>
+      <w:pPr>
+        <w:ind w:left="1068" w:hanging="360"/>
+      </w:pPr>
+      <w:rPr>
+        <w:rFonts w:hint="default"/>
+      </w:rPr>
+    </w:lvl>
+    <w:lvl w:ilvl="1" w:tplc="04190019" w:tentative="1">
+      <w:start w:val="1"/>
+      <w:numFmt w:val="lowerLetter"/>
+      <w:lvlText w:val="%2."/>
+      <w:lvlJc w:val="left"/>
+      <w:pPr>
+        <w:ind w:left="1788" w:hanging="360"/>
+      </w:pPr>
+    </w:lvl>
+    <w:lvl w:ilvl="2" w:tplc="0419001B" w:tentative="1">
+      <w:start w:val="1"/>
+      <w:numFmt w:val="lowerRoman"/>
+      <w:lvlText w:val="%3."/>
+      <w:lvlJc w:val="right"/>
+      <w:pPr>
+        <w:ind w:left="2508" w:hanging="180"/>
+      </w:pPr>
+    </w:lvl>
+    <w:lvl w:ilvl="3" w:tplc="0419000F" w:tentative="1">
+      <w:start w:val="1"/>
+      <w:numFmt w:val="decimal"/>
+      <w:lvlText w:val="%4."/>
+      <w:lvlJc w:val="left"/>
+      <w:pPr>
+        <w:ind w:left="3228" w:hanging="360"/>
+      </w:pPr>
+    </w:lvl>
+    <w:lvl w:ilvl="4" w:tplc="04190019" w:tentative="1">
+      <w:start w:val="1"/>
+      <w:numFmt w:val="lowerLetter"/>
+      <w:lvlText w:val="%5."/>
+      <w:lvlJc w:val="left"/>
+      <w:pPr>
+        <w:ind w:left="3948" w:hanging="360"/>
+      </w:pPr>
+    </w:lvl>
+    <w:lvl w:ilvl="5" w:tplc="0419001B" w:tentative="1">
+      <w:start w:val="1"/>
+      <w:numFmt w:val="lowerRoman"/>
+      <w:lvlText w:val="%6."/>
+      <w:lvlJc w:val="right"/>
+      <w:pPr>
+        <w:ind w:left="4668" w:hanging="180"/>
+      </w:pPr>
+    </w:lvl>
+    <w:lvl w:ilvl="6" w:tplc="0419000F" w:tentative="1">
+      <w:start w:val="1"/>
+      <w:numFmt w:val="decimal"/>
+      <w:lvlText w:val="%7."/>
+      <w:lvlJc w:val="left"/>
+      <w:pPr>
+        <w:ind w:left="5388" w:hanging="360"/>
+      </w:pPr>
+    </w:lvl>
+    <w:lvl w:ilvl="7" w:tplc="04190019" w:tentative="1">
+      <w:start w:val="1"/>
+      <w:numFmt w:val="lowerLetter"/>
+      <w:lvlText w:val="%8."/>
+      <w:lvlJc w:val="left"/>
+      <w:pPr>
+        <w:ind w:left="6108" w:hanging="360"/>
+      </w:pPr>
+    </w:lvl>
+    <w:lvl w:ilvl="8" w:tplc="0419001B" w:tentative="1">
+      <w:start w:val="1"/>
+      <w:numFmt w:val="lowerRoman"/>
+      <w:lvlText w:val="%9."/>
+      <w:lvlJc w:val="right"/>
+      <w:pPr>
+        <w:ind w:left="6828" w:hanging="180"/>
+      </w:pPr>
+    </w:lvl>
+  </w:abstractNum>
+  <w:abstractNum w:abstractNumId="3" w15:restartNumberingAfterBreak="0">
+    <w:nsid w:val="092C1E80"/>
+    <w:multiLevelType w:val="hybridMultilevel"/>
+    <w:tmpl w:val="59207458"/>
+    <w:lvl w:ilvl="0" w:tplc="04190011">
+      <w:start w:val="1"/>
+      <w:numFmt w:val="decimal"/>
+      <w:lvlText w:val="%1)"/>
+      <w:lvlJc w:val="left"/>
+      <w:pPr>
+        <w:ind w:left="1069" w:hanging="360"/>
+      </w:pPr>
+      <w:rPr>
+        <w:rFonts w:hint="default"/>
+      </w:rPr>
+    </w:lvl>
+    <w:lvl w:ilvl="1" w:tplc="04190019" w:tentative="1">
+      <w:start w:val="1"/>
+      <w:numFmt w:val="lowerLetter"/>
+      <w:lvlText w:val="%2."/>
+      <w:lvlJc w:val="left"/>
+      <w:pPr>
+        <w:ind w:left="1789" w:hanging="360"/>
+      </w:pPr>
+    </w:lvl>
+    <w:lvl w:ilvl="2" w:tplc="0419001B" w:tentative="1">
+      <w:start w:val="1"/>
+      <w:numFmt w:val="lowerRoman"/>
+      <w:lvlText w:val="%3."/>
+      <w:lvlJc w:val="right"/>
+      <w:pPr>
+        <w:ind w:left="2509" w:hanging="180"/>
+      </w:pPr>
+    </w:lvl>
+    <w:lvl w:ilvl="3" w:tplc="0419000F" w:tentative="1">
+      <w:start w:val="1"/>
+      <w:numFmt w:val="decimal"/>
+      <w:lvlText w:val="%4."/>
+      <w:lvlJc w:val="left"/>
+      <w:pPr>
+        <w:ind w:left="3229" w:hanging="360"/>
+      </w:pPr>
+    </w:lvl>
+    <w:lvl w:ilvl="4" w:tplc="04190019" w:tentative="1">
+      <w:start w:val="1"/>
+      <w:numFmt w:val="lowerLetter"/>
+      <w:lvlText w:val="%5."/>
+      <w:lvlJc w:val="left"/>
+      <w:pPr>
+        <w:ind w:left="3949" w:hanging="360"/>
+      </w:pPr>
+    </w:lvl>
+    <w:lvl w:ilvl="5" w:tplc="0419001B" w:tentative="1">
+      <w:start w:val="1"/>
+      <w:numFmt w:val="lowerRoman"/>
+      <w:lvlText w:val="%6."/>
+      <w:lvlJc w:val="right"/>
+      <w:pPr>
+        <w:ind w:left="4669" w:hanging="180"/>
+      </w:pPr>
+    </w:lvl>
+    <w:lvl w:ilvl="6" w:tplc="0419000F" w:tentative="1">
+      <w:start w:val="1"/>
+      <w:numFmt w:val="decimal"/>
+      <w:lvlText w:val="%7."/>
+      <w:lvlJc w:val="left"/>
+      <w:pPr>
+        <w:ind w:left="5389" w:hanging="360"/>
+      </w:pPr>
+    </w:lvl>
+    <w:lvl w:ilvl="7" w:tplc="04190019" w:tentative="1">
+      <w:start w:val="1"/>
+      <w:numFmt w:val="lowerLetter"/>
+      <w:lvlText w:val="%8."/>
+      <w:lvlJc w:val="left"/>
+      <w:pPr>
+        <w:ind w:left="6109" w:hanging="360"/>
+      </w:pPr>
+    </w:lvl>
+    <w:lvl w:ilvl="8" w:tplc="0419001B" w:tentative="1">
+      <w:start w:val="1"/>
+      <w:numFmt w:val="lowerRoman"/>
+      <w:lvlText w:val="%9."/>
+      <w:lvlJc w:val="right"/>
+      <w:pPr>
+        <w:ind w:left="6829" w:hanging="180"/>
+      </w:pPr>
+    </w:lvl>
+  </w:abstractNum>
+  <w:abstractNum w:abstractNumId="4" w15:restartNumberingAfterBreak="0">
+    <w:nsid w:val="09692D75"/>
+    <w:multiLevelType w:val="multilevel"/>
+    <w:tmpl w:val="43EC380E"/>
+    <w:lvl w:ilvl="0">
+      <w:start w:val="1"/>
+      <w:numFmt w:val="decimal"/>
+      <w:lvlText w:val="%1."/>
+      <w:lvlJc w:val="left"/>
+      <w:pPr>
+        <w:ind w:left="450" w:hanging="450"/>
+      </w:pPr>
+      <w:rPr>
+        <w:rFonts w:hint="default"/>
+      </w:rPr>
+    </w:lvl>
+    <w:lvl w:ilvl="1">
+      <w:start w:val="1"/>
+      <w:numFmt w:val="decimal"/>
+      <w:lvlText w:val="%1.%2."/>
+      <w:lvlJc w:val="left"/>
+      <w:pPr>
+        <w:ind w:left="1429" w:hanging="720"/>
+      </w:pPr>
+      <w:rPr>
+        <w:rFonts w:hint="default"/>
+      </w:rPr>
+    </w:lvl>
+    <w:lvl w:ilvl="2">
+      <w:start w:val="1"/>
+      <w:numFmt w:val="decimal"/>
+      <w:lvlText w:val="%1.%2.%3."/>
+      <w:lvlJc w:val="left"/>
+      <w:pPr>
+        <w:ind w:left="2138" w:hanging="720"/>
+      </w:pPr>
+      <w:rPr>
+        <w:rFonts w:hint="default"/>
+      </w:rPr>
+    </w:lvl>
+    <w:lvl w:ilvl="3">
+      <w:start w:val="1"/>
+      <w:numFmt w:val="decimal"/>
+      <w:lvlText w:val="%1.%2.%3.%4."/>
+      <w:lvlJc w:val="left"/>
+      <w:pPr>
+        <w:ind w:left="3207" w:hanging="1080"/>
+      </w:pPr>
+      <w:rPr>
+        <w:rFonts w:hint="default"/>
+      </w:rPr>
+    </w:lvl>
+    <w:lvl w:ilvl="4">
+      <w:start w:val="1"/>
+      <w:numFmt w:val="decimal"/>
+      <w:lvlText w:val="%1.%2.%3.%4.%5."/>
+      <w:lvlJc w:val="left"/>
+      <w:pPr>
+        <w:ind w:left="3916" w:hanging="1080"/>
+      </w:pPr>
+      <w:rPr>
+        <w:rFonts w:hint="default"/>
+      </w:rPr>
+    </w:lvl>
+    <w:lvl w:ilvl="5">
+      <w:start w:val="1"/>
+      <w:numFmt w:val="decimal"/>
+      <w:lvlText w:val="%1.%2.%3.%4.%5.%6."/>
+      <w:lvlJc w:val="left"/>
+      <w:pPr>
+        <w:ind w:left="4985" w:hanging="1440"/>
+      </w:pPr>
+      <w:rPr>
+        <w:rFonts w:hint="default"/>
+      </w:rPr>
+    </w:lvl>
+    <w:lvl w:ilvl="6">
+      <w:start w:val="1"/>
+      <w:numFmt w:val="decimal"/>
+      <w:lvlText w:val="%1.%2.%3.%4.%5.%6.%7."/>
+      <w:lvlJc w:val="left"/>
+      <w:pPr>
+        <w:ind w:left="6054" w:hanging="1800"/>
+      </w:pPr>
+      <w:rPr>
+        <w:rFonts w:hint="default"/>
+      </w:rPr>
+    </w:lvl>
+    <w:lvl w:ilvl="7">
+      <w:start w:val="1"/>
+      <w:numFmt w:val="decimal"/>
+      <w:lvlText w:val="%1.%2.%3.%4.%5.%6.%7.%8."/>
+      <w:lvlJc w:val="left"/>
+      <w:pPr>
+        <w:ind w:left="6763" w:hanging="1800"/>
+      </w:pPr>
+      <w:rPr>
+        <w:rFonts w:hint="default"/>
+      </w:rPr>
+    </w:lvl>
+    <w:lvl w:ilvl="8">
+      <w:start w:val="1"/>
+      <w:numFmt w:val="decimal"/>
+      <w:lvlText w:val="%1.%2.%3.%4.%5.%6.%7.%8.%9."/>
+      <w:lvlJc w:val="left"/>
+      <w:pPr>
+        <w:ind w:left="7832" w:hanging="2160"/>
+      </w:pPr>
+      <w:rPr>
+        <w:rFonts w:hint="default"/>
+      </w:rPr>
+    </w:lvl>
+  </w:abstractNum>
+  <w:abstractNum w:abstractNumId="5" w15:restartNumberingAfterBreak="0">
     <w:nsid w:val="15440B7A"/>
     <w:multiLevelType w:val="multilevel"/>
     <w:tmpl w:val="D166DF24"/>
@@ -6784,7 +7979,93 @@
       </w:pPr>
     </w:lvl>
   </w:abstractNum>
-  <w:abstractNum w:abstractNumId="2" w15:restartNumberingAfterBreak="0">
+  <w:abstractNum w:abstractNumId="6" w15:restartNumberingAfterBreak="0">
+    <w:nsid w:val="182871F9"/>
+    <w:multiLevelType w:val="multilevel"/>
+    <w:tmpl w:val="D166DF24"/>
+    <w:lvl w:ilvl="0">
+      <w:start w:val="1"/>
+      <w:numFmt w:val="decimal"/>
+      <w:lvlText w:val="%1"/>
+      <w:lvlJc w:val="left"/>
+      <w:pPr>
+        <w:ind w:left="420" w:hanging="420"/>
+      </w:pPr>
+    </w:lvl>
+    <w:lvl w:ilvl="1">
+      <w:start w:val="1"/>
+      <w:numFmt w:val="decimal"/>
+      <w:lvlText w:val="%1.%2"/>
+      <w:lvlJc w:val="left"/>
+      <w:pPr>
+        <w:ind w:left="1129" w:hanging="420"/>
+      </w:pPr>
+    </w:lvl>
+    <w:lvl w:ilvl="2">
+      <w:start w:val="1"/>
+      <w:numFmt w:val="decimal"/>
+      <w:lvlText w:val="%1.%2.%3"/>
+      <w:lvlJc w:val="left"/>
+      <w:pPr>
+        <w:ind w:left="2138" w:hanging="720"/>
+      </w:pPr>
+    </w:lvl>
+    <w:lvl w:ilvl="3">
+      <w:start w:val="1"/>
+      <w:numFmt w:val="decimal"/>
+      <w:lvlText w:val="%1.%2.%3.%4"/>
+      <w:lvlJc w:val="left"/>
+      <w:pPr>
+        <w:ind w:left="3207" w:hanging="1080"/>
+      </w:pPr>
+    </w:lvl>
+    <w:lvl w:ilvl="4">
+      <w:start w:val="1"/>
+      <w:numFmt w:val="decimal"/>
+      <w:lvlText w:val="%1.%2.%3.%4.%5"/>
+      <w:lvlJc w:val="left"/>
+      <w:pPr>
+        <w:ind w:left="3916" w:hanging="1080"/>
+      </w:pPr>
+    </w:lvl>
+    <w:lvl w:ilvl="5">
+      <w:start w:val="1"/>
+      <w:numFmt w:val="decimal"/>
+      <w:lvlText w:val="%1.%2.%3.%4.%5.%6"/>
+      <w:lvlJc w:val="left"/>
+      <w:pPr>
+        <w:ind w:left="4985" w:hanging="1440"/>
+      </w:pPr>
+    </w:lvl>
+    <w:lvl w:ilvl="6">
+      <w:start w:val="1"/>
+      <w:numFmt w:val="decimal"/>
+      <w:lvlText w:val="%1.%2.%3.%4.%5.%6.%7"/>
+      <w:lvlJc w:val="left"/>
+      <w:pPr>
+        <w:ind w:left="5694" w:hanging="1440"/>
+      </w:pPr>
+    </w:lvl>
+    <w:lvl w:ilvl="7">
+      <w:start w:val="1"/>
+      <w:numFmt w:val="decimal"/>
+      <w:lvlText w:val="%1.%2.%3.%4.%5.%6.%7.%8"/>
+      <w:lvlJc w:val="left"/>
+      <w:pPr>
+        <w:ind w:left="6763" w:hanging="1800"/>
+      </w:pPr>
+    </w:lvl>
+    <w:lvl w:ilvl="8">
+      <w:start w:val="1"/>
+      <w:numFmt w:val="decimal"/>
+      <w:lvlText w:val="%1.%2.%3.%4.%5.%6.%7.%8.%9"/>
+      <w:lvlJc w:val="left"/>
+      <w:pPr>
+        <w:ind w:left="7832" w:hanging="2160"/>
+      </w:pPr>
+    </w:lvl>
+  </w:abstractNum>
+  <w:abstractNum w:abstractNumId="7" w15:restartNumberingAfterBreak="0">
     <w:nsid w:val="1BD31DB5"/>
     <w:multiLevelType w:val="hybridMultilevel"/>
     <w:tmpl w:val="8E0A9AD0"/>
@@ -6873,7 +8154,387 @@
       </w:pPr>
     </w:lvl>
   </w:abstractNum>
-  <w:abstractNum w:abstractNumId="3" w15:restartNumberingAfterBreak="0">
+  <w:abstractNum w:abstractNumId="8" w15:restartNumberingAfterBreak="0">
+    <w:nsid w:val="1E1B2DC3"/>
+    <w:multiLevelType w:val="multilevel"/>
+    <w:tmpl w:val="F4D8A086"/>
+    <w:lvl w:ilvl="0">
+      <w:start w:val="1"/>
+      <w:numFmt w:val="decimal"/>
+      <w:lvlText w:val="%1."/>
+      <w:lvlJc w:val="left"/>
+      <w:pPr>
+        <w:ind w:left="675" w:hanging="675"/>
+      </w:pPr>
+      <w:rPr>
+        <w:rFonts w:hint="default"/>
+      </w:rPr>
+    </w:lvl>
+    <w:lvl w:ilvl="1">
+      <w:start w:val="1"/>
+      <w:numFmt w:val="decimal"/>
+      <w:lvlText w:val="%1.%2."/>
+      <w:lvlJc w:val="left"/>
+      <w:pPr>
+        <w:ind w:left="720" w:hanging="720"/>
+      </w:pPr>
+      <w:rPr>
+        <w:rFonts w:hint="default"/>
+      </w:rPr>
+    </w:lvl>
+    <w:lvl w:ilvl="2">
+      <w:start w:val="1"/>
+      <w:numFmt w:val="decimal"/>
+      <w:lvlText w:val="%1.%2.%3."/>
+      <w:lvlJc w:val="left"/>
+      <w:pPr>
+        <w:ind w:left="1429" w:hanging="720"/>
+      </w:pPr>
+      <w:rPr>
+        <w:rFonts w:hint="default"/>
+      </w:rPr>
+    </w:lvl>
+    <w:lvl w:ilvl="3">
+      <w:start w:val="1"/>
+      <w:numFmt w:val="decimal"/>
+      <w:lvlText w:val="%1.%2.%3.%4."/>
+      <w:lvlJc w:val="left"/>
+      <w:pPr>
+        <w:ind w:left="1080" w:hanging="1080"/>
+      </w:pPr>
+      <w:rPr>
+        <w:rFonts w:hint="default"/>
+      </w:rPr>
+    </w:lvl>
+    <w:lvl w:ilvl="4">
+      <w:start w:val="1"/>
+      <w:numFmt w:val="decimal"/>
+      <w:lvlText w:val="%1.%2.%3.%4.%5."/>
+      <w:lvlJc w:val="left"/>
+      <w:pPr>
+        <w:ind w:left="1080" w:hanging="1080"/>
+      </w:pPr>
+      <w:rPr>
+        <w:rFonts w:hint="default"/>
+      </w:rPr>
+    </w:lvl>
+    <w:lvl w:ilvl="5">
+      <w:start w:val="1"/>
+      <w:numFmt w:val="decimal"/>
+      <w:lvlText w:val="%1.%2.%3.%4.%5.%6."/>
+      <w:lvlJc w:val="left"/>
+      <w:pPr>
+        <w:ind w:left="1440" w:hanging="1440"/>
+      </w:pPr>
+      <w:rPr>
+        <w:rFonts w:hint="default"/>
+      </w:rPr>
+    </w:lvl>
+    <w:lvl w:ilvl="6">
+      <w:start w:val="1"/>
+      <w:numFmt w:val="decimal"/>
+      <w:lvlText w:val="%1.%2.%3.%4.%5.%6.%7."/>
+      <w:lvlJc w:val="left"/>
+      <w:pPr>
+        <w:ind w:left="1800" w:hanging="1800"/>
+      </w:pPr>
+      <w:rPr>
+        <w:rFonts w:hint="default"/>
+      </w:rPr>
+    </w:lvl>
+    <w:lvl w:ilvl="7">
+      <w:start w:val="1"/>
+      <w:numFmt w:val="decimal"/>
+      <w:lvlText w:val="%1.%2.%3.%4.%5.%6.%7.%8."/>
+      <w:lvlJc w:val="left"/>
+      <w:pPr>
+        <w:ind w:left="1800" w:hanging="1800"/>
+      </w:pPr>
+      <w:rPr>
+        <w:rFonts w:hint="default"/>
+      </w:rPr>
+    </w:lvl>
+    <w:lvl w:ilvl="8">
+      <w:start w:val="1"/>
+      <w:numFmt w:val="decimal"/>
+      <w:lvlText w:val="%1.%2.%3.%4.%5.%6.%7.%8.%9."/>
+      <w:lvlJc w:val="left"/>
+      <w:pPr>
+        <w:ind w:left="2160" w:hanging="2160"/>
+      </w:pPr>
+      <w:rPr>
+        <w:rFonts w:hint="default"/>
+      </w:rPr>
+    </w:lvl>
+  </w:abstractNum>
+  <w:abstractNum w:abstractNumId="9" w15:restartNumberingAfterBreak="0">
+    <w:nsid w:val="25155A90"/>
+    <w:multiLevelType w:val="hybridMultilevel"/>
+    <w:tmpl w:val="0012F468"/>
+    <w:lvl w:ilvl="0" w:tplc="FC76FD7A">
+      <w:start w:val="1"/>
+      <w:numFmt w:val="decimal"/>
+      <w:lvlText w:val="%1)"/>
+      <w:lvlJc w:val="left"/>
+      <w:pPr>
+        <w:ind w:left="1068" w:hanging="360"/>
+      </w:pPr>
+      <w:rPr>
+        <w:rFonts w:hint="default"/>
+      </w:rPr>
+    </w:lvl>
+    <w:lvl w:ilvl="1" w:tplc="04190019" w:tentative="1">
+      <w:start w:val="1"/>
+      <w:numFmt w:val="lowerLetter"/>
+      <w:lvlText w:val="%2."/>
+      <w:lvlJc w:val="left"/>
+      <w:pPr>
+        <w:ind w:left="1788" w:hanging="360"/>
+      </w:pPr>
+    </w:lvl>
+    <w:lvl w:ilvl="2" w:tplc="0419001B" w:tentative="1">
+      <w:start w:val="1"/>
+      <w:numFmt w:val="lowerRoman"/>
+      <w:lvlText w:val="%3."/>
+      <w:lvlJc w:val="right"/>
+      <w:pPr>
+        <w:ind w:left="2508" w:hanging="180"/>
+      </w:pPr>
+    </w:lvl>
+    <w:lvl w:ilvl="3" w:tplc="0419000F" w:tentative="1">
+      <w:start w:val="1"/>
+      <w:numFmt w:val="decimal"/>
+      <w:lvlText w:val="%4."/>
+      <w:lvlJc w:val="left"/>
+      <w:pPr>
+        <w:ind w:left="3228" w:hanging="360"/>
+      </w:pPr>
+    </w:lvl>
+    <w:lvl w:ilvl="4" w:tplc="04190019" w:tentative="1">
+      <w:start w:val="1"/>
+      <w:numFmt w:val="lowerLetter"/>
+      <w:lvlText w:val="%5."/>
+      <w:lvlJc w:val="left"/>
+      <w:pPr>
+        <w:ind w:left="3948" w:hanging="360"/>
+      </w:pPr>
+    </w:lvl>
+    <w:lvl w:ilvl="5" w:tplc="0419001B" w:tentative="1">
+      <w:start w:val="1"/>
+      <w:numFmt w:val="lowerRoman"/>
+      <w:lvlText w:val="%6."/>
+      <w:lvlJc w:val="right"/>
+      <w:pPr>
+        <w:ind w:left="4668" w:hanging="180"/>
+      </w:pPr>
+    </w:lvl>
+    <w:lvl w:ilvl="6" w:tplc="0419000F" w:tentative="1">
+      <w:start w:val="1"/>
+      <w:numFmt w:val="decimal"/>
+      <w:lvlText w:val="%7."/>
+      <w:lvlJc w:val="left"/>
+      <w:pPr>
+        <w:ind w:left="5388" w:hanging="360"/>
+      </w:pPr>
+    </w:lvl>
+    <w:lvl w:ilvl="7" w:tplc="04190019" w:tentative="1">
+      <w:start w:val="1"/>
+      <w:numFmt w:val="lowerLetter"/>
+      <w:lvlText w:val="%8."/>
+      <w:lvlJc w:val="left"/>
+      <w:pPr>
+        <w:ind w:left="6108" w:hanging="360"/>
+      </w:pPr>
+    </w:lvl>
+    <w:lvl w:ilvl="8" w:tplc="0419001B" w:tentative="1">
+      <w:start w:val="1"/>
+      <w:numFmt w:val="lowerRoman"/>
+      <w:lvlText w:val="%9."/>
+      <w:lvlJc w:val="right"/>
+      <w:pPr>
+        <w:ind w:left="6828" w:hanging="180"/>
+      </w:pPr>
+    </w:lvl>
+  </w:abstractNum>
+  <w:abstractNum w:abstractNumId="10" w15:restartNumberingAfterBreak="0">
+    <w:nsid w:val="28CD7663"/>
+    <w:multiLevelType w:val="hybridMultilevel"/>
+    <w:tmpl w:val="F38E1E50"/>
+    <w:lvl w:ilvl="0" w:tplc="04190011">
+      <w:start w:val="1"/>
+      <w:numFmt w:val="decimal"/>
+      <w:lvlText w:val="%1)"/>
+      <w:lvlJc w:val="left"/>
+      <w:pPr>
+        <w:ind w:left="1069" w:hanging="360"/>
+      </w:pPr>
+      <w:rPr>
+        <w:rFonts w:hint="default"/>
+      </w:rPr>
+    </w:lvl>
+    <w:lvl w:ilvl="1" w:tplc="04190019" w:tentative="1">
+      <w:start w:val="1"/>
+      <w:numFmt w:val="lowerLetter"/>
+      <w:lvlText w:val="%2."/>
+      <w:lvlJc w:val="left"/>
+      <w:pPr>
+        <w:ind w:left="1789" w:hanging="360"/>
+      </w:pPr>
+    </w:lvl>
+    <w:lvl w:ilvl="2" w:tplc="0419001B" w:tentative="1">
+      <w:start w:val="1"/>
+      <w:numFmt w:val="lowerRoman"/>
+      <w:lvlText w:val="%3."/>
+      <w:lvlJc w:val="right"/>
+      <w:pPr>
+        <w:ind w:left="2509" w:hanging="180"/>
+      </w:pPr>
+    </w:lvl>
+    <w:lvl w:ilvl="3" w:tplc="0419000F" w:tentative="1">
+      <w:start w:val="1"/>
+      <w:numFmt w:val="decimal"/>
+      <w:lvlText w:val="%4."/>
+      <w:lvlJc w:val="left"/>
+      <w:pPr>
+        <w:ind w:left="3229" w:hanging="360"/>
+      </w:pPr>
+    </w:lvl>
+    <w:lvl w:ilvl="4" w:tplc="04190019" w:tentative="1">
+      <w:start w:val="1"/>
+      <w:numFmt w:val="lowerLetter"/>
+      <w:lvlText w:val="%5."/>
+      <w:lvlJc w:val="left"/>
+      <w:pPr>
+        <w:ind w:left="3949" w:hanging="360"/>
+      </w:pPr>
+    </w:lvl>
+    <w:lvl w:ilvl="5" w:tplc="0419001B" w:tentative="1">
+      <w:start w:val="1"/>
+      <w:numFmt w:val="lowerRoman"/>
+      <w:lvlText w:val="%6."/>
+      <w:lvlJc w:val="right"/>
+      <w:pPr>
+        <w:ind w:left="4669" w:hanging="180"/>
+      </w:pPr>
+    </w:lvl>
+    <w:lvl w:ilvl="6" w:tplc="0419000F" w:tentative="1">
+      <w:start w:val="1"/>
+      <w:numFmt w:val="decimal"/>
+      <w:lvlText w:val="%7."/>
+      <w:lvlJc w:val="left"/>
+      <w:pPr>
+        <w:ind w:left="5389" w:hanging="360"/>
+      </w:pPr>
+    </w:lvl>
+    <w:lvl w:ilvl="7" w:tplc="04190019" w:tentative="1">
+      <w:start w:val="1"/>
+      <w:numFmt w:val="lowerLetter"/>
+      <w:lvlText w:val="%8."/>
+      <w:lvlJc w:val="left"/>
+      <w:pPr>
+        <w:ind w:left="6109" w:hanging="360"/>
+      </w:pPr>
+    </w:lvl>
+    <w:lvl w:ilvl="8" w:tplc="0419001B" w:tentative="1">
+      <w:start w:val="1"/>
+      <w:numFmt w:val="lowerRoman"/>
+      <w:lvlText w:val="%9."/>
+      <w:lvlJc w:val="right"/>
+      <w:pPr>
+        <w:ind w:left="6829" w:hanging="180"/>
+      </w:pPr>
+    </w:lvl>
+  </w:abstractNum>
+  <w:abstractNum w:abstractNumId="11" w15:restartNumberingAfterBreak="0">
+    <w:nsid w:val="337D094B"/>
+    <w:multiLevelType w:val="hybridMultilevel"/>
+    <w:tmpl w:val="6394B18C"/>
+    <w:lvl w:ilvl="0" w:tplc="54EA1B3E">
+      <w:start w:val="1"/>
+      <w:numFmt w:val="decimal"/>
+      <w:lvlText w:val="%1)"/>
+      <w:lvlJc w:val="left"/>
+      <w:pPr>
+        <w:ind w:left="1068" w:hanging="360"/>
+      </w:pPr>
+      <w:rPr>
+        <w:rFonts w:hint="default"/>
+      </w:rPr>
+    </w:lvl>
+    <w:lvl w:ilvl="1" w:tplc="04190019" w:tentative="1">
+      <w:start w:val="1"/>
+      <w:numFmt w:val="lowerLetter"/>
+      <w:lvlText w:val="%2."/>
+      <w:lvlJc w:val="left"/>
+      <w:pPr>
+        <w:ind w:left="1788" w:hanging="360"/>
+      </w:pPr>
+    </w:lvl>
+    <w:lvl w:ilvl="2" w:tplc="0419001B" w:tentative="1">
+      <w:start w:val="1"/>
+      <w:numFmt w:val="lowerRoman"/>
+      <w:lvlText w:val="%3."/>
+      <w:lvlJc w:val="right"/>
+      <w:pPr>
+        <w:ind w:left="2508" w:hanging="180"/>
+      </w:pPr>
+    </w:lvl>
+    <w:lvl w:ilvl="3" w:tplc="0419000F" w:tentative="1">
+      <w:start w:val="1"/>
+      <w:numFmt w:val="decimal"/>
+      <w:lvlText w:val="%4."/>
+      <w:lvlJc w:val="left"/>
+      <w:pPr>
+        <w:ind w:left="3228" w:hanging="360"/>
+      </w:pPr>
+    </w:lvl>
+    <w:lvl w:ilvl="4" w:tplc="04190019" w:tentative="1">
+      <w:start w:val="1"/>
+      <w:numFmt w:val="lowerLetter"/>
+      <w:lvlText w:val="%5."/>
+      <w:lvlJc w:val="left"/>
+      <w:pPr>
+        <w:ind w:left="3948" w:hanging="360"/>
+      </w:pPr>
+    </w:lvl>
+    <w:lvl w:ilvl="5" w:tplc="0419001B" w:tentative="1">
+      <w:start w:val="1"/>
+      <w:numFmt w:val="lowerRoman"/>
+      <w:lvlText w:val="%6."/>
+      <w:lvlJc w:val="right"/>
+      <w:pPr>
+        <w:ind w:left="4668" w:hanging="180"/>
+      </w:pPr>
+    </w:lvl>
+    <w:lvl w:ilvl="6" w:tplc="0419000F" w:tentative="1">
+      <w:start w:val="1"/>
+      <w:numFmt w:val="decimal"/>
+      <w:lvlText w:val="%7."/>
+      <w:lvlJc w:val="left"/>
+      <w:pPr>
+        <w:ind w:left="5388" w:hanging="360"/>
+      </w:pPr>
+    </w:lvl>
+    <w:lvl w:ilvl="7" w:tplc="04190019" w:tentative="1">
+      <w:start w:val="1"/>
+      <w:numFmt w:val="lowerLetter"/>
+      <w:lvlText w:val="%8."/>
+      <w:lvlJc w:val="left"/>
+      <w:pPr>
+        <w:ind w:left="6108" w:hanging="360"/>
+      </w:pPr>
+    </w:lvl>
+    <w:lvl w:ilvl="8" w:tplc="0419001B" w:tentative="1">
+      <w:start w:val="1"/>
+      <w:numFmt w:val="lowerRoman"/>
+      <w:lvlText w:val="%9."/>
+      <w:lvlJc w:val="right"/>
+      <w:pPr>
+        <w:ind w:left="6828" w:hanging="180"/>
+      </w:pPr>
+    </w:lvl>
+  </w:abstractNum>
+  <w:abstractNum w:abstractNumId="12" w15:restartNumberingAfterBreak="0">
     <w:nsid w:val="35762176"/>
     <w:multiLevelType w:val="multilevel"/>
     <w:tmpl w:val="D166DF24"/>
@@ -6959,7 +8620,476 @@
       </w:pPr>
     </w:lvl>
   </w:abstractNum>
-  <w:abstractNum w:abstractNumId="4" w15:restartNumberingAfterBreak="0">
+  <w:abstractNum w:abstractNumId="13" w15:restartNumberingAfterBreak="0">
+    <w:nsid w:val="37A90395"/>
+    <w:multiLevelType w:val="multilevel"/>
+    <w:tmpl w:val="4B4CFA42"/>
+    <w:lvl w:ilvl="0">
+      <w:start w:val="1"/>
+      <w:numFmt w:val="decimal"/>
+      <w:lvlText w:val="%1."/>
+      <w:lvlJc w:val="left"/>
+      <w:pPr>
+        <w:ind w:left="450" w:hanging="450"/>
+      </w:pPr>
+      <w:rPr>
+        <w:rFonts w:hint="default"/>
+      </w:rPr>
+    </w:lvl>
+    <w:lvl w:ilvl="1">
+      <w:start w:val="1"/>
+      <w:numFmt w:val="decimal"/>
+      <w:lvlText w:val="%1.%2."/>
+      <w:lvlJc w:val="left"/>
+      <w:pPr>
+        <w:ind w:left="1854" w:hanging="720"/>
+      </w:pPr>
+      <w:rPr>
+        <w:rFonts w:hint="default"/>
+      </w:rPr>
+    </w:lvl>
+    <w:lvl w:ilvl="2">
+      <w:start w:val="1"/>
+      <w:numFmt w:val="decimal"/>
+      <w:lvlText w:val="%1.%2.%3."/>
+      <w:lvlJc w:val="left"/>
+      <w:pPr>
+        <w:ind w:left="1429" w:hanging="720"/>
+      </w:pPr>
+      <w:rPr>
+        <w:rFonts w:hint="default"/>
+      </w:rPr>
+    </w:lvl>
+    <w:lvl w:ilvl="3">
+      <w:start w:val="1"/>
+      <w:numFmt w:val="decimal"/>
+      <w:lvlText w:val="%1.%2.%3.%4."/>
+      <w:lvlJc w:val="left"/>
+      <w:pPr>
+        <w:ind w:left="3207" w:hanging="1080"/>
+      </w:pPr>
+      <w:rPr>
+        <w:rFonts w:hint="default"/>
+      </w:rPr>
+    </w:lvl>
+    <w:lvl w:ilvl="4">
+      <w:start w:val="1"/>
+      <w:numFmt w:val="decimal"/>
+      <w:lvlText w:val="%1.%2.%3.%4.%5."/>
+      <w:lvlJc w:val="left"/>
+      <w:pPr>
+        <w:ind w:left="3916" w:hanging="1080"/>
+      </w:pPr>
+      <w:rPr>
+        <w:rFonts w:hint="default"/>
+      </w:rPr>
+    </w:lvl>
+    <w:lvl w:ilvl="5">
+      <w:start w:val="1"/>
+      <w:numFmt w:val="decimal"/>
+      <w:lvlText w:val="%1.%2.%3.%4.%5.%6."/>
+      <w:lvlJc w:val="left"/>
+      <w:pPr>
+        <w:ind w:left="4985" w:hanging="1440"/>
+      </w:pPr>
+      <w:rPr>
+        <w:rFonts w:hint="default"/>
+      </w:rPr>
+    </w:lvl>
+    <w:lvl w:ilvl="6">
+      <w:start w:val="1"/>
+      <w:numFmt w:val="decimal"/>
+      <w:lvlText w:val="%1.%2.%3.%4.%5.%6.%7."/>
+      <w:lvlJc w:val="left"/>
+      <w:pPr>
+        <w:ind w:left="6054" w:hanging="1800"/>
+      </w:pPr>
+      <w:rPr>
+        <w:rFonts w:hint="default"/>
+      </w:rPr>
+    </w:lvl>
+    <w:lvl w:ilvl="7">
+      <w:start w:val="1"/>
+      <w:numFmt w:val="decimal"/>
+      <w:lvlText w:val="%1.%2.%3.%4.%5.%6.%7.%8."/>
+      <w:lvlJc w:val="left"/>
+      <w:pPr>
+        <w:ind w:left="6763" w:hanging="1800"/>
+      </w:pPr>
+      <w:rPr>
+        <w:rFonts w:hint="default"/>
+      </w:rPr>
+    </w:lvl>
+    <w:lvl w:ilvl="8">
+      <w:start w:val="1"/>
+      <w:numFmt w:val="decimal"/>
+      <w:lvlText w:val="%1.%2.%3.%4.%5.%6.%7.%8.%9."/>
+      <w:lvlJc w:val="left"/>
+      <w:pPr>
+        <w:ind w:left="7832" w:hanging="2160"/>
+      </w:pPr>
+      <w:rPr>
+        <w:rFonts w:hint="default"/>
+      </w:rPr>
+    </w:lvl>
+  </w:abstractNum>
+  <w:abstractNum w:abstractNumId="14" w15:restartNumberingAfterBreak="0">
+    <w:nsid w:val="3BDF1AC5"/>
+    <w:multiLevelType w:val="hybridMultilevel"/>
+    <w:tmpl w:val="59207458"/>
+    <w:lvl w:ilvl="0" w:tplc="FFFFFFFF">
+      <w:start w:val="1"/>
+      <w:numFmt w:val="decimal"/>
+      <w:lvlText w:val="%1)"/>
+      <w:lvlJc w:val="left"/>
+      <w:pPr>
+        <w:ind w:left="1069" w:hanging="360"/>
+      </w:pPr>
+      <w:rPr>
+        <w:rFonts w:hint="default"/>
+      </w:rPr>
+    </w:lvl>
+    <w:lvl w:ilvl="1" w:tplc="FFFFFFFF" w:tentative="1">
+      <w:start w:val="1"/>
+      <w:numFmt w:val="lowerLetter"/>
+      <w:lvlText w:val="%2."/>
+      <w:lvlJc w:val="left"/>
+      <w:pPr>
+        <w:ind w:left="1789" w:hanging="360"/>
+      </w:pPr>
+    </w:lvl>
+    <w:lvl w:ilvl="2" w:tplc="FFFFFFFF" w:tentative="1">
+      <w:start w:val="1"/>
+      <w:numFmt w:val="lowerRoman"/>
+      <w:lvlText w:val="%3."/>
+      <w:lvlJc w:val="right"/>
+      <w:pPr>
+        <w:ind w:left="2509" w:hanging="180"/>
+      </w:pPr>
+    </w:lvl>
+    <w:lvl w:ilvl="3" w:tplc="FFFFFFFF" w:tentative="1">
+      <w:start w:val="1"/>
+      <w:numFmt w:val="decimal"/>
+      <w:lvlText w:val="%4."/>
+      <w:lvlJc w:val="left"/>
+      <w:pPr>
+        <w:ind w:left="3229" w:hanging="360"/>
+      </w:pPr>
+    </w:lvl>
+    <w:lvl w:ilvl="4" w:tplc="FFFFFFFF" w:tentative="1">
+      <w:start w:val="1"/>
+      <w:numFmt w:val="lowerLetter"/>
+      <w:lvlText w:val="%5."/>
+      <w:lvlJc w:val="left"/>
+      <w:pPr>
+        <w:ind w:left="3949" w:hanging="360"/>
+      </w:pPr>
+    </w:lvl>
+    <w:lvl w:ilvl="5" w:tplc="FFFFFFFF" w:tentative="1">
+      <w:start w:val="1"/>
+      <w:numFmt w:val="lowerRoman"/>
+      <w:lvlText w:val="%6."/>
+      <w:lvlJc w:val="right"/>
+      <w:pPr>
+        <w:ind w:left="4669" w:hanging="180"/>
+      </w:pPr>
+    </w:lvl>
+    <w:lvl w:ilvl="6" w:tplc="FFFFFFFF" w:tentative="1">
+      <w:start w:val="1"/>
+      <w:numFmt w:val="decimal"/>
+      <w:lvlText w:val="%7."/>
+      <w:lvlJc w:val="left"/>
+      <w:pPr>
+        <w:ind w:left="5389" w:hanging="360"/>
+      </w:pPr>
+    </w:lvl>
+    <w:lvl w:ilvl="7" w:tplc="FFFFFFFF" w:tentative="1">
+      <w:start w:val="1"/>
+      <w:numFmt w:val="lowerLetter"/>
+      <w:lvlText w:val="%8."/>
+      <w:lvlJc w:val="left"/>
+      <w:pPr>
+        <w:ind w:left="6109" w:hanging="360"/>
+      </w:pPr>
+    </w:lvl>
+    <w:lvl w:ilvl="8" w:tplc="FFFFFFFF" w:tentative="1">
+      <w:start w:val="1"/>
+      <w:numFmt w:val="lowerRoman"/>
+      <w:lvlText w:val="%9."/>
+      <w:lvlJc w:val="right"/>
+      <w:pPr>
+        <w:ind w:left="6829" w:hanging="180"/>
+      </w:pPr>
+    </w:lvl>
+  </w:abstractNum>
+  <w:abstractNum w:abstractNumId="15" w15:restartNumberingAfterBreak="0">
+    <w:nsid w:val="40BB14A7"/>
+    <w:multiLevelType w:val="hybridMultilevel"/>
+    <w:tmpl w:val="5284006E"/>
+    <w:lvl w:ilvl="0" w:tplc="7CF44472">
+      <w:start w:val="1"/>
+      <w:numFmt w:val="decimal"/>
+      <w:lvlText w:val="%1)"/>
+      <w:lvlJc w:val="left"/>
+      <w:pPr>
+        <w:ind w:left="1068" w:hanging="360"/>
+      </w:pPr>
+      <w:rPr>
+        <w:rFonts w:hint="default"/>
+      </w:rPr>
+    </w:lvl>
+    <w:lvl w:ilvl="1" w:tplc="04190019" w:tentative="1">
+      <w:start w:val="1"/>
+      <w:numFmt w:val="lowerLetter"/>
+      <w:lvlText w:val="%2."/>
+      <w:lvlJc w:val="left"/>
+      <w:pPr>
+        <w:ind w:left="1788" w:hanging="360"/>
+      </w:pPr>
+    </w:lvl>
+    <w:lvl w:ilvl="2" w:tplc="0419001B" w:tentative="1">
+      <w:start w:val="1"/>
+      <w:numFmt w:val="lowerRoman"/>
+      <w:lvlText w:val="%3."/>
+      <w:lvlJc w:val="right"/>
+      <w:pPr>
+        <w:ind w:left="2508" w:hanging="180"/>
+      </w:pPr>
+    </w:lvl>
+    <w:lvl w:ilvl="3" w:tplc="0419000F" w:tentative="1">
+      <w:start w:val="1"/>
+      <w:numFmt w:val="decimal"/>
+      <w:lvlText w:val="%4."/>
+      <w:lvlJc w:val="left"/>
+      <w:pPr>
+        <w:ind w:left="3228" w:hanging="360"/>
+      </w:pPr>
+    </w:lvl>
+    <w:lvl w:ilvl="4" w:tplc="04190019" w:tentative="1">
+      <w:start w:val="1"/>
+      <w:numFmt w:val="lowerLetter"/>
+      <w:lvlText w:val="%5."/>
+      <w:lvlJc w:val="left"/>
+      <w:pPr>
+        <w:ind w:left="3948" w:hanging="360"/>
+      </w:pPr>
+    </w:lvl>
+    <w:lvl w:ilvl="5" w:tplc="0419001B" w:tentative="1">
+      <w:start w:val="1"/>
+      <w:numFmt w:val="lowerRoman"/>
+      <w:lvlText w:val="%6."/>
+      <w:lvlJc w:val="right"/>
+      <w:pPr>
+        <w:ind w:left="4668" w:hanging="180"/>
+      </w:pPr>
+    </w:lvl>
+    <w:lvl w:ilvl="6" w:tplc="0419000F" w:tentative="1">
+      <w:start w:val="1"/>
+      <w:numFmt w:val="decimal"/>
+      <w:lvlText w:val="%7."/>
+      <w:lvlJc w:val="left"/>
+      <w:pPr>
+        <w:ind w:left="5388" w:hanging="360"/>
+      </w:pPr>
+    </w:lvl>
+    <w:lvl w:ilvl="7" w:tplc="04190019" w:tentative="1">
+      <w:start w:val="1"/>
+      <w:numFmt w:val="lowerLetter"/>
+      <w:lvlText w:val="%8."/>
+      <w:lvlJc w:val="left"/>
+      <w:pPr>
+        <w:ind w:left="6108" w:hanging="360"/>
+      </w:pPr>
+    </w:lvl>
+    <w:lvl w:ilvl="8" w:tplc="0419001B" w:tentative="1">
+      <w:start w:val="1"/>
+      <w:numFmt w:val="lowerRoman"/>
+      <w:lvlText w:val="%9."/>
+      <w:lvlJc w:val="right"/>
+      <w:pPr>
+        <w:ind w:left="6828" w:hanging="180"/>
+      </w:pPr>
+    </w:lvl>
+  </w:abstractNum>
+  <w:abstractNum w:abstractNumId="16" w15:restartNumberingAfterBreak="0">
+    <w:nsid w:val="40FB274E"/>
+    <w:multiLevelType w:val="hybridMultilevel"/>
+    <w:tmpl w:val="3B861308"/>
+    <w:lvl w:ilvl="0" w:tplc="0419000F">
+      <w:start w:val="1"/>
+      <w:numFmt w:val="decimal"/>
+      <w:lvlText w:val="%1."/>
+      <w:lvlJc w:val="left"/>
+      <w:pPr>
+        <w:ind w:left="720" w:hanging="360"/>
+      </w:pPr>
+      <w:rPr>
+        <w:rFonts w:hint="default"/>
+      </w:rPr>
+    </w:lvl>
+    <w:lvl w:ilvl="1" w:tplc="04190019" w:tentative="1">
+      <w:start w:val="1"/>
+      <w:numFmt w:val="lowerLetter"/>
+      <w:lvlText w:val="%2."/>
+      <w:lvlJc w:val="left"/>
+      <w:pPr>
+        <w:ind w:left="1440" w:hanging="360"/>
+      </w:pPr>
+    </w:lvl>
+    <w:lvl w:ilvl="2" w:tplc="0419001B" w:tentative="1">
+      <w:start w:val="1"/>
+      <w:numFmt w:val="lowerRoman"/>
+      <w:lvlText w:val="%3."/>
+      <w:lvlJc w:val="right"/>
+      <w:pPr>
+        <w:ind w:left="2160" w:hanging="180"/>
+      </w:pPr>
+    </w:lvl>
+    <w:lvl w:ilvl="3" w:tplc="0419000F" w:tentative="1">
+      <w:start w:val="1"/>
+      <w:numFmt w:val="decimal"/>
+      <w:lvlText w:val="%4."/>
+      <w:lvlJc w:val="left"/>
+      <w:pPr>
+        <w:ind w:left="2880" w:hanging="360"/>
+      </w:pPr>
+    </w:lvl>
+    <w:lvl w:ilvl="4" w:tplc="04190019" w:tentative="1">
+      <w:start w:val="1"/>
+      <w:numFmt w:val="lowerLetter"/>
+      <w:lvlText w:val="%5."/>
+      <w:lvlJc w:val="left"/>
+      <w:pPr>
+        <w:ind w:left="3600" w:hanging="360"/>
+      </w:pPr>
+    </w:lvl>
+    <w:lvl w:ilvl="5" w:tplc="0419001B" w:tentative="1">
+      <w:start w:val="1"/>
+      <w:numFmt w:val="lowerRoman"/>
+      <w:lvlText w:val="%6."/>
+      <w:lvlJc w:val="right"/>
+      <w:pPr>
+        <w:ind w:left="4320" w:hanging="180"/>
+      </w:pPr>
+    </w:lvl>
+    <w:lvl w:ilvl="6" w:tplc="0419000F" w:tentative="1">
+      <w:start w:val="1"/>
+      <w:numFmt w:val="decimal"/>
+      <w:lvlText w:val="%7."/>
+      <w:lvlJc w:val="left"/>
+      <w:pPr>
+        <w:ind w:left="5040" w:hanging="360"/>
+      </w:pPr>
+    </w:lvl>
+    <w:lvl w:ilvl="7" w:tplc="04190019" w:tentative="1">
+      <w:start w:val="1"/>
+      <w:numFmt w:val="lowerLetter"/>
+      <w:lvlText w:val="%8."/>
+      <w:lvlJc w:val="left"/>
+      <w:pPr>
+        <w:ind w:left="5760" w:hanging="360"/>
+      </w:pPr>
+    </w:lvl>
+    <w:lvl w:ilvl="8" w:tplc="0419001B" w:tentative="1">
+      <w:start w:val="1"/>
+      <w:numFmt w:val="lowerRoman"/>
+      <w:lvlText w:val="%9."/>
+      <w:lvlJc w:val="right"/>
+      <w:pPr>
+        <w:ind w:left="6480" w:hanging="180"/>
+      </w:pPr>
+    </w:lvl>
+  </w:abstractNum>
+  <w:abstractNum w:abstractNumId="17" w15:restartNumberingAfterBreak="0">
+    <w:nsid w:val="45017E09"/>
+    <w:multiLevelType w:val="hybridMultilevel"/>
+    <w:tmpl w:val="A3AEF028"/>
+    <w:lvl w:ilvl="0" w:tplc="2A00A410">
+      <w:start w:val="1"/>
+      <w:numFmt w:val="decimal"/>
+      <w:lvlText w:val="%1)"/>
+      <w:lvlJc w:val="left"/>
+      <w:pPr>
+        <w:ind w:left="1069" w:hanging="360"/>
+      </w:pPr>
+      <w:rPr>
+        <w:rFonts w:hint="default"/>
+      </w:rPr>
+    </w:lvl>
+    <w:lvl w:ilvl="1" w:tplc="04190019" w:tentative="1">
+      <w:start w:val="1"/>
+      <w:numFmt w:val="lowerLetter"/>
+      <w:lvlText w:val="%2."/>
+      <w:lvlJc w:val="left"/>
+      <w:pPr>
+        <w:ind w:left="1789" w:hanging="360"/>
+      </w:pPr>
+    </w:lvl>
+    <w:lvl w:ilvl="2" w:tplc="0419001B" w:tentative="1">
+      <w:start w:val="1"/>
+      <w:numFmt w:val="lowerRoman"/>
+      <w:lvlText w:val="%3."/>
+      <w:lvlJc w:val="right"/>
+      <w:pPr>
+        <w:ind w:left="2509" w:hanging="180"/>
+      </w:pPr>
+    </w:lvl>
+    <w:lvl w:ilvl="3" w:tplc="0419000F" w:tentative="1">
+      <w:start w:val="1"/>
+      <w:numFmt w:val="decimal"/>
+      <w:lvlText w:val="%4."/>
+      <w:lvlJc w:val="left"/>
+      <w:pPr>
+        <w:ind w:left="3229" w:hanging="360"/>
+      </w:pPr>
+    </w:lvl>
+    <w:lvl w:ilvl="4" w:tplc="04190019" w:tentative="1">
+      <w:start w:val="1"/>
+      <w:numFmt w:val="lowerLetter"/>
+      <w:lvlText w:val="%5."/>
+      <w:lvlJc w:val="left"/>
+      <w:pPr>
+        <w:ind w:left="3949" w:hanging="360"/>
+      </w:pPr>
+    </w:lvl>
+    <w:lvl w:ilvl="5" w:tplc="0419001B" w:tentative="1">
+      <w:start w:val="1"/>
+      <w:numFmt w:val="lowerRoman"/>
+      <w:lvlText w:val="%6."/>
+      <w:lvlJc w:val="right"/>
+      <w:pPr>
+        <w:ind w:left="4669" w:hanging="180"/>
+      </w:pPr>
+    </w:lvl>
+    <w:lvl w:ilvl="6" w:tplc="0419000F" w:tentative="1">
+      <w:start w:val="1"/>
+      <w:numFmt w:val="decimal"/>
+      <w:lvlText w:val="%7."/>
+      <w:lvlJc w:val="left"/>
+      <w:pPr>
+        <w:ind w:left="5389" w:hanging="360"/>
+      </w:pPr>
+    </w:lvl>
+    <w:lvl w:ilvl="7" w:tplc="04190019" w:tentative="1">
+      <w:start w:val="1"/>
+      <w:numFmt w:val="lowerLetter"/>
+      <w:lvlText w:val="%8."/>
+      <w:lvlJc w:val="left"/>
+      <w:pPr>
+        <w:ind w:left="6109" w:hanging="360"/>
+      </w:pPr>
+    </w:lvl>
+    <w:lvl w:ilvl="8" w:tplc="0419001B" w:tentative="1">
+      <w:start w:val="1"/>
+      <w:numFmt w:val="lowerRoman"/>
+      <w:lvlText w:val="%9."/>
+      <w:lvlJc w:val="right"/>
+      <w:pPr>
+        <w:ind w:left="6829" w:hanging="180"/>
+      </w:pPr>
+    </w:lvl>
+  </w:abstractNum>
+  <w:abstractNum w:abstractNumId="18" w15:restartNumberingAfterBreak="0">
     <w:nsid w:val="457B318E"/>
     <w:multiLevelType w:val="hybridMultilevel"/>
     <w:tmpl w:val="74E885B4"/>
@@ -7048,7 +9178,96 @@
       </w:pPr>
     </w:lvl>
   </w:abstractNum>
-  <w:abstractNum w:abstractNumId="5" w15:restartNumberingAfterBreak="0">
+  <w:abstractNum w:abstractNumId="19" w15:restartNumberingAfterBreak="0">
+    <w:nsid w:val="49324F21"/>
+    <w:multiLevelType w:val="hybridMultilevel"/>
+    <w:tmpl w:val="9CA4E8C2"/>
+    <w:lvl w:ilvl="0" w:tplc="04190011">
+      <w:start w:val="1"/>
+      <w:numFmt w:val="decimal"/>
+      <w:lvlText w:val="%1)"/>
+      <w:lvlJc w:val="left"/>
+      <w:pPr>
+        <w:ind w:left="1069" w:hanging="360"/>
+      </w:pPr>
+      <w:rPr>
+        <w:rFonts w:hint="default"/>
+      </w:rPr>
+    </w:lvl>
+    <w:lvl w:ilvl="1" w:tplc="04190019" w:tentative="1">
+      <w:start w:val="1"/>
+      <w:numFmt w:val="lowerLetter"/>
+      <w:lvlText w:val="%2."/>
+      <w:lvlJc w:val="left"/>
+      <w:pPr>
+        <w:ind w:left="1789" w:hanging="360"/>
+      </w:pPr>
+    </w:lvl>
+    <w:lvl w:ilvl="2" w:tplc="0419001B" w:tentative="1">
+      <w:start w:val="1"/>
+      <w:numFmt w:val="lowerRoman"/>
+      <w:lvlText w:val="%3."/>
+      <w:lvlJc w:val="right"/>
+      <w:pPr>
+        <w:ind w:left="2509" w:hanging="180"/>
+      </w:pPr>
+    </w:lvl>
+    <w:lvl w:ilvl="3" w:tplc="0419000F" w:tentative="1">
+      <w:start w:val="1"/>
+      <w:numFmt w:val="decimal"/>
+      <w:lvlText w:val="%4."/>
+      <w:lvlJc w:val="left"/>
+      <w:pPr>
+        <w:ind w:left="3229" w:hanging="360"/>
+      </w:pPr>
+    </w:lvl>
+    <w:lvl w:ilvl="4" w:tplc="04190019" w:tentative="1">
+      <w:start w:val="1"/>
+      <w:numFmt w:val="lowerLetter"/>
+      <w:lvlText w:val="%5."/>
+      <w:lvlJc w:val="left"/>
+      <w:pPr>
+        <w:ind w:left="3949" w:hanging="360"/>
+      </w:pPr>
+    </w:lvl>
+    <w:lvl w:ilvl="5" w:tplc="0419001B" w:tentative="1">
+      <w:start w:val="1"/>
+      <w:numFmt w:val="lowerRoman"/>
+      <w:lvlText w:val="%6."/>
+      <w:lvlJc w:val="right"/>
+      <w:pPr>
+        <w:ind w:left="4669" w:hanging="180"/>
+      </w:pPr>
+    </w:lvl>
+    <w:lvl w:ilvl="6" w:tplc="0419000F" w:tentative="1">
+      <w:start w:val="1"/>
+      <w:numFmt w:val="decimal"/>
+      <w:lvlText w:val="%7."/>
+      <w:lvlJc w:val="left"/>
+      <w:pPr>
+        <w:ind w:left="5389" w:hanging="360"/>
+      </w:pPr>
+    </w:lvl>
+    <w:lvl w:ilvl="7" w:tplc="04190019" w:tentative="1">
+      <w:start w:val="1"/>
+      <w:numFmt w:val="lowerLetter"/>
+      <w:lvlText w:val="%8."/>
+      <w:lvlJc w:val="left"/>
+      <w:pPr>
+        <w:ind w:left="6109" w:hanging="360"/>
+      </w:pPr>
+    </w:lvl>
+    <w:lvl w:ilvl="8" w:tplc="0419001B" w:tentative="1">
+      <w:start w:val="1"/>
+      <w:numFmt w:val="lowerRoman"/>
+      <w:lvlText w:val="%9."/>
+      <w:lvlJc w:val="right"/>
+      <w:pPr>
+        <w:ind w:left="6829" w:hanging="180"/>
+      </w:pPr>
+    </w:lvl>
+  </w:abstractNum>
+  <w:abstractNum w:abstractNumId="20" w15:restartNumberingAfterBreak="0">
     <w:nsid w:val="4F3A3983"/>
     <w:multiLevelType w:val="hybridMultilevel"/>
     <w:tmpl w:val="DE308224"/>
@@ -7137,7 +9356,96 @@
       </w:pPr>
     </w:lvl>
   </w:abstractNum>
-  <w:abstractNum w:abstractNumId="6" w15:restartNumberingAfterBreak="0">
+  <w:abstractNum w:abstractNumId="21" w15:restartNumberingAfterBreak="0">
+    <w:nsid w:val="502850E6"/>
+    <w:multiLevelType w:val="hybridMultilevel"/>
+    <w:tmpl w:val="59207458"/>
+    <w:lvl w:ilvl="0" w:tplc="FFFFFFFF">
+      <w:start w:val="1"/>
+      <w:numFmt w:val="decimal"/>
+      <w:lvlText w:val="%1)"/>
+      <w:lvlJc w:val="left"/>
+      <w:pPr>
+        <w:ind w:left="1069" w:hanging="360"/>
+      </w:pPr>
+      <w:rPr>
+        <w:rFonts w:hint="default"/>
+      </w:rPr>
+    </w:lvl>
+    <w:lvl w:ilvl="1" w:tplc="FFFFFFFF" w:tentative="1">
+      <w:start w:val="1"/>
+      <w:numFmt w:val="lowerLetter"/>
+      <w:lvlText w:val="%2."/>
+      <w:lvlJc w:val="left"/>
+      <w:pPr>
+        <w:ind w:left="1789" w:hanging="360"/>
+      </w:pPr>
+    </w:lvl>
+    <w:lvl w:ilvl="2" w:tplc="FFFFFFFF" w:tentative="1">
+      <w:start w:val="1"/>
+      <w:numFmt w:val="lowerRoman"/>
+      <w:lvlText w:val="%3."/>
+      <w:lvlJc w:val="right"/>
+      <w:pPr>
+        <w:ind w:left="2509" w:hanging="180"/>
+      </w:pPr>
+    </w:lvl>
+    <w:lvl w:ilvl="3" w:tplc="FFFFFFFF" w:tentative="1">
+      <w:start w:val="1"/>
+      <w:numFmt w:val="decimal"/>
+      <w:lvlText w:val="%4."/>
+      <w:lvlJc w:val="left"/>
+      <w:pPr>
+        <w:ind w:left="3229" w:hanging="360"/>
+      </w:pPr>
+    </w:lvl>
+    <w:lvl w:ilvl="4" w:tplc="FFFFFFFF" w:tentative="1">
+      <w:start w:val="1"/>
+      <w:numFmt w:val="lowerLetter"/>
+      <w:lvlText w:val="%5."/>
+      <w:lvlJc w:val="left"/>
+      <w:pPr>
+        <w:ind w:left="3949" w:hanging="360"/>
+      </w:pPr>
+    </w:lvl>
+    <w:lvl w:ilvl="5" w:tplc="FFFFFFFF" w:tentative="1">
+      <w:start w:val="1"/>
+      <w:numFmt w:val="lowerRoman"/>
+      <w:lvlText w:val="%6."/>
+      <w:lvlJc w:val="right"/>
+      <w:pPr>
+        <w:ind w:left="4669" w:hanging="180"/>
+      </w:pPr>
+    </w:lvl>
+    <w:lvl w:ilvl="6" w:tplc="FFFFFFFF" w:tentative="1">
+      <w:start w:val="1"/>
+      <w:numFmt w:val="decimal"/>
+      <w:lvlText w:val="%7."/>
+      <w:lvlJc w:val="left"/>
+      <w:pPr>
+        <w:ind w:left="5389" w:hanging="360"/>
+      </w:pPr>
+    </w:lvl>
+    <w:lvl w:ilvl="7" w:tplc="FFFFFFFF" w:tentative="1">
+      <w:start w:val="1"/>
+      <w:numFmt w:val="lowerLetter"/>
+      <w:lvlText w:val="%8."/>
+      <w:lvlJc w:val="left"/>
+      <w:pPr>
+        <w:ind w:left="6109" w:hanging="360"/>
+      </w:pPr>
+    </w:lvl>
+    <w:lvl w:ilvl="8" w:tplc="FFFFFFFF" w:tentative="1">
+      <w:start w:val="1"/>
+      <w:numFmt w:val="lowerRoman"/>
+      <w:lvlText w:val="%9."/>
+      <w:lvlJc w:val="right"/>
+      <w:pPr>
+        <w:ind w:left="6829" w:hanging="180"/>
+      </w:pPr>
+    </w:lvl>
+  </w:abstractNum>
+  <w:abstractNum w:abstractNumId="22" w15:restartNumberingAfterBreak="0">
     <w:nsid w:val="53C452B0"/>
     <w:multiLevelType w:val="hybridMultilevel"/>
     <w:tmpl w:val="7DCA4D1A"/>
@@ -7226,7 +9534,7 @@
       </w:pPr>
     </w:lvl>
   </w:abstractNum>
-  <w:abstractNum w:abstractNumId="7" w15:restartNumberingAfterBreak="0">
+  <w:abstractNum w:abstractNumId="23" w15:restartNumberingAfterBreak="0">
     <w:nsid w:val="717B4B53"/>
     <w:multiLevelType w:val="hybridMultilevel"/>
     <w:tmpl w:val="A8E032F2"/>
@@ -7341,19 +9649,10 @@
     </w:lvl>
   </w:abstractNum>
   <w:num w:numId="1" w16cid:durableId="964585307">
-    <w:abstractNumId w:val="7"/>
-    <w:lvlOverride w:ilvl="0"/>
-    <w:lvlOverride w:ilvl="1"/>
-    <w:lvlOverride w:ilvl="2"/>
-    <w:lvlOverride w:ilvl="3"/>
-    <w:lvlOverride w:ilvl="4"/>
-    <w:lvlOverride w:ilvl="5"/>
-    <w:lvlOverride w:ilvl="6"/>
-    <w:lvlOverride w:ilvl="7"/>
-    <w:lvlOverride w:ilvl="8"/>
+    <w:abstractNumId w:val="23"/>
   </w:num>
   <w:num w:numId="2" w16cid:durableId="1804618517">
-    <w:abstractNumId w:val="3"/>
+    <w:abstractNumId w:val="12"/>
     <w:lvlOverride w:ilvl="0">
       <w:startOverride w:val="1"/>
     </w:lvlOverride>
@@ -7383,22 +9682,70 @@
     </w:lvlOverride>
   </w:num>
   <w:num w:numId="3" w16cid:durableId="1849633729">
+    <w:abstractNumId w:val="5"/>
+  </w:num>
+  <w:num w:numId="4" w16cid:durableId="1888879399">
     <w:abstractNumId w:val="1"/>
   </w:num>
-  <w:num w:numId="4" w16cid:durableId="1888879399">
+  <w:num w:numId="5" w16cid:durableId="1699156366">
+    <w:abstractNumId w:val="18"/>
+  </w:num>
+  <w:num w:numId="6" w16cid:durableId="2012485071">
+    <w:abstractNumId w:val="22"/>
+  </w:num>
+  <w:num w:numId="7" w16cid:durableId="1723677809">
+    <w:abstractNumId w:val="20"/>
+  </w:num>
+  <w:num w:numId="8" w16cid:durableId="87774010">
+    <w:abstractNumId w:val="7"/>
+  </w:num>
+  <w:num w:numId="9" w16cid:durableId="565267494">
+    <w:abstractNumId w:val="16"/>
+  </w:num>
+  <w:num w:numId="10" w16cid:durableId="687100327">
+    <w:abstractNumId w:val="3"/>
+  </w:num>
+  <w:num w:numId="11" w16cid:durableId="2041467099">
+    <w:abstractNumId w:val="17"/>
+  </w:num>
+  <w:num w:numId="12" w16cid:durableId="1076901168">
+    <w:abstractNumId w:val="8"/>
+  </w:num>
+  <w:num w:numId="13" w16cid:durableId="2055078126">
+    <w:abstractNumId w:val="19"/>
+  </w:num>
+  <w:num w:numId="14" w16cid:durableId="1663004407">
     <w:abstractNumId w:val="0"/>
   </w:num>
-  <w:num w:numId="5" w16cid:durableId="1699156366">
-    <w:abstractNumId w:val="4"/>
+  <w:num w:numId="15" w16cid:durableId="1752462133">
+    <w:abstractNumId w:val="9"/>
   </w:num>
-  <w:num w:numId="6" w16cid:durableId="2012485071">
+  <w:num w:numId="16" w16cid:durableId="1919249400">
+    <w:abstractNumId w:val="2"/>
+  </w:num>
+  <w:num w:numId="17" w16cid:durableId="1369843164">
+    <w:abstractNumId w:val="21"/>
+  </w:num>
+  <w:num w:numId="18" w16cid:durableId="505170071">
+    <w:abstractNumId w:val="10"/>
+  </w:num>
+  <w:num w:numId="19" w16cid:durableId="469519271">
+    <w:abstractNumId w:val="14"/>
+  </w:num>
+  <w:num w:numId="20" w16cid:durableId="685909726">
     <w:abstractNumId w:val="6"/>
   </w:num>
-  <w:num w:numId="7" w16cid:durableId="1723677809">
-    <w:abstractNumId w:val="5"/>
+  <w:num w:numId="21" w16cid:durableId="630788991">
+    <w:abstractNumId w:val="13"/>
   </w:num>
-  <w:num w:numId="8" w16cid:durableId="87774010">
-    <w:abstractNumId w:val="2"/>
+  <w:num w:numId="22" w16cid:durableId="1186410116">
+    <w:abstractNumId w:val="15"/>
+  </w:num>
+  <w:num w:numId="23" w16cid:durableId="698121371">
+    <w:abstractNumId w:val="11"/>
+  </w:num>
+  <w:num w:numId="24" w16cid:durableId="1801151074">
+    <w:abstractNumId w:val="4"/>
   </w:num>
 </w:numbering>
 </file>
@@ -7803,7 +10150,7 @@
   <w:style w:type="paragraph" w:default="1" w:styleId="a">
     <w:name w:val="Normal"/>
     <w:qFormat/>
-    <w:rsid w:val="00BA70F6"/>
+    <w:rsid w:val="00B15B36"/>
   </w:style>
   <w:style w:type="paragraph" w:styleId="1">
     <w:name w:val="heading 1"/>
@@ -8007,6 +10354,7 @@
   <w:style w:type="character" w:default="1" w:styleId="a0">
     <w:name w:val="Default Paragraph Font"/>
     <w:uiPriority w:val="1"/>
+    <w:semiHidden/>
     <w:unhideWhenUsed/>
   </w:style>
   <w:style w:type="table" w:default="1" w:styleId="a1">
@@ -8431,6 +10779,19 @@
     <w:uiPriority w:val="99"/>
     <w:rsid w:val="009F61CB"/>
   </w:style>
+  <w:style w:type="paragraph" w:styleId="31">
+    <w:name w:val="toc 3"/>
+    <w:basedOn w:val="a"/>
+    <w:next w:val="a"/>
+    <w:autoRedefine/>
+    <w:uiPriority w:val="39"/>
+    <w:unhideWhenUsed/>
+    <w:rsid w:val="00F55657"/>
+    <w:pPr>
+      <w:spacing w:after="100"/>
+      <w:ind w:left="480"/>
+    </w:pPr>
+  </w:style>
 </w:styles>
 </file>
 
@@ -8727,4 +11088,16 @@
     </a:ext>
   </a:extLst>
 </a:theme>
+</file>
+
+<file path=customXml/item1.xml><?xml version="1.0" encoding="utf-8"?>
+<b:Sources xmlns:b="http://schemas.openxmlformats.org/officeDocument/2006/bibliography" xmlns="http://schemas.openxmlformats.org/officeDocument/2006/bibliography" SelectedStyle="\APASixthEditionOfficeOnline.xsl" StyleName="APA" Version="6"/>
+</file>
+
+<file path=customXml/itemProps1.xml><?xml version="1.0" encoding="utf-8"?>
+<ds:datastoreItem xmlns:ds="http://schemas.openxmlformats.org/officeDocument/2006/customXml" ds:itemID="{D6690EB2-1590-43EF-8B34-60DC31D10048}">
+  <ds:schemaRefs>
+    <ds:schemaRef ds:uri="http://schemas.openxmlformats.org/officeDocument/2006/bibliography"/>
+  </ds:schemaRefs>
+</ds:datastoreItem>
 </file>
--- a/documentation/Poyasnitelnaya_zapiska.docx
+++ b/documentation/Poyasnitelnaya_zapiska.docx
@@ -1080,7 +1080,7 @@
           <w:lang w:eastAsia="ru-RU"/>
           <w14:ligatures w14:val="none"/>
         </w:rPr>
-        <w:t>с.</w:t>
+        <w:t>с</w:t>
       </w:r>
       <w:r>
         <w:rPr>
@@ -1090,8 +1090,30 @@
           <w:lang w:eastAsia="ru-RU"/>
           <w14:ligatures w14:val="none"/>
         </w:rPr>
-        <w:t xml:space="preserve"> Север</w:t>
-      </w:r>
+        <w:t>истент</w:t>
+      </w:r>
+      <w:r>
+        <w:rPr>
+          <w:rFonts w:ascii="Times New Roman" w:eastAsia="Times New Roman" w:hAnsi="Times New Roman" w:cs="Times New Roman"/>
+          <w:kern w:val="0"/>
+          <w:u w:val="single"/>
+          <w:lang w:eastAsia="ru-RU"/>
+          <w14:ligatures w14:val="none"/>
+        </w:rPr>
+        <w:t xml:space="preserve"> </w:t>
+      </w:r>
+      <w:proofErr w:type="spellStart"/>
+      <w:r>
+        <w:rPr>
+          <w:rFonts w:ascii="Times New Roman" w:eastAsia="Times New Roman" w:hAnsi="Times New Roman" w:cs="Times New Roman"/>
+          <w:kern w:val="0"/>
+          <w:u w:val="single"/>
+          <w:lang w:eastAsia="ru-RU"/>
+          <w14:ligatures w14:val="none"/>
+        </w:rPr>
+        <w:t>Ромыш</w:t>
+      </w:r>
+      <w:proofErr w:type="spellEnd"/>
       <w:r>
         <w:rPr>
           <w:rFonts w:ascii="Times New Roman" w:eastAsia="Times New Roman" w:hAnsi="Times New Roman" w:cs="Times New Roman"/>
@@ -1402,7 +1424,6 @@
         </w:rPr>
         <w:tab/>
       </w:r>
-      <w:proofErr w:type="spellStart"/>
       <w:r>
         <w:rPr>
           <w:rFonts w:ascii="Times New Roman" w:eastAsia="Times New Roman" w:hAnsi="Times New Roman" w:cs="Times New Roman"/>
@@ -1411,9 +1432,8 @@
           <w:lang w:eastAsia="ru-RU"/>
           <w14:ligatures w14:val="none"/>
         </w:rPr>
-        <w:t>Мущук</w:t>
-      </w:r>
-      <w:proofErr w:type="spellEnd"/>
+        <w:t>Смелов</w:t>
+      </w:r>
       <w:r>
         <w:rPr>
           <w:rFonts w:ascii="Times New Roman" w:eastAsia="Times New Roman" w:hAnsi="Times New Roman" w:cs="Times New Roman"/>
@@ -1422,7 +1442,7 @@
           <w:lang w:eastAsia="ru-RU"/>
           <w14:ligatures w14:val="none"/>
         </w:rPr>
-        <w:t xml:space="preserve"> А.</w:t>
+        <w:t xml:space="preserve"> </w:t>
       </w:r>
       <w:r>
         <w:rPr>
@@ -1432,7 +1452,27 @@
           <w:lang w:eastAsia="ru-RU"/>
           <w14:ligatures w14:val="none"/>
         </w:rPr>
-        <w:t>Н</w:t>
+        <w:t>В</w:t>
+      </w:r>
+      <w:r>
+        <w:rPr>
+          <w:rFonts w:ascii="Times New Roman" w:eastAsia="Times New Roman" w:hAnsi="Times New Roman" w:cs="Times New Roman"/>
+          <w:kern w:val="0"/>
+          <w:u w:val="single"/>
+          <w:lang w:eastAsia="ru-RU"/>
+          <w14:ligatures w14:val="none"/>
+        </w:rPr>
+        <w:t>.</w:t>
+      </w:r>
+      <w:r>
+        <w:rPr>
+          <w:rFonts w:ascii="Times New Roman" w:eastAsia="Times New Roman" w:hAnsi="Times New Roman" w:cs="Times New Roman"/>
+          <w:kern w:val="0"/>
+          <w:u w:val="single"/>
+          <w:lang w:eastAsia="ru-RU"/>
+          <w14:ligatures w14:val="none"/>
+        </w:rPr>
+        <w:t>В</w:t>
       </w:r>
       <w:r>
         <w:rPr>
@@ -1614,29 +1654,6 @@
           <w:lang w:eastAsia="ru-RU"/>
           <w14:ligatures w14:val="none"/>
         </w:rPr>
-      </w:pPr>
-      <w:r>
-        <w:rPr>
-          <w:rFonts w:ascii="Times New Roman" w:eastAsia="Times New Roman" w:hAnsi="Times New Roman" w:cs="Times New Roman"/>
-          <w:kern w:val="0"/>
-          <w:lang w:eastAsia="ru-RU"/>
-          <w14:ligatures w14:val="none"/>
-        </w:rPr>
-        <w:t>Минск 202</w:t>
-      </w:r>
-      <w:r>
-        <w:rPr>
-          <w:rFonts w:ascii="Times New Roman" w:eastAsia="Times New Roman" w:hAnsi="Times New Roman" w:cs="Times New Roman"/>
-          <w:kern w:val="0"/>
-          <w:lang w:eastAsia="ru-RU"/>
-          <w14:ligatures w14:val="none"/>
-        </w:rPr>
-        <w:t>5</w:t>
-      </w:r>
-    </w:p>
-    <w:bookmarkEnd w:id="0"/>
-    <w:p>
-      <w:pPr>
         <w:sectPr>
           <w:headerReference w:type="default" r:id="rId8"/>
           <w:headerReference w:type="first" r:id="rId9"/>
@@ -1647,12 +1664,3341 @@
           <w:docGrid w:linePitch="360"/>
         </w:sectPr>
       </w:pPr>
+      <w:r>
+        <w:rPr>
+          <w:rFonts w:ascii="Times New Roman" w:eastAsia="Times New Roman" w:hAnsi="Times New Roman" w:cs="Times New Roman"/>
+          <w:kern w:val="0"/>
+          <w:lang w:eastAsia="ru-RU"/>
+          <w14:ligatures w14:val="none"/>
+        </w:rPr>
+        <w:t>Минск 202</w:t>
+      </w:r>
+      <w:r>
+        <w:rPr>
+          <w:rFonts w:ascii="Times New Roman" w:eastAsia="Times New Roman" w:hAnsi="Times New Roman" w:cs="Times New Roman"/>
+          <w:kern w:val="0"/>
+          <w:lang w:eastAsia="ru-RU"/>
+          <w14:ligatures w14:val="none"/>
+        </w:rPr>
+        <w:t>5</w:t>
+      </w:r>
+      <w:bookmarkEnd w:id="0"/>
+    </w:p>
+    <w:p>
+      <w:pPr>
+        <w:spacing w:after="0" w:line="240" w:lineRule="auto"/>
+        <w:ind w:right="85"/>
+        <w:jc w:val="center"/>
+        <w:rPr>
+          <w:rFonts w:ascii="Times New Roman" w:eastAsia="Calibri" w:hAnsi="Times New Roman" w:cs="Times New Roman"/>
+          <w:kern w:val="0"/>
+          <w14:ligatures w14:val="none"/>
+        </w:rPr>
+      </w:pPr>
+      <w:r>
+        <w:rPr>
+          <w:rFonts w:ascii="Times New Roman" w:eastAsia="Calibri" w:hAnsi="Times New Roman" w:cs="Times New Roman"/>
+          <w:kern w:val="0"/>
+          <w14:ligatures w14:val="none"/>
+        </w:rPr>
+        <w:lastRenderedPageBreak/>
+        <w:t>МИНИСТЕРСТВО ОБРАЗОВАНИЯ РЕСПУБЛИКИ БЕЛАРУСЬ</w:t>
+      </w:r>
+    </w:p>
+    <w:p>
+      <w:pPr>
+        <w:spacing w:after="0" w:line="240" w:lineRule="auto"/>
+        <w:ind w:right="85"/>
+        <w:jc w:val="center"/>
+        <w:rPr>
+          <w:rFonts w:ascii="Times New Roman" w:eastAsia="Calibri" w:hAnsi="Times New Roman" w:cs="Times New Roman"/>
+          <w:kern w:val="0"/>
+          <w14:ligatures w14:val="none"/>
+        </w:rPr>
+      </w:pPr>
+      <w:r>
+        <w:rPr>
+          <w:rFonts w:ascii="Times New Roman" w:eastAsia="Calibri" w:hAnsi="Times New Roman" w:cs="Times New Roman"/>
+          <w:kern w:val="0"/>
+          <w14:ligatures w14:val="none"/>
+        </w:rPr>
+        <w:t xml:space="preserve">Учреждение образования </w:t>
+      </w:r>
+      <w:r>
+        <w:rPr>
+          <w:rFonts w:ascii="Times New Roman" w:eastAsia="Calibri" w:hAnsi="Times New Roman" w:cs="Times New Roman"/>
+          <w:kern w:val="0"/>
+          <w14:ligatures w14:val="none"/>
+        </w:rPr>
+        <w:br/>
+        <w:t>«БЕЛОРУССКИЙ ГОСУДАРСТВЕННЫЙ ТЕХНОЛОГИЧЕСКИЙ УНИВЕРСИТЕТ»</w:t>
+      </w:r>
+    </w:p>
+    <w:p>
+      <w:pPr>
+        <w:shd w:val="clear" w:color="auto" w:fill="FFFFFF"/>
+        <w:spacing w:after="0" w:line="240" w:lineRule="auto"/>
+        <w:jc w:val="center"/>
+        <w:rPr>
+          <w:rFonts w:ascii="Times New Roman" w:eastAsia="Calibri" w:hAnsi="Times New Roman" w:cs="Times New Roman"/>
+          <w:color w:val="000000"/>
+          <w:spacing w:val="-1"/>
+          <w:kern w:val="0"/>
+          <w14:ligatures w14:val="none"/>
+        </w:rPr>
+      </w:pPr>
+      <w:r>
+        <w:rPr>
+          <w:rFonts w:ascii="Times New Roman" w:eastAsia="Calibri" w:hAnsi="Times New Roman" w:cs="Times New Roman"/>
+          <w:color w:val="000000"/>
+          <w:spacing w:val="-1"/>
+          <w:kern w:val="0"/>
+          <w14:ligatures w14:val="none"/>
+        </w:rPr>
+        <w:t xml:space="preserve">Факультет информационных технологий </w:t>
+      </w:r>
+      <w:r>
+        <w:rPr>
+          <w:rFonts w:ascii="Times New Roman" w:eastAsia="Calibri" w:hAnsi="Times New Roman" w:cs="Times New Roman"/>
+          <w:color w:val="000000"/>
+          <w:spacing w:val="-1"/>
+          <w:kern w:val="0"/>
+          <w14:ligatures w14:val="none"/>
+        </w:rPr>
+        <w:br/>
+        <w:t xml:space="preserve">Кафедра программной инженерии </w:t>
+      </w:r>
+    </w:p>
+    <w:p>
+      <w:pPr>
+        <w:spacing w:after="0" w:line="240" w:lineRule="auto"/>
+        <w:ind w:left="5812" w:firstLine="425"/>
+        <w:rPr>
+          <w:rFonts w:ascii="Times New Roman" w:eastAsia="Calibri" w:hAnsi="Times New Roman" w:cs="Times New Roman"/>
+          <w:kern w:val="0"/>
+          <w14:ligatures w14:val="none"/>
+        </w:rPr>
+      </w:pPr>
+      <w:r>
+        <w:rPr>
+          <w:rFonts w:ascii="Times New Roman" w:eastAsia="Calibri" w:hAnsi="Times New Roman" w:cs="Times New Roman"/>
+          <w:kern w:val="0"/>
+          <w14:ligatures w14:val="none"/>
+        </w:rPr>
+        <w:t>Утверждаю</w:t>
+      </w:r>
+    </w:p>
+    <w:p>
+      <w:pPr>
+        <w:spacing w:after="0" w:line="240" w:lineRule="auto"/>
+        <w:ind w:left="5812" w:firstLine="425"/>
+        <w:rPr>
+          <w:rFonts w:ascii="Times New Roman" w:eastAsia="Calibri" w:hAnsi="Times New Roman" w:cs="Times New Roman"/>
+          <w:kern w:val="0"/>
+          <w14:ligatures w14:val="none"/>
+        </w:rPr>
+      </w:pPr>
+      <w:r>
+        <w:rPr>
+          <w:rFonts w:ascii="Times New Roman" w:eastAsia="Calibri" w:hAnsi="Times New Roman" w:cs="Times New Roman"/>
+          <w:kern w:val="0"/>
+          <w14:ligatures w14:val="none"/>
+        </w:rPr>
+        <w:t>Заведующий кафедрой ПИ</w:t>
+      </w:r>
+    </w:p>
+    <w:p>
+      <w:pPr>
+        <w:spacing w:after="0" w:line="240" w:lineRule="auto"/>
+        <w:ind w:left="5812" w:firstLine="425"/>
+        <w:rPr>
+          <w:rFonts w:ascii="Times New Roman" w:eastAsia="Calibri" w:hAnsi="Times New Roman" w:cs="Times New Roman"/>
+          <w:kern w:val="0"/>
+          <w:sz w:val="28"/>
+          <w:szCs w:val="28"/>
+          <w14:ligatures w14:val="none"/>
+        </w:rPr>
+      </w:pPr>
+      <w:r>
+        <w:rPr>
+          <w:rFonts w:ascii="Times New Roman" w:eastAsia="Calibri" w:hAnsi="Times New Roman" w:cs="Times New Roman"/>
+          <w:kern w:val="0"/>
+          <w14:ligatures w14:val="none"/>
+        </w:rPr>
+        <w:t>______________</w:t>
+      </w:r>
+      <w:r>
+        <w:rPr>
+          <w:rFonts w:ascii="Times New Roman" w:eastAsia="Calibri" w:hAnsi="Times New Roman" w:cs="Times New Roman"/>
+          <w:kern w:val="0"/>
+          <w:u w:val="single"/>
+          <w14:ligatures w14:val="none"/>
+        </w:rPr>
+        <w:t xml:space="preserve"> </w:t>
+      </w:r>
+      <w:proofErr w:type="spellStart"/>
+      <w:r>
+        <w:rPr>
+          <w:rFonts w:ascii="Times New Roman" w:eastAsia="Calibri" w:hAnsi="Times New Roman" w:cs="Times New Roman"/>
+          <w:kern w:val="0"/>
+          <w:u w:val="single"/>
+          <w14:ligatures w14:val="none"/>
+        </w:rPr>
+        <w:t>В.В.Смелов</w:t>
+      </w:r>
+      <w:proofErr w:type="spellEnd"/>
+    </w:p>
+    <w:p>
+      <w:pPr>
+        <w:spacing w:after="0" w:line="240" w:lineRule="auto"/>
+        <w:ind w:left="5812" w:firstLine="425"/>
+        <w:rPr>
+          <w:rFonts w:ascii="Times New Roman" w:eastAsia="Calibri" w:hAnsi="Times New Roman" w:cs="Times New Roman"/>
+          <w:kern w:val="0"/>
+          <w:vertAlign w:val="superscript"/>
+          <w14:ligatures w14:val="none"/>
+        </w:rPr>
+      </w:pPr>
+      <w:r>
+        <w:rPr>
+          <w:rFonts w:ascii="Times New Roman" w:eastAsia="Calibri" w:hAnsi="Times New Roman" w:cs="Times New Roman"/>
+          <w:kern w:val="0"/>
+          <w:vertAlign w:val="superscript"/>
+          <w14:ligatures w14:val="none"/>
+        </w:rPr>
+        <w:t xml:space="preserve">подпись </w:t>
+      </w:r>
+      <w:r>
+        <w:rPr>
+          <w:rFonts w:ascii="Times New Roman" w:eastAsia="Calibri" w:hAnsi="Times New Roman" w:cs="Times New Roman"/>
+          <w:kern w:val="0"/>
+          <w:vertAlign w:val="superscript"/>
+          <w14:ligatures w14:val="none"/>
+        </w:rPr>
+        <w:tab/>
+      </w:r>
+      <w:r>
+        <w:rPr>
+          <w:rFonts w:ascii="Times New Roman" w:eastAsia="Calibri" w:hAnsi="Times New Roman" w:cs="Times New Roman"/>
+          <w:kern w:val="0"/>
+          <w:vertAlign w:val="superscript"/>
+          <w14:ligatures w14:val="none"/>
+        </w:rPr>
+        <w:tab/>
+        <w:t>инициалы и фамилия</w:t>
+      </w:r>
+    </w:p>
+    <w:p>
+      <w:pPr>
+        <w:spacing w:after="0" w:line="240" w:lineRule="auto"/>
+        <w:ind w:left="5812" w:firstLine="425"/>
+        <w:rPr>
+          <w:rFonts w:ascii="Times New Roman" w:eastAsia="Calibri" w:hAnsi="Times New Roman" w:cs="Times New Roman"/>
+          <w:kern w:val="0"/>
+          <w:sz w:val="28"/>
+          <w:szCs w:val="28"/>
+          <w14:ligatures w14:val="none"/>
+        </w:rPr>
+      </w:pPr>
+      <w:r>
+        <w:rPr>
+          <w:rFonts w:ascii="Times New Roman" w:eastAsia="Calibri" w:hAnsi="Times New Roman" w:cs="Times New Roman"/>
+          <w:kern w:val="0"/>
+          <w14:ligatures w14:val="none"/>
+        </w:rPr>
+        <w:t>“___”________________2025г</w:t>
+      </w:r>
+    </w:p>
+    <w:p>
+      <w:pPr>
+        <w:spacing w:after="0" w:line="240" w:lineRule="auto"/>
+        <w:ind w:right="85"/>
+        <w:jc w:val="center"/>
+        <w:rPr>
+          <w:rFonts w:ascii="Times New Roman" w:eastAsia="Calibri" w:hAnsi="Times New Roman" w:cs="Times New Roman"/>
+          <w:b/>
+          <w:kern w:val="0"/>
+          <w:sz w:val="32"/>
+          <w14:ligatures w14:val="none"/>
+        </w:rPr>
+      </w:pPr>
+      <w:r>
+        <w:rPr>
+          <w:rFonts w:ascii="Times New Roman" w:eastAsia="Calibri" w:hAnsi="Times New Roman" w:cs="Times New Roman"/>
+          <w:b/>
+          <w:kern w:val="0"/>
+          <w:sz w:val="32"/>
+          <w14:ligatures w14:val="none"/>
+        </w:rPr>
+        <w:t>ЗАДАНИЕ</w:t>
+      </w:r>
+    </w:p>
+    <w:p>
+      <w:pPr>
+        <w:spacing w:after="0" w:line="240" w:lineRule="auto"/>
+        <w:ind w:right="85"/>
+        <w:jc w:val="center"/>
+        <w:rPr>
+          <w:rFonts w:ascii="Times New Roman" w:eastAsia="Calibri" w:hAnsi="Times New Roman" w:cs="Times New Roman"/>
+          <w:b/>
+          <w:kern w:val="0"/>
+          <w:sz w:val="28"/>
+          <w14:ligatures w14:val="none"/>
+        </w:rPr>
+      </w:pPr>
+      <w:r>
+        <w:rPr>
+          <w:rFonts w:ascii="Times New Roman" w:eastAsia="Calibri" w:hAnsi="Times New Roman" w:cs="Times New Roman"/>
+          <w:b/>
+          <w:kern w:val="0"/>
+          <w:sz w:val="28"/>
+          <w14:ligatures w14:val="none"/>
+        </w:rPr>
+        <w:t>к курсовому проектированию</w:t>
+      </w:r>
+    </w:p>
+    <w:p>
+      <w:pPr>
+        <w:spacing w:after="0" w:line="240" w:lineRule="auto"/>
+        <w:ind w:right="85"/>
+        <w:jc w:val="center"/>
+        <w:rPr>
+          <w:rFonts w:ascii="Times New Roman" w:eastAsia="Calibri" w:hAnsi="Times New Roman" w:cs="Times New Roman"/>
+          <w:kern w:val="0"/>
+          <w:sz w:val="28"/>
+          <w:szCs w:val="28"/>
+          <w14:ligatures w14:val="none"/>
+        </w:rPr>
+      </w:pPr>
+      <w:r>
+        <w:rPr>
+          <w:rFonts w:ascii="Times New Roman" w:eastAsia="Calibri" w:hAnsi="Times New Roman" w:cs="Times New Roman"/>
+          <w:b/>
+          <w:spacing w:val="20"/>
+          <w:kern w:val="0"/>
+          <w:sz w:val="32"/>
+          <w:szCs w:val="28"/>
+          <w14:ligatures w14:val="none"/>
+        </w:rPr>
+        <w:t xml:space="preserve">по дисциплине </w:t>
+      </w:r>
+      <w:r>
+        <w:rPr>
+          <w:rFonts w:ascii="Times New Roman" w:eastAsia="Calibri" w:hAnsi="Times New Roman" w:cs="Times New Roman"/>
+          <w:spacing w:val="20"/>
+          <w:kern w:val="0"/>
+          <w:sz w:val="32"/>
+          <w:szCs w:val="28"/>
+          <w14:ligatures w14:val="none"/>
+        </w:rPr>
+        <w:t>"Объектно-ориентированные технологии программирования и стандарты проектирования</w:t>
+      </w:r>
+      <w:r>
+        <w:rPr>
+          <w:rFonts w:ascii="Times New Roman" w:eastAsia="Calibri" w:hAnsi="Times New Roman" w:cs="Times New Roman"/>
+          <w:kern w:val="0"/>
+          <w:sz w:val="28"/>
+          <w:szCs w:val="28"/>
+          <w14:ligatures w14:val="none"/>
+        </w:rPr>
+        <w:t>"</w:t>
+      </w:r>
+    </w:p>
+    <w:tbl>
+      <w:tblPr>
+        <w:tblW w:w="10192" w:type="dxa"/>
+        <w:tblLook w:val="04A0" w:firstRow="1" w:lastRow="0" w:firstColumn="1" w:lastColumn="0" w:noHBand="0" w:noVBand="1"/>
+      </w:tblPr>
+      <w:tblGrid>
+        <w:gridCol w:w="7848"/>
+        <w:gridCol w:w="2344"/>
+      </w:tblGrid>
+      <w:tr>
+        <w:tc>
+          <w:tcPr>
+            <w:tcW w:w="7848" w:type="dxa"/>
+            <w:shd w:val="clear" w:color="auto" w:fill="auto"/>
+          </w:tcPr>
+          <w:p>
+            <w:pPr>
+              <w:spacing w:after="0" w:line="240" w:lineRule="auto"/>
+              <w:rPr>
+                <w:rFonts w:ascii="Times New Roman" w:eastAsia="Calibri" w:hAnsi="Times New Roman" w:cs="Times New Roman"/>
+                <w:kern w:val="0"/>
+                <w:sz w:val="28"/>
+                <w:szCs w:val="28"/>
+                <w14:ligatures w14:val="none"/>
+              </w:rPr>
+            </w:pPr>
+            <w:r>
+              <w:rPr>
+                <w:rFonts w:ascii="Times New Roman" w:eastAsia="Calibri" w:hAnsi="Times New Roman" w:cs="Times New Roman"/>
+                <w:kern w:val="0"/>
+                <w:sz w:val="28"/>
+                <w14:ligatures w14:val="none"/>
+              </w:rPr>
+              <w:t>Специальность:</w:t>
+            </w:r>
+            <w:r>
+              <w:rPr>
+                <w:rFonts w:ascii="Times New Roman" w:eastAsia="Calibri" w:hAnsi="Times New Roman" w:cs="Times New Roman"/>
+                <w:color w:val="000000"/>
+                <w:kern w:val="0"/>
+                <w:sz w:val="20"/>
+                <w:szCs w:val="18"/>
+                <w14:ligatures w14:val="none"/>
+              </w:rPr>
+              <w:t xml:space="preserve"> </w:t>
+            </w:r>
+            <w:r>
+              <w:rPr>
+                <w:rFonts w:ascii="Times New Roman" w:eastAsia="Calibri" w:hAnsi="Times New Roman" w:cs="Times New Roman"/>
+                <w:kern w:val="0"/>
+                <w:sz w:val="28"/>
+                <w:u w:val="single"/>
+                <w14:ligatures w14:val="none"/>
+              </w:rPr>
+              <w:t xml:space="preserve">6-05-0612-01 Программная инженерия </w:t>
+            </w:r>
+          </w:p>
+          <w:p>
+            <w:pPr>
+              <w:spacing w:after="0" w:line="240" w:lineRule="auto"/>
+              <w:rPr>
+                <w:rFonts w:ascii="Times New Roman" w:eastAsia="Calibri" w:hAnsi="Times New Roman" w:cs="Times New Roman"/>
+                <w:kern w:val="0"/>
+                <w:sz w:val="28"/>
+                <w14:ligatures w14:val="none"/>
+              </w:rPr>
+            </w:pPr>
+            <w:r>
+              <w:rPr>
+                <w:rFonts w:ascii="Times New Roman" w:eastAsia="Calibri" w:hAnsi="Times New Roman" w:cs="Times New Roman"/>
+                <w:kern w:val="0"/>
+                <w:sz w:val="28"/>
+                <w14:ligatures w14:val="none"/>
+              </w:rPr>
+              <w:t xml:space="preserve">Студент: </w:t>
+            </w:r>
+            <w:proofErr w:type="spellStart"/>
+            <w:r>
+              <w:rPr>
+                <w:rFonts w:ascii="Times New Roman" w:eastAsia="Calibri" w:hAnsi="Times New Roman" w:cs="Times New Roman"/>
+                <w:kern w:val="0"/>
+                <w:sz w:val="28"/>
+                <w14:ligatures w14:val="none"/>
+              </w:rPr>
+              <w:t>Ленкевич</w:t>
+            </w:r>
+            <w:proofErr w:type="spellEnd"/>
+            <w:r>
+              <w:rPr>
+                <w:rFonts w:ascii="Times New Roman" w:eastAsia="Calibri" w:hAnsi="Times New Roman" w:cs="Times New Roman"/>
+                <w:kern w:val="0"/>
+                <w:sz w:val="28"/>
+                <w14:ligatures w14:val="none"/>
+              </w:rPr>
+              <w:t xml:space="preserve"> Павел Андреевич</w:t>
+            </w:r>
+          </w:p>
+        </w:tc>
+        <w:tc>
+          <w:tcPr>
+            <w:tcW w:w="2344" w:type="dxa"/>
+            <w:shd w:val="clear" w:color="auto" w:fill="auto"/>
+          </w:tcPr>
+          <w:p>
+            <w:pPr>
+              <w:spacing w:after="0" w:line="240" w:lineRule="auto"/>
+              <w:rPr>
+                <w:rFonts w:ascii="Times New Roman" w:eastAsia="Calibri" w:hAnsi="Times New Roman" w:cs="Times New Roman"/>
+                <w:kern w:val="0"/>
+                <w:sz w:val="28"/>
+                <w:szCs w:val="28"/>
+                <w14:ligatures w14:val="none"/>
+              </w:rPr>
+            </w:pPr>
+            <w:r>
+              <w:rPr>
+                <w:rFonts w:ascii="Times New Roman" w:eastAsia="Calibri" w:hAnsi="Times New Roman" w:cs="Times New Roman"/>
+                <w:kern w:val="0"/>
+                <w:sz w:val="28"/>
+                <w14:ligatures w14:val="none"/>
+              </w:rPr>
+              <w:t>Группа:__</w:t>
+            </w:r>
+            <w:r>
+              <w:rPr>
+                <w:rFonts w:ascii="Times New Roman" w:eastAsia="Calibri" w:hAnsi="Times New Roman" w:cs="Times New Roman"/>
+                <w:kern w:val="0"/>
+                <w:sz w:val="28"/>
+                <w:u w:val="single"/>
+                <w14:ligatures w14:val="none"/>
+              </w:rPr>
+              <w:t>7</w:t>
+            </w:r>
+            <w:r>
+              <w:rPr>
+                <w:rFonts w:ascii="Times New Roman" w:eastAsia="Calibri" w:hAnsi="Times New Roman" w:cs="Times New Roman"/>
+                <w:kern w:val="0"/>
+                <w:sz w:val="28"/>
+                <w14:ligatures w14:val="none"/>
+              </w:rPr>
+              <w:t xml:space="preserve">__ </w:t>
+            </w:r>
+          </w:p>
+        </w:tc>
+      </w:tr>
+      <w:tr>
+        <w:tc>
+          <w:tcPr>
+            <w:tcW w:w="10192" w:type="dxa"/>
+            <w:gridSpan w:val="2"/>
+            <w:shd w:val="clear" w:color="auto" w:fill="auto"/>
+          </w:tcPr>
+          <w:p>
+            <w:pPr>
+              <w:tabs>
+                <w:tab w:val="left" w:pos="-1843"/>
+              </w:tabs>
+              <w:spacing w:after="0" w:line="240" w:lineRule="auto"/>
+              <w:rPr>
+                <w:rFonts w:ascii="Times New Roman" w:eastAsia="Calibri" w:hAnsi="Times New Roman" w:cs="Times New Roman"/>
+                <w:kern w:val="0"/>
+                <w:sz w:val="28"/>
+                <w:szCs w:val="28"/>
+                <w14:ligatures w14:val="none"/>
+              </w:rPr>
+            </w:pPr>
+            <w:r>
+              <w:rPr>
+                <w:rFonts w:ascii="Times New Roman" w:eastAsia="Calibri" w:hAnsi="Times New Roman" w:cs="Times New Roman"/>
+                <w:b/>
+                <w:bCs/>
+                <w:kern w:val="0"/>
+                <w:sz w:val="28"/>
+                <w:szCs w:val="28"/>
+                <w14:ligatures w14:val="none"/>
+              </w:rPr>
+              <w:t>Тема: Программное средство «Магазин бытовой техники»</w:t>
+            </w:r>
+            <w:r>
+              <w:rPr>
+                <w:rFonts w:ascii="Times New Roman" w:eastAsia="Calibri" w:hAnsi="Times New Roman" w:cs="Times New Roman"/>
+                <w:b/>
+                <w:bCs/>
+                <w:kern w:val="0"/>
+                <w:sz w:val="32"/>
+                <w:szCs w:val="28"/>
+                <w14:ligatures w14:val="none"/>
+              </w:rPr>
+              <w:t xml:space="preserve">  </w:t>
+            </w:r>
+          </w:p>
+        </w:tc>
+      </w:tr>
+    </w:tbl>
+    <w:p>
+      <w:pPr>
+        <w:spacing w:after="0" w:line="240" w:lineRule="auto"/>
+        <w:ind w:left="538" w:hanging="538"/>
+        <w:rPr>
+          <w:rFonts w:ascii="Times New Roman" w:eastAsia="Calibri" w:hAnsi="Times New Roman" w:cs="Times New Roman"/>
+          <w:kern w:val="0"/>
+          <w:sz w:val="28"/>
+          <w:szCs w:val="28"/>
+          <w14:ligatures w14:val="none"/>
+        </w:rPr>
+      </w:pPr>
+      <w:r>
+        <w:rPr>
+          <w:rFonts w:ascii="Times New Roman" w:eastAsia="Calibri" w:hAnsi="Times New Roman" w:cs="Times New Roman"/>
+          <w:b/>
+          <w:kern w:val="0"/>
+          <w:sz w:val="28"/>
+          <w14:ligatures w14:val="none"/>
+        </w:rPr>
+        <w:t>1. Срок сдачи студентом законченной работы</w:t>
+      </w:r>
+      <w:r>
+        <w:rPr>
+          <w:rFonts w:ascii="Times New Roman" w:eastAsia="Calibri" w:hAnsi="Times New Roman" w:cs="Times New Roman"/>
+          <w:kern w:val="0"/>
+          <w:sz w:val="28"/>
+          <w14:ligatures w14:val="none"/>
+        </w:rPr>
+        <w:t>: "</w:t>
+      </w:r>
+      <w:r>
+        <w:rPr>
+          <w:rFonts w:ascii="Times New Roman" w:eastAsia="Calibri" w:hAnsi="Times New Roman" w:cs="Times New Roman"/>
+          <w:kern w:val="0"/>
+          <w:sz w:val="28"/>
+          <w:u w:val="single"/>
+          <w14:ligatures w14:val="none"/>
+        </w:rPr>
+        <w:t>20 мая 2025 г.</w:t>
+      </w:r>
+      <w:r>
+        <w:rPr>
+          <w:rFonts w:ascii="Times New Roman" w:eastAsia="Calibri" w:hAnsi="Times New Roman" w:cs="Times New Roman"/>
+          <w:kern w:val="0"/>
+          <w:sz w:val="28"/>
+          <w14:ligatures w14:val="none"/>
+        </w:rPr>
+        <w:t>"</w:t>
+      </w:r>
+    </w:p>
+    <w:p>
+      <w:pPr>
+        <w:spacing w:after="0" w:line="240" w:lineRule="auto"/>
+        <w:rPr>
+          <w:rFonts w:ascii="Times New Roman" w:eastAsia="Calibri" w:hAnsi="Times New Roman" w:cs="Times New Roman"/>
+          <w:b/>
+          <w:kern w:val="0"/>
+          <w:sz w:val="28"/>
+          <w14:ligatures w14:val="none"/>
+        </w:rPr>
+      </w:pPr>
+      <w:r>
+        <w:rPr>
+          <w:rFonts w:ascii="Times New Roman" w:eastAsia="Calibri" w:hAnsi="Times New Roman" w:cs="Times New Roman"/>
+          <w:b/>
+          <w:kern w:val="0"/>
+          <w:sz w:val="28"/>
+          <w14:ligatures w14:val="none"/>
+        </w:rPr>
+        <w:t>2. Исходные данные к проекту:</w:t>
+      </w:r>
+    </w:p>
+    <w:p>
+      <w:pPr>
+        <w:spacing w:after="0" w:line="240" w:lineRule="auto"/>
+        <w:rPr>
+          <w:rFonts w:ascii="Times New Roman" w:eastAsia="Calibri" w:hAnsi="Times New Roman" w:cs="Times New Roman"/>
+          <w:kern w:val="0"/>
+          <w:sz w:val="28"/>
+          <w:szCs w:val="28"/>
+          <w14:ligatures w14:val="none"/>
+        </w:rPr>
+      </w:pPr>
+      <w:r>
+        <w:rPr>
+          <w:rFonts w:ascii="Times New Roman" w:eastAsia="Calibri" w:hAnsi="Times New Roman" w:cs="Times New Roman"/>
+          <w:b/>
+          <w:kern w:val="0"/>
+          <w:sz w:val="28"/>
+          <w14:ligatures w14:val="none"/>
+        </w:rPr>
+        <w:t>2.1</w:t>
+      </w:r>
+      <w:r>
+        <w:rPr>
+          <w:rFonts w:ascii="Times New Roman" w:eastAsia="Calibri" w:hAnsi="Times New Roman" w:cs="Times New Roman"/>
+          <w:kern w:val="0"/>
+          <w:sz w:val="28"/>
+          <w:szCs w:val="28"/>
+          <w14:ligatures w14:val="none"/>
+        </w:rPr>
+        <w:t xml:space="preserve">. Функционально ПС поддерживает: </w:t>
+      </w:r>
+    </w:p>
+    <w:p>
+      <w:pPr>
+        <w:numPr>
+          <w:ilvl w:val="0"/>
+          <w:numId w:val="27"/>
+        </w:numPr>
+        <w:spacing w:after="0" w:line="240" w:lineRule="auto"/>
+        <w:ind w:right="85"/>
+        <w:contextualSpacing/>
+        <w:rPr>
+          <w:rFonts w:ascii="Times New Roman" w:eastAsia="Times New Roman" w:hAnsi="Times New Roman" w:cs="Times New Roman"/>
+          <w:kern w:val="0"/>
+          <w:sz w:val="28"/>
+          <w:szCs w:val="28"/>
+          <w14:ligatures w14:val="none"/>
+        </w:rPr>
+      </w:pPr>
+      <w:r>
+        <w:rPr>
+          <w:rFonts w:ascii="Times New Roman" w:eastAsia="Times New Roman" w:hAnsi="Times New Roman" w:cs="Times New Roman"/>
+          <w:kern w:val="0"/>
+          <w:sz w:val="28"/>
+          <w:szCs w:val="28"/>
+          <w14:ligatures w14:val="none"/>
+        </w:rPr>
+        <w:t xml:space="preserve">Функции администратора: </w:t>
+      </w:r>
+    </w:p>
+    <w:p>
+      <w:pPr>
+        <w:numPr>
+          <w:ilvl w:val="1"/>
+          <w:numId w:val="27"/>
+        </w:numPr>
+        <w:spacing w:after="0" w:line="240" w:lineRule="auto"/>
+        <w:ind w:right="85"/>
+        <w:contextualSpacing/>
+        <w:rPr>
+          <w:rFonts w:ascii="Times New Roman" w:eastAsia="Times New Roman" w:hAnsi="Times New Roman" w:cs="Times New Roman"/>
+          <w:kern w:val="0"/>
+          <w:sz w:val="28"/>
+          <w:szCs w:val="28"/>
+          <w14:ligatures w14:val="none"/>
+        </w:rPr>
+      </w:pPr>
+      <w:r>
+        <w:rPr>
+          <w:rFonts w:ascii="Times New Roman" w:eastAsia="Times New Roman" w:hAnsi="Times New Roman" w:cs="Times New Roman"/>
+          <w:kern w:val="0"/>
+          <w:sz w:val="28"/>
+          <w:szCs w:val="28"/>
+          <w14:ligatures w14:val="none"/>
+        </w:rPr>
+        <w:t>Выполнять авторизацию.</w:t>
+      </w:r>
+    </w:p>
+    <w:p>
+      <w:pPr>
+        <w:numPr>
+          <w:ilvl w:val="1"/>
+          <w:numId w:val="27"/>
+        </w:numPr>
+        <w:spacing w:after="0" w:line="240" w:lineRule="auto"/>
+        <w:ind w:right="85"/>
+        <w:contextualSpacing/>
+        <w:rPr>
+          <w:rFonts w:ascii="Times New Roman" w:eastAsia="Times New Roman" w:hAnsi="Times New Roman" w:cs="Times New Roman"/>
+          <w:kern w:val="0"/>
+          <w:sz w:val="28"/>
+          <w:szCs w:val="28"/>
+          <w14:ligatures w14:val="none"/>
+        </w:rPr>
+      </w:pPr>
+      <w:r>
+        <w:rPr>
+          <w:rFonts w:ascii="Times New Roman" w:eastAsia="Times New Roman" w:hAnsi="Times New Roman" w:cs="Times New Roman"/>
+          <w:kern w:val="0"/>
+          <w:sz w:val="28"/>
+          <w:szCs w:val="28"/>
+          <w14:ligatures w14:val="none"/>
+        </w:rPr>
+        <w:t>Просматривать каталог товаров.</w:t>
+      </w:r>
+    </w:p>
+    <w:p>
+      <w:pPr>
+        <w:numPr>
+          <w:ilvl w:val="1"/>
+          <w:numId w:val="27"/>
+        </w:numPr>
+        <w:spacing w:after="0" w:line="240" w:lineRule="auto"/>
+        <w:ind w:right="85"/>
+        <w:contextualSpacing/>
+        <w:rPr>
+          <w:rFonts w:ascii="Times New Roman" w:eastAsia="Times New Roman" w:hAnsi="Times New Roman" w:cs="Times New Roman"/>
+          <w:kern w:val="0"/>
+          <w:sz w:val="28"/>
+          <w:szCs w:val="28"/>
+          <w14:ligatures w14:val="none"/>
+        </w:rPr>
+      </w:pPr>
+      <w:r>
+        <w:rPr>
+          <w:rFonts w:ascii="Times New Roman" w:eastAsia="Times New Roman" w:hAnsi="Times New Roman" w:cs="Times New Roman"/>
+          <w:kern w:val="0"/>
+          <w:sz w:val="28"/>
+          <w:szCs w:val="28"/>
+          <w14:ligatures w14:val="none"/>
+        </w:rPr>
+        <w:t>Редактировать каталог товаров.</w:t>
+      </w:r>
+    </w:p>
+    <w:p>
+      <w:pPr>
+        <w:numPr>
+          <w:ilvl w:val="1"/>
+          <w:numId w:val="27"/>
+        </w:numPr>
+        <w:spacing w:after="0" w:line="240" w:lineRule="auto"/>
+        <w:ind w:right="85"/>
+        <w:contextualSpacing/>
+        <w:rPr>
+          <w:rFonts w:ascii="Times New Roman" w:eastAsia="Times New Roman" w:hAnsi="Times New Roman" w:cs="Times New Roman"/>
+          <w:kern w:val="0"/>
+          <w:sz w:val="28"/>
+          <w:szCs w:val="28"/>
+          <w14:ligatures w14:val="none"/>
+        </w:rPr>
+      </w:pPr>
+      <w:r>
+        <w:rPr>
+          <w:rFonts w:ascii="Times New Roman" w:eastAsia="Times New Roman" w:hAnsi="Times New Roman" w:cs="Times New Roman"/>
+          <w:kern w:val="0"/>
+          <w:sz w:val="28"/>
+          <w:szCs w:val="28"/>
+          <w14:ligatures w14:val="none"/>
+        </w:rPr>
+        <w:t xml:space="preserve">Блокировать и восстанавливать аккаунт пользователя. </w:t>
+      </w:r>
+    </w:p>
+    <w:p>
+      <w:pPr>
+        <w:numPr>
+          <w:ilvl w:val="1"/>
+          <w:numId w:val="27"/>
+        </w:numPr>
+        <w:spacing w:after="0" w:line="240" w:lineRule="auto"/>
+        <w:ind w:right="85"/>
+        <w:contextualSpacing/>
+        <w:rPr>
+          <w:rFonts w:ascii="Times New Roman" w:eastAsia="Times New Roman" w:hAnsi="Times New Roman" w:cs="Times New Roman"/>
+          <w:kern w:val="0"/>
+          <w:sz w:val="28"/>
+          <w:szCs w:val="28"/>
+          <w14:ligatures w14:val="none"/>
+        </w:rPr>
+      </w:pPr>
+      <w:r>
+        <w:rPr>
+          <w:rFonts w:ascii="Times New Roman" w:eastAsia="Times New Roman" w:hAnsi="Times New Roman" w:cs="Times New Roman"/>
+          <w:kern w:val="0"/>
+          <w:sz w:val="28"/>
+          <w:szCs w:val="28"/>
+          <w14:ligatures w14:val="none"/>
+        </w:rPr>
+        <w:t>Одобрять заказы</w:t>
+      </w:r>
+      <w:r>
+        <w:rPr>
+          <w:rFonts w:ascii="Times New Roman" w:eastAsia="Times New Roman" w:hAnsi="Times New Roman" w:cs="Times New Roman"/>
+          <w:kern w:val="0"/>
+          <w:sz w:val="28"/>
+          <w:szCs w:val="28"/>
+          <w:lang w:val="en-US"/>
+          <w14:ligatures w14:val="none"/>
+        </w:rPr>
+        <w:t>.</w:t>
+      </w:r>
+    </w:p>
+    <w:p>
+      <w:pPr>
+        <w:numPr>
+          <w:ilvl w:val="0"/>
+          <w:numId w:val="27"/>
+        </w:numPr>
+        <w:spacing w:after="0" w:line="240" w:lineRule="auto"/>
+        <w:ind w:right="85"/>
+        <w:contextualSpacing/>
+        <w:rPr>
+          <w:rFonts w:ascii="Times New Roman" w:eastAsia="Times New Roman" w:hAnsi="Times New Roman" w:cs="Times New Roman"/>
+          <w:kern w:val="0"/>
+          <w:sz w:val="28"/>
+          <w:szCs w:val="28"/>
+          <w14:ligatures w14:val="none"/>
+        </w:rPr>
+      </w:pPr>
+      <w:r>
+        <w:rPr>
+          <w:rFonts w:ascii="Times New Roman" w:eastAsia="Times New Roman" w:hAnsi="Times New Roman" w:cs="Times New Roman"/>
+          <w:kern w:val="0"/>
+          <w:sz w:val="28"/>
+          <w:szCs w:val="28"/>
+          <w14:ligatures w14:val="none"/>
+        </w:rPr>
+        <w:t xml:space="preserve">Функции покупателя: </w:t>
+      </w:r>
+    </w:p>
+    <w:p>
+      <w:pPr>
+        <w:numPr>
+          <w:ilvl w:val="1"/>
+          <w:numId w:val="27"/>
+        </w:numPr>
+        <w:spacing w:after="0" w:line="240" w:lineRule="auto"/>
+        <w:ind w:right="85"/>
+        <w:contextualSpacing/>
+        <w:rPr>
+          <w:rFonts w:ascii="Times New Roman" w:eastAsia="Times New Roman" w:hAnsi="Times New Roman" w:cs="Times New Roman"/>
+          <w:kern w:val="0"/>
+          <w:sz w:val="28"/>
+          <w:szCs w:val="28"/>
+          <w14:ligatures w14:val="none"/>
+        </w:rPr>
+      </w:pPr>
+      <w:r>
+        <w:rPr>
+          <w:rFonts w:ascii="Times New Roman" w:eastAsia="Times New Roman" w:hAnsi="Times New Roman" w:cs="Times New Roman"/>
+          <w:kern w:val="0"/>
+          <w:sz w:val="28"/>
+          <w:szCs w:val="28"/>
+          <w14:ligatures w14:val="none"/>
+        </w:rPr>
+        <w:t>Выполнять регистрацию и авторизацию.</w:t>
+      </w:r>
+    </w:p>
+    <w:p>
+      <w:pPr>
+        <w:numPr>
+          <w:ilvl w:val="1"/>
+          <w:numId w:val="27"/>
+        </w:numPr>
+        <w:spacing w:after="0" w:line="240" w:lineRule="auto"/>
+        <w:ind w:right="85"/>
+        <w:contextualSpacing/>
+        <w:rPr>
+          <w:rFonts w:ascii="Times New Roman" w:eastAsia="Times New Roman" w:hAnsi="Times New Roman" w:cs="Times New Roman"/>
+          <w:kern w:val="0"/>
+          <w:sz w:val="28"/>
+          <w:szCs w:val="28"/>
+          <w14:ligatures w14:val="none"/>
+        </w:rPr>
+      </w:pPr>
+      <w:r>
+        <w:rPr>
+          <w:rFonts w:ascii="Times New Roman" w:eastAsia="Times New Roman" w:hAnsi="Times New Roman" w:cs="Times New Roman"/>
+          <w:kern w:val="0"/>
+          <w:sz w:val="28"/>
+          <w:szCs w:val="28"/>
+          <w14:ligatures w14:val="none"/>
+        </w:rPr>
+        <w:t>Поиск товара.</w:t>
+      </w:r>
+    </w:p>
+    <w:p>
+      <w:pPr>
+        <w:numPr>
+          <w:ilvl w:val="1"/>
+          <w:numId w:val="27"/>
+        </w:numPr>
+        <w:spacing w:after="0" w:line="240" w:lineRule="auto"/>
+        <w:ind w:right="85"/>
+        <w:contextualSpacing/>
+        <w:rPr>
+          <w:rFonts w:ascii="Times New Roman" w:eastAsia="Times New Roman" w:hAnsi="Times New Roman" w:cs="Times New Roman"/>
+          <w:kern w:val="0"/>
+          <w:sz w:val="28"/>
+          <w:szCs w:val="28"/>
+          <w14:ligatures w14:val="none"/>
+        </w:rPr>
+      </w:pPr>
+      <w:r>
+        <w:rPr>
+          <w:rFonts w:ascii="Times New Roman" w:eastAsia="Times New Roman" w:hAnsi="Times New Roman" w:cs="Times New Roman"/>
+          <w:kern w:val="0"/>
+          <w:sz w:val="28"/>
+          <w:szCs w:val="28"/>
+          <w14:ligatures w14:val="none"/>
+        </w:rPr>
+        <w:t>Просматривать каталога товаров.</w:t>
+      </w:r>
+    </w:p>
+    <w:p>
+      <w:pPr>
+        <w:numPr>
+          <w:ilvl w:val="1"/>
+          <w:numId w:val="27"/>
+        </w:numPr>
+        <w:spacing w:after="0" w:line="240" w:lineRule="auto"/>
+        <w:ind w:right="85"/>
+        <w:contextualSpacing/>
+        <w:rPr>
+          <w:rFonts w:ascii="Times New Roman" w:eastAsia="Times New Roman" w:hAnsi="Times New Roman" w:cs="Times New Roman"/>
+          <w:kern w:val="0"/>
+          <w:sz w:val="28"/>
+          <w:szCs w:val="28"/>
+          <w14:ligatures w14:val="none"/>
+        </w:rPr>
+      </w:pPr>
+      <w:r>
+        <w:rPr>
+          <w:rFonts w:ascii="Times New Roman" w:eastAsia="Times New Roman" w:hAnsi="Times New Roman" w:cs="Times New Roman"/>
+          <w:kern w:val="0"/>
+          <w:sz w:val="28"/>
+          <w:szCs w:val="28"/>
+          <w14:ligatures w14:val="none"/>
+        </w:rPr>
+        <w:t>Просматривать и оставлять отзывы и рейтинг товаров.</w:t>
+      </w:r>
+    </w:p>
+    <w:p>
+      <w:pPr>
+        <w:numPr>
+          <w:ilvl w:val="1"/>
+          <w:numId w:val="27"/>
+        </w:numPr>
+        <w:spacing w:after="0" w:line="240" w:lineRule="auto"/>
+        <w:ind w:right="85"/>
+        <w:contextualSpacing/>
+        <w:rPr>
+          <w:rFonts w:ascii="Times New Roman" w:eastAsia="Times New Roman" w:hAnsi="Times New Roman" w:cs="Times New Roman"/>
+          <w:kern w:val="0"/>
+          <w:sz w:val="28"/>
+          <w:szCs w:val="28"/>
+          <w14:ligatures w14:val="none"/>
+        </w:rPr>
+      </w:pPr>
+      <w:r>
+        <w:rPr>
+          <w:rFonts w:ascii="Times New Roman" w:eastAsia="Times New Roman" w:hAnsi="Times New Roman" w:cs="Times New Roman"/>
+          <w:kern w:val="0"/>
+          <w:sz w:val="28"/>
+          <w:szCs w:val="28"/>
+          <w14:ligatures w14:val="none"/>
+        </w:rPr>
+        <w:t>Добавлять и удалять товары в таблицу сравнений.</w:t>
+      </w:r>
+    </w:p>
+    <w:p>
+      <w:pPr>
+        <w:numPr>
+          <w:ilvl w:val="1"/>
+          <w:numId w:val="27"/>
+        </w:numPr>
+        <w:spacing w:after="0" w:line="240" w:lineRule="auto"/>
+        <w:ind w:right="85"/>
+        <w:contextualSpacing/>
+        <w:rPr>
+          <w:rFonts w:ascii="Times New Roman" w:eastAsia="Times New Roman" w:hAnsi="Times New Roman" w:cs="Times New Roman"/>
+          <w:kern w:val="0"/>
+          <w:sz w:val="28"/>
+          <w:szCs w:val="28"/>
+          <w14:ligatures w14:val="none"/>
+        </w:rPr>
+      </w:pPr>
+      <w:r>
+        <w:rPr>
+          <w:rFonts w:ascii="Times New Roman" w:eastAsia="Times New Roman" w:hAnsi="Times New Roman" w:cs="Times New Roman"/>
+          <w:kern w:val="0"/>
+          <w:sz w:val="28"/>
+          <w:szCs w:val="28"/>
+          <w14:ligatures w14:val="none"/>
+        </w:rPr>
+        <w:t>Сравнивать характеристики товаров.</w:t>
+      </w:r>
+    </w:p>
+    <w:p>
+      <w:pPr>
+        <w:numPr>
+          <w:ilvl w:val="1"/>
+          <w:numId w:val="27"/>
+        </w:numPr>
+        <w:spacing w:after="0" w:line="240" w:lineRule="auto"/>
+        <w:ind w:right="85"/>
+        <w:contextualSpacing/>
+        <w:rPr>
+          <w:rFonts w:ascii="Times New Roman" w:eastAsia="Times New Roman" w:hAnsi="Times New Roman" w:cs="Times New Roman"/>
+          <w:kern w:val="0"/>
+          <w:sz w:val="28"/>
+          <w:szCs w:val="28"/>
+          <w14:ligatures w14:val="none"/>
+        </w:rPr>
+      </w:pPr>
+      <w:r>
+        <w:rPr>
+          <w:rFonts w:ascii="Times New Roman" w:eastAsia="Times New Roman" w:hAnsi="Times New Roman" w:cs="Times New Roman"/>
+          <w:kern w:val="0"/>
+          <w:sz w:val="28"/>
+          <w:szCs w:val="28"/>
+          <w14:ligatures w14:val="none"/>
+        </w:rPr>
+        <w:t>Добавлять и удалять товары в корзину.</w:t>
+      </w:r>
+    </w:p>
+    <w:p>
+      <w:pPr>
+        <w:numPr>
+          <w:ilvl w:val="1"/>
+          <w:numId w:val="27"/>
+        </w:numPr>
+        <w:spacing w:after="0" w:line="240" w:lineRule="auto"/>
+        <w:ind w:right="85"/>
+        <w:contextualSpacing/>
+        <w:rPr>
+          <w:rFonts w:ascii="Times New Roman" w:eastAsia="Times New Roman" w:hAnsi="Times New Roman" w:cs="Times New Roman"/>
+          <w:kern w:val="0"/>
+          <w:sz w:val="28"/>
+          <w:szCs w:val="28"/>
+          <w14:ligatures w14:val="none"/>
+        </w:rPr>
+      </w:pPr>
+      <w:r>
+        <w:rPr>
+          <w:rFonts w:ascii="Times New Roman" w:eastAsia="Times New Roman" w:hAnsi="Times New Roman" w:cs="Times New Roman"/>
+          <w:kern w:val="0"/>
+          <w:sz w:val="28"/>
+          <w:szCs w:val="28"/>
+          <w14:ligatures w14:val="none"/>
+        </w:rPr>
+        <w:t>Оформить заказ.</w:t>
+      </w:r>
+    </w:p>
+    <w:p>
+      <w:pPr>
+        <w:numPr>
+          <w:ilvl w:val="1"/>
+          <w:numId w:val="27"/>
+        </w:numPr>
+        <w:spacing w:after="0" w:line="240" w:lineRule="auto"/>
+        <w:ind w:right="85"/>
+        <w:contextualSpacing/>
+        <w:rPr>
+          <w:rFonts w:ascii="Times New Roman" w:eastAsia="Times New Roman" w:hAnsi="Times New Roman" w:cs="Times New Roman"/>
+          <w:kern w:val="0"/>
+          <w:sz w:val="28"/>
+          <w:szCs w:val="28"/>
+          <w14:ligatures w14:val="none"/>
+        </w:rPr>
+      </w:pPr>
+      <w:r>
+        <w:rPr>
+          <w:rFonts w:ascii="Times New Roman" w:eastAsia="Times New Roman" w:hAnsi="Times New Roman" w:cs="Times New Roman"/>
+          <w:kern w:val="0"/>
+          <w:sz w:val="28"/>
+          <w:szCs w:val="28"/>
+          <w14:ligatures w14:val="none"/>
+        </w:rPr>
+        <w:t>Отслеживать статус заказа</w:t>
+      </w:r>
+      <w:r>
+        <w:rPr>
+          <w:rFonts w:ascii="Times New Roman" w:eastAsia="Times New Roman" w:hAnsi="Times New Roman" w:cs="Times New Roman"/>
+          <w:kern w:val="0"/>
+          <w:sz w:val="28"/>
+          <w:szCs w:val="28"/>
+          <w:lang w:val="en-US"/>
+          <w14:ligatures w14:val="none"/>
+        </w:rPr>
+        <w:t>.</w:t>
+      </w:r>
+    </w:p>
+    <w:p>
+      <w:pPr>
+        <w:spacing w:after="0" w:line="240" w:lineRule="auto"/>
+        <w:jc w:val="both"/>
+        <w:rPr>
+          <w:rFonts w:ascii="Times New Roman" w:eastAsia="Calibri" w:hAnsi="Times New Roman" w:cs="Times New Roman"/>
+          <w:kern w:val="0"/>
+          <w:sz w:val="28"/>
+          <w:szCs w:val="28"/>
+          <w14:ligatures w14:val="none"/>
+        </w:rPr>
+        <w:sectPr>
+          <w:pgSz w:w="11906" w:h="16838"/>
+          <w:pgMar w:top="1134" w:right="850" w:bottom="1134" w:left="1701" w:header="708" w:footer="708" w:gutter="0"/>
+          <w:cols w:space="708"/>
+          <w:titlePg/>
+          <w:docGrid w:linePitch="360"/>
+        </w:sectPr>
+      </w:pPr>
+      <w:r>
+        <w:rPr>
+          <w:rFonts w:ascii="Times New Roman" w:eastAsia="Calibri" w:hAnsi="Times New Roman" w:cs="Times New Roman"/>
+          <w:b/>
+          <w:kern w:val="0"/>
+          <w:sz w:val="28"/>
+          <w14:ligatures w14:val="none"/>
+        </w:rPr>
+        <w:t xml:space="preserve">2.2. </w:t>
+      </w:r>
+      <w:r>
+        <w:rPr>
+          <w:rFonts w:ascii="Times New Roman" w:eastAsia="Calibri" w:hAnsi="Times New Roman" w:cs="Times New Roman"/>
+          <w:kern w:val="0"/>
+          <w:sz w:val="28"/>
+          <w14:ligatures w14:val="none"/>
+        </w:rPr>
+        <w:t xml:space="preserve">При выполнении курсового проекта необходимо использовать принципы проектирования ООП. </w:t>
+      </w:r>
+      <w:r>
+        <w:rPr>
+          <w:rFonts w:ascii="Times New Roman" w:eastAsia="Calibri" w:hAnsi="Times New Roman" w:cs="Times New Roman"/>
+          <w:kern w:val="0"/>
+          <w:sz w:val="28"/>
+          <w14:ligatures w14:val="none"/>
+        </w:rPr>
+        <w:t>Приложение разрабатывается</w:t>
+      </w:r>
+      <w:r>
+        <w:rPr>
+          <w:rFonts w:ascii="Times New Roman" w:eastAsia="Calibri" w:hAnsi="Times New Roman" w:cs="Times New Roman"/>
+          <w:kern w:val="0"/>
+          <w:sz w:val="28"/>
+          <w14:ligatures w14:val="none"/>
+        </w:rPr>
+        <w:t xml:space="preserve"> под ОС </w:t>
+      </w:r>
+      <w:r>
+        <w:rPr>
+          <w:rFonts w:ascii="Times New Roman" w:eastAsia="Calibri" w:hAnsi="Times New Roman" w:cs="Times New Roman"/>
+          <w:kern w:val="0"/>
+          <w:sz w:val="28"/>
+          <w:lang w:val="en-US"/>
+          <w14:ligatures w14:val="none"/>
+        </w:rPr>
+        <w:t>Windows</w:t>
+      </w:r>
+      <w:r>
+        <w:rPr>
+          <w:rFonts w:ascii="Times New Roman" w:eastAsia="Calibri" w:hAnsi="Times New Roman" w:cs="Times New Roman"/>
+          <w:kern w:val="0"/>
+          <w:sz w:val="28"/>
+          <w:szCs w:val="28"/>
+          <w14:ligatures w14:val="none"/>
+        </w:rPr>
+        <w:t xml:space="preserve"> и представляет собой настольное приложение (</w:t>
+      </w:r>
+      <w:r>
+        <w:rPr>
+          <w:rFonts w:ascii="Times New Roman" w:eastAsia="Calibri" w:hAnsi="Times New Roman" w:cs="Times New Roman"/>
+          <w:kern w:val="0"/>
+          <w:sz w:val="28"/>
+          <w:szCs w:val="28"/>
+          <w:lang w:val="en-US"/>
+          <w14:ligatures w14:val="none"/>
+        </w:rPr>
+        <w:t>desktop</w:t>
+      </w:r>
+      <w:r>
+        <w:rPr>
+          <w:rFonts w:ascii="Times New Roman" w:eastAsia="Calibri" w:hAnsi="Times New Roman" w:cs="Times New Roman"/>
+          <w:kern w:val="0"/>
+          <w:sz w:val="28"/>
+          <w:szCs w:val="28"/>
+          <w14:ligatures w14:val="none"/>
+        </w:rPr>
+        <w:t xml:space="preserve">). Отображение, бизнес логика должны быть максимально независимы друг от друга для возможности расширения. Диаграммы вариантов использования, классов реализации задачи, взаимодействия разработать на основе </w:t>
+      </w:r>
+      <w:r>
+        <w:rPr>
+          <w:rFonts w:ascii="Times New Roman" w:eastAsia="Calibri" w:hAnsi="Times New Roman" w:cs="Times New Roman"/>
+          <w:kern w:val="0"/>
+          <w:sz w:val="28"/>
+          <w:szCs w:val="28"/>
+          <w:lang w:val="en-US"/>
+          <w14:ligatures w14:val="none"/>
+        </w:rPr>
+        <w:t>UML</w:t>
+      </w:r>
+      <w:r>
+        <w:rPr>
+          <w:rFonts w:ascii="Times New Roman" w:eastAsia="Calibri" w:hAnsi="Times New Roman" w:cs="Times New Roman"/>
+          <w:kern w:val="0"/>
+          <w:sz w:val="28"/>
+          <w:szCs w:val="28"/>
+          <w14:ligatures w14:val="none"/>
+        </w:rPr>
+        <w:t>. Язык разработки проекта – C#. Управление программой должно быть интуитивно понятным и удобным. При разработке использовать несколько наиболее подходящих шаблонов проектирования ПО.</w:t>
+      </w:r>
+    </w:p>
+    <w:p>
+      <w:pPr>
+        <w:spacing w:after="0" w:line="240" w:lineRule="auto"/>
+        <w:rPr>
+          <w:rFonts w:ascii="Times New Roman" w:eastAsia="Calibri" w:hAnsi="Times New Roman" w:cs="Times New Roman"/>
+          <w:b/>
+          <w:kern w:val="0"/>
+          <w:sz w:val="28"/>
+          <w14:ligatures w14:val="none"/>
+        </w:rPr>
+      </w:pPr>
+      <w:r>
+        <w:rPr>
+          <w:rFonts w:ascii="Times New Roman" w:eastAsia="Calibri" w:hAnsi="Times New Roman" w:cs="Times New Roman"/>
+          <w:b/>
+          <w:kern w:val="0"/>
+          <w:sz w:val="28"/>
+          <w14:ligatures w14:val="none"/>
+        </w:rPr>
+        <w:lastRenderedPageBreak/>
+        <w:t xml:space="preserve">3. Содержание расчетно-пояснительной записки  </w:t>
+      </w:r>
+    </w:p>
+    <w:p>
+      <w:pPr>
+        <w:numPr>
+          <w:ilvl w:val="0"/>
+          <w:numId w:val="28"/>
+        </w:numPr>
+        <w:spacing w:after="0" w:line="240" w:lineRule="auto"/>
+        <w:ind w:right="85"/>
+        <w:rPr>
+          <w:rFonts w:ascii="Times New Roman" w:eastAsia="Calibri" w:hAnsi="Times New Roman" w:cs="Times New Roman"/>
+          <w:kern w:val="0"/>
+          <w:sz w:val="28"/>
+          <w:szCs w:val="28"/>
+          <w14:ligatures w14:val="none"/>
+        </w:rPr>
+      </w:pPr>
+      <w:r>
+        <w:rPr>
+          <w:rFonts w:ascii="Times New Roman" w:eastAsia="Calibri" w:hAnsi="Times New Roman" w:cs="Times New Roman"/>
+          <w:kern w:val="0"/>
+          <w:sz w:val="28"/>
+          <w:szCs w:val="28"/>
+          <w14:ligatures w14:val="none"/>
+        </w:rPr>
+        <w:t>Введение</w:t>
+      </w:r>
+    </w:p>
+    <w:p>
+      <w:pPr>
+        <w:numPr>
+          <w:ilvl w:val="0"/>
+          <w:numId w:val="28"/>
+        </w:numPr>
+        <w:spacing w:after="0" w:line="240" w:lineRule="auto"/>
+        <w:ind w:right="85"/>
+        <w:rPr>
+          <w:rFonts w:ascii="Times New Roman" w:eastAsia="Calibri" w:hAnsi="Times New Roman" w:cs="Times New Roman"/>
+          <w:kern w:val="0"/>
+          <w:sz w:val="28"/>
+          <w:szCs w:val="28"/>
+          <w14:ligatures w14:val="none"/>
+        </w:rPr>
+      </w:pPr>
+      <w:r>
+        <w:rPr>
+          <w:rFonts w:ascii="Times New Roman" w:eastAsia="Calibri" w:hAnsi="Times New Roman" w:cs="Times New Roman"/>
+          <w:kern w:val="0"/>
+          <w:sz w:val="28"/>
+          <w:szCs w:val="28"/>
+          <w14:ligatures w14:val="none"/>
+        </w:rPr>
+        <w:t xml:space="preserve">Постановка задачи и обзор литературы </w:t>
+      </w:r>
+    </w:p>
+    <w:p>
+      <w:pPr>
+        <w:numPr>
+          <w:ilvl w:val="0"/>
+          <w:numId w:val="28"/>
+        </w:numPr>
+        <w:spacing w:after="0" w:line="240" w:lineRule="auto"/>
+        <w:ind w:right="85"/>
+        <w:rPr>
+          <w:rFonts w:ascii="Times New Roman" w:eastAsia="Calibri" w:hAnsi="Times New Roman" w:cs="Times New Roman"/>
+          <w:kern w:val="0"/>
+          <w:sz w:val="28"/>
+          <w:szCs w:val="28"/>
+          <w14:ligatures w14:val="none"/>
+        </w:rPr>
+      </w:pPr>
+      <w:r>
+        <w:rPr>
+          <w:rFonts w:ascii="Times New Roman" w:eastAsia="Calibri" w:hAnsi="Times New Roman" w:cs="Times New Roman"/>
+          <w:kern w:val="0"/>
+          <w:sz w:val="28"/>
+          <w:szCs w:val="28"/>
+          <w14:ligatures w14:val="none"/>
+        </w:rPr>
+        <w:t>Проектирование архитектуры проекта</w:t>
+      </w:r>
+    </w:p>
+    <w:p>
+      <w:pPr>
+        <w:numPr>
+          <w:ilvl w:val="0"/>
+          <w:numId w:val="28"/>
+        </w:numPr>
+        <w:spacing w:after="0" w:line="240" w:lineRule="auto"/>
+        <w:ind w:right="85"/>
+        <w:rPr>
+          <w:rFonts w:ascii="Times New Roman" w:eastAsia="Calibri" w:hAnsi="Times New Roman" w:cs="Times New Roman"/>
+          <w:kern w:val="0"/>
+          <w:sz w:val="28"/>
+          <w:szCs w:val="28"/>
+          <w14:ligatures w14:val="none"/>
+        </w:rPr>
+      </w:pPr>
+      <w:r>
+        <w:rPr>
+          <w:rFonts w:ascii="Times New Roman" w:eastAsia="Calibri" w:hAnsi="Times New Roman" w:cs="Times New Roman"/>
+          <w:kern w:val="0"/>
+          <w:sz w:val="28"/>
+          <w:szCs w:val="28"/>
+          <w14:ligatures w14:val="none"/>
+        </w:rPr>
+        <w:t xml:space="preserve">Разработка функциональной модели и модели данных ПС </w:t>
+      </w:r>
+    </w:p>
+    <w:p>
+      <w:pPr>
+        <w:numPr>
+          <w:ilvl w:val="0"/>
+          <w:numId w:val="28"/>
+        </w:numPr>
+        <w:spacing w:after="0" w:line="240" w:lineRule="auto"/>
+        <w:ind w:right="85"/>
+        <w:rPr>
+          <w:rFonts w:ascii="Times New Roman" w:eastAsia="Calibri" w:hAnsi="Times New Roman" w:cs="Times New Roman"/>
+          <w:kern w:val="0"/>
+          <w:sz w:val="28"/>
+          <w:szCs w:val="28"/>
+          <w14:ligatures w14:val="none"/>
+        </w:rPr>
+      </w:pPr>
+      <w:r>
+        <w:rPr>
+          <w:rFonts w:ascii="Times New Roman" w:eastAsia="Calibri" w:hAnsi="Times New Roman" w:cs="Times New Roman"/>
+          <w:kern w:val="0"/>
+          <w:sz w:val="28"/>
+          <w:szCs w:val="28"/>
+          <w14:ligatures w14:val="none"/>
+        </w:rPr>
+        <w:t xml:space="preserve">Тестирование </w:t>
+      </w:r>
+    </w:p>
+    <w:p>
+      <w:pPr>
+        <w:numPr>
+          <w:ilvl w:val="0"/>
+          <w:numId w:val="28"/>
+        </w:numPr>
+        <w:spacing w:after="0" w:line="240" w:lineRule="auto"/>
+        <w:ind w:right="85"/>
+        <w:rPr>
+          <w:rFonts w:ascii="Times New Roman" w:eastAsia="Calibri" w:hAnsi="Times New Roman" w:cs="Times New Roman"/>
+          <w:kern w:val="0"/>
+          <w:sz w:val="28"/>
+          <w:szCs w:val="28"/>
+          <w14:ligatures w14:val="none"/>
+        </w:rPr>
+      </w:pPr>
+      <w:r>
+        <w:rPr>
+          <w:rFonts w:ascii="Times New Roman" w:eastAsia="Calibri" w:hAnsi="Times New Roman" w:cs="Times New Roman"/>
+          <w:kern w:val="0"/>
+          <w:sz w:val="28"/>
+          <w:szCs w:val="28"/>
+          <w14:ligatures w14:val="none"/>
+        </w:rPr>
+        <w:t>Заключение</w:t>
+      </w:r>
+    </w:p>
+    <w:p>
+      <w:pPr>
+        <w:numPr>
+          <w:ilvl w:val="0"/>
+          <w:numId w:val="28"/>
+        </w:numPr>
+        <w:spacing w:after="0" w:line="240" w:lineRule="auto"/>
+        <w:ind w:right="85"/>
+        <w:rPr>
+          <w:rFonts w:ascii="Times New Roman" w:eastAsia="Calibri" w:hAnsi="Times New Roman" w:cs="Times New Roman"/>
+          <w:kern w:val="0"/>
+          <w:sz w:val="28"/>
+          <w:szCs w:val="28"/>
+          <w14:ligatures w14:val="none"/>
+        </w:rPr>
+      </w:pPr>
+      <w:r>
+        <w:rPr>
+          <w:rFonts w:ascii="Times New Roman" w:eastAsia="Calibri" w:hAnsi="Times New Roman" w:cs="Times New Roman"/>
+          <w:kern w:val="0"/>
+          <w:sz w:val="28"/>
+          <w:szCs w:val="28"/>
+          <w14:ligatures w14:val="none"/>
+        </w:rPr>
+        <w:t>Список используемых источников</w:t>
+      </w:r>
+    </w:p>
+    <w:p>
+      <w:pPr>
+        <w:numPr>
+          <w:ilvl w:val="0"/>
+          <w:numId w:val="28"/>
+        </w:numPr>
+        <w:spacing w:after="0" w:line="240" w:lineRule="auto"/>
+        <w:ind w:right="85"/>
+        <w:rPr>
+          <w:rFonts w:ascii="Times New Roman" w:eastAsia="Calibri" w:hAnsi="Times New Roman" w:cs="Times New Roman"/>
+          <w:kern w:val="0"/>
+          <w:sz w:val="28"/>
+          <w:szCs w:val="28"/>
+          <w14:ligatures w14:val="none"/>
+        </w:rPr>
+      </w:pPr>
+      <w:r>
+        <w:rPr>
+          <w:rFonts w:ascii="Times New Roman" w:eastAsia="Calibri" w:hAnsi="Times New Roman" w:cs="Times New Roman"/>
+          <w:kern w:val="0"/>
+          <w:sz w:val="28"/>
+          <w:szCs w:val="28"/>
+          <w14:ligatures w14:val="none"/>
+        </w:rPr>
+        <w:t>Приложения</w:t>
+      </w:r>
+    </w:p>
+    <w:p>
+      <w:pPr>
+        <w:spacing w:after="0" w:line="240" w:lineRule="auto"/>
+        <w:rPr>
+          <w:rFonts w:ascii="Times New Roman" w:eastAsia="Calibri" w:hAnsi="Times New Roman" w:cs="Times New Roman"/>
+          <w:b/>
+          <w:kern w:val="0"/>
+          <w:sz w:val="28"/>
+          <w14:ligatures w14:val="none"/>
+        </w:rPr>
+      </w:pPr>
+      <w:r>
+        <w:rPr>
+          <w:rFonts w:ascii="Times New Roman" w:eastAsia="Calibri" w:hAnsi="Times New Roman" w:cs="Times New Roman"/>
+          <w:b/>
+          <w:kern w:val="0"/>
+          <w:sz w:val="28"/>
+          <w14:ligatures w14:val="none"/>
+        </w:rPr>
+        <w:t>4. Форма представления выполненной курсовой работы:</w:t>
+      </w:r>
+    </w:p>
+    <w:p>
+      <w:pPr>
+        <w:numPr>
+          <w:ilvl w:val="1"/>
+          <w:numId w:val="29"/>
+        </w:numPr>
+        <w:spacing w:after="0" w:line="240" w:lineRule="auto"/>
+        <w:ind w:right="85"/>
+        <w:rPr>
+          <w:rFonts w:ascii="Times New Roman" w:eastAsia="Calibri" w:hAnsi="Times New Roman" w:cs="Times New Roman"/>
+          <w:kern w:val="0"/>
+          <w:sz w:val="28"/>
+          <w:szCs w:val="28"/>
+          <w14:ligatures w14:val="none"/>
+        </w:rPr>
+      </w:pPr>
+      <w:r>
+        <w:rPr>
+          <w:rFonts w:ascii="Times New Roman" w:eastAsia="Calibri" w:hAnsi="Times New Roman" w:cs="Times New Roman"/>
+          <w:kern w:val="0"/>
+          <w:sz w:val="28"/>
+          <w:szCs w:val="28"/>
+          <w14:ligatures w14:val="none"/>
+        </w:rPr>
+        <w:t xml:space="preserve">Теоретическая часть курсового проекта должны быть представлены в формате </w:t>
+      </w:r>
+      <w:r>
+        <w:rPr>
+          <w:rFonts w:ascii="Times New Roman" w:eastAsia="Calibri" w:hAnsi="Times New Roman" w:cs="Times New Roman"/>
+          <w:kern w:val="0"/>
+          <w:sz w:val="28"/>
+          <w:szCs w:val="28"/>
+          <w:lang w:val="en-US"/>
+          <w14:ligatures w14:val="none"/>
+        </w:rPr>
+        <w:t>docx</w:t>
+      </w:r>
+      <w:r>
+        <w:rPr>
+          <w:rFonts w:ascii="Times New Roman" w:eastAsia="Calibri" w:hAnsi="Times New Roman" w:cs="Times New Roman"/>
+          <w:kern w:val="0"/>
+          <w:sz w:val="28"/>
+          <w:szCs w:val="28"/>
+          <w14:ligatures w14:val="none"/>
+        </w:rPr>
+        <w:t xml:space="preserve">. Оформление записки должно быть согласно выданным правилам. </w:t>
+      </w:r>
+    </w:p>
+    <w:p>
+      <w:pPr>
+        <w:numPr>
+          <w:ilvl w:val="1"/>
+          <w:numId w:val="29"/>
+        </w:numPr>
+        <w:spacing w:after="0" w:line="240" w:lineRule="auto"/>
+        <w:ind w:right="85"/>
+        <w:rPr>
+          <w:rFonts w:ascii="Times New Roman" w:eastAsia="Calibri" w:hAnsi="Times New Roman" w:cs="Times New Roman"/>
+          <w:kern w:val="0"/>
+          <w:sz w:val="28"/>
+          <w:szCs w:val="28"/>
+          <w14:ligatures w14:val="none"/>
+        </w:rPr>
+      </w:pPr>
+      <w:r>
+        <w:rPr>
+          <w:rFonts w:ascii="Times New Roman" w:eastAsia="Calibri" w:hAnsi="Times New Roman" w:cs="Times New Roman"/>
+          <w:kern w:val="0"/>
+          <w:sz w:val="28"/>
+          <w:szCs w:val="28"/>
+          <w14:ligatures w14:val="none"/>
+        </w:rPr>
+        <w:t>Листинги программы представляются в приложении.</w:t>
+      </w:r>
+    </w:p>
+    <w:p>
+      <w:pPr>
+        <w:numPr>
+          <w:ilvl w:val="1"/>
+          <w:numId w:val="29"/>
+        </w:numPr>
+        <w:spacing w:after="0" w:line="240" w:lineRule="auto"/>
+        <w:ind w:right="85"/>
+        <w:rPr>
+          <w:rFonts w:ascii="Times New Roman" w:eastAsia="Calibri" w:hAnsi="Times New Roman" w:cs="Times New Roman"/>
+          <w:kern w:val="0"/>
+          <w:sz w:val="28"/>
+          <w:szCs w:val="28"/>
+          <w14:ligatures w14:val="none"/>
+        </w:rPr>
+      </w:pPr>
+      <w:r>
+        <w:rPr>
+          <w:rFonts w:ascii="Times New Roman" w:eastAsia="Calibri" w:hAnsi="Times New Roman" w:cs="Times New Roman"/>
+          <w:kern w:val="0"/>
+          <w:sz w:val="28"/>
+          <w:szCs w:val="28"/>
+          <w14:ligatures w14:val="none"/>
+        </w:rPr>
+        <w:t>Пояснительную записку, листинги, проект (инсталляцию проекта) необходимо загрузить диск, указанный преподавателем.</w:t>
+      </w:r>
+    </w:p>
+    <w:p>
+      <w:pPr>
+        <w:keepNext/>
+        <w:keepLines/>
+        <w:spacing w:after="0" w:line="240" w:lineRule="auto"/>
+        <w:jc w:val="center"/>
+        <w:outlineLvl w:val="3"/>
+        <w:rPr>
+          <w:rFonts w:ascii="Cambria" w:eastAsia="Times New Roman" w:hAnsi="Cambria" w:cs="Times New Roman"/>
+          <w:b/>
+          <w:bCs/>
+          <w:i/>
+          <w:iCs/>
+          <w:color w:val="000000"/>
+          <w:kern w:val="0"/>
+          <w:sz w:val="28"/>
+          <w:szCs w:val="28"/>
+          <w14:ligatures w14:val="none"/>
+        </w:rPr>
+      </w:pPr>
+      <w:r>
+        <w:rPr>
+          <w:rFonts w:ascii="Cambria" w:eastAsia="Times New Roman" w:hAnsi="Cambria" w:cs="Times New Roman"/>
+          <w:b/>
+          <w:bCs/>
+          <w:i/>
+          <w:iCs/>
+          <w:color w:val="000000"/>
+          <w:kern w:val="0"/>
+          <w:sz w:val="28"/>
+          <w:szCs w:val="28"/>
+          <w14:ligatures w14:val="none"/>
+        </w:rPr>
+        <w:t>Календарный план</w:t>
+      </w:r>
+    </w:p>
+    <w:tbl>
+      <w:tblPr>
+        <w:tblW w:w="8951" w:type="dxa"/>
+        <w:tblInd w:w="-28" w:type="dxa"/>
+        <w:tblBorders>
+          <w:top w:val="single" w:sz="6" w:space="0" w:color="000000"/>
+          <w:left w:val="single" w:sz="6" w:space="0" w:color="000000"/>
+          <w:bottom w:val="single" w:sz="6" w:space="0" w:color="000000"/>
+          <w:insideH w:val="single" w:sz="6" w:space="0" w:color="000000"/>
+        </w:tblBorders>
+        <w:tblCellMar>
+          <w:left w:w="32" w:type="dxa"/>
+          <w:right w:w="40" w:type="dxa"/>
+        </w:tblCellMar>
+        <w:tblLook w:val="04A0" w:firstRow="1" w:lastRow="0" w:firstColumn="1" w:lastColumn="0" w:noHBand="0" w:noVBand="1"/>
+      </w:tblPr>
+      <w:tblGrid>
+        <w:gridCol w:w="640"/>
+        <w:gridCol w:w="4841"/>
+        <w:gridCol w:w="1915"/>
+        <w:gridCol w:w="1555"/>
+      </w:tblGrid>
+      <w:tr>
+        <w:trPr>
+          <w:trHeight w:val="480"/>
+        </w:trPr>
+        <w:tc>
+          <w:tcPr>
+            <w:tcW w:w="682" w:type="dxa"/>
+            <w:tcBorders>
+              <w:top w:val="single" w:sz="6" w:space="0" w:color="000000"/>
+              <w:left w:val="single" w:sz="6" w:space="0" w:color="000000"/>
+              <w:bottom w:val="single" w:sz="6" w:space="0" w:color="000000"/>
+            </w:tcBorders>
+            <w:shd w:val="clear" w:color="auto" w:fill="auto"/>
+            <w:tcMar>
+              <w:left w:w="32" w:type="dxa"/>
+            </w:tcMar>
+            <w:vAlign w:val="center"/>
+          </w:tcPr>
+          <w:p>
+            <w:pPr>
+              <w:spacing w:after="0" w:line="240" w:lineRule="auto"/>
+              <w:ind w:left="-40" w:right="-40"/>
+              <w:jc w:val="center"/>
+              <w:rPr>
+                <w:rFonts w:ascii="Times New Roman" w:eastAsia="Calibri" w:hAnsi="Times New Roman" w:cs="Times New Roman"/>
+                <w:kern w:val="0"/>
+                <w:sz w:val="28"/>
+                <w:szCs w:val="28"/>
+                <w14:ligatures w14:val="none"/>
+              </w:rPr>
+            </w:pPr>
+            <w:r>
+              <w:rPr>
+                <w:rFonts w:ascii="Times New Roman" w:eastAsia="Calibri" w:hAnsi="Times New Roman" w:cs="Times New Roman"/>
+                <w:kern w:val="0"/>
+                <w:sz w:val="28"/>
+                <w:szCs w:val="28"/>
+                <w14:ligatures w14:val="none"/>
+              </w:rPr>
+              <w:t>№</w:t>
+            </w:r>
+          </w:p>
+          <w:p>
+            <w:pPr>
+              <w:spacing w:after="0" w:line="240" w:lineRule="auto"/>
+              <w:ind w:left="-40" w:right="-40"/>
+              <w:jc w:val="center"/>
+              <w:rPr>
+                <w:rFonts w:ascii="Times New Roman" w:eastAsia="Calibri" w:hAnsi="Times New Roman" w:cs="Times New Roman"/>
+                <w:kern w:val="0"/>
+                <w:sz w:val="28"/>
+                <w:szCs w:val="28"/>
+                <w14:ligatures w14:val="none"/>
+              </w:rPr>
+            </w:pPr>
+            <w:r>
+              <w:rPr>
+                <w:rFonts w:ascii="Times New Roman" w:eastAsia="Calibri" w:hAnsi="Times New Roman" w:cs="Times New Roman"/>
+                <w:kern w:val="0"/>
+                <w:sz w:val="28"/>
+                <w:szCs w:val="28"/>
+                <w14:ligatures w14:val="none"/>
+              </w:rPr>
+              <w:t>п/п</w:t>
+            </w:r>
+          </w:p>
+        </w:tc>
+        <w:tc>
+          <w:tcPr>
+            <w:tcW w:w="5292" w:type="dxa"/>
+            <w:tcBorders>
+              <w:top w:val="single" w:sz="6" w:space="0" w:color="000000"/>
+              <w:left w:val="single" w:sz="6" w:space="0" w:color="000000"/>
+              <w:bottom w:val="single" w:sz="6" w:space="0" w:color="000000"/>
+            </w:tcBorders>
+            <w:shd w:val="clear" w:color="auto" w:fill="auto"/>
+            <w:tcMar>
+              <w:left w:w="32" w:type="dxa"/>
+            </w:tcMar>
+            <w:vAlign w:val="center"/>
+          </w:tcPr>
+          <w:p>
+            <w:pPr>
+              <w:spacing w:after="0" w:line="240" w:lineRule="auto"/>
+              <w:ind w:left="-40" w:right="-40"/>
+              <w:rPr>
+                <w:rFonts w:ascii="Times New Roman" w:eastAsia="Calibri" w:hAnsi="Times New Roman" w:cs="Times New Roman"/>
+                <w:kern w:val="0"/>
+                <w:sz w:val="28"/>
+                <w:szCs w:val="28"/>
+                <w14:ligatures w14:val="none"/>
+              </w:rPr>
+            </w:pPr>
+            <w:r>
+              <w:rPr>
+                <w:rFonts w:ascii="Times New Roman" w:eastAsia="Calibri" w:hAnsi="Times New Roman" w:cs="Times New Roman"/>
+                <w:kern w:val="0"/>
+                <w:sz w:val="28"/>
+                <w:szCs w:val="28"/>
+                <w14:ligatures w14:val="none"/>
+              </w:rPr>
+              <w:t>Наименование этапов курсового проекта</w:t>
+            </w:r>
+          </w:p>
+        </w:tc>
+        <w:tc>
+          <w:tcPr>
+            <w:tcW w:w="1984" w:type="dxa"/>
+            <w:tcBorders>
+              <w:top w:val="single" w:sz="6" w:space="0" w:color="000000"/>
+              <w:left w:val="single" w:sz="6" w:space="0" w:color="000000"/>
+              <w:bottom w:val="single" w:sz="6" w:space="0" w:color="000000"/>
+            </w:tcBorders>
+            <w:shd w:val="clear" w:color="auto" w:fill="auto"/>
+            <w:tcMar>
+              <w:left w:w="32" w:type="dxa"/>
+            </w:tcMar>
+            <w:vAlign w:val="center"/>
+          </w:tcPr>
+          <w:p>
+            <w:pPr>
+              <w:spacing w:after="0" w:line="240" w:lineRule="auto"/>
+              <w:jc w:val="center"/>
+              <w:rPr>
+                <w:rFonts w:ascii="Times New Roman" w:eastAsia="Calibri" w:hAnsi="Times New Roman" w:cs="Times New Roman"/>
+                <w:kern w:val="0"/>
+                <w:sz w:val="28"/>
+                <w:szCs w:val="28"/>
+                <w14:ligatures w14:val="none"/>
+              </w:rPr>
+            </w:pPr>
+            <w:r>
+              <w:rPr>
+                <w:rFonts w:ascii="Times New Roman" w:eastAsia="Calibri" w:hAnsi="Times New Roman" w:cs="Times New Roman"/>
+                <w:kern w:val="0"/>
+                <w:sz w:val="28"/>
+                <w:szCs w:val="28"/>
+                <w14:ligatures w14:val="none"/>
+              </w:rPr>
+              <w:t>Срок выполнения этапов проекта</w:t>
+            </w:r>
+          </w:p>
+        </w:tc>
+        <w:tc>
+          <w:tcPr>
+            <w:tcW w:w="993" w:type="dxa"/>
+            <w:tcBorders>
+              <w:top w:val="single" w:sz="6" w:space="0" w:color="000000"/>
+              <w:left w:val="single" w:sz="6" w:space="0" w:color="000000"/>
+              <w:bottom w:val="single" w:sz="6" w:space="0" w:color="000000"/>
+              <w:right w:val="single" w:sz="6" w:space="0" w:color="000000"/>
+            </w:tcBorders>
+            <w:shd w:val="clear" w:color="auto" w:fill="auto"/>
+            <w:tcMar>
+              <w:left w:w="32" w:type="dxa"/>
+            </w:tcMar>
+            <w:vAlign w:val="center"/>
+          </w:tcPr>
+          <w:p>
+            <w:pPr>
+              <w:spacing w:after="0" w:line="240" w:lineRule="auto"/>
+              <w:jc w:val="center"/>
+              <w:rPr>
+                <w:rFonts w:ascii="Times New Roman" w:eastAsia="Calibri" w:hAnsi="Times New Roman" w:cs="Times New Roman"/>
+                <w:kern w:val="0"/>
+                <w:sz w:val="28"/>
+                <w:szCs w:val="28"/>
+                <w14:ligatures w14:val="none"/>
+              </w:rPr>
+            </w:pPr>
+            <w:r>
+              <w:rPr>
+                <w:rFonts w:ascii="Times New Roman" w:eastAsia="Calibri" w:hAnsi="Times New Roman" w:cs="Times New Roman"/>
+                <w:kern w:val="0"/>
+                <w:sz w:val="28"/>
+                <w:szCs w:val="28"/>
+                <w14:ligatures w14:val="none"/>
+              </w:rPr>
+              <w:t>Примечание</w:t>
+            </w:r>
+          </w:p>
+        </w:tc>
+      </w:tr>
+      <w:tr>
+        <w:trPr>
+          <w:trHeight w:val="300"/>
+        </w:trPr>
+        <w:tc>
+          <w:tcPr>
+            <w:tcW w:w="682" w:type="dxa"/>
+            <w:tcBorders>
+              <w:top w:val="single" w:sz="6" w:space="0" w:color="000000"/>
+              <w:left w:val="single" w:sz="6" w:space="0" w:color="000000"/>
+              <w:bottom w:val="single" w:sz="6" w:space="0" w:color="000000"/>
+            </w:tcBorders>
+            <w:shd w:val="clear" w:color="auto" w:fill="auto"/>
+            <w:tcMar>
+              <w:left w:w="32" w:type="dxa"/>
+            </w:tcMar>
+            <w:vAlign w:val="center"/>
+          </w:tcPr>
+          <w:p>
+            <w:pPr>
+              <w:spacing w:after="0" w:line="240" w:lineRule="auto"/>
+              <w:jc w:val="center"/>
+              <w:rPr>
+                <w:rFonts w:ascii="Times New Roman" w:eastAsia="Calibri" w:hAnsi="Times New Roman" w:cs="Times New Roman"/>
+                <w:kern w:val="0"/>
+                <w:sz w:val="28"/>
+                <w:szCs w:val="28"/>
+                <w14:ligatures w14:val="none"/>
+              </w:rPr>
+            </w:pPr>
+            <w:r>
+              <w:rPr>
+                <w:rFonts w:ascii="Times New Roman" w:eastAsia="Calibri" w:hAnsi="Times New Roman" w:cs="Times New Roman"/>
+                <w:kern w:val="0"/>
+                <w:sz w:val="28"/>
+                <w:szCs w:val="28"/>
+                <w14:ligatures w14:val="none"/>
+              </w:rPr>
+              <w:t>1</w:t>
+            </w:r>
+          </w:p>
+        </w:tc>
+        <w:tc>
+          <w:tcPr>
+            <w:tcW w:w="5292" w:type="dxa"/>
+            <w:tcBorders>
+              <w:top w:val="single" w:sz="6" w:space="0" w:color="000000"/>
+              <w:left w:val="single" w:sz="6" w:space="0" w:color="000000"/>
+              <w:bottom w:val="single" w:sz="6" w:space="0" w:color="000000"/>
+            </w:tcBorders>
+            <w:shd w:val="clear" w:color="auto" w:fill="auto"/>
+            <w:tcMar>
+              <w:left w:w="32" w:type="dxa"/>
+            </w:tcMar>
+            <w:vAlign w:val="center"/>
+          </w:tcPr>
+          <w:p>
+            <w:pPr>
+              <w:spacing w:after="0" w:line="240" w:lineRule="auto"/>
+              <w:rPr>
+                <w:rFonts w:ascii="Times New Roman" w:eastAsia="Calibri" w:hAnsi="Times New Roman" w:cs="Times New Roman"/>
+                <w:kern w:val="0"/>
+                <w:sz w:val="28"/>
+                <w:szCs w:val="28"/>
+                <w14:ligatures w14:val="none"/>
+              </w:rPr>
+            </w:pPr>
+            <w:r>
+              <w:rPr>
+                <w:rFonts w:ascii="Times New Roman" w:eastAsia="Calibri" w:hAnsi="Times New Roman" w:cs="Times New Roman"/>
+                <w:kern w:val="0"/>
+                <w:sz w:val="28"/>
+                <w:szCs w:val="28"/>
+                <w14:ligatures w14:val="none"/>
+              </w:rPr>
+              <w:t>Введение</w:t>
+            </w:r>
+          </w:p>
+        </w:tc>
+        <w:tc>
+          <w:tcPr>
+            <w:tcW w:w="1984" w:type="dxa"/>
+            <w:tcBorders>
+              <w:top w:val="single" w:sz="6" w:space="0" w:color="000000"/>
+              <w:left w:val="single" w:sz="6" w:space="0" w:color="000000"/>
+              <w:bottom w:val="single" w:sz="6" w:space="0" w:color="000000"/>
+            </w:tcBorders>
+            <w:shd w:val="clear" w:color="auto" w:fill="auto"/>
+            <w:tcMar>
+              <w:left w:w="32" w:type="dxa"/>
+            </w:tcMar>
+            <w:vAlign w:val="center"/>
+          </w:tcPr>
+          <w:p>
+            <w:pPr>
+              <w:spacing w:after="0" w:line="240" w:lineRule="auto"/>
+              <w:jc w:val="center"/>
+              <w:rPr>
+                <w:rFonts w:ascii="Times New Roman" w:eastAsia="Calibri" w:hAnsi="Times New Roman" w:cs="Times New Roman"/>
+                <w:kern w:val="0"/>
+                <w:sz w:val="28"/>
+                <w:szCs w:val="28"/>
+                <w:lang w:val="en-US"/>
+                <w14:ligatures w14:val="none"/>
+              </w:rPr>
+            </w:pPr>
+            <w:r>
+              <w:rPr>
+                <w:rFonts w:ascii="Times New Roman" w:eastAsia="Calibri" w:hAnsi="Times New Roman" w:cs="Times New Roman"/>
+                <w:kern w:val="0"/>
+                <w:sz w:val="28"/>
+                <w:szCs w:val="28"/>
+                <w14:ligatures w14:val="none"/>
+              </w:rPr>
+              <w:t>10.03.2025</w:t>
+            </w:r>
+          </w:p>
+        </w:tc>
+        <w:tc>
+          <w:tcPr>
+            <w:tcW w:w="993" w:type="dxa"/>
+            <w:tcBorders>
+              <w:top w:val="single" w:sz="6" w:space="0" w:color="000000"/>
+              <w:left w:val="single" w:sz="6" w:space="0" w:color="000000"/>
+              <w:bottom w:val="single" w:sz="6" w:space="0" w:color="000000"/>
+              <w:right w:val="single" w:sz="6" w:space="0" w:color="000000"/>
+            </w:tcBorders>
+            <w:shd w:val="clear" w:color="auto" w:fill="auto"/>
+            <w:tcMar>
+              <w:left w:w="32" w:type="dxa"/>
+            </w:tcMar>
+          </w:tcPr>
+          <w:p>
+            <w:pPr>
+              <w:snapToGrid w:val="0"/>
+              <w:spacing w:after="0" w:line="240" w:lineRule="auto"/>
+              <w:rPr>
+                <w:rFonts w:ascii="Times New Roman" w:eastAsia="Calibri" w:hAnsi="Times New Roman" w:cs="Times New Roman"/>
+                <w:kern w:val="0"/>
+                <w:sz w:val="28"/>
+                <w:szCs w:val="28"/>
+                <w14:ligatures w14:val="none"/>
+              </w:rPr>
+            </w:pPr>
+          </w:p>
+        </w:tc>
+      </w:tr>
+      <w:tr>
+        <w:trPr>
+          <w:trHeight w:val="320"/>
+        </w:trPr>
+        <w:tc>
+          <w:tcPr>
+            <w:tcW w:w="682" w:type="dxa"/>
+            <w:tcBorders>
+              <w:top w:val="single" w:sz="6" w:space="0" w:color="000000"/>
+              <w:left w:val="single" w:sz="6" w:space="0" w:color="000000"/>
+              <w:bottom w:val="single" w:sz="6" w:space="0" w:color="000000"/>
+            </w:tcBorders>
+            <w:shd w:val="clear" w:color="auto" w:fill="auto"/>
+            <w:tcMar>
+              <w:left w:w="32" w:type="dxa"/>
+            </w:tcMar>
+            <w:vAlign w:val="center"/>
+          </w:tcPr>
+          <w:p>
+            <w:pPr>
+              <w:spacing w:after="0" w:line="240" w:lineRule="auto"/>
+              <w:jc w:val="center"/>
+              <w:rPr>
+                <w:rFonts w:ascii="Times New Roman" w:eastAsia="Calibri" w:hAnsi="Times New Roman" w:cs="Times New Roman"/>
+                <w:kern w:val="0"/>
+                <w:sz w:val="28"/>
+                <w:szCs w:val="28"/>
+                <w14:ligatures w14:val="none"/>
+              </w:rPr>
+            </w:pPr>
+            <w:r>
+              <w:rPr>
+                <w:rFonts w:ascii="Times New Roman" w:eastAsia="Calibri" w:hAnsi="Times New Roman" w:cs="Times New Roman"/>
+                <w:kern w:val="0"/>
+                <w:sz w:val="28"/>
+                <w:szCs w:val="28"/>
+                <w14:ligatures w14:val="none"/>
+              </w:rPr>
+              <w:t>2</w:t>
+            </w:r>
+          </w:p>
+        </w:tc>
+        <w:tc>
+          <w:tcPr>
+            <w:tcW w:w="5292" w:type="dxa"/>
+            <w:tcBorders>
+              <w:top w:val="single" w:sz="6" w:space="0" w:color="000000"/>
+              <w:left w:val="single" w:sz="6" w:space="0" w:color="000000"/>
+              <w:bottom w:val="single" w:sz="6" w:space="0" w:color="000000"/>
+            </w:tcBorders>
+            <w:shd w:val="clear" w:color="auto" w:fill="auto"/>
+            <w:tcMar>
+              <w:left w:w="32" w:type="dxa"/>
+            </w:tcMar>
+            <w:vAlign w:val="center"/>
+          </w:tcPr>
+          <w:p>
+            <w:pPr>
+              <w:spacing w:after="0" w:line="240" w:lineRule="auto"/>
+              <w:rPr>
+                <w:rFonts w:ascii="Times New Roman" w:eastAsia="Calibri" w:hAnsi="Times New Roman" w:cs="Times New Roman"/>
+                <w:kern w:val="0"/>
+                <w:sz w:val="28"/>
+                <w:szCs w:val="28"/>
+                <w14:ligatures w14:val="none"/>
+              </w:rPr>
+            </w:pPr>
+            <w:r>
+              <w:rPr>
+                <w:rFonts w:ascii="Times New Roman" w:eastAsia="Calibri" w:hAnsi="Times New Roman" w:cs="Times New Roman"/>
+                <w:kern w:val="0"/>
+                <w:sz w:val="28"/>
+                <w:szCs w:val="28"/>
+                <w14:ligatures w14:val="none"/>
+              </w:rPr>
+              <w:t>Аналитический обзор литературы по теме проекта. Изучение требований, определение вариантов использования</w:t>
+            </w:r>
+          </w:p>
+        </w:tc>
+        <w:tc>
+          <w:tcPr>
+            <w:tcW w:w="1984" w:type="dxa"/>
+            <w:tcBorders>
+              <w:top w:val="single" w:sz="6" w:space="0" w:color="000000"/>
+              <w:left w:val="single" w:sz="6" w:space="0" w:color="000000"/>
+              <w:bottom w:val="single" w:sz="6" w:space="0" w:color="000000"/>
+            </w:tcBorders>
+            <w:shd w:val="clear" w:color="auto" w:fill="auto"/>
+            <w:tcMar>
+              <w:left w:w="32" w:type="dxa"/>
+            </w:tcMar>
+            <w:vAlign w:val="center"/>
+          </w:tcPr>
+          <w:p>
+            <w:pPr>
+              <w:spacing w:after="0" w:line="240" w:lineRule="auto"/>
+              <w:jc w:val="center"/>
+              <w:rPr>
+                <w:rFonts w:ascii="Times New Roman" w:eastAsia="Calibri" w:hAnsi="Times New Roman" w:cs="Times New Roman"/>
+                <w:kern w:val="0"/>
+                <w:sz w:val="28"/>
+                <w:szCs w:val="28"/>
+                <w14:ligatures w14:val="none"/>
+              </w:rPr>
+            </w:pPr>
+            <w:r>
+              <w:rPr>
+                <w:rFonts w:ascii="Times New Roman" w:eastAsia="Calibri" w:hAnsi="Times New Roman" w:cs="Times New Roman"/>
+                <w:kern w:val="0"/>
+                <w:sz w:val="28"/>
+                <w:szCs w:val="28"/>
+                <w14:ligatures w14:val="none"/>
+              </w:rPr>
+              <w:t>17.03.2025</w:t>
+            </w:r>
+          </w:p>
+        </w:tc>
+        <w:tc>
+          <w:tcPr>
+            <w:tcW w:w="993" w:type="dxa"/>
+            <w:tcBorders>
+              <w:top w:val="single" w:sz="6" w:space="0" w:color="000000"/>
+              <w:left w:val="single" w:sz="6" w:space="0" w:color="000000"/>
+              <w:bottom w:val="single" w:sz="6" w:space="0" w:color="000000"/>
+              <w:right w:val="single" w:sz="6" w:space="0" w:color="000000"/>
+            </w:tcBorders>
+            <w:shd w:val="clear" w:color="auto" w:fill="auto"/>
+            <w:tcMar>
+              <w:left w:w="32" w:type="dxa"/>
+            </w:tcMar>
+          </w:tcPr>
+          <w:p>
+            <w:pPr>
+              <w:snapToGrid w:val="0"/>
+              <w:spacing w:after="0" w:line="240" w:lineRule="auto"/>
+              <w:rPr>
+                <w:rFonts w:ascii="Times New Roman" w:eastAsia="Calibri" w:hAnsi="Times New Roman" w:cs="Times New Roman"/>
+                <w:kern w:val="0"/>
+                <w:sz w:val="28"/>
+                <w:szCs w:val="28"/>
+                <w14:ligatures w14:val="none"/>
+              </w:rPr>
+            </w:pPr>
+          </w:p>
+        </w:tc>
+      </w:tr>
+      <w:tr>
+        <w:trPr>
+          <w:trHeight w:val="300"/>
+        </w:trPr>
+        <w:tc>
+          <w:tcPr>
+            <w:tcW w:w="682" w:type="dxa"/>
+            <w:tcBorders>
+              <w:top w:val="single" w:sz="6" w:space="0" w:color="000000"/>
+              <w:left w:val="single" w:sz="6" w:space="0" w:color="000000"/>
+              <w:bottom w:val="single" w:sz="6" w:space="0" w:color="000000"/>
+            </w:tcBorders>
+            <w:shd w:val="clear" w:color="auto" w:fill="auto"/>
+            <w:tcMar>
+              <w:left w:w="32" w:type="dxa"/>
+            </w:tcMar>
+            <w:vAlign w:val="center"/>
+          </w:tcPr>
+          <w:p>
+            <w:pPr>
+              <w:spacing w:after="0" w:line="240" w:lineRule="auto"/>
+              <w:jc w:val="center"/>
+              <w:rPr>
+                <w:rFonts w:ascii="Times New Roman" w:eastAsia="Calibri" w:hAnsi="Times New Roman" w:cs="Times New Roman"/>
+                <w:kern w:val="0"/>
+                <w:sz w:val="28"/>
+                <w:szCs w:val="28"/>
+                <w14:ligatures w14:val="none"/>
+              </w:rPr>
+            </w:pPr>
+            <w:r>
+              <w:rPr>
+                <w:rFonts w:ascii="Times New Roman" w:eastAsia="Calibri" w:hAnsi="Times New Roman" w:cs="Times New Roman"/>
+                <w:kern w:val="0"/>
+                <w:sz w:val="28"/>
+                <w:szCs w:val="28"/>
+                <w14:ligatures w14:val="none"/>
+              </w:rPr>
+              <w:t>3</w:t>
+            </w:r>
+          </w:p>
+        </w:tc>
+        <w:tc>
+          <w:tcPr>
+            <w:tcW w:w="5292" w:type="dxa"/>
+            <w:tcBorders>
+              <w:top w:val="single" w:sz="6" w:space="0" w:color="000000"/>
+              <w:left w:val="single" w:sz="6" w:space="0" w:color="000000"/>
+              <w:bottom w:val="single" w:sz="6" w:space="0" w:color="000000"/>
+            </w:tcBorders>
+            <w:shd w:val="clear" w:color="auto" w:fill="auto"/>
+            <w:tcMar>
+              <w:left w:w="32" w:type="dxa"/>
+            </w:tcMar>
+            <w:vAlign w:val="center"/>
+          </w:tcPr>
+          <w:p>
+            <w:pPr>
+              <w:spacing w:after="0" w:line="240" w:lineRule="auto"/>
+              <w:rPr>
+                <w:rFonts w:ascii="Times New Roman" w:eastAsia="Calibri" w:hAnsi="Times New Roman" w:cs="Times New Roman"/>
+                <w:kern w:val="0"/>
+                <w:sz w:val="28"/>
+                <w:szCs w:val="28"/>
+                <w14:ligatures w14:val="none"/>
+              </w:rPr>
+            </w:pPr>
+            <w:r>
+              <w:rPr>
+                <w:rFonts w:ascii="Times New Roman" w:eastAsia="Calibri" w:hAnsi="Times New Roman" w:cs="Times New Roman"/>
+                <w:kern w:val="0"/>
+                <w:sz w:val="28"/>
+                <w:szCs w:val="28"/>
+                <w14:ligatures w14:val="none"/>
+              </w:rPr>
+              <w:t xml:space="preserve">Анализ и </w:t>
+            </w:r>
+            <w:r>
+              <w:rPr>
+                <w:rFonts w:ascii="Times New Roman" w:eastAsia="Calibri" w:hAnsi="Times New Roman" w:cs="Times New Roman"/>
+                <w:kern w:val="0"/>
+                <w:sz w:val="28"/>
+                <w:szCs w:val="28"/>
+                <w14:ligatures w14:val="none"/>
+              </w:rPr>
+              <w:t>проектирование архитектуры</w:t>
+            </w:r>
+            <w:r>
+              <w:rPr>
+                <w:rFonts w:ascii="Times New Roman" w:eastAsia="Calibri" w:hAnsi="Times New Roman" w:cs="Times New Roman"/>
+                <w:kern w:val="0"/>
+                <w:sz w:val="28"/>
+                <w:szCs w:val="28"/>
+                <w14:ligatures w14:val="none"/>
+              </w:rPr>
+              <w:t xml:space="preserve"> приложения (построение диаграмм, проектирование бизнес-слоя, представления и данных) </w:t>
+            </w:r>
+          </w:p>
+        </w:tc>
+        <w:tc>
+          <w:tcPr>
+            <w:tcW w:w="1984" w:type="dxa"/>
+            <w:tcBorders>
+              <w:top w:val="single" w:sz="6" w:space="0" w:color="000000"/>
+              <w:left w:val="single" w:sz="6" w:space="0" w:color="000000"/>
+              <w:bottom w:val="single" w:sz="6" w:space="0" w:color="000000"/>
+            </w:tcBorders>
+            <w:shd w:val="clear" w:color="auto" w:fill="auto"/>
+            <w:tcMar>
+              <w:left w:w="32" w:type="dxa"/>
+            </w:tcMar>
+            <w:vAlign w:val="center"/>
+          </w:tcPr>
+          <w:p>
+            <w:pPr>
+              <w:spacing w:after="0" w:line="240" w:lineRule="auto"/>
+              <w:jc w:val="center"/>
+              <w:rPr>
+                <w:rFonts w:ascii="Times New Roman" w:eastAsia="Calibri" w:hAnsi="Times New Roman" w:cs="Times New Roman"/>
+                <w:kern w:val="0"/>
+                <w:sz w:val="28"/>
+                <w:szCs w:val="28"/>
+                <w14:ligatures w14:val="none"/>
+              </w:rPr>
+            </w:pPr>
+            <w:r>
+              <w:rPr>
+                <w:rFonts w:ascii="Times New Roman" w:eastAsia="Calibri" w:hAnsi="Times New Roman" w:cs="Times New Roman"/>
+                <w:kern w:val="0"/>
+                <w:sz w:val="28"/>
+                <w:szCs w:val="28"/>
+                <w14:ligatures w14:val="none"/>
+              </w:rPr>
+              <w:t>31.03.2025</w:t>
+            </w:r>
+          </w:p>
+        </w:tc>
+        <w:tc>
+          <w:tcPr>
+            <w:tcW w:w="993" w:type="dxa"/>
+            <w:tcBorders>
+              <w:top w:val="single" w:sz="6" w:space="0" w:color="000000"/>
+              <w:left w:val="single" w:sz="6" w:space="0" w:color="000000"/>
+              <w:bottom w:val="single" w:sz="6" w:space="0" w:color="000000"/>
+              <w:right w:val="single" w:sz="6" w:space="0" w:color="000000"/>
+            </w:tcBorders>
+            <w:shd w:val="clear" w:color="auto" w:fill="auto"/>
+            <w:tcMar>
+              <w:left w:w="32" w:type="dxa"/>
+            </w:tcMar>
+          </w:tcPr>
+          <w:p>
+            <w:pPr>
+              <w:snapToGrid w:val="0"/>
+              <w:spacing w:after="0" w:line="240" w:lineRule="auto"/>
+              <w:rPr>
+                <w:rFonts w:ascii="Times New Roman" w:eastAsia="Calibri" w:hAnsi="Times New Roman" w:cs="Times New Roman"/>
+                <w:kern w:val="0"/>
+                <w:sz w:val="28"/>
+                <w:szCs w:val="28"/>
+                <w14:ligatures w14:val="none"/>
+              </w:rPr>
+            </w:pPr>
+          </w:p>
+        </w:tc>
+      </w:tr>
+      <w:tr>
+        <w:trPr>
+          <w:trHeight w:val="300"/>
+        </w:trPr>
+        <w:tc>
+          <w:tcPr>
+            <w:tcW w:w="682" w:type="dxa"/>
+            <w:tcBorders>
+              <w:top w:val="single" w:sz="6" w:space="0" w:color="000000"/>
+              <w:left w:val="single" w:sz="6" w:space="0" w:color="000000"/>
+              <w:bottom w:val="single" w:sz="6" w:space="0" w:color="000000"/>
+            </w:tcBorders>
+            <w:shd w:val="clear" w:color="auto" w:fill="auto"/>
+            <w:tcMar>
+              <w:left w:w="32" w:type="dxa"/>
+            </w:tcMar>
+            <w:vAlign w:val="center"/>
+          </w:tcPr>
+          <w:p>
+            <w:pPr>
+              <w:spacing w:after="0" w:line="240" w:lineRule="auto"/>
+              <w:jc w:val="center"/>
+              <w:rPr>
+                <w:rFonts w:ascii="Times New Roman" w:eastAsia="Calibri" w:hAnsi="Times New Roman" w:cs="Times New Roman"/>
+                <w:kern w:val="0"/>
+                <w:sz w:val="28"/>
+                <w:szCs w:val="28"/>
+                <w14:ligatures w14:val="none"/>
+              </w:rPr>
+            </w:pPr>
+            <w:r>
+              <w:rPr>
+                <w:rFonts w:ascii="Times New Roman" w:eastAsia="Calibri" w:hAnsi="Times New Roman" w:cs="Times New Roman"/>
+                <w:kern w:val="0"/>
+                <w:sz w:val="28"/>
+                <w:szCs w:val="28"/>
+                <w14:ligatures w14:val="none"/>
+              </w:rPr>
+              <w:t>4</w:t>
+            </w:r>
+          </w:p>
+        </w:tc>
+        <w:tc>
+          <w:tcPr>
+            <w:tcW w:w="5292" w:type="dxa"/>
+            <w:tcBorders>
+              <w:top w:val="single" w:sz="6" w:space="0" w:color="000000"/>
+              <w:left w:val="single" w:sz="6" w:space="0" w:color="000000"/>
+              <w:bottom w:val="single" w:sz="6" w:space="0" w:color="000000"/>
+            </w:tcBorders>
+            <w:shd w:val="clear" w:color="auto" w:fill="auto"/>
+            <w:tcMar>
+              <w:left w:w="32" w:type="dxa"/>
+            </w:tcMar>
+            <w:vAlign w:val="center"/>
+          </w:tcPr>
+          <w:p>
+            <w:pPr>
+              <w:spacing w:after="0" w:line="240" w:lineRule="auto"/>
+              <w:rPr>
+                <w:rFonts w:ascii="Times New Roman" w:eastAsia="Calibri" w:hAnsi="Times New Roman" w:cs="Times New Roman"/>
+                <w:kern w:val="0"/>
+                <w:sz w:val="28"/>
+                <w:szCs w:val="28"/>
+                <w14:ligatures w14:val="none"/>
+              </w:rPr>
+            </w:pPr>
+            <w:r>
+              <w:rPr>
+                <w:rFonts w:ascii="Times New Roman" w:eastAsia="Calibri" w:hAnsi="Times New Roman" w:cs="Times New Roman"/>
+                <w:kern w:val="0"/>
+                <w:sz w:val="28"/>
+                <w:szCs w:val="28"/>
+                <w14:ligatures w14:val="none"/>
+              </w:rPr>
+              <w:t>Проектирование структуры базы данных. Разработка дизайна пользовательского интерфейса</w:t>
+            </w:r>
+          </w:p>
+        </w:tc>
+        <w:tc>
+          <w:tcPr>
+            <w:tcW w:w="1984" w:type="dxa"/>
+            <w:tcBorders>
+              <w:top w:val="single" w:sz="6" w:space="0" w:color="000000"/>
+              <w:left w:val="single" w:sz="6" w:space="0" w:color="000000"/>
+              <w:bottom w:val="single" w:sz="6" w:space="0" w:color="000000"/>
+            </w:tcBorders>
+            <w:shd w:val="clear" w:color="auto" w:fill="auto"/>
+            <w:tcMar>
+              <w:left w:w="32" w:type="dxa"/>
+            </w:tcMar>
+            <w:vAlign w:val="center"/>
+          </w:tcPr>
+          <w:p>
+            <w:pPr>
+              <w:spacing w:after="0" w:line="240" w:lineRule="auto"/>
+              <w:jc w:val="center"/>
+              <w:rPr>
+                <w:rFonts w:ascii="Times New Roman" w:eastAsia="Calibri" w:hAnsi="Times New Roman" w:cs="Times New Roman"/>
+                <w:kern w:val="0"/>
+                <w:sz w:val="28"/>
+                <w:szCs w:val="28"/>
+                <w14:ligatures w14:val="none"/>
+              </w:rPr>
+            </w:pPr>
+            <w:r>
+              <w:rPr>
+                <w:rFonts w:ascii="Times New Roman" w:eastAsia="Calibri" w:hAnsi="Times New Roman" w:cs="Times New Roman"/>
+                <w:kern w:val="0"/>
+                <w:sz w:val="28"/>
+                <w:szCs w:val="28"/>
+                <w14:ligatures w14:val="none"/>
+              </w:rPr>
+              <w:t>07.04.2025</w:t>
+            </w:r>
+          </w:p>
+        </w:tc>
+        <w:tc>
+          <w:tcPr>
+            <w:tcW w:w="993" w:type="dxa"/>
+            <w:tcBorders>
+              <w:top w:val="single" w:sz="6" w:space="0" w:color="000000"/>
+              <w:left w:val="single" w:sz="6" w:space="0" w:color="000000"/>
+              <w:bottom w:val="single" w:sz="6" w:space="0" w:color="000000"/>
+              <w:right w:val="single" w:sz="6" w:space="0" w:color="000000"/>
+            </w:tcBorders>
+            <w:shd w:val="clear" w:color="auto" w:fill="auto"/>
+            <w:tcMar>
+              <w:left w:w="32" w:type="dxa"/>
+            </w:tcMar>
+          </w:tcPr>
+          <w:p>
+            <w:pPr>
+              <w:snapToGrid w:val="0"/>
+              <w:spacing w:after="0" w:line="240" w:lineRule="auto"/>
+              <w:rPr>
+                <w:rFonts w:ascii="Times New Roman" w:eastAsia="Calibri" w:hAnsi="Times New Roman" w:cs="Times New Roman"/>
+                <w:kern w:val="0"/>
+                <w:sz w:val="28"/>
+                <w:szCs w:val="28"/>
+                <w14:ligatures w14:val="none"/>
+              </w:rPr>
+            </w:pPr>
+          </w:p>
+        </w:tc>
+      </w:tr>
+      <w:tr>
+        <w:trPr>
+          <w:trHeight w:val="300"/>
+        </w:trPr>
+        <w:tc>
+          <w:tcPr>
+            <w:tcW w:w="682" w:type="dxa"/>
+            <w:tcBorders>
+              <w:top w:val="single" w:sz="6" w:space="0" w:color="000000"/>
+              <w:left w:val="single" w:sz="6" w:space="0" w:color="000000"/>
+              <w:bottom w:val="single" w:sz="6" w:space="0" w:color="000000"/>
+            </w:tcBorders>
+            <w:shd w:val="clear" w:color="auto" w:fill="auto"/>
+            <w:tcMar>
+              <w:left w:w="32" w:type="dxa"/>
+            </w:tcMar>
+            <w:vAlign w:val="center"/>
+          </w:tcPr>
+          <w:p>
+            <w:pPr>
+              <w:spacing w:after="0" w:line="240" w:lineRule="auto"/>
+              <w:jc w:val="center"/>
+              <w:rPr>
+                <w:rFonts w:ascii="Times New Roman" w:eastAsia="Calibri" w:hAnsi="Times New Roman" w:cs="Times New Roman"/>
+                <w:kern w:val="0"/>
+                <w:sz w:val="28"/>
+                <w:szCs w:val="28"/>
+                <w14:ligatures w14:val="none"/>
+              </w:rPr>
+            </w:pPr>
+            <w:r>
+              <w:rPr>
+                <w:rFonts w:ascii="Times New Roman" w:eastAsia="Calibri" w:hAnsi="Times New Roman" w:cs="Times New Roman"/>
+                <w:kern w:val="0"/>
+                <w:sz w:val="28"/>
+                <w:szCs w:val="28"/>
+                <w14:ligatures w14:val="none"/>
+              </w:rPr>
+              <w:t>5</w:t>
+            </w:r>
+          </w:p>
+        </w:tc>
+        <w:tc>
+          <w:tcPr>
+            <w:tcW w:w="5292" w:type="dxa"/>
+            <w:tcBorders>
+              <w:top w:val="single" w:sz="6" w:space="0" w:color="000000"/>
+              <w:left w:val="single" w:sz="6" w:space="0" w:color="000000"/>
+              <w:bottom w:val="single" w:sz="6" w:space="0" w:color="000000"/>
+            </w:tcBorders>
+            <w:shd w:val="clear" w:color="auto" w:fill="auto"/>
+            <w:tcMar>
+              <w:left w:w="32" w:type="dxa"/>
+            </w:tcMar>
+            <w:vAlign w:val="center"/>
+          </w:tcPr>
+          <w:p>
+            <w:pPr>
+              <w:tabs>
+                <w:tab w:val="left" w:pos="9356"/>
+              </w:tabs>
+              <w:spacing w:after="0" w:line="240" w:lineRule="auto"/>
+              <w:rPr>
+                <w:rFonts w:ascii="Times New Roman" w:eastAsia="Calibri" w:hAnsi="Times New Roman" w:cs="Times New Roman"/>
+                <w:kern w:val="0"/>
+                <w:sz w:val="28"/>
+                <w:szCs w:val="28"/>
+                <w14:ligatures w14:val="none"/>
+              </w:rPr>
+            </w:pPr>
+            <w:r>
+              <w:rPr>
+                <w:rFonts w:ascii="Times New Roman" w:eastAsia="Calibri" w:hAnsi="Times New Roman" w:cs="Times New Roman"/>
+                <w:kern w:val="0"/>
+                <w:sz w:val="28"/>
+                <w:szCs w:val="28"/>
+                <w14:ligatures w14:val="none"/>
+              </w:rPr>
+              <w:t>Кодирование программного средства</w:t>
+            </w:r>
+          </w:p>
+        </w:tc>
+        <w:tc>
+          <w:tcPr>
+            <w:tcW w:w="1984" w:type="dxa"/>
+            <w:tcBorders>
+              <w:top w:val="single" w:sz="6" w:space="0" w:color="000000"/>
+              <w:left w:val="single" w:sz="6" w:space="0" w:color="000000"/>
+              <w:bottom w:val="single" w:sz="6" w:space="0" w:color="000000"/>
+            </w:tcBorders>
+            <w:shd w:val="clear" w:color="auto" w:fill="auto"/>
+            <w:tcMar>
+              <w:left w:w="32" w:type="dxa"/>
+            </w:tcMar>
+            <w:vAlign w:val="center"/>
+          </w:tcPr>
+          <w:p>
+            <w:pPr>
+              <w:spacing w:after="0" w:line="240" w:lineRule="auto"/>
+              <w:jc w:val="center"/>
+              <w:rPr>
+                <w:rFonts w:ascii="Times New Roman" w:eastAsia="Calibri" w:hAnsi="Times New Roman" w:cs="Times New Roman"/>
+                <w:kern w:val="0"/>
+                <w:sz w:val="28"/>
+                <w:szCs w:val="28"/>
+                <w14:ligatures w14:val="none"/>
+              </w:rPr>
+            </w:pPr>
+            <w:r>
+              <w:rPr>
+                <w:rFonts w:ascii="Times New Roman" w:eastAsia="Calibri" w:hAnsi="Times New Roman" w:cs="Times New Roman"/>
+                <w:kern w:val="0"/>
+                <w:sz w:val="28"/>
+                <w:szCs w:val="28"/>
+                <w14:ligatures w14:val="none"/>
+              </w:rPr>
+              <w:t>21.04.2025</w:t>
+            </w:r>
+          </w:p>
+        </w:tc>
+        <w:tc>
+          <w:tcPr>
+            <w:tcW w:w="993" w:type="dxa"/>
+            <w:tcBorders>
+              <w:top w:val="single" w:sz="6" w:space="0" w:color="000000"/>
+              <w:left w:val="single" w:sz="6" w:space="0" w:color="000000"/>
+              <w:bottom w:val="single" w:sz="6" w:space="0" w:color="000000"/>
+              <w:right w:val="single" w:sz="6" w:space="0" w:color="000000"/>
+            </w:tcBorders>
+            <w:shd w:val="clear" w:color="auto" w:fill="auto"/>
+            <w:tcMar>
+              <w:left w:w="32" w:type="dxa"/>
+            </w:tcMar>
+          </w:tcPr>
+          <w:p>
+            <w:pPr>
+              <w:snapToGrid w:val="0"/>
+              <w:spacing w:after="0" w:line="240" w:lineRule="auto"/>
+              <w:rPr>
+                <w:rFonts w:ascii="Times New Roman" w:eastAsia="Calibri" w:hAnsi="Times New Roman" w:cs="Times New Roman"/>
+                <w:kern w:val="0"/>
+                <w:sz w:val="28"/>
+                <w:szCs w:val="28"/>
+                <w14:ligatures w14:val="none"/>
+              </w:rPr>
+            </w:pPr>
+          </w:p>
+        </w:tc>
+      </w:tr>
+      <w:tr>
+        <w:trPr>
+          <w:trHeight w:val="300"/>
+        </w:trPr>
+        <w:tc>
+          <w:tcPr>
+            <w:tcW w:w="682" w:type="dxa"/>
+            <w:tcBorders>
+              <w:top w:val="single" w:sz="6" w:space="0" w:color="000000"/>
+              <w:left w:val="single" w:sz="6" w:space="0" w:color="000000"/>
+              <w:bottom w:val="single" w:sz="6" w:space="0" w:color="000000"/>
+            </w:tcBorders>
+            <w:shd w:val="clear" w:color="auto" w:fill="auto"/>
+            <w:tcMar>
+              <w:left w:w="32" w:type="dxa"/>
+            </w:tcMar>
+            <w:vAlign w:val="center"/>
+          </w:tcPr>
+          <w:p>
+            <w:pPr>
+              <w:spacing w:after="0" w:line="240" w:lineRule="auto"/>
+              <w:jc w:val="center"/>
+              <w:rPr>
+                <w:rFonts w:ascii="Times New Roman" w:eastAsia="Calibri" w:hAnsi="Times New Roman" w:cs="Times New Roman"/>
+                <w:kern w:val="0"/>
+                <w:sz w:val="28"/>
+                <w:szCs w:val="28"/>
+                <w14:ligatures w14:val="none"/>
+              </w:rPr>
+            </w:pPr>
+            <w:r>
+              <w:rPr>
+                <w:rFonts w:ascii="Times New Roman" w:eastAsia="Calibri" w:hAnsi="Times New Roman" w:cs="Times New Roman"/>
+                <w:kern w:val="0"/>
+                <w:sz w:val="28"/>
+                <w:szCs w:val="28"/>
+                <w14:ligatures w14:val="none"/>
+              </w:rPr>
+              <w:t>6</w:t>
+            </w:r>
+          </w:p>
+        </w:tc>
+        <w:tc>
+          <w:tcPr>
+            <w:tcW w:w="5292" w:type="dxa"/>
+            <w:tcBorders>
+              <w:top w:val="single" w:sz="6" w:space="0" w:color="000000"/>
+              <w:left w:val="single" w:sz="6" w:space="0" w:color="000000"/>
+              <w:bottom w:val="single" w:sz="6" w:space="0" w:color="000000"/>
+            </w:tcBorders>
+            <w:shd w:val="clear" w:color="auto" w:fill="auto"/>
+            <w:tcMar>
+              <w:left w:w="32" w:type="dxa"/>
+            </w:tcMar>
+            <w:vAlign w:val="center"/>
+          </w:tcPr>
+          <w:p>
+            <w:pPr>
+              <w:spacing w:after="0" w:line="240" w:lineRule="auto"/>
+              <w:ind w:left="-40"/>
+              <w:rPr>
+                <w:rFonts w:ascii="Times New Roman" w:eastAsia="Calibri" w:hAnsi="Times New Roman" w:cs="Times New Roman"/>
+                <w:kern w:val="0"/>
+                <w:sz w:val="28"/>
+                <w:szCs w:val="28"/>
+                <w14:ligatures w14:val="none"/>
+              </w:rPr>
+            </w:pPr>
+            <w:r>
+              <w:rPr>
+                <w:rFonts w:ascii="Times New Roman" w:eastAsia="Calibri" w:hAnsi="Times New Roman" w:cs="Times New Roman"/>
+                <w:kern w:val="0"/>
+                <w:sz w:val="28"/>
+                <w:szCs w:val="28"/>
+                <w14:ligatures w14:val="none"/>
+              </w:rPr>
+              <w:t>Тестирования и</w:t>
+            </w:r>
+            <w:r>
+              <w:rPr>
+                <w:rFonts w:ascii="Times New Roman" w:eastAsia="Calibri" w:hAnsi="Times New Roman" w:cs="Times New Roman"/>
+                <w:kern w:val="0"/>
+                <w:sz w:val="28"/>
+                <w:szCs w:val="28"/>
+                <w14:ligatures w14:val="none"/>
+              </w:rPr>
+              <w:t xml:space="preserve"> отладка программного средства</w:t>
+            </w:r>
+          </w:p>
+        </w:tc>
+        <w:tc>
+          <w:tcPr>
+            <w:tcW w:w="1984" w:type="dxa"/>
+            <w:tcBorders>
+              <w:top w:val="single" w:sz="6" w:space="0" w:color="000000"/>
+              <w:left w:val="single" w:sz="6" w:space="0" w:color="000000"/>
+              <w:bottom w:val="single" w:sz="6" w:space="0" w:color="000000"/>
+            </w:tcBorders>
+            <w:shd w:val="clear" w:color="auto" w:fill="auto"/>
+            <w:tcMar>
+              <w:left w:w="32" w:type="dxa"/>
+            </w:tcMar>
+            <w:vAlign w:val="center"/>
+          </w:tcPr>
+          <w:p>
+            <w:pPr>
+              <w:spacing w:after="0" w:line="240" w:lineRule="auto"/>
+              <w:jc w:val="center"/>
+              <w:rPr>
+                <w:rFonts w:ascii="Times New Roman" w:eastAsia="Calibri" w:hAnsi="Times New Roman" w:cs="Times New Roman"/>
+                <w:kern w:val="0"/>
+                <w:sz w:val="28"/>
+                <w:szCs w:val="28"/>
+                <w14:ligatures w14:val="none"/>
+              </w:rPr>
+            </w:pPr>
+            <w:r>
+              <w:rPr>
+                <w:rFonts w:ascii="Times New Roman" w:eastAsia="Calibri" w:hAnsi="Times New Roman" w:cs="Times New Roman"/>
+                <w:kern w:val="0"/>
+                <w:sz w:val="28"/>
+                <w:szCs w:val="28"/>
+                <w14:ligatures w14:val="none"/>
+              </w:rPr>
+              <w:t>05.05.2025</w:t>
+            </w:r>
+          </w:p>
+        </w:tc>
+        <w:tc>
+          <w:tcPr>
+            <w:tcW w:w="993" w:type="dxa"/>
+            <w:tcBorders>
+              <w:top w:val="single" w:sz="6" w:space="0" w:color="000000"/>
+              <w:left w:val="single" w:sz="6" w:space="0" w:color="000000"/>
+              <w:bottom w:val="single" w:sz="6" w:space="0" w:color="000000"/>
+              <w:right w:val="single" w:sz="6" w:space="0" w:color="000000"/>
+            </w:tcBorders>
+            <w:shd w:val="clear" w:color="auto" w:fill="auto"/>
+            <w:tcMar>
+              <w:left w:w="32" w:type="dxa"/>
+            </w:tcMar>
+          </w:tcPr>
+          <w:p>
+            <w:pPr>
+              <w:snapToGrid w:val="0"/>
+              <w:spacing w:after="0" w:line="240" w:lineRule="auto"/>
+              <w:rPr>
+                <w:rFonts w:ascii="Times New Roman" w:eastAsia="Calibri" w:hAnsi="Times New Roman" w:cs="Times New Roman"/>
+                <w:kern w:val="0"/>
+                <w:sz w:val="28"/>
+                <w:szCs w:val="28"/>
+                <w14:ligatures w14:val="none"/>
+              </w:rPr>
+            </w:pPr>
+          </w:p>
+        </w:tc>
+      </w:tr>
+      <w:tr>
+        <w:trPr>
+          <w:trHeight w:val="340"/>
+        </w:trPr>
+        <w:tc>
+          <w:tcPr>
+            <w:tcW w:w="682" w:type="dxa"/>
+            <w:tcBorders>
+              <w:top w:val="single" w:sz="6" w:space="0" w:color="000000"/>
+              <w:left w:val="single" w:sz="6" w:space="0" w:color="000000"/>
+              <w:bottom w:val="single" w:sz="6" w:space="0" w:color="000000"/>
+            </w:tcBorders>
+            <w:shd w:val="clear" w:color="auto" w:fill="auto"/>
+            <w:tcMar>
+              <w:left w:w="32" w:type="dxa"/>
+            </w:tcMar>
+            <w:vAlign w:val="center"/>
+          </w:tcPr>
+          <w:p>
+            <w:pPr>
+              <w:spacing w:after="0" w:line="240" w:lineRule="auto"/>
+              <w:jc w:val="center"/>
+              <w:rPr>
+                <w:rFonts w:ascii="Times New Roman" w:eastAsia="Calibri" w:hAnsi="Times New Roman" w:cs="Times New Roman"/>
+                <w:kern w:val="0"/>
+                <w:sz w:val="28"/>
+                <w:szCs w:val="28"/>
+                <w14:ligatures w14:val="none"/>
+              </w:rPr>
+            </w:pPr>
+            <w:r>
+              <w:rPr>
+                <w:rFonts w:ascii="Times New Roman" w:eastAsia="Calibri" w:hAnsi="Times New Roman" w:cs="Times New Roman"/>
+                <w:kern w:val="0"/>
+                <w:sz w:val="28"/>
+                <w:szCs w:val="28"/>
+                <w14:ligatures w14:val="none"/>
+              </w:rPr>
+              <w:t>7</w:t>
+            </w:r>
+          </w:p>
+        </w:tc>
+        <w:tc>
+          <w:tcPr>
+            <w:tcW w:w="5292" w:type="dxa"/>
+            <w:tcBorders>
+              <w:top w:val="single" w:sz="6" w:space="0" w:color="000000"/>
+              <w:left w:val="single" w:sz="6" w:space="0" w:color="000000"/>
+              <w:bottom w:val="single" w:sz="6" w:space="0" w:color="000000"/>
+            </w:tcBorders>
+            <w:shd w:val="clear" w:color="auto" w:fill="auto"/>
+            <w:tcMar>
+              <w:left w:w="32" w:type="dxa"/>
+            </w:tcMar>
+            <w:vAlign w:val="center"/>
+          </w:tcPr>
+          <w:p>
+            <w:pPr>
+              <w:spacing w:after="0" w:line="240" w:lineRule="auto"/>
+              <w:rPr>
+                <w:rFonts w:ascii="Times New Roman" w:eastAsia="Calibri" w:hAnsi="Times New Roman" w:cs="Times New Roman"/>
+                <w:kern w:val="0"/>
+                <w:sz w:val="28"/>
+                <w:szCs w:val="28"/>
+                <w14:ligatures w14:val="none"/>
+              </w:rPr>
+            </w:pPr>
+            <w:r>
+              <w:rPr>
+                <w:rFonts w:ascii="Times New Roman" w:eastAsia="Calibri" w:hAnsi="Times New Roman" w:cs="Times New Roman"/>
+                <w:kern w:val="0"/>
+                <w:sz w:val="28"/>
+                <w:szCs w:val="28"/>
+                <w14:ligatures w14:val="none"/>
+              </w:rPr>
+              <w:t xml:space="preserve">Оформление пояснительной записки </w:t>
+            </w:r>
+          </w:p>
+        </w:tc>
+        <w:tc>
+          <w:tcPr>
+            <w:tcW w:w="1984" w:type="dxa"/>
+            <w:tcBorders>
+              <w:top w:val="single" w:sz="6" w:space="0" w:color="000000"/>
+              <w:left w:val="single" w:sz="6" w:space="0" w:color="000000"/>
+              <w:bottom w:val="single" w:sz="6" w:space="0" w:color="000000"/>
+            </w:tcBorders>
+            <w:shd w:val="clear" w:color="auto" w:fill="auto"/>
+            <w:tcMar>
+              <w:left w:w="32" w:type="dxa"/>
+            </w:tcMar>
+            <w:vAlign w:val="center"/>
+          </w:tcPr>
+          <w:p>
+            <w:pPr>
+              <w:spacing w:after="0" w:line="240" w:lineRule="auto"/>
+              <w:jc w:val="center"/>
+              <w:rPr>
+                <w:rFonts w:ascii="Times New Roman" w:eastAsia="Calibri" w:hAnsi="Times New Roman" w:cs="Times New Roman"/>
+                <w:kern w:val="0"/>
+                <w:sz w:val="28"/>
+                <w:szCs w:val="28"/>
+                <w14:ligatures w14:val="none"/>
+              </w:rPr>
+            </w:pPr>
+            <w:r>
+              <w:rPr>
+                <w:rFonts w:ascii="Times New Roman" w:eastAsia="Calibri" w:hAnsi="Times New Roman" w:cs="Times New Roman"/>
+                <w:kern w:val="0"/>
+                <w:sz w:val="28"/>
+                <w:szCs w:val="28"/>
+                <w14:ligatures w14:val="none"/>
+              </w:rPr>
+              <w:t>12.05.2025</w:t>
+            </w:r>
+          </w:p>
+        </w:tc>
+        <w:tc>
+          <w:tcPr>
+            <w:tcW w:w="993" w:type="dxa"/>
+            <w:tcBorders>
+              <w:top w:val="single" w:sz="6" w:space="0" w:color="000000"/>
+              <w:left w:val="single" w:sz="6" w:space="0" w:color="000000"/>
+              <w:bottom w:val="single" w:sz="6" w:space="0" w:color="000000"/>
+              <w:right w:val="single" w:sz="6" w:space="0" w:color="000000"/>
+            </w:tcBorders>
+            <w:shd w:val="clear" w:color="auto" w:fill="auto"/>
+            <w:tcMar>
+              <w:left w:w="32" w:type="dxa"/>
+            </w:tcMar>
+          </w:tcPr>
+          <w:p>
+            <w:pPr>
+              <w:snapToGrid w:val="0"/>
+              <w:spacing w:after="0" w:line="240" w:lineRule="auto"/>
+              <w:rPr>
+                <w:rFonts w:ascii="Times New Roman" w:eastAsia="Calibri" w:hAnsi="Times New Roman" w:cs="Times New Roman"/>
+                <w:kern w:val="0"/>
+                <w:sz w:val="28"/>
+                <w:szCs w:val="28"/>
+                <w14:ligatures w14:val="none"/>
+              </w:rPr>
+            </w:pPr>
+          </w:p>
+        </w:tc>
+      </w:tr>
+      <w:tr>
+        <w:trPr>
+          <w:trHeight w:val="340"/>
+        </w:trPr>
+        <w:tc>
+          <w:tcPr>
+            <w:tcW w:w="682" w:type="dxa"/>
+            <w:tcBorders>
+              <w:top w:val="single" w:sz="6" w:space="0" w:color="000000"/>
+              <w:left w:val="single" w:sz="6" w:space="0" w:color="000000"/>
+              <w:bottom w:val="single" w:sz="6" w:space="0" w:color="000000"/>
+            </w:tcBorders>
+            <w:shd w:val="clear" w:color="auto" w:fill="auto"/>
+            <w:tcMar>
+              <w:left w:w="32" w:type="dxa"/>
+            </w:tcMar>
+            <w:vAlign w:val="center"/>
+          </w:tcPr>
+          <w:p>
+            <w:pPr>
+              <w:spacing w:after="0" w:line="240" w:lineRule="auto"/>
+              <w:jc w:val="center"/>
+              <w:rPr>
+                <w:rFonts w:ascii="Times New Roman" w:eastAsia="Calibri" w:hAnsi="Times New Roman" w:cs="Times New Roman"/>
+                <w:kern w:val="0"/>
+                <w:sz w:val="28"/>
+                <w:szCs w:val="28"/>
+                <w14:ligatures w14:val="none"/>
+              </w:rPr>
+            </w:pPr>
+            <w:r>
+              <w:rPr>
+                <w:rFonts w:ascii="Times New Roman" w:eastAsia="Calibri" w:hAnsi="Times New Roman" w:cs="Times New Roman"/>
+                <w:kern w:val="0"/>
+                <w:sz w:val="28"/>
+                <w:szCs w:val="28"/>
+                <w14:ligatures w14:val="none"/>
+              </w:rPr>
+              <w:t>8</w:t>
+            </w:r>
+          </w:p>
+        </w:tc>
+        <w:tc>
+          <w:tcPr>
+            <w:tcW w:w="5292" w:type="dxa"/>
+            <w:tcBorders>
+              <w:top w:val="single" w:sz="6" w:space="0" w:color="000000"/>
+              <w:left w:val="single" w:sz="6" w:space="0" w:color="000000"/>
+              <w:bottom w:val="single" w:sz="6" w:space="0" w:color="000000"/>
+            </w:tcBorders>
+            <w:shd w:val="clear" w:color="auto" w:fill="auto"/>
+            <w:tcMar>
+              <w:left w:w="32" w:type="dxa"/>
+            </w:tcMar>
+            <w:vAlign w:val="center"/>
+          </w:tcPr>
+          <w:p>
+            <w:pPr>
+              <w:spacing w:after="0" w:line="240" w:lineRule="auto"/>
+              <w:rPr>
+                <w:rFonts w:ascii="Times New Roman" w:eastAsia="Calibri" w:hAnsi="Times New Roman" w:cs="Times New Roman"/>
+                <w:kern w:val="0"/>
+                <w:sz w:val="28"/>
+                <w:szCs w:val="28"/>
+                <w14:ligatures w14:val="none"/>
+              </w:rPr>
+            </w:pPr>
+            <w:r>
+              <w:rPr>
+                <w:rFonts w:ascii="Times New Roman" w:eastAsia="Calibri" w:hAnsi="Times New Roman" w:cs="Times New Roman"/>
+                <w:kern w:val="0"/>
+                <w:sz w:val="28"/>
+                <w:szCs w:val="28"/>
+                <w14:ligatures w14:val="none"/>
+              </w:rPr>
+              <w:t>Защита проекта</w:t>
+            </w:r>
+          </w:p>
+        </w:tc>
+        <w:tc>
+          <w:tcPr>
+            <w:tcW w:w="1984" w:type="dxa"/>
+            <w:tcBorders>
+              <w:top w:val="single" w:sz="6" w:space="0" w:color="000000"/>
+              <w:left w:val="single" w:sz="6" w:space="0" w:color="000000"/>
+              <w:bottom w:val="single" w:sz="6" w:space="0" w:color="000000"/>
+            </w:tcBorders>
+            <w:shd w:val="clear" w:color="auto" w:fill="auto"/>
+            <w:tcMar>
+              <w:left w:w="32" w:type="dxa"/>
+            </w:tcMar>
+            <w:vAlign w:val="center"/>
+          </w:tcPr>
+          <w:p>
+            <w:pPr>
+              <w:spacing w:after="0" w:line="240" w:lineRule="auto"/>
+              <w:jc w:val="center"/>
+              <w:rPr>
+                <w:rFonts w:ascii="Times New Roman" w:eastAsia="Calibri" w:hAnsi="Times New Roman" w:cs="Times New Roman"/>
+                <w:kern w:val="0"/>
+                <w:sz w:val="28"/>
+                <w:szCs w:val="28"/>
+                <w14:ligatures w14:val="none"/>
+              </w:rPr>
+            </w:pPr>
+            <w:r>
+              <w:rPr>
+                <w:rFonts w:ascii="Times New Roman" w:eastAsia="Calibri" w:hAnsi="Times New Roman" w:cs="Times New Roman"/>
+                <w:kern w:val="0"/>
+                <w:sz w:val="28"/>
+                <w:szCs w:val="28"/>
+                <w14:ligatures w14:val="none"/>
+              </w:rPr>
+              <w:t>20.05.2025</w:t>
+            </w:r>
+          </w:p>
+        </w:tc>
+        <w:tc>
+          <w:tcPr>
+            <w:tcW w:w="993" w:type="dxa"/>
+            <w:tcBorders>
+              <w:top w:val="single" w:sz="6" w:space="0" w:color="000000"/>
+              <w:left w:val="single" w:sz="6" w:space="0" w:color="000000"/>
+              <w:bottom w:val="single" w:sz="6" w:space="0" w:color="000000"/>
+              <w:right w:val="single" w:sz="6" w:space="0" w:color="000000"/>
+            </w:tcBorders>
+            <w:shd w:val="clear" w:color="auto" w:fill="auto"/>
+            <w:tcMar>
+              <w:left w:w="32" w:type="dxa"/>
+            </w:tcMar>
+          </w:tcPr>
+          <w:p>
+            <w:pPr>
+              <w:snapToGrid w:val="0"/>
+              <w:spacing w:after="0" w:line="240" w:lineRule="auto"/>
+              <w:rPr>
+                <w:rFonts w:ascii="Times New Roman" w:eastAsia="Calibri" w:hAnsi="Times New Roman" w:cs="Times New Roman"/>
+                <w:kern w:val="0"/>
+                <w:sz w:val="28"/>
+                <w:szCs w:val="28"/>
+                <w14:ligatures w14:val="none"/>
+              </w:rPr>
+            </w:pPr>
+          </w:p>
+        </w:tc>
+      </w:tr>
+    </w:tbl>
+    <w:p>
+      <w:pPr>
+        <w:spacing w:line="259" w:lineRule="auto"/>
+        <w:rPr>
+          <w:rFonts w:ascii="Times New Roman" w:eastAsia="Calibri" w:hAnsi="Times New Roman" w:cs="Times New Roman"/>
+          <w:kern w:val="0"/>
+          <w:sz w:val="28"/>
+          <w:szCs w:val="28"/>
+          <w14:ligatures w14:val="none"/>
+        </w:rPr>
+      </w:pPr>
+    </w:p>
+    <w:p>
+      <w:pPr>
+        <w:spacing w:after="0" w:line="240" w:lineRule="auto"/>
+        <w:rPr>
+          <w:rFonts w:ascii="Times New Roman" w:eastAsia="Calibri" w:hAnsi="Times New Roman" w:cs="Times New Roman"/>
+          <w:kern w:val="0"/>
+          <w:sz w:val="28"/>
+          <w:szCs w:val="28"/>
+          <w14:ligatures w14:val="none"/>
+        </w:rPr>
+      </w:pPr>
+      <w:r>
+        <w:rPr>
+          <w:rFonts w:ascii="Times New Roman" w:eastAsia="Calibri" w:hAnsi="Times New Roman" w:cs="Times New Roman"/>
+          <w:b/>
+          <w:kern w:val="0"/>
+          <w:sz w:val="28"/>
+          <w14:ligatures w14:val="none"/>
+        </w:rPr>
+        <w:t>5. Дата выдачи задания ____</w:t>
+      </w:r>
+      <w:r>
+        <w:rPr>
+          <w:rFonts w:ascii="Times New Roman" w:eastAsia="Calibri" w:hAnsi="Times New Roman" w:cs="Times New Roman"/>
+          <w:kern w:val="0"/>
+          <w:sz w:val="28"/>
+          <w:u w:val="single"/>
+          <w14:ligatures w14:val="none"/>
+        </w:rPr>
+        <w:t>03.03.2025</w:t>
+      </w:r>
+      <w:r>
+        <w:rPr>
+          <w:rFonts w:ascii="Times New Roman" w:eastAsia="Calibri" w:hAnsi="Times New Roman" w:cs="Times New Roman"/>
+          <w:b/>
+          <w:kern w:val="0"/>
+          <w:sz w:val="28"/>
+          <w14:ligatures w14:val="none"/>
+        </w:rPr>
+        <w:t>____</w:t>
+      </w:r>
+    </w:p>
+    <w:p>
+      <w:pPr>
+        <w:spacing w:after="0" w:line="240" w:lineRule="auto"/>
+        <w:rPr>
+          <w:rFonts w:ascii="Times New Roman" w:eastAsia="Calibri" w:hAnsi="Times New Roman" w:cs="Times New Roman"/>
+          <w:kern w:val="0"/>
+          <w:sz w:val="28"/>
+          <w:szCs w:val="28"/>
+          <w14:ligatures w14:val="none"/>
+        </w:rPr>
+      </w:pPr>
+      <w:r>
+        <w:rPr>
+          <w:rFonts w:ascii="Times New Roman" w:eastAsia="Calibri" w:hAnsi="Times New Roman" w:cs="Times New Roman"/>
+          <w:kern w:val="0"/>
+          <w:sz w:val="28"/>
+          <w14:ligatures w14:val="none"/>
+        </w:rPr>
+        <w:t>Руководител</w:t>
+      </w:r>
+      <w:r>
+        <w:rPr>
+          <w:rFonts w:ascii="Times New Roman" w:eastAsia="Calibri" w:hAnsi="Times New Roman" w:cs="Times New Roman"/>
+          <w:kern w:val="0"/>
+          <w:szCs w:val="22"/>
+          <w14:ligatures w14:val="none"/>
+        </w:rPr>
+        <w:t>ь</w:t>
+      </w:r>
+      <w:r>
+        <w:rPr>
+          <w:rFonts w:ascii="Times New Roman" w:eastAsia="Calibri" w:hAnsi="Times New Roman" w:cs="Times New Roman"/>
+          <w:kern w:val="0"/>
+          <w:sz w:val="28"/>
+          <w14:ligatures w14:val="none"/>
+        </w:rPr>
+        <w:t>_________________________________</w:t>
+      </w:r>
+      <w:r>
+        <w:rPr>
+          <w:rFonts w:ascii="Times New Roman" w:eastAsia="Calibri" w:hAnsi="Times New Roman" w:cs="Times New Roman"/>
+          <w:kern w:val="0"/>
+          <w:sz w:val="28"/>
+          <w14:ligatures w14:val="none"/>
+        </w:rPr>
+        <w:tab/>
+      </w:r>
+      <w:r>
+        <w:rPr>
+          <w:rFonts w:ascii="Times New Roman" w:eastAsia="Calibri" w:hAnsi="Times New Roman" w:cs="Times New Roman"/>
+          <w:kern w:val="0"/>
+          <w:sz w:val="28"/>
+          <w14:ligatures w14:val="none"/>
+        </w:rPr>
+        <w:tab/>
+        <w:t xml:space="preserve">асс. </w:t>
+      </w:r>
+      <w:proofErr w:type="spellStart"/>
+      <w:r>
+        <w:rPr>
+          <w:rFonts w:ascii="Times New Roman" w:eastAsia="Calibri" w:hAnsi="Times New Roman" w:cs="Times New Roman"/>
+          <w:kern w:val="0"/>
+          <w:sz w:val="28"/>
+          <w14:ligatures w14:val="none"/>
+        </w:rPr>
+        <w:t>Ромыш</w:t>
+      </w:r>
+      <w:proofErr w:type="spellEnd"/>
+      <w:r>
+        <w:rPr>
+          <w:rFonts w:ascii="Times New Roman" w:eastAsia="Calibri" w:hAnsi="Times New Roman" w:cs="Times New Roman"/>
+          <w:kern w:val="0"/>
+          <w:sz w:val="28"/>
+          <w14:ligatures w14:val="none"/>
+        </w:rPr>
+        <w:t xml:space="preserve"> А.С.</w:t>
+      </w:r>
+      <w:r>
+        <w:rPr>
+          <w:rFonts w:ascii="Times New Roman" w:eastAsia="Calibri" w:hAnsi="Times New Roman" w:cs="Times New Roman"/>
+          <w:i/>
+          <w:kern w:val="0"/>
+          <w:sz w:val="22"/>
+          <w:szCs w:val="28"/>
+          <w14:ligatures w14:val="none"/>
+        </w:rPr>
+        <w:t xml:space="preserve"> </w:t>
+      </w:r>
+    </w:p>
+    <w:p>
+      <w:pPr>
+        <w:spacing w:after="0" w:line="240" w:lineRule="auto"/>
+        <w:ind w:left="1416" w:firstLine="708"/>
+        <w:rPr>
+          <w:rFonts w:ascii="Times New Roman" w:eastAsia="Calibri" w:hAnsi="Times New Roman" w:cs="Times New Roman"/>
+          <w:kern w:val="0"/>
+          <w:sz w:val="28"/>
+          <w:vertAlign w:val="superscript"/>
+          <w14:ligatures w14:val="none"/>
+        </w:rPr>
+      </w:pPr>
+      <w:r>
+        <w:rPr>
+          <w:rFonts w:ascii="Times New Roman" w:eastAsia="Calibri" w:hAnsi="Times New Roman" w:cs="Times New Roman"/>
+          <w:kern w:val="0"/>
+          <w:sz w:val="28"/>
+          <w:vertAlign w:val="superscript"/>
+          <w14:ligatures w14:val="none"/>
+        </w:rPr>
+        <w:t xml:space="preserve">                    (подпись) </w:t>
+      </w:r>
+      <w:r>
+        <w:rPr>
+          <w:rFonts w:ascii="Times New Roman" w:eastAsia="Calibri" w:hAnsi="Times New Roman" w:cs="Times New Roman"/>
+          <w:kern w:val="0"/>
+          <w:sz w:val="28"/>
+          <w:vertAlign w:val="superscript"/>
+          <w14:ligatures w14:val="none"/>
+        </w:rPr>
+        <w:tab/>
+      </w:r>
+      <w:r>
+        <w:rPr>
+          <w:rFonts w:ascii="Times New Roman" w:eastAsia="Calibri" w:hAnsi="Times New Roman" w:cs="Times New Roman"/>
+          <w:kern w:val="0"/>
+          <w:sz w:val="28"/>
+          <w:vertAlign w:val="superscript"/>
+          <w14:ligatures w14:val="none"/>
+        </w:rPr>
+        <w:tab/>
+      </w:r>
+      <w:r>
+        <w:rPr>
+          <w:rFonts w:ascii="Times New Roman" w:eastAsia="Calibri" w:hAnsi="Times New Roman" w:cs="Times New Roman"/>
+          <w:kern w:val="0"/>
+          <w:sz w:val="28"/>
+          <w:vertAlign w:val="superscript"/>
+          <w14:ligatures w14:val="none"/>
+        </w:rPr>
+        <w:tab/>
+      </w:r>
+      <w:r>
+        <w:rPr>
+          <w:rFonts w:ascii="Times New Roman" w:eastAsia="Calibri" w:hAnsi="Times New Roman" w:cs="Times New Roman"/>
+          <w:kern w:val="0"/>
+          <w:sz w:val="28"/>
+          <w:vertAlign w:val="superscript"/>
+          <w14:ligatures w14:val="none"/>
+        </w:rPr>
+        <w:tab/>
+      </w:r>
+    </w:p>
+    <w:p>
+      <w:pPr>
+        <w:spacing w:after="0" w:line="240" w:lineRule="auto"/>
+        <w:rPr>
+          <w:rFonts w:ascii="Times New Roman" w:eastAsia="Calibri" w:hAnsi="Times New Roman" w:cs="Times New Roman"/>
+          <w:kern w:val="0"/>
+          <w:sz w:val="28"/>
+          <w14:ligatures w14:val="none"/>
+        </w:rPr>
+      </w:pPr>
+      <w:r>
+        <w:rPr>
+          <w:rFonts w:ascii="Times New Roman" w:eastAsia="Calibri" w:hAnsi="Times New Roman" w:cs="Times New Roman"/>
+          <w:kern w:val="0"/>
+          <w:sz w:val="28"/>
+          <w14:ligatures w14:val="none"/>
+        </w:rPr>
+        <w:t>Задание принял к исполнению _______________________</w:t>
+      </w:r>
+      <w:r>
+        <w:rPr>
+          <w:rFonts w:ascii="Times New Roman" w:eastAsia="Calibri" w:hAnsi="Times New Roman" w:cs="Times New Roman"/>
+          <w:kern w:val="0"/>
+          <w:sz w:val="28"/>
+          <w14:ligatures w14:val="none"/>
+        </w:rPr>
+        <w:tab/>
+      </w:r>
+      <w:proofErr w:type="spellStart"/>
+      <w:r>
+        <w:rPr>
+          <w:rFonts w:ascii="Times New Roman" w:eastAsia="Calibri" w:hAnsi="Times New Roman" w:cs="Times New Roman"/>
+          <w:kern w:val="0"/>
+          <w:sz w:val="28"/>
+          <w14:ligatures w14:val="none"/>
+        </w:rPr>
+        <w:t>Ленкевич</w:t>
+      </w:r>
+      <w:proofErr w:type="spellEnd"/>
+      <w:r>
+        <w:rPr>
+          <w:rFonts w:ascii="Times New Roman" w:eastAsia="Calibri" w:hAnsi="Times New Roman" w:cs="Times New Roman"/>
+          <w:kern w:val="0"/>
+          <w:sz w:val="28"/>
+          <w14:ligatures w14:val="none"/>
+        </w:rPr>
+        <w:t xml:space="preserve"> П.А.</w:t>
+      </w:r>
+    </w:p>
+    <w:p>
+      <w:pPr>
+        <w:spacing w:after="0" w:line="240" w:lineRule="auto"/>
+        <w:ind w:left="2691" w:firstLine="425"/>
+        <w:rPr>
+          <w:rFonts w:ascii="Times New Roman" w:eastAsia="Calibri" w:hAnsi="Times New Roman" w:cs="Times New Roman"/>
+          <w:kern w:val="0"/>
+          <w:sz w:val="32"/>
+          <w:szCs w:val="28"/>
+          <w14:ligatures w14:val="none"/>
+        </w:rPr>
+        <w:sectPr>
+          <w:pgSz w:w="11906" w:h="16838"/>
+          <w:pgMar w:top="1134" w:right="850" w:bottom="1134" w:left="1701" w:header="708" w:footer="708" w:gutter="0"/>
+          <w:cols w:space="708"/>
+          <w:titlePg/>
+          <w:docGrid w:linePitch="360"/>
+        </w:sectPr>
+      </w:pPr>
+      <w:r>
+        <w:rPr>
+          <w:rFonts w:ascii="Times New Roman" w:eastAsia="Calibri" w:hAnsi="Times New Roman" w:cs="Times New Roman"/>
+          <w:kern w:val="0"/>
+          <w:sz w:val="28"/>
+          <w:vertAlign w:val="superscript"/>
+          <w14:ligatures w14:val="none"/>
+        </w:rPr>
+        <w:t xml:space="preserve">                        (дата и подпись студента)</w:t>
+      </w:r>
+      <w:r>
+        <w:rPr>
+          <w:rFonts w:ascii="Times New Roman" w:eastAsia="Calibri" w:hAnsi="Times New Roman" w:cs="Times New Roman"/>
+          <w:kern w:val="0"/>
+          <w:sz w:val="32"/>
+          <w:szCs w:val="28"/>
+          <w14:ligatures w14:val="none"/>
+        </w:rPr>
+        <w:t xml:space="preserve"> </w:t>
+      </w:r>
     </w:p>
     <w:sdt>
       <w:sdtPr>
         <w:rPr>
-          <w:rFonts w:ascii="Times New Roman" w:eastAsiaTheme="minorHAnsi" w:hAnsi="Times New Roman" w:cs="Times New Roman"/>
-          <w:color w:val="auto"/>
+          <w:rFonts w:ascii="Times New Roman" w:hAnsi="Times New Roman" w:cs="Times New Roman"/>
           <w:sz w:val="28"/>
           <w:szCs w:val="28"/>
         </w:rPr>
@@ -1662,11 +5008,15 @@
           <w:docPartUnique/>
         </w:docPartObj>
       </w:sdtPr>
+      <w:sdtEndPr>
+        <w:rPr>
+          <w:kern w:val="0"/>
+          <w14:ligatures w14:val="none"/>
+        </w:rPr>
+      </w:sdtEndPr>
       <w:sdtContent>
         <w:p>
           <w:pPr>
-            <w:pStyle w:val="ac"/>
-            <w:spacing w:before="0" w:line="240" w:lineRule="auto"/>
             <w:jc w:val="center"/>
             <w:rPr>
               <w:rFonts w:ascii="Times New Roman" w:hAnsi="Times New Roman" w:cs="Times New Roman"/>
@@ -1799,7 +5149,7 @@
                 <w:sz w:val="28"/>
                 <w:szCs w:val="28"/>
               </w:rPr>
-              <w:t>3</w:t>
+              <w:t>5</w:t>
             </w:r>
             <w:r>
               <w:rPr>
@@ -1899,7 +5249,7 @@
                 <w:sz w:val="28"/>
                 <w:szCs w:val="28"/>
               </w:rPr>
-              <w:t>4</w:t>
+              <w:t>6</w:t>
             </w:r>
             <w:r>
               <w:rPr>
@@ -1950,10 +5300,10 @@
                 <w:kern w:val="2"/>
                 <w:sz w:val="28"/>
                 <w:szCs w:val="28"/>
-                <w:lang w:eastAsia="ru-RU"/>
+                <w:lang w:val="en-US" w:eastAsia="ru-RU"/>
                 <w14:ligatures w14:val="standardContextual"/>
               </w:rPr>
-              <w:tab/>
+              <w:t xml:space="preserve"> </w:t>
             </w:r>
             <w:r>
               <w:rPr>
@@ -2022,7 +5372,7 @@
                 <w:sz w:val="28"/>
                 <w:szCs w:val="28"/>
               </w:rPr>
-              <w:t>4</w:t>
+              <w:t>6</w:t>
             </w:r>
             <w:r>
               <w:rPr>
@@ -2070,9 +5420,9 @@
                 <w:noProof/>
                 <w:sz w:val="28"/>
                 <w:szCs w:val="28"/>
-                <w:lang w:eastAsia="ru-RU"/>
+                <w:lang w:val="en-US" w:eastAsia="ru-RU"/>
               </w:rPr>
-              <w:tab/>
+              <w:t xml:space="preserve"> </w:t>
             </w:r>
             <w:r>
               <w:rPr>
@@ -2141,7 +5491,7 @@
                 <w:sz w:val="28"/>
                 <w:szCs w:val="28"/>
               </w:rPr>
-              <w:t>4</w:t>
+              <w:t>6</w:t>
             </w:r>
             <w:r>
               <w:rPr>
@@ -2189,9 +5539,9 @@
                 <w:noProof/>
                 <w:sz w:val="28"/>
                 <w:szCs w:val="28"/>
-                <w:lang w:eastAsia="ru-RU"/>
+                <w:lang w:val="en-US" w:eastAsia="ru-RU"/>
               </w:rPr>
-              <w:tab/>
+              <w:t xml:space="preserve"> </w:t>
             </w:r>
             <w:r>
               <w:rPr>
@@ -2260,7 +5610,7 @@
                 <w:sz w:val="28"/>
                 <w:szCs w:val="28"/>
               </w:rPr>
-              <w:t>6</w:t>
+              <w:t>8</w:t>
             </w:r>
             <w:r>
               <w:rPr>
@@ -2311,10 +5661,10 @@
                 <w:kern w:val="2"/>
                 <w:sz w:val="28"/>
                 <w:szCs w:val="28"/>
-                <w:lang w:eastAsia="ru-RU"/>
+                <w:lang w:val="en-US" w:eastAsia="ru-RU"/>
                 <w14:ligatures w14:val="standardContextual"/>
               </w:rPr>
-              <w:tab/>
+              <w:t xml:space="preserve"> </w:t>
             </w:r>
             <w:r>
               <w:rPr>
@@ -2383,7 +5733,7 @@
                 <w:sz w:val="28"/>
                 <w:szCs w:val="28"/>
               </w:rPr>
-              <w:t>9</w:t>
+              <w:t>11</w:t>
             </w:r>
             <w:r>
               <w:rPr>
@@ -2424,7 +5774,28 @@
                 <w:sz w:val="28"/>
                 <w:szCs w:val="28"/>
               </w:rPr>
-              <w:t>2. Анализ требований к программному средству и разработка функциональных требований</w:t>
+              <w:t>2.</w:t>
+            </w:r>
+            <w:r>
+              <w:rPr>
+                <w:rStyle w:val="ad"/>
+                <w:rFonts w:ascii="Times New Roman" w:hAnsi="Times New Roman" w:cs="Times New Roman"/>
+                <w:noProof/>
+                <w:sz w:val="28"/>
+                <w:szCs w:val="28"/>
+                <w:lang w:val="en-US"/>
+              </w:rPr>
+              <w:t xml:space="preserve"> </w:t>
+            </w:r>
+            <w:r>
+              <w:rPr>
+                <w:rStyle w:val="ad"/>
+                <w:rFonts w:ascii="Times New Roman" w:hAnsi="Times New Roman" w:cs="Times New Roman"/>
+                <w:noProof/>
+                <w:sz w:val="28"/>
+                <w:szCs w:val="28"/>
+              </w:rPr>
+              <w:t>Анализ требований к программному средству и разработка функциональных требований</w:t>
             </w:r>
             <w:r>
               <w:rPr>
@@ -2483,7 +5854,7 @@
                 <w:sz w:val="28"/>
                 <w:szCs w:val="28"/>
               </w:rPr>
-              <w:t>11</w:t>
+              <w:t>13</w:t>
             </w:r>
             <w:r>
               <w:rPr>
@@ -3363,9 +6734,9 @@
           <w:noProof/>
         </w:rPr>
         <w:drawing>
-          <wp:inline distT="0" distB="0" distL="0" distR="0" wp14:anchorId="7D6DAE58" wp14:editId="24A4957B">
-            <wp:extent cx="5400000" cy="3049200"/>
-            <wp:effectExtent l="0" t="0" r="0" b="0"/>
+          <wp:inline distT="0" distB="0" distL="0" distR="0" wp14:anchorId="7D6DAE58" wp14:editId="1CCEEE81">
+            <wp:extent cx="5760000" cy="3254400"/>
+            <wp:effectExtent l="19050" t="19050" r="12700" b="22225"/>
             <wp:docPr id="310512407" name="Рисунок 1"/>
             <wp:cNvGraphicFramePr>
               <a:graphicFrameLocks xmlns:a="http://schemas.openxmlformats.org/drawingml/2006/main" noChangeAspect="1"/>
@@ -3386,11 +6757,16 @@
                   <pic:spPr>
                     <a:xfrm>
                       <a:off x="0" y="0"/>
-                      <a:ext cx="5400000" cy="3049200"/>
+                      <a:ext cx="5760000" cy="3254400"/>
                     </a:xfrm>
                     <a:prstGeom prst="rect">
                       <a:avLst/>
                     </a:prstGeom>
+                    <a:ln w="9525">
+                      <a:solidFill>
+                        <a:schemeClr val="tx1"/>
+                      </a:solidFill>
+                    </a:ln>
                   </pic:spPr>
                 </pic:pic>
               </a:graphicData>
@@ -3401,7 +6777,7 @@
     </w:p>
     <w:p>
       <w:pPr>
-        <w:spacing w:after="280" w:line="240" w:lineRule="auto"/>
+        <w:spacing w:before="240" w:after="240" w:line="240" w:lineRule="auto"/>
         <w:jc w:val="center"/>
         <w:rPr>
           <w:rFonts w:ascii="Times New Roman" w:hAnsi="Times New Roman" w:cs="Times New Roman"/>
@@ -3679,6 +7055,7 @@
           <w:sz w:val="28"/>
           <w:szCs w:val="28"/>
         </w:rPr>
+        <w:lastRenderedPageBreak/>
         <w:t>чётко выделенные категории</w:t>
       </w:r>
       <w:r>
@@ -3755,7 +7132,6 @@
           <w:sz w:val="28"/>
           <w:szCs w:val="28"/>
         </w:rPr>
-        <w:lastRenderedPageBreak/>
         <w:t>п</w:t>
       </w:r>
       <w:r>
@@ -3907,9 +7283,9 @@
           <w:noProof/>
         </w:rPr>
         <w:drawing>
-          <wp:inline distT="0" distB="0" distL="0" distR="0" wp14:anchorId="2BE00BA0" wp14:editId="0E7A7A44">
-            <wp:extent cx="5400000" cy="3034800"/>
-            <wp:effectExtent l="0" t="0" r="0" b="0"/>
+          <wp:inline distT="0" distB="0" distL="0" distR="0" wp14:anchorId="2BE00BA0" wp14:editId="49A07DAA">
+            <wp:extent cx="5760000" cy="3236400"/>
+            <wp:effectExtent l="19050" t="19050" r="12700" b="21590"/>
             <wp:docPr id="921097092" name="Рисунок 1"/>
             <wp:cNvGraphicFramePr>
               <a:graphicFrameLocks xmlns:a="http://schemas.openxmlformats.org/drawingml/2006/main" noChangeAspect="1"/>
@@ -3930,11 +7306,16 @@
                   <pic:spPr>
                     <a:xfrm>
                       <a:off x="0" y="0"/>
-                      <a:ext cx="5400000" cy="3034800"/>
+                      <a:ext cx="5760000" cy="3236400"/>
                     </a:xfrm>
                     <a:prstGeom prst="rect">
                       <a:avLst/>
                     </a:prstGeom>
+                    <a:ln>
+                      <a:solidFill>
+                        <a:schemeClr val="tx1"/>
+                      </a:solidFill>
+                    </a:ln>
                   </pic:spPr>
                 </pic:pic>
               </a:graphicData>
@@ -3945,7 +7326,7 @@
     </w:p>
     <w:p>
       <w:pPr>
-        <w:spacing w:after="280" w:line="240" w:lineRule="auto"/>
+        <w:spacing w:before="240" w:after="240" w:line="240" w:lineRule="auto"/>
         <w:jc w:val="center"/>
         <w:rPr>
           <w:rFonts w:ascii="Times New Roman" w:hAnsi="Times New Roman" w:cs="Times New Roman"/>
@@ -4449,9 +7830,9 @@
         </w:rPr>
         <w:lastRenderedPageBreak/>
         <w:drawing>
-          <wp:inline distT="0" distB="0" distL="0" distR="0" wp14:anchorId="59CC776A" wp14:editId="055DF279">
-            <wp:extent cx="5400000" cy="3016800"/>
-            <wp:effectExtent l="0" t="0" r="0" b="0"/>
+          <wp:inline distT="0" distB="0" distL="0" distR="0" wp14:anchorId="59CC776A" wp14:editId="2344898D">
+            <wp:extent cx="5760000" cy="3218400"/>
+            <wp:effectExtent l="19050" t="19050" r="12700" b="20320"/>
             <wp:docPr id="1464737758" name="Рисунок 1"/>
             <wp:cNvGraphicFramePr>
               <a:graphicFrameLocks xmlns:a="http://schemas.openxmlformats.org/drawingml/2006/main" noChangeAspect="1"/>
@@ -4472,11 +7853,16 @@
                   <pic:spPr>
                     <a:xfrm>
                       <a:off x="0" y="0"/>
-                      <a:ext cx="5400000" cy="3016800"/>
+                      <a:ext cx="5760000" cy="3218400"/>
                     </a:xfrm>
                     <a:prstGeom prst="rect">
                       <a:avLst/>
                     </a:prstGeom>
+                    <a:ln>
+                      <a:solidFill>
+                        <a:schemeClr val="tx1"/>
+                      </a:solidFill>
+                    </a:ln>
                   </pic:spPr>
                 </pic:pic>
               </a:graphicData>
@@ -4487,7 +7873,7 @@
     </w:p>
     <w:p>
       <w:pPr>
-        <w:spacing w:after="280" w:line="240" w:lineRule="auto"/>
+        <w:spacing w:before="240" w:after="240" w:line="240" w:lineRule="auto"/>
         <w:jc w:val="center"/>
         <w:rPr>
           <w:rFonts w:ascii="Times New Roman" w:hAnsi="Times New Roman" w:cs="Times New Roman"/>
@@ -4857,7 +8243,7 @@
         <w:pStyle w:val="a7"/>
         <w:numPr>
           <w:ilvl w:val="0"/>
-          <w:numId w:val="11"/>
+          <w:numId w:val="25"/>
         </w:numPr>
         <w:spacing w:after="0" w:line="240" w:lineRule="auto"/>
         <w:jc w:val="both"/>
@@ -5115,9 +8501,9 @@
         </w:rPr>
         <w:lastRenderedPageBreak/>
         <w:drawing>
-          <wp:inline distT="0" distB="0" distL="0" distR="0" wp14:anchorId="0A7070B3" wp14:editId="085A514A">
-            <wp:extent cx="5400000" cy="3502800"/>
-            <wp:effectExtent l="0" t="0" r="0" b="2540"/>
+          <wp:inline distT="0" distB="0" distL="0" distR="0" wp14:anchorId="0A7070B3" wp14:editId="259CC7F4">
+            <wp:extent cx="5760000" cy="3736800"/>
+            <wp:effectExtent l="19050" t="19050" r="12700" b="16510"/>
             <wp:docPr id="904664739" name="Рисунок 1"/>
             <wp:cNvGraphicFramePr>
               <a:graphicFrameLocks xmlns:a="http://schemas.openxmlformats.org/drawingml/2006/main" noChangeAspect="1"/>
@@ -5138,11 +8524,16 @@
                   <pic:spPr>
                     <a:xfrm>
                       <a:off x="0" y="0"/>
-                      <a:ext cx="5400000" cy="3502800"/>
+                      <a:ext cx="5760000" cy="3736800"/>
                     </a:xfrm>
                     <a:prstGeom prst="rect">
                       <a:avLst/>
                     </a:prstGeom>
+                    <a:ln>
+                      <a:solidFill>
+                        <a:schemeClr val="tx1"/>
+                      </a:solidFill>
+                    </a:ln>
                   </pic:spPr>
                 </pic:pic>
               </a:graphicData>
@@ -5153,7 +8544,7 @@
     </w:p>
     <w:p>
       <w:pPr>
-        <w:spacing w:after="280" w:line="240" w:lineRule="auto"/>
+        <w:spacing w:before="240" w:after="240" w:line="240" w:lineRule="auto"/>
         <w:jc w:val="center"/>
         <w:rPr>
           <w:rFonts w:ascii="Times New Roman" w:hAnsi="Times New Roman" w:cs="Times New Roman"/>
@@ -5167,7 +8558,23 @@
           <w:sz w:val="28"/>
           <w:szCs w:val="28"/>
         </w:rPr>
-        <w:t xml:space="preserve">Рисунок 1.3 – Главная страница веб-сайта </w:t>
+        <w:t>Рисунок 1.</w:t>
+      </w:r>
+      <w:r>
+        <w:rPr>
+          <w:rFonts w:ascii="Times New Roman" w:hAnsi="Times New Roman" w:cs="Times New Roman"/>
+          <w:sz w:val="28"/>
+          <w:szCs w:val="28"/>
+        </w:rPr>
+        <w:t>4</w:t>
+      </w:r>
+      <w:r>
+        <w:rPr>
+          <w:rFonts w:ascii="Times New Roman" w:hAnsi="Times New Roman" w:cs="Times New Roman"/>
+          <w:sz w:val="28"/>
+          <w:szCs w:val="28"/>
+        </w:rPr>
+        <w:t xml:space="preserve"> – Главная страница веб-сайта </w:t>
       </w:r>
       <w:proofErr w:type="spellStart"/>
       <w:r>
@@ -5526,7 +8933,7 @@
         <w:pStyle w:val="a7"/>
         <w:numPr>
           <w:ilvl w:val="0"/>
-          <w:numId w:val="14"/>
+          <w:numId w:val="26"/>
         </w:numPr>
         <w:spacing w:after="0" w:line="240" w:lineRule="auto"/>
         <w:jc w:val="both"/>
@@ -5570,15 +8977,39 @@
           <w:sz w:val="28"/>
           <w:szCs w:val="28"/>
         </w:rPr>
-        <w:t>Каталог товаров</w:t>
-      </w:r>
-      <w:r>
-        <w:rPr>
-          <w:rFonts w:ascii="Times New Roman" w:hAnsi="Times New Roman" w:cs="Times New Roman"/>
-          <w:sz w:val="28"/>
-          <w:szCs w:val="28"/>
-        </w:rPr>
-        <w:t xml:space="preserve"> обеспечивает удобный просмотр товаров с использованием сортировок и фильтров. Каталог веб-сайта представлен на рисунке 1.4.</w:t>
+        <w:t>Каталог товаров предоставляет удобный просмотр ассортимента с использованием сортировок и фильтров. Сортировки помогают упорядочить товары по цене, популярности или другим параметрам, а фильтры позволяют быстро находить нужные варианты, исключая ненужные.</w:t>
+      </w:r>
+      <w:r>
+        <w:rPr>
+          <w:rFonts w:ascii="Times New Roman" w:hAnsi="Times New Roman" w:cs="Times New Roman"/>
+          <w:sz w:val="28"/>
+          <w:szCs w:val="28"/>
+        </w:rPr>
+        <w:t xml:space="preserve"> </w:t>
+      </w:r>
+      <w:r>
+        <w:rPr>
+          <w:rFonts w:ascii="Times New Roman" w:hAnsi="Times New Roman" w:cs="Times New Roman"/>
+          <w:sz w:val="28"/>
+          <w:szCs w:val="28"/>
+        </w:rPr>
+        <w:t>Каталог веб-сайта представлен на рисунке 1.</w:t>
+      </w:r>
+      <w:r>
+        <w:rPr>
+          <w:rFonts w:ascii="Times New Roman" w:hAnsi="Times New Roman" w:cs="Times New Roman"/>
+          <w:sz w:val="28"/>
+          <w:szCs w:val="28"/>
+        </w:rPr>
+        <w:t>5</w:t>
+      </w:r>
+      <w:r>
+        <w:rPr>
+          <w:rFonts w:ascii="Times New Roman" w:hAnsi="Times New Roman" w:cs="Times New Roman"/>
+          <w:sz w:val="28"/>
+          <w:szCs w:val="28"/>
+        </w:rPr>
+        <w:t>.</w:t>
       </w:r>
       <w:r>
         <w:rPr>
@@ -5605,9 +9036,9 @@
         </w:rPr>
         <w:lastRenderedPageBreak/>
         <w:drawing>
-          <wp:inline distT="0" distB="0" distL="0" distR="0" wp14:anchorId="6951FC3D" wp14:editId="36608209">
-            <wp:extent cx="5400000" cy="3531600"/>
-            <wp:effectExtent l="0" t="0" r="0" b="0"/>
+          <wp:inline distT="0" distB="0" distL="0" distR="0" wp14:anchorId="6951FC3D" wp14:editId="2D062527">
+            <wp:extent cx="5760000" cy="3769200"/>
+            <wp:effectExtent l="19050" t="19050" r="12700" b="22225"/>
             <wp:docPr id="68294669" name="Рисунок 1"/>
             <wp:cNvGraphicFramePr>
               <a:graphicFrameLocks xmlns:a="http://schemas.openxmlformats.org/drawingml/2006/main" noChangeAspect="1"/>
@@ -5628,11 +9059,16 @@
                   <pic:spPr>
                     <a:xfrm>
                       <a:off x="0" y="0"/>
-                      <a:ext cx="5400000" cy="3531600"/>
+                      <a:ext cx="5760000" cy="3769200"/>
                     </a:xfrm>
                     <a:prstGeom prst="rect">
                       <a:avLst/>
                     </a:prstGeom>
+                    <a:ln>
+                      <a:solidFill>
+                        <a:schemeClr val="tx1"/>
+                      </a:solidFill>
+                    </a:ln>
                   </pic:spPr>
                 </pic:pic>
               </a:graphicData>
@@ -5643,7 +9079,7 @@
     </w:p>
     <w:p>
       <w:pPr>
-        <w:spacing w:after="280" w:line="240" w:lineRule="auto"/>
+        <w:spacing w:before="240" w:after="280" w:line="240" w:lineRule="auto"/>
         <w:jc w:val="center"/>
         <w:rPr>
           <w:rFonts w:ascii="Times New Roman" w:hAnsi="Times New Roman" w:cs="Times New Roman"/>
@@ -5657,7 +9093,23 @@
           <w:sz w:val="28"/>
           <w:szCs w:val="28"/>
         </w:rPr>
-        <w:t xml:space="preserve">Рисунок 1.4 – </w:t>
+        <w:t>Рисунок 1.</w:t>
+      </w:r>
+      <w:r>
+        <w:rPr>
+          <w:rFonts w:ascii="Times New Roman" w:hAnsi="Times New Roman" w:cs="Times New Roman"/>
+          <w:sz w:val="28"/>
+          <w:szCs w:val="28"/>
+        </w:rPr>
+        <w:t>5</w:t>
+      </w:r>
+      <w:r>
+        <w:rPr>
+          <w:rFonts w:ascii="Times New Roman" w:hAnsi="Times New Roman" w:cs="Times New Roman"/>
+          <w:sz w:val="28"/>
+          <w:szCs w:val="28"/>
+        </w:rPr>
+        <w:t xml:space="preserve"> – </w:t>
       </w:r>
       <w:r>
         <w:rPr>
@@ -5979,32 +9431,23 @@
           <w:rFonts w:ascii="Times New Roman" w:hAnsi="Times New Roman" w:cs="Times New Roman"/>
           <w:sz w:val="28"/>
           <w:szCs w:val="28"/>
-          <w:lang w:val="en-US"/>
-        </w:rPr>
-      </w:pPr>
-      <w:r>
-        <w:rPr>
-          <w:rFonts w:ascii="Times New Roman" w:hAnsi="Times New Roman" w:cs="Times New Roman"/>
-          <w:sz w:val="28"/>
-          <w:szCs w:val="28"/>
-        </w:rPr>
-        <w:t>Корзина позволяет</w:t>
-      </w:r>
-      <w:r>
-        <w:rPr>
-          <w:rFonts w:ascii="Times New Roman" w:hAnsi="Times New Roman" w:cs="Times New Roman"/>
-          <w:sz w:val="28"/>
-          <w:szCs w:val="28"/>
-        </w:rPr>
-        <w:t xml:space="preserve"> пользователю</w:t>
-      </w:r>
-      <w:r>
-        <w:rPr>
-          <w:rFonts w:ascii="Times New Roman" w:hAnsi="Times New Roman" w:cs="Times New Roman"/>
-          <w:sz w:val="28"/>
-          <w:szCs w:val="28"/>
-        </w:rPr>
-        <w:t xml:space="preserve"> собрать выбранные товары перед оформлением заказа. </w:t>
+        </w:rPr>
+      </w:pPr>
+      <w:r>
+        <w:rPr>
+          <w:rFonts w:ascii="Times New Roman" w:hAnsi="Times New Roman" w:cs="Times New Roman"/>
+          <w:sz w:val="28"/>
+          <w:szCs w:val="28"/>
+        </w:rPr>
+        <w:t>Корзина является важным элементом веб-сайта, предназначенным для упрощения процесса покупки. Она позволяет пользователю собрать выбранные товары, предоставляя возможность оценить итоговую стоимость, внести изменения в состав заказа или удалить ненужные позиции перед оформлением. Такой функционал помогает избежать ошибок и обеспечивает удобство для пользователя.</w:t>
+      </w:r>
+      <w:r>
+        <w:rPr>
+          <w:rFonts w:ascii="Times New Roman" w:hAnsi="Times New Roman" w:cs="Times New Roman"/>
+          <w:sz w:val="28"/>
+          <w:szCs w:val="28"/>
+        </w:rPr>
+        <w:t xml:space="preserve"> </w:t>
       </w:r>
       <w:r>
         <w:rPr>
@@ -6028,13 +9471,20 @@
           <w:sz w:val="28"/>
           <w:szCs w:val="28"/>
         </w:rPr>
-        <w:t>5.</w:t>
+        <w:t>6</w:t>
+      </w:r>
+      <w:r>
+        <w:rPr>
+          <w:rFonts w:ascii="Times New Roman" w:hAnsi="Times New Roman" w:cs="Times New Roman"/>
+          <w:sz w:val="28"/>
+          <w:szCs w:val="28"/>
+        </w:rPr>
+        <w:t>.</w:t>
       </w:r>
     </w:p>
     <w:p>
       <w:pPr>
         <w:spacing w:before="280" w:after="0" w:line="240" w:lineRule="auto"/>
-        <w:ind w:firstLine="708"/>
         <w:jc w:val="center"/>
         <w:rPr>
           <w:rFonts w:ascii="Times New Roman" w:hAnsi="Times New Roman" w:cs="Times New Roman"/>
@@ -6048,9 +9498,9 @@
         </w:rPr>
         <w:lastRenderedPageBreak/>
         <w:drawing>
-          <wp:inline distT="0" distB="0" distL="0" distR="0" wp14:anchorId="3D916CCA" wp14:editId="6977652C">
-            <wp:extent cx="5400000" cy="3510000"/>
-            <wp:effectExtent l="0" t="0" r="0" b="0"/>
+          <wp:inline distT="0" distB="0" distL="0" distR="0" wp14:anchorId="3D916CCA" wp14:editId="17B5419B">
+            <wp:extent cx="5760000" cy="3744000"/>
+            <wp:effectExtent l="19050" t="19050" r="12700" b="27940"/>
             <wp:docPr id="934112808" name="Рисунок 1"/>
             <wp:cNvGraphicFramePr>
               <a:graphicFrameLocks xmlns:a="http://schemas.openxmlformats.org/drawingml/2006/main" noChangeAspect="1"/>
@@ -6071,11 +9521,16 @@
                   <pic:spPr>
                     <a:xfrm>
                       <a:off x="0" y="0"/>
-                      <a:ext cx="5400000" cy="3510000"/>
+                      <a:ext cx="5760000" cy="3744000"/>
                     </a:xfrm>
                     <a:prstGeom prst="rect">
                       <a:avLst/>
                     </a:prstGeom>
+                    <a:ln>
+                      <a:solidFill>
+                        <a:schemeClr val="tx1"/>
+                      </a:solidFill>
+                    </a:ln>
                   </pic:spPr>
                 </pic:pic>
               </a:graphicData>
@@ -6086,7 +9541,7 @@
     </w:p>
     <w:p>
       <w:pPr>
-        <w:spacing w:after="280" w:line="240" w:lineRule="auto"/>
+        <w:spacing w:before="240" w:after="240" w:line="240" w:lineRule="auto"/>
         <w:ind w:firstLine="708"/>
         <w:jc w:val="center"/>
         <w:rPr>
@@ -6101,7 +9556,23 @@
           <w:sz w:val="28"/>
           <w:szCs w:val="28"/>
         </w:rPr>
-        <w:t xml:space="preserve">Рисунок 1.5 – </w:t>
+        <w:t>Рисунок 1.</w:t>
+      </w:r>
+      <w:r>
+        <w:rPr>
+          <w:rFonts w:ascii="Times New Roman" w:hAnsi="Times New Roman" w:cs="Times New Roman"/>
+          <w:sz w:val="28"/>
+          <w:szCs w:val="28"/>
+        </w:rPr>
+        <w:t>6</w:t>
+      </w:r>
+      <w:r>
+        <w:rPr>
+          <w:rFonts w:ascii="Times New Roman" w:hAnsi="Times New Roman" w:cs="Times New Roman"/>
+          <w:sz w:val="28"/>
+          <w:szCs w:val="28"/>
+        </w:rPr>
+        <w:t xml:space="preserve"> – </w:t>
       </w:r>
       <w:r>
         <w:rPr>
@@ -6635,6 +10106,7 @@
           <w:sz w:val="28"/>
           <w:szCs w:val="28"/>
         </w:rPr>
+        <w:lastRenderedPageBreak/>
         <w:t>р</w:t>
       </w:r>
       <w:r>
@@ -6806,7 +10278,6 @@
           <w:sz w:val="28"/>
           <w:szCs w:val="28"/>
         </w:rPr>
-        <w:lastRenderedPageBreak/>
         <w:t>сортировка и фильтрация каталог</w:t>
       </w:r>
       <w:r>
@@ -7272,7 +10743,8 @@
     </w:p>
     <w:p>
       <w:pPr>
-        <w:spacing w:after="0"/>
+        <w:spacing w:after="0" w:line="240" w:lineRule="auto"/>
+        <w:jc w:val="both"/>
         <w:rPr>
           <w:rFonts w:ascii="Times New Roman" w:hAnsi="Times New Roman" w:cs="Times New Roman"/>
           <w:sz w:val="28"/>
@@ -7605,17 +11077,17 @@
   <w:abstractNum w:abstractNumId="2" w15:restartNumberingAfterBreak="0">
     <w:nsid w:val="0860689D"/>
     <w:multiLevelType w:val="hybridMultilevel"/>
-    <w:tmpl w:val="95985DF8"/>
-    <w:lvl w:ilvl="0" w:tplc="C4C8BF18">
-      <w:start w:val="1"/>
-      <w:numFmt w:val="decimal"/>
-      <w:lvlText w:val="%1)"/>
+    <w:tmpl w:val="3378056E"/>
+    <w:lvl w:ilvl="0" w:tplc="3AA2C5BE">
+      <w:start w:val="1"/>
+      <w:numFmt w:val="bullet"/>
+      <w:lvlText w:val=""/>
       <w:lvlJc w:val="left"/>
       <w:pPr>
         <w:ind w:left="1068" w:hanging="360"/>
       </w:pPr>
       <w:rPr>
-        <w:rFonts w:hint="default"/>
+        <w:rFonts w:ascii="Symbol" w:hAnsi="Symbol" w:hint="default"/>
       </w:rPr>
     </w:lvl>
     <w:lvl w:ilvl="1" w:tplc="04190019" w:tentative="1">
@@ -7694,17 +11166,17 @@
   <w:abstractNum w:abstractNumId="3" w15:restartNumberingAfterBreak="0">
     <w:nsid w:val="092C1E80"/>
     <w:multiLevelType w:val="hybridMultilevel"/>
-    <w:tmpl w:val="59207458"/>
-    <w:lvl w:ilvl="0" w:tplc="04190011">
-      <w:start w:val="1"/>
-      <w:numFmt w:val="decimal"/>
-      <w:lvlText w:val="%1)"/>
+    <w:tmpl w:val="5A26D12E"/>
+    <w:lvl w:ilvl="0" w:tplc="3AA2C5BE">
+      <w:start w:val="1"/>
+      <w:numFmt w:val="bullet"/>
+      <w:lvlText w:val=""/>
       <w:lvlJc w:val="left"/>
       <w:pPr>
         <w:ind w:left="1069" w:hanging="360"/>
       </w:pPr>
       <w:rPr>
-        <w:rFonts w:hint="default"/>
+        <w:rFonts w:ascii="Symbol" w:hAnsi="Symbol" w:hint="default"/>
       </w:rPr>
     </w:lvl>
     <w:lvl w:ilvl="1" w:tplc="04190019" w:tentative="1">
@@ -7894,6 +11366,63 @@
     </w:lvl>
   </w:abstractNum>
   <w:abstractNum w:abstractNumId="5" w15:restartNumberingAfterBreak="0">
+    <w:nsid w:val="13FD7949"/>
+    <w:multiLevelType w:val="multilevel"/>
+    <w:tmpl w:val="84E26A56"/>
+    <w:lvl w:ilvl="0">
+      <w:start w:val="1"/>
+      <w:numFmt w:val="bullet"/>
+      <w:lvlText w:val=""/>
+      <w:lvlJc w:val="left"/>
+      <w:pPr>
+        <w:ind w:left="720" w:hanging="360"/>
+      </w:pPr>
+      <w:rPr>
+        <w:rFonts w:ascii="Symbol" w:hAnsi="Symbol" w:cs="Symbol" w:hint="default"/>
+      </w:rPr>
+    </w:lvl>
+    <w:lvl w:ilvl="1">
+      <w:numFmt w:val="decimal"/>
+      <w:lvlText w:val=""/>
+      <w:lvlJc w:val="left"/>
+    </w:lvl>
+    <w:lvl w:ilvl="2">
+      <w:numFmt w:val="decimal"/>
+      <w:lvlText w:val=""/>
+      <w:lvlJc w:val="left"/>
+    </w:lvl>
+    <w:lvl w:ilvl="3">
+      <w:numFmt w:val="decimal"/>
+      <w:lvlText w:val=""/>
+      <w:lvlJc w:val="left"/>
+    </w:lvl>
+    <w:lvl w:ilvl="4">
+      <w:numFmt w:val="decimal"/>
+      <w:lvlText w:val=""/>
+      <w:lvlJc w:val="left"/>
+    </w:lvl>
+    <w:lvl w:ilvl="5">
+      <w:numFmt w:val="decimal"/>
+      <w:lvlText w:val=""/>
+      <w:lvlJc w:val="left"/>
+    </w:lvl>
+    <w:lvl w:ilvl="6">
+      <w:numFmt w:val="decimal"/>
+      <w:lvlText w:val=""/>
+      <w:lvlJc w:val="left"/>
+    </w:lvl>
+    <w:lvl w:ilvl="7">
+      <w:numFmt w:val="decimal"/>
+      <w:lvlText w:val=""/>
+      <w:lvlJc w:val="left"/>
+    </w:lvl>
+    <w:lvl w:ilvl="8">
+      <w:numFmt w:val="decimal"/>
+      <w:lvlText w:val=""/>
+      <w:lvlJc w:val="left"/>
+    </w:lvl>
+  </w:abstractNum>
+  <w:abstractNum w:abstractNumId="6" w15:restartNumberingAfterBreak="0">
     <w:nsid w:val="15440B7A"/>
     <w:multiLevelType w:val="multilevel"/>
     <w:tmpl w:val="D166DF24"/>
@@ -7979,7 +11508,7 @@
       </w:pPr>
     </w:lvl>
   </w:abstractNum>
-  <w:abstractNum w:abstractNumId="6" w15:restartNumberingAfterBreak="0">
+  <w:abstractNum w:abstractNumId="7" w15:restartNumberingAfterBreak="0">
     <w:nsid w:val="182871F9"/>
     <w:multiLevelType w:val="multilevel"/>
     <w:tmpl w:val="D166DF24"/>
@@ -8065,20 +11594,20 @@
       </w:pPr>
     </w:lvl>
   </w:abstractNum>
-  <w:abstractNum w:abstractNumId="7" w15:restartNumberingAfterBreak="0">
+  <w:abstractNum w:abstractNumId="8" w15:restartNumberingAfterBreak="0">
     <w:nsid w:val="1BD31DB5"/>
     <w:multiLevelType w:val="hybridMultilevel"/>
-    <w:tmpl w:val="8E0A9AD0"/>
-    <w:lvl w:ilvl="0" w:tplc="43DEF7C2">
-      <w:start w:val="1"/>
-      <w:numFmt w:val="decimal"/>
-      <w:lvlText w:val="%1)"/>
+    <w:tmpl w:val="CAE07026"/>
+    <w:lvl w:ilvl="0" w:tplc="3AA2C5BE">
+      <w:start w:val="1"/>
+      <w:numFmt w:val="bullet"/>
+      <w:lvlText w:val=""/>
       <w:lvlJc w:val="left"/>
       <w:pPr>
         <w:ind w:left="1068" w:hanging="360"/>
       </w:pPr>
       <w:rPr>
-        <w:rFonts w:hint="default"/>
+        <w:rFonts w:ascii="Symbol" w:hAnsi="Symbol" w:hint="default"/>
       </w:rPr>
     </w:lvl>
     <w:lvl w:ilvl="1" w:tplc="04190019" w:tentative="1">
@@ -8154,7 +11683,7 @@
       </w:pPr>
     </w:lvl>
   </w:abstractNum>
-  <w:abstractNum w:abstractNumId="8" w15:restartNumberingAfterBreak="0">
+  <w:abstractNum w:abstractNumId="9" w15:restartNumberingAfterBreak="0">
     <w:nsid w:val="1E1B2DC3"/>
     <w:multiLevelType w:val="multilevel"/>
     <w:tmpl w:val="F4D8A086"/>
@@ -8267,20 +11796,133 @@
       </w:rPr>
     </w:lvl>
   </w:abstractNum>
-  <w:abstractNum w:abstractNumId="9" w15:restartNumberingAfterBreak="0">
+  <w:abstractNum w:abstractNumId="10" w15:restartNumberingAfterBreak="0">
+    <w:nsid w:val="1F140705"/>
+    <w:multiLevelType w:val="hybridMultilevel"/>
+    <w:tmpl w:val="15441012"/>
+    <w:lvl w:ilvl="0" w:tplc="3AA2C5BE">
+      <w:start w:val="1"/>
+      <w:numFmt w:val="bullet"/>
+      <w:lvlText w:val=""/>
+      <w:lvlJc w:val="left"/>
+      <w:pPr>
+        <w:ind w:left="1069" w:hanging="360"/>
+      </w:pPr>
+      <w:rPr>
+        <w:rFonts w:ascii="Symbol" w:hAnsi="Symbol" w:hint="default"/>
+      </w:rPr>
+    </w:lvl>
+    <w:lvl w:ilvl="1" w:tplc="10000003" w:tentative="1">
+      <w:start w:val="1"/>
+      <w:numFmt w:val="bullet"/>
+      <w:lvlText w:val="o"/>
+      <w:lvlJc w:val="left"/>
+      <w:pPr>
+        <w:ind w:left="1789" w:hanging="360"/>
+      </w:pPr>
+      <w:rPr>
+        <w:rFonts w:ascii="Courier New" w:hAnsi="Courier New" w:cs="Courier New" w:hint="default"/>
+      </w:rPr>
+    </w:lvl>
+    <w:lvl w:ilvl="2" w:tplc="10000005" w:tentative="1">
+      <w:start w:val="1"/>
+      <w:numFmt w:val="bullet"/>
+      <w:lvlText w:val=""/>
+      <w:lvlJc w:val="left"/>
+      <w:pPr>
+        <w:ind w:left="2509" w:hanging="360"/>
+      </w:pPr>
+      <w:rPr>
+        <w:rFonts w:ascii="Wingdings" w:hAnsi="Wingdings" w:hint="default"/>
+      </w:rPr>
+    </w:lvl>
+    <w:lvl w:ilvl="3" w:tplc="10000001" w:tentative="1">
+      <w:start w:val="1"/>
+      <w:numFmt w:val="bullet"/>
+      <w:lvlText w:val=""/>
+      <w:lvlJc w:val="left"/>
+      <w:pPr>
+        <w:ind w:left="3229" w:hanging="360"/>
+      </w:pPr>
+      <w:rPr>
+        <w:rFonts w:ascii="Symbol" w:hAnsi="Symbol" w:hint="default"/>
+      </w:rPr>
+    </w:lvl>
+    <w:lvl w:ilvl="4" w:tplc="10000003" w:tentative="1">
+      <w:start w:val="1"/>
+      <w:numFmt w:val="bullet"/>
+      <w:lvlText w:val="o"/>
+      <w:lvlJc w:val="left"/>
+      <w:pPr>
+        <w:ind w:left="3949" w:hanging="360"/>
+      </w:pPr>
+      <w:rPr>
+        <w:rFonts w:ascii="Courier New" w:hAnsi="Courier New" w:cs="Courier New" w:hint="default"/>
+      </w:rPr>
+    </w:lvl>
+    <w:lvl w:ilvl="5" w:tplc="10000005" w:tentative="1">
+      <w:start w:val="1"/>
+      <w:numFmt w:val="bullet"/>
+      <w:lvlText w:val=""/>
+      <w:lvlJc w:val="left"/>
+      <w:pPr>
+        <w:ind w:left="4669" w:hanging="360"/>
+      </w:pPr>
+      <w:rPr>
+        <w:rFonts w:ascii="Wingdings" w:hAnsi="Wingdings" w:hint="default"/>
+      </w:rPr>
+    </w:lvl>
+    <w:lvl w:ilvl="6" w:tplc="10000001" w:tentative="1">
+      <w:start w:val="1"/>
+      <w:numFmt w:val="bullet"/>
+      <w:lvlText w:val=""/>
+      <w:lvlJc w:val="left"/>
+      <w:pPr>
+        <w:ind w:left="5389" w:hanging="360"/>
+      </w:pPr>
+      <w:rPr>
+        <w:rFonts w:ascii="Symbol" w:hAnsi="Symbol" w:hint="default"/>
+      </w:rPr>
+    </w:lvl>
+    <w:lvl w:ilvl="7" w:tplc="10000003" w:tentative="1">
+      <w:start w:val="1"/>
+      <w:numFmt w:val="bullet"/>
+      <w:lvlText w:val="o"/>
+      <w:lvlJc w:val="left"/>
+      <w:pPr>
+        <w:ind w:left="6109" w:hanging="360"/>
+      </w:pPr>
+      <w:rPr>
+        <w:rFonts w:ascii="Courier New" w:hAnsi="Courier New" w:cs="Courier New" w:hint="default"/>
+      </w:rPr>
+    </w:lvl>
+    <w:lvl w:ilvl="8" w:tplc="10000005" w:tentative="1">
+      <w:start w:val="1"/>
+      <w:numFmt w:val="bullet"/>
+      <w:lvlText w:val=""/>
+      <w:lvlJc w:val="left"/>
+      <w:pPr>
+        <w:ind w:left="6829" w:hanging="360"/>
+      </w:pPr>
+      <w:rPr>
+        <w:rFonts w:ascii="Wingdings" w:hAnsi="Wingdings" w:hint="default"/>
+      </w:rPr>
+    </w:lvl>
+  </w:abstractNum>
+  <w:abstractNum w:abstractNumId="11" w15:restartNumberingAfterBreak="0">
     <w:nsid w:val="25155A90"/>
     <w:multiLevelType w:val="hybridMultilevel"/>
-    <w:tmpl w:val="0012F468"/>
-    <w:lvl w:ilvl="0" w:tplc="FC76FD7A">
-      <w:start w:val="1"/>
-      <w:numFmt w:val="decimal"/>
-      <w:lvlText w:val="%1)"/>
+    <w:tmpl w:val="42866218"/>
+    <w:lvl w:ilvl="0" w:tplc="3AA2C5BE">
+      <w:start w:val="1"/>
+      <w:numFmt w:val="bullet"/>
+      <w:lvlText w:val=""/>
       <w:lvlJc w:val="left"/>
       <w:pPr>
         <w:ind w:left="1068" w:hanging="360"/>
       </w:pPr>
       <w:rPr>
-        <w:rFonts w:hint="default"/>
+        <w:rFonts w:ascii="Symbol" w:hAnsi="Symbol" w:hint="default"/>
       </w:rPr>
     </w:lvl>
     <w:lvl w:ilvl="1" w:tplc="04190019" w:tentative="1">
@@ -8356,20 +11998,20 @@
       </w:pPr>
     </w:lvl>
   </w:abstractNum>
-  <w:abstractNum w:abstractNumId="10" w15:restartNumberingAfterBreak="0">
+  <w:abstractNum w:abstractNumId="12" w15:restartNumberingAfterBreak="0">
     <w:nsid w:val="28CD7663"/>
     <w:multiLevelType w:val="hybridMultilevel"/>
-    <w:tmpl w:val="F38E1E50"/>
-    <w:lvl w:ilvl="0" w:tplc="04190011">
-      <w:start w:val="1"/>
-      <w:numFmt w:val="decimal"/>
-      <w:lvlText w:val="%1)"/>
+    <w:tmpl w:val="C5947756"/>
+    <w:lvl w:ilvl="0" w:tplc="3AA2C5BE">
+      <w:start w:val="1"/>
+      <w:numFmt w:val="bullet"/>
+      <w:lvlText w:val=""/>
       <w:lvlJc w:val="left"/>
       <w:pPr>
         <w:ind w:left="1069" w:hanging="360"/>
       </w:pPr>
       <w:rPr>
-        <w:rFonts w:hint="default"/>
+        <w:rFonts w:ascii="Symbol" w:hAnsi="Symbol" w:hint="default"/>
       </w:rPr>
     </w:lvl>
     <w:lvl w:ilvl="1" w:tplc="04190019" w:tentative="1">
@@ -8445,20 +12087,20 @@
       </w:pPr>
     </w:lvl>
   </w:abstractNum>
-  <w:abstractNum w:abstractNumId="11" w15:restartNumberingAfterBreak="0">
+  <w:abstractNum w:abstractNumId="13" w15:restartNumberingAfterBreak="0">
     <w:nsid w:val="337D094B"/>
     <w:multiLevelType w:val="hybridMultilevel"/>
-    <w:tmpl w:val="6394B18C"/>
-    <w:lvl w:ilvl="0" w:tplc="54EA1B3E">
-      <w:start w:val="1"/>
-      <w:numFmt w:val="decimal"/>
-      <w:lvlText w:val="%1)"/>
+    <w:tmpl w:val="E234A67A"/>
+    <w:lvl w:ilvl="0" w:tplc="3AA2C5BE">
+      <w:start w:val="1"/>
+      <w:numFmt w:val="bullet"/>
+      <w:lvlText w:val=""/>
       <w:lvlJc w:val="left"/>
       <w:pPr>
         <w:ind w:left="1068" w:hanging="360"/>
       </w:pPr>
       <w:rPr>
-        <w:rFonts w:hint="default"/>
+        <w:rFonts w:ascii="Symbol" w:hAnsi="Symbol" w:hint="default"/>
       </w:rPr>
     </w:lvl>
     <w:lvl w:ilvl="1" w:tplc="04190019" w:tentative="1">
@@ -8534,7 +12176,7 @@
       </w:pPr>
     </w:lvl>
   </w:abstractNum>
-  <w:abstractNum w:abstractNumId="12" w15:restartNumberingAfterBreak="0">
+  <w:abstractNum w:abstractNumId="14" w15:restartNumberingAfterBreak="0">
     <w:nsid w:val="35762176"/>
     <w:multiLevelType w:val="multilevel"/>
     <w:tmpl w:val="D166DF24"/>
@@ -8620,7 +12262,7 @@
       </w:pPr>
     </w:lvl>
   </w:abstractNum>
-  <w:abstractNum w:abstractNumId="13" w15:restartNumberingAfterBreak="0">
+  <w:abstractNum w:abstractNumId="15" w15:restartNumberingAfterBreak="0">
     <w:nsid w:val="37A90395"/>
     <w:multiLevelType w:val="multilevel"/>
     <w:tmpl w:val="4B4CFA42"/>
@@ -8733,7 +12375,7 @@
       </w:rPr>
     </w:lvl>
   </w:abstractNum>
-  <w:abstractNum w:abstractNumId="14" w15:restartNumberingAfterBreak="0">
+  <w:abstractNum w:abstractNumId="16" w15:restartNumberingAfterBreak="0">
     <w:nsid w:val="3BDF1AC5"/>
     <w:multiLevelType w:val="hybridMultilevel"/>
     <w:tmpl w:val="59207458"/>
@@ -8822,20 +12464,20 @@
       </w:pPr>
     </w:lvl>
   </w:abstractNum>
-  <w:abstractNum w:abstractNumId="15" w15:restartNumberingAfterBreak="0">
+  <w:abstractNum w:abstractNumId="17" w15:restartNumberingAfterBreak="0">
     <w:nsid w:val="40BB14A7"/>
     <w:multiLevelType w:val="hybridMultilevel"/>
-    <w:tmpl w:val="5284006E"/>
-    <w:lvl w:ilvl="0" w:tplc="7CF44472">
-      <w:start w:val="1"/>
-      <w:numFmt w:val="decimal"/>
-      <w:lvlText w:val="%1)"/>
+    <w:tmpl w:val="215AD104"/>
+    <w:lvl w:ilvl="0" w:tplc="3AA2C5BE">
+      <w:start w:val="1"/>
+      <w:numFmt w:val="bullet"/>
+      <w:lvlText w:val=""/>
       <w:lvlJc w:val="left"/>
       <w:pPr>
         <w:ind w:left="1068" w:hanging="360"/>
       </w:pPr>
       <w:rPr>
-        <w:rFonts w:hint="default"/>
+        <w:rFonts w:ascii="Symbol" w:hAnsi="Symbol" w:hint="default"/>
       </w:rPr>
     </w:lvl>
     <w:lvl w:ilvl="1" w:tplc="04190019" w:tentative="1">
@@ -8911,7 +12553,7 @@
       </w:pPr>
     </w:lvl>
   </w:abstractNum>
-  <w:abstractNum w:abstractNumId="16" w15:restartNumberingAfterBreak="0">
+  <w:abstractNum w:abstractNumId="18" w15:restartNumberingAfterBreak="0">
     <w:nsid w:val="40FB274E"/>
     <w:multiLevelType w:val="hybridMultilevel"/>
     <w:tmpl w:val="3B861308"/>
@@ -9000,7 +12642,7 @@
       </w:pPr>
     </w:lvl>
   </w:abstractNum>
-  <w:abstractNum w:abstractNumId="17" w15:restartNumberingAfterBreak="0">
+  <w:abstractNum w:abstractNumId="19" w15:restartNumberingAfterBreak="0">
     <w:nsid w:val="45017E09"/>
     <w:multiLevelType w:val="hybridMultilevel"/>
     <w:tmpl w:val="A3AEF028"/>
@@ -9089,20 +12731,20 @@
       </w:pPr>
     </w:lvl>
   </w:abstractNum>
-  <w:abstractNum w:abstractNumId="18" w15:restartNumberingAfterBreak="0">
+  <w:abstractNum w:abstractNumId="20" w15:restartNumberingAfterBreak="0">
     <w:nsid w:val="457B318E"/>
     <w:multiLevelType w:val="hybridMultilevel"/>
-    <w:tmpl w:val="74E885B4"/>
-    <w:lvl w:ilvl="0" w:tplc="04190011">
-      <w:start w:val="1"/>
-      <w:numFmt w:val="decimal"/>
-      <w:lvlText w:val="%1)"/>
+    <w:tmpl w:val="F9F01CBA"/>
+    <w:lvl w:ilvl="0" w:tplc="3AA2C5BE">
+      <w:start w:val="1"/>
+      <w:numFmt w:val="bullet"/>
+      <w:lvlText w:val=""/>
       <w:lvlJc w:val="left"/>
       <w:pPr>
         <w:ind w:left="1069" w:hanging="360"/>
       </w:pPr>
       <w:rPr>
-        <w:rFonts w:hint="default"/>
+        <w:rFonts w:ascii="Symbol" w:hAnsi="Symbol" w:hint="default"/>
       </w:rPr>
     </w:lvl>
     <w:lvl w:ilvl="1" w:tplc="04190019" w:tentative="1">
@@ -9178,20 +12820,20 @@
       </w:pPr>
     </w:lvl>
   </w:abstractNum>
-  <w:abstractNum w:abstractNumId="19" w15:restartNumberingAfterBreak="0">
+  <w:abstractNum w:abstractNumId="21" w15:restartNumberingAfterBreak="0">
     <w:nsid w:val="49324F21"/>
     <w:multiLevelType w:val="hybridMultilevel"/>
-    <w:tmpl w:val="9CA4E8C2"/>
-    <w:lvl w:ilvl="0" w:tplc="04190011">
-      <w:start w:val="1"/>
-      <w:numFmt w:val="decimal"/>
-      <w:lvlText w:val="%1)"/>
+    <w:tmpl w:val="746E1338"/>
+    <w:lvl w:ilvl="0" w:tplc="3AA2C5BE">
+      <w:start w:val="1"/>
+      <w:numFmt w:val="bullet"/>
+      <w:lvlText w:val=""/>
       <w:lvlJc w:val="left"/>
       <w:pPr>
         <w:ind w:left="1069" w:hanging="360"/>
       </w:pPr>
       <w:rPr>
-        <w:rFonts w:hint="default"/>
+        <w:rFonts w:ascii="Symbol" w:hAnsi="Symbol" w:hint="default"/>
       </w:rPr>
     </w:lvl>
     <w:lvl w:ilvl="1" w:tplc="04190019" w:tentative="1">
@@ -9267,20 +12909,20 @@
       </w:pPr>
     </w:lvl>
   </w:abstractNum>
-  <w:abstractNum w:abstractNumId="20" w15:restartNumberingAfterBreak="0">
+  <w:abstractNum w:abstractNumId="22" w15:restartNumberingAfterBreak="0">
     <w:nsid w:val="4F3A3983"/>
     <w:multiLevelType w:val="hybridMultilevel"/>
-    <w:tmpl w:val="DE308224"/>
-    <w:lvl w:ilvl="0" w:tplc="04190011">
-      <w:start w:val="1"/>
-      <w:numFmt w:val="decimal"/>
-      <w:lvlText w:val="%1)"/>
+    <w:tmpl w:val="5C1AED66"/>
+    <w:lvl w:ilvl="0" w:tplc="3AA2C5BE">
+      <w:start w:val="1"/>
+      <w:numFmt w:val="bullet"/>
+      <w:lvlText w:val=""/>
       <w:lvlJc w:val="left"/>
       <w:pPr>
         <w:ind w:left="1068" w:hanging="360"/>
       </w:pPr>
       <w:rPr>
-        <w:rFonts w:hint="default"/>
+        <w:rFonts w:ascii="Symbol" w:hAnsi="Symbol" w:hint="default"/>
       </w:rPr>
     </w:lvl>
     <w:lvl w:ilvl="1" w:tplc="04190019" w:tentative="1">
@@ -9356,20 +12998,20 @@
       </w:pPr>
     </w:lvl>
   </w:abstractNum>
-  <w:abstractNum w:abstractNumId="21" w15:restartNumberingAfterBreak="0">
+  <w:abstractNum w:abstractNumId="23" w15:restartNumberingAfterBreak="0">
     <w:nsid w:val="502850E6"/>
     <w:multiLevelType w:val="hybridMultilevel"/>
-    <w:tmpl w:val="59207458"/>
-    <w:lvl w:ilvl="0" w:tplc="FFFFFFFF">
-      <w:start w:val="1"/>
-      <w:numFmt w:val="decimal"/>
-      <w:lvlText w:val="%1)"/>
+    <w:tmpl w:val="52B204B8"/>
+    <w:lvl w:ilvl="0" w:tplc="3AA2C5BE">
+      <w:start w:val="1"/>
+      <w:numFmt w:val="bullet"/>
+      <w:lvlText w:val=""/>
       <w:lvlJc w:val="left"/>
       <w:pPr>
         <w:ind w:left="1069" w:hanging="360"/>
       </w:pPr>
       <w:rPr>
-        <w:rFonts w:hint="default"/>
+        <w:rFonts w:ascii="Symbol" w:hAnsi="Symbol" w:hint="default"/>
       </w:rPr>
     </w:lvl>
     <w:lvl w:ilvl="1" w:tplc="FFFFFFFF" w:tentative="1">
@@ -9445,20 +13087,20 @@
       </w:pPr>
     </w:lvl>
   </w:abstractNum>
-  <w:abstractNum w:abstractNumId="22" w15:restartNumberingAfterBreak="0">
+  <w:abstractNum w:abstractNumId="24" w15:restartNumberingAfterBreak="0">
     <w:nsid w:val="53C452B0"/>
     <w:multiLevelType w:val="hybridMultilevel"/>
-    <w:tmpl w:val="7DCA4D1A"/>
-    <w:lvl w:ilvl="0" w:tplc="D8605244">
-      <w:start w:val="1"/>
-      <w:numFmt w:val="decimal"/>
-      <w:lvlText w:val="%1)"/>
+    <w:tmpl w:val="9D3EB900"/>
+    <w:lvl w:ilvl="0" w:tplc="3AA2C5BE">
+      <w:start w:val="1"/>
+      <w:numFmt w:val="bullet"/>
+      <w:lvlText w:val=""/>
       <w:lvlJc w:val="left"/>
       <w:pPr>
         <w:ind w:left="1069" w:hanging="360"/>
       </w:pPr>
       <w:rPr>
-        <w:rFonts w:hint="default"/>
+        <w:rFonts w:ascii="Symbol" w:hAnsi="Symbol" w:hint="default"/>
       </w:rPr>
     </w:lvl>
     <w:lvl w:ilvl="1" w:tplc="04190019" w:tentative="1">
@@ -9534,7 +13176,373 @@
       </w:pPr>
     </w:lvl>
   </w:abstractNum>
-  <w:abstractNum w:abstractNumId="23" w15:restartNumberingAfterBreak="0">
+  <w:abstractNum w:abstractNumId="25" w15:restartNumberingAfterBreak="0">
+    <w:nsid w:val="5C876AF7"/>
+    <w:multiLevelType w:val="hybridMultilevel"/>
+    <w:tmpl w:val="9126D6C2"/>
+    <w:lvl w:ilvl="0" w:tplc="04190001">
+      <w:start w:val="1"/>
+      <w:numFmt w:val="bullet"/>
+      <w:lvlText w:val=""/>
+      <w:lvlJc w:val="left"/>
+      <w:pPr>
+        <w:ind w:left="720" w:hanging="360"/>
+      </w:pPr>
+      <w:rPr>
+        <w:rFonts w:ascii="Symbol" w:hAnsi="Symbol" w:hint="default"/>
+      </w:rPr>
+    </w:lvl>
+    <w:lvl w:ilvl="1" w:tplc="04190003">
+      <w:start w:val="1"/>
+      <w:numFmt w:val="bullet"/>
+      <w:lvlText w:val="o"/>
+      <w:lvlJc w:val="left"/>
+      <w:pPr>
+        <w:ind w:left="1440" w:hanging="360"/>
+      </w:pPr>
+      <w:rPr>
+        <w:rFonts w:ascii="Courier New" w:hAnsi="Courier New" w:cs="Courier New" w:hint="default"/>
+      </w:rPr>
+    </w:lvl>
+    <w:lvl w:ilvl="2" w:tplc="04190005" w:tentative="1">
+      <w:start w:val="1"/>
+      <w:numFmt w:val="bullet"/>
+      <w:lvlText w:val=""/>
+      <w:lvlJc w:val="left"/>
+      <w:pPr>
+        <w:ind w:left="2160" w:hanging="360"/>
+      </w:pPr>
+      <w:rPr>
+        <w:rFonts w:ascii="Wingdings" w:hAnsi="Wingdings" w:hint="default"/>
+      </w:rPr>
+    </w:lvl>
+    <w:lvl w:ilvl="3" w:tplc="04190001" w:tentative="1">
+      <w:start w:val="1"/>
+      <w:numFmt w:val="bullet"/>
+      <w:lvlText w:val=""/>
+      <w:lvlJc w:val="left"/>
+      <w:pPr>
+        <w:ind w:left="2880" w:hanging="360"/>
+      </w:pPr>
+      <w:rPr>
+        <w:rFonts w:ascii="Symbol" w:hAnsi="Symbol" w:hint="default"/>
+      </w:rPr>
+    </w:lvl>
+    <w:lvl w:ilvl="4" w:tplc="04190003" w:tentative="1">
+      <w:start w:val="1"/>
+      <w:numFmt w:val="bullet"/>
+      <w:lvlText w:val="o"/>
+      <w:lvlJc w:val="left"/>
+      <w:pPr>
+        <w:ind w:left="3600" w:hanging="360"/>
+      </w:pPr>
+      <w:rPr>
+        <w:rFonts w:ascii="Courier New" w:hAnsi="Courier New" w:cs="Courier New" w:hint="default"/>
+      </w:rPr>
+    </w:lvl>
+    <w:lvl w:ilvl="5" w:tplc="04190005" w:tentative="1">
+      <w:start w:val="1"/>
+      <w:numFmt w:val="bullet"/>
+      <w:lvlText w:val=""/>
+      <w:lvlJc w:val="left"/>
+      <w:pPr>
+        <w:ind w:left="4320" w:hanging="360"/>
+      </w:pPr>
+      <w:rPr>
+        <w:rFonts w:ascii="Wingdings" w:hAnsi="Wingdings" w:hint="default"/>
+      </w:rPr>
+    </w:lvl>
+    <w:lvl w:ilvl="6" w:tplc="04190001" w:tentative="1">
+      <w:start w:val="1"/>
+      <w:numFmt w:val="bullet"/>
+      <w:lvlText w:val=""/>
+      <w:lvlJc w:val="left"/>
+      <w:pPr>
+        <w:ind w:left="5040" w:hanging="360"/>
+      </w:pPr>
+      <w:rPr>
+        <w:rFonts w:ascii="Symbol" w:hAnsi="Symbol" w:hint="default"/>
+      </w:rPr>
+    </w:lvl>
+    <w:lvl w:ilvl="7" w:tplc="04190003" w:tentative="1">
+      <w:start w:val="1"/>
+      <w:numFmt w:val="bullet"/>
+      <w:lvlText w:val="o"/>
+      <w:lvlJc w:val="left"/>
+      <w:pPr>
+        <w:ind w:left="5760" w:hanging="360"/>
+      </w:pPr>
+      <w:rPr>
+        <w:rFonts w:ascii="Courier New" w:hAnsi="Courier New" w:cs="Courier New" w:hint="default"/>
+      </w:rPr>
+    </w:lvl>
+    <w:lvl w:ilvl="8" w:tplc="04190005" w:tentative="1">
+      <w:start w:val="1"/>
+      <w:numFmt w:val="bullet"/>
+      <w:lvlText w:val=""/>
+      <w:lvlJc w:val="left"/>
+      <w:pPr>
+        <w:ind w:left="6480" w:hanging="360"/>
+      </w:pPr>
+      <w:rPr>
+        <w:rFonts w:ascii="Wingdings" w:hAnsi="Wingdings" w:hint="default"/>
+      </w:rPr>
+    </w:lvl>
+  </w:abstractNum>
+  <w:abstractNum w:abstractNumId="26" w15:restartNumberingAfterBreak="0">
+    <w:nsid w:val="5CC953CC"/>
+    <w:multiLevelType w:val="hybridMultilevel"/>
+    <w:tmpl w:val="03F08B4C"/>
+    <w:lvl w:ilvl="0" w:tplc="3AA2C5BE">
+      <w:start w:val="1"/>
+      <w:numFmt w:val="bullet"/>
+      <w:lvlText w:val=""/>
+      <w:lvlJc w:val="left"/>
+      <w:pPr>
+        <w:ind w:left="1069" w:hanging="360"/>
+      </w:pPr>
+      <w:rPr>
+        <w:rFonts w:ascii="Symbol" w:hAnsi="Symbol" w:hint="default"/>
+      </w:rPr>
+    </w:lvl>
+    <w:lvl w:ilvl="1" w:tplc="10000003" w:tentative="1">
+      <w:start w:val="1"/>
+      <w:numFmt w:val="bullet"/>
+      <w:lvlText w:val="o"/>
+      <w:lvlJc w:val="left"/>
+      <w:pPr>
+        <w:ind w:left="1789" w:hanging="360"/>
+      </w:pPr>
+      <w:rPr>
+        <w:rFonts w:ascii="Courier New" w:hAnsi="Courier New" w:cs="Courier New" w:hint="default"/>
+      </w:rPr>
+    </w:lvl>
+    <w:lvl w:ilvl="2" w:tplc="10000005" w:tentative="1">
+      <w:start w:val="1"/>
+      <w:numFmt w:val="bullet"/>
+      <w:lvlText w:val=""/>
+      <w:lvlJc w:val="left"/>
+      <w:pPr>
+        <w:ind w:left="2509" w:hanging="360"/>
+      </w:pPr>
+      <w:rPr>
+        <w:rFonts w:ascii="Wingdings" w:hAnsi="Wingdings" w:hint="default"/>
+      </w:rPr>
+    </w:lvl>
+    <w:lvl w:ilvl="3" w:tplc="10000001" w:tentative="1">
+      <w:start w:val="1"/>
+      <w:numFmt w:val="bullet"/>
+      <w:lvlText w:val=""/>
+      <w:lvlJc w:val="left"/>
+      <w:pPr>
+        <w:ind w:left="3229" w:hanging="360"/>
+      </w:pPr>
+      <w:rPr>
+        <w:rFonts w:ascii="Symbol" w:hAnsi="Symbol" w:hint="default"/>
+      </w:rPr>
+    </w:lvl>
+    <w:lvl w:ilvl="4" w:tplc="10000003" w:tentative="1">
+      <w:start w:val="1"/>
+      <w:numFmt w:val="bullet"/>
+      <w:lvlText w:val="o"/>
+      <w:lvlJc w:val="left"/>
+      <w:pPr>
+        <w:ind w:left="3949" w:hanging="360"/>
+      </w:pPr>
+      <w:rPr>
+        <w:rFonts w:ascii="Courier New" w:hAnsi="Courier New" w:cs="Courier New" w:hint="default"/>
+      </w:rPr>
+    </w:lvl>
+    <w:lvl w:ilvl="5" w:tplc="10000005" w:tentative="1">
+      <w:start w:val="1"/>
+      <w:numFmt w:val="bullet"/>
+      <w:lvlText w:val=""/>
+      <w:lvlJc w:val="left"/>
+      <w:pPr>
+        <w:ind w:left="4669" w:hanging="360"/>
+      </w:pPr>
+      <w:rPr>
+        <w:rFonts w:ascii="Wingdings" w:hAnsi="Wingdings" w:hint="default"/>
+      </w:rPr>
+    </w:lvl>
+    <w:lvl w:ilvl="6" w:tplc="10000001" w:tentative="1">
+      <w:start w:val="1"/>
+      <w:numFmt w:val="bullet"/>
+      <w:lvlText w:val=""/>
+      <w:lvlJc w:val="left"/>
+      <w:pPr>
+        <w:ind w:left="5389" w:hanging="360"/>
+      </w:pPr>
+      <w:rPr>
+        <w:rFonts w:ascii="Symbol" w:hAnsi="Symbol" w:hint="default"/>
+      </w:rPr>
+    </w:lvl>
+    <w:lvl w:ilvl="7" w:tplc="10000003" w:tentative="1">
+      <w:start w:val="1"/>
+      <w:numFmt w:val="bullet"/>
+      <w:lvlText w:val="o"/>
+      <w:lvlJc w:val="left"/>
+      <w:pPr>
+        <w:ind w:left="6109" w:hanging="360"/>
+      </w:pPr>
+      <w:rPr>
+        <w:rFonts w:ascii="Courier New" w:hAnsi="Courier New" w:cs="Courier New" w:hint="default"/>
+      </w:rPr>
+    </w:lvl>
+    <w:lvl w:ilvl="8" w:tplc="10000005" w:tentative="1">
+      <w:start w:val="1"/>
+      <w:numFmt w:val="bullet"/>
+      <w:lvlText w:val=""/>
+      <w:lvlJc w:val="left"/>
+      <w:pPr>
+        <w:ind w:left="6829" w:hanging="360"/>
+      </w:pPr>
+      <w:rPr>
+        <w:rFonts w:ascii="Wingdings" w:hAnsi="Wingdings" w:hint="default"/>
+      </w:rPr>
+    </w:lvl>
+  </w:abstractNum>
+  <w:abstractNum w:abstractNumId="27" w15:restartNumberingAfterBreak="0">
+    <w:nsid w:val="639B6ED5"/>
+    <w:multiLevelType w:val="multilevel"/>
+    <w:tmpl w:val="7D0CB6AE"/>
+    <w:lvl w:ilvl="0">
+      <w:start w:val="1"/>
+      <w:numFmt w:val="bullet"/>
+      <w:lvlText w:val=""/>
+      <w:lvlJc w:val="left"/>
+      <w:pPr>
+        <w:tabs>
+          <w:tab w:val="num" w:pos="900"/>
+        </w:tabs>
+        <w:ind w:left="900" w:hanging="360"/>
+      </w:pPr>
+      <w:rPr>
+        <w:rFonts w:ascii="Symbol" w:hAnsi="Symbol" w:cs="Symbol" w:hint="default"/>
+      </w:rPr>
+    </w:lvl>
+    <w:lvl w:ilvl="1">
+      <w:start w:val="1"/>
+      <w:numFmt w:val="bullet"/>
+      <w:lvlText w:val=""/>
+      <w:lvlJc w:val="left"/>
+      <w:pPr>
+        <w:tabs>
+          <w:tab w:val="num" w:pos="567"/>
+        </w:tabs>
+        <w:ind w:left="737" w:hanging="197"/>
+      </w:pPr>
+      <w:rPr>
+        <w:rFonts w:ascii="Symbol" w:hAnsi="Symbol" w:cs="Symbol" w:hint="default"/>
+      </w:rPr>
+    </w:lvl>
+    <w:lvl w:ilvl="2">
+      <w:start w:val="1"/>
+      <w:numFmt w:val="bullet"/>
+      <w:lvlText w:val=""/>
+      <w:lvlJc w:val="left"/>
+      <w:pPr>
+        <w:tabs>
+          <w:tab w:val="num" w:pos="2340"/>
+        </w:tabs>
+        <w:ind w:left="2340" w:hanging="360"/>
+      </w:pPr>
+      <w:rPr>
+        <w:rFonts w:ascii="Wingdings" w:hAnsi="Wingdings" w:cs="Wingdings" w:hint="default"/>
+      </w:rPr>
+    </w:lvl>
+    <w:lvl w:ilvl="3">
+      <w:start w:val="1"/>
+      <w:numFmt w:val="bullet"/>
+      <w:lvlText w:val=""/>
+      <w:lvlJc w:val="left"/>
+      <w:pPr>
+        <w:tabs>
+          <w:tab w:val="num" w:pos="3060"/>
+        </w:tabs>
+        <w:ind w:left="3060" w:hanging="360"/>
+      </w:pPr>
+      <w:rPr>
+        <w:rFonts w:ascii="Symbol" w:hAnsi="Symbol" w:cs="Symbol" w:hint="default"/>
+      </w:rPr>
+    </w:lvl>
+    <w:lvl w:ilvl="4">
+      <w:start w:val="1"/>
+      <w:numFmt w:val="bullet"/>
+      <w:lvlText w:val="o"/>
+      <w:lvlJc w:val="left"/>
+      <w:pPr>
+        <w:tabs>
+          <w:tab w:val="num" w:pos="3780"/>
+        </w:tabs>
+        <w:ind w:left="3780" w:hanging="360"/>
+      </w:pPr>
+      <w:rPr>
+        <w:rFonts w:ascii="Courier New" w:hAnsi="Courier New" w:cs="Courier New" w:hint="default"/>
+      </w:rPr>
+    </w:lvl>
+    <w:lvl w:ilvl="5">
+      <w:start w:val="1"/>
+      <w:numFmt w:val="bullet"/>
+      <w:lvlText w:val=""/>
+      <w:lvlJc w:val="left"/>
+      <w:pPr>
+        <w:tabs>
+          <w:tab w:val="num" w:pos="4500"/>
+        </w:tabs>
+        <w:ind w:left="4500" w:hanging="360"/>
+      </w:pPr>
+      <w:rPr>
+        <w:rFonts w:ascii="Wingdings" w:hAnsi="Wingdings" w:cs="Wingdings" w:hint="default"/>
+      </w:rPr>
+    </w:lvl>
+    <w:lvl w:ilvl="6">
+      <w:start w:val="1"/>
+      <w:numFmt w:val="bullet"/>
+      <w:lvlText w:val=""/>
+      <w:lvlJc w:val="left"/>
+      <w:pPr>
+        <w:tabs>
+          <w:tab w:val="num" w:pos="5220"/>
+        </w:tabs>
+        <w:ind w:left="5220" w:hanging="360"/>
+      </w:pPr>
+      <w:rPr>
+        <w:rFonts w:ascii="Symbol" w:hAnsi="Symbol" w:cs="Symbol" w:hint="default"/>
+      </w:rPr>
+    </w:lvl>
+    <w:lvl w:ilvl="7">
+      <w:start w:val="1"/>
+      <w:numFmt w:val="bullet"/>
+      <w:lvlText w:val="o"/>
+      <w:lvlJc w:val="left"/>
+      <w:pPr>
+        <w:tabs>
+          <w:tab w:val="num" w:pos="5940"/>
+        </w:tabs>
+        <w:ind w:left="5940" w:hanging="360"/>
+      </w:pPr>
+      <w:rPr>
+        <w:rFonts w:ascii="Courier New" w:hAnsi="Courier New" w:cs="Courier New" w:hint="default"/>
+      </w:rPr>
+    </w:lvl>
+    <w:lvl w:ilvl="8">
+      <w:start w:val="1"/>
+      <w:numFmt w:val="bullet"/>
+      <w:lvlText w:val=""/>
+      <w:lvlJc w:val="left"/>
+      <w:pPr>
+        <w:tabs>
+          <w:tab w:val="num" w:pos="6660"/>
+        </w:tabs>
+        <w:ind w:left="6660" w:hanging="360"/>
+      </w:pPr>
+      <w:rPr>
+        <w:rFonts w:ascii="Wingdings" w:hAnsi="Wingdings" w:cs="Wingdings" w:hint="default"/>
+      </w:rPr>
+    </w:lvl>
+  </w:abstractNum>
+  <w:abstractNum w:abstractNumId="28" w15:restartNumberingAfterBreak="0">
     <w:nsid w:val="717B4B53"/>
     <w:multiLevelType w:val="hybridMultilevel"/>
     <w:tmpl w:val="A8E032F2"/>
@@ -9649,10 +13657,10 @@
     </w:lvl>
   </w:abstractNum>
   <w:num w:numId="1" w16cid:durableId="964585307">
-    <w:abstractNumId w:val="23"/>
+    <w:abstractNumId w:val="28"/>
   </w:num>
   <w:num w:numId="2" w16cid:durableId="1804618517">
-    <w:abstractNumId w:val="12"/>
+    <w:abstractNumId w:val="14"/>
     <w:lvlOverride w:ilvl="0">
       <w:startOverride w:val="1"/>
     </w:lvlOverride>
@@ -9682,70 +13690,85 @@
     </w:lvlOverride>
   </w:num>
   <w:num w:numId="3" w16cid:durableId="1849633729">
-    <w:abstractNumId w:val="5"/>
+    <w:abstractNumId w:val="6"/>
   </w:num>
   <w:num w:numId="4" w16cid:durableId="1888879399">
     <w:abstractNumId w:val="1"/>
   </w:num>
   <w:num w:numId="5" w16cid:durableId="1699156366">
-    <w:abstractNumId w:val="18"/>
+    <w:abstractNumId w:val="20"/>
   </w:num>
   <w:num w:numId="6" w16cid:durableId="2012485071">
+    <w:abstractNumId w:val="24"/>
+  </w:num>
+  <w:num w:numId="7" w16cid:durableId="1723677809">
     <w:abstractNumId w:val="22"/>
   </w:num>
-  <w:num w:numId="7" w16cid:durableId="1723677809">
-    <w:abstractNumId w:val="20"/>
-  </w:num>
   <w:num w:numId="8" w16cid:durableId="87774010">
-    <w:abstractNumId w:val="7"/>
+    <w:abstractNumId w:val="8"/>
   </w:num>
   <w:num w:numId="9" w16cid:durableId="565267494">
-    <w:abstractNumId w:val="16"/>
+    <w:abstractNumId w:val="18"/>
   </w:num>
   <w:num w:numId="10" w16cid:durableId="687100327">
     <w:abstractNumId w:val="3"/>
   </w:num>
   <w:num w:numId="11" w16cid:durableId="2041467099">
-    <w:abstractNumId w:val="17"/>
+    <w:abstractNumId w:val="19"/>
   </w:num>
   <w:num w:numId="12" w16cid:durableId="1076901168">
-    <w:abstractNumId w:val="8"/>
+    <w:abstractNumId w:val="9"/>
   </w:num>
   <w:num w:numId="13" w16cid:durableId="2055078126">
-    <w:abstractNumId w:val="19"/>
+    <w:abstractNumId w:val="21"/>
   </w:num>
   <w:num w:numId="14" w16cid:durableId="1663004407">
     <w:abstractNumId w:val="0"/>
   </w:num>
   <w:num w:numId="15" w16cid:durableId="1752462133">
-    <w:abstractNumId w:val="9"/>
+    <w:abstractNumId w:val="11"/>
   </w:num>
   <w:num w:numId="16" w16cid:durableId="1919249400">
     <w:abstractNumId w:val="2"/>
   </w:num>
   <w:num w:numId="17" w16cid:durableId="1369843164">
-    <w:abstractNumId w:val="21"/>
+    <w:abstractNumId w:val="23"/>
   </w:num>
   <w:num w:numId="18" w16cid:durableId="505170071">
-    <w:abstractNumId w:val="10"/>
+    <w:abstractNumId w:val="12"/>
   </w:num>
   <w:num w:numId="19" w16cid:durableId="469519271">
-    <w:abstractNumId w:val="14"/>
+    <w:abstractNumId w:val="16"/>
   </w:num>
   <w:num w:numId="20" w16cid:durableId="685909726">
-    <w:abstractNumId w:val="6"/>
+    <w:abstractNumId w:val="7"/>
   </w:num>
   <w:num w:numId="21" w16cid:durableId="630788991">
-    <w:abstractNumId w:val="13"/>
+    <w:abstractNumId w:val="15"/>
   </w:num>
   <w:num w:numId="22" w16cid:durableId="1186410116">
-    <w:abstractNumId w:val="15"/>
+    <w:abstractNumId w:val="17"/>
   </w:num>
   <w:num w:numId="23" w16cid:durableId="698121371">
-    <w:abstractNumId w:val="11"/>
+    <w:abstractNumId w:val="13"/>
   </w:num>
   <w:num w:numId="24" w16cid:durableId="1801151074">
     <w:abstractNumId w:val="4"/>
+  </w:num>
+  <w:num w:numId="25" w16cid:durableId="1985355389">
+    <w:abstractNumId w:val="26"/>
+  </w:num>
+  <w:num w:numId="26" w16cid:durableId="675040314">
+    <w:abstractNumId w:val="10"/>
+  </w:num>
+  <w:num w:numId="27" w16cid:durableId="1275137317">
+    <w:abstractNumId w:val="25"/>
+  </w:num>
+  <w:num w:numId="28" w16cid:durableId="623272554">
+    <w:abstractNumId w:val="5"/>
+  </w:num>
+  <w:num w:numId="29" w16cid:durableId="1965429289">
+    <w:abstractNumId w:val="27"/>
   </w:num>
 </w:numbering>
 </file>
@@ -10354,7 +14377,6 @@
   <w:style w:type="character" w:default="1" w:styleId="a0">
     <w:name w:val="Default Paragraph Font"/>
     <w:uiPriority w:val="1"/>
-    <w:semiHidden/>
     <w:unhideWhenUsed/>
   </w:style>
   <w:style w:type="table" w:default="1" w:styleId="a1">

--- a/documentation/Poyasnitelnaya_zapiska.docx
+++ b/documentation/Poyasnitelnaya_zapiska.docx
@@ -1390,6 +1390,19 @@
         </w:rPr>
       </w:pPr>
     </w:p>
+    <w:p>
+      <w:pPr>
+        <w:spacing w:after="0" w:line="240" w:lineRule="auto"/>
+        <w:ind w:right="-710"/>
+        <w:rPr>
+          <w:rFonts w:ascii="Times New Roman" w:eastAsia="Calibri" w:hAnsi="Times New Roman" w:cs="Times New Roman"/>
+          <w:kern w:val="0"/>
+          <w:sz w:val="28"/>
+          <w:szCs w:val="28"/>
+          <w14:ligatures w14:val="none"/>
+        </w:rPr>
+      </w:pPr>
+    </w:p>
     <w:bookmarkEnd w:id="1"/>
     <w:p>
       <w:pPr>
@@ -1425,6 +1438,16 @@
           <w14:ligatures w14:val="none"/>
         </w:rPr>
         <w:t>Минск 2025</w:t>
+      </w:r>
+      <w:r>
+        <w:rPr>
+          <w:rFonts w:ascii="Times New Roman" w:eastAsia="Calibri" w:hAnsi="Times New Roman" w:cs="Times New Roman"/>
+          <w:kern w:val="0"/>
+          <w:sz w:val="28"/>
+          <w:szCs w:val="28"/>
+          <w14:ligatures w14:val="none"/>
+        </w:rPr>
+        <w:br w:type="page"/>
       </w:r>
     </w:p>
     <w:p>
@@ -1444,6 +1467,7 @@
           <w:kern w:val="0"/>
           <w14:ligatures w14:val="none"/>
         </w:rPr>
+        <w:lastRenderedPageBreak/>
         <w:t>МИНИСТЕРСТВО ОБРАЗОВАНИЯ РЕСПУБЛИКИ БЕЛАРУСЬ</w:t>
       </w:r>
     </w:p>
@@ -1464,7 +1488,6 @@
           <w:kern w:val="0"/>
           <w14:ligatures w14:val="none"/>
         </w:rPr>
-        <w:lastRenderedPageBreak/>
         <w:t xml:space="preserve">Учреждение образования </w:t>
       </w:r>
       <w:r>
@@ -4659,11 +4682,9 @@
         <w:p>
           <w:pPr>
             <w:spacing w:line="240" w:lineRule="auto"/>
-            <w:jc w:val="center"/>
+            <w:jc w:val="both"/>
             <w:rPr>
               <w:rFonts w:ascii="Times New Roman" w:hAnsi="Times New Roman" w:cs="Times New Roman"/>
-              <w:b/>
-              <w:bCs/>
               <w:color w:val="000000" w:themeColor="text1"/>
               <w:sz w:val="28"/>
               <w:szCs w:val="28"/>
@@ -4672,8 +4693,6 @@
           <w:r>
             <w:rPr>
               <w:rFonts w:ascii="Times New Roman" w:hAnsi="Times New Roman" w:cs="Times New Roman"/>
-              <w:b/>
-              <w:bCs/>
               <w:color w:val="000000" w:themeColor="text1"/>
               <w:sz w:val="28"/>
               <w:szCs w:val="28"/>
@@ -4687,7 +4706,6 @@
             <w:tabs>
               <w:tab w:val="right" w:leader="dot" w:pos="9345"/>
             </w:tabs>
-            <w:spacing w:after="0" w:line="240" w:lineRule="auto"/>
             <w:jc w:val="both"/>
             <w:rPr>
               <w:rFonts w:ascii="Times New Roman" w:eastAsiaTheme="minorEastAsia" w:hAnsi="Times New Roman" w:cs="Times New Roman"/>
@@ -4695,7 +4713,6 @@
               <w:kern w:val="2"/>
               <w:sz w:val="28"/>
               <w:szCs w:val="28"/>
-              <w:lang w:eastAsia="ru-RU"/>
               <w14:ligatures w14:val="standardContextual"/>
             </w:rPr>
           </w:pPr>
@@ -4723,7 +4740,7 @@
             </w:rPr>
             <w:fldChar w:fldCharType="separate"/>
           </w:r>
-          <w:hyperlink w:anchor="_Toc194021366" w:history="1">
+          <w:hyperlink w:anchor="_Toc198894962" w:history="1">
             <w:r>
               <w:rPr>
                 <w:rStyle w:val="ad"/>
@@ -4762,7 +4779,7 @@
                 <w:sz w:val="28"/>
                 <w:szCs w:val="28"/>
               </w:rPr>
-              <w:instrText xml:space="preserve"> PAGEREF _Toc194021366 \h </w:instrText>
+              <w:instrText xml:space="preserve"> PAGEREF _Toc198894962 \h </w:instrText>
             </w:r>
             <w:r>
               <w:rPr>
@@ -4811,7 +4828,6 @@
             <w:tabs>
               <w:tab w:val="right" w:leader="dot" w:pos="9345"/>
             </w:tabs>
-            <w:spacing w:after="0" w:line="240" w:lineRule="auto"/>
             <w:jc w:val="both"/>
             <w:rPr>
               <w:rFonts w:ascii="Times New Roman" w:eastAsiaTheme="minorEastAsia" w:hAnsi="Times New Roman" w:cs="Times New Roman"/>
@@ -4819,11 +4835,10 @@
               <w:kern w:val="2"/>
               <w:sz w:val="28"/>
               <w:szCs w:val="28"/>
-              <w:lang w:eastAsia="ru-RU"/>
               <w14:ligatures w14:val="standardContextual"/>
             </w:rPr>
           </w:pPr>
-          <w:hyperlink w:anchor="_Toc194021367" w:history="1">
+          <w:hyperlink w:anchor="_Toc198894963" w:history="1">
             <w:r>
               <w:rPr>
                 <w:rStyle w:val="ad"/>
@@ -4862,7 +4877,7 @@
                 <w:sz w:val="28"/>
                 <w:szCs w:val="28"/>
               </w:rPr>
-              <w:instrText xml:space="preserve"> PAGEREF _Toc194021367 \h </w:instrText>
+              <w:instrText xml:space="preserve"> PAGEREF _Toc198894963 \h </w:instrText>
             </w:r>
             <w:r>
               <w:rPr>
@@ -4912,7 +4927,6 @@
               <w:tab w:val="left" w:pos="960"/>
               <w:tab w:val="right" w:leader="dot" w:pos="9345"/>
             </w:tabs>
-            <w:spacing w:after="0" w:line="240" w:lineRule="auto"/>
             <w:jc w:val="both"/>
             <w:rPr>
               <w:rFonts w:ascii="Times New Roman" w:eastAsiaTheme="minorEastAsia" w:hAnsi="Times New Roman" w:cs="Times New Roman"/>
@@ -4920,11 +4934,10 @@
               <w:kern w:val="2"/>
               <w:sz w:val="28"/>
               <w:szCs w:val="28"/>
-              <w:lang w:eastAsia="ru-RU"/>
               <w14:ligatures w14:val="standardContextual"/>
             </w:rPr>
           </w:pPr>
-          <w:hyperlink w:anchor="_Toc194021368" w:history="1">
+          <w:hyperlink w:anchor="_Toc198894964" w:history="1">
             <w:r>
               <w:rPr>
                 <w:rStyle w:val="ad"/>
@@ -4942,10 +4955,9 @@
                 <w:kern w:val="2"/>
                 <w:sz w:val="28"/>
                 <w:szCs w:val="28"/>
-                <w:lang w:val="en-US" w:eastAsia="ru-RU"/>
                 <w14:ligatures w14:val="standardContextual"/>
               </w:rPr>
-              <w:t xml:space="preserve"> </w:t>
+              <w:tab/>
             </w:r>
             <w:r>
               <w:rPr>
@@ -4985,7 +4997,7 @@
                 <w:sz w:val="28"/>
                 <w:szCs w:val="28"/>
               </w:rPr>
-              <w:instrText xml:space="preserve"> PAGEREF _Toc194021368 \h </w:instrText>
+              <w:instrText xml:space="preserve"> PAGEREF _Toc198894964 \h </w:instrText>
             </w:r>
             <w:r>
               <w:rPr>
@@ -5035,17 +5047,15 @@
               <w:tab w:val="left" w:pos="1440"/>
               <w:tab w:val="right" w:leader="dot" w:pos="9345"/>
             </w:tabs>
-            <w:spacing w:after="0" w:line="240" w:lineRule="auto"/>
             <w:jc w:val="both"/>
             <w:rPr>
               <w:rFonts w:ascii="Times New Roman" w:eastAsiaTheme="minorEastAsia" w:hAnsi="Times New Roman" w:cs="Times New Roman"/>
               <w:noProof/>
               <w:sz w:val="28"/>
               <w:szCs w:val="28"/>
-              <w:lang w:eastAsia="ru-RU"/>
             </w:rPr>
           </w:pPr>
-          <w:hyperlink w:anchor="_Toc194021369" w:history="1">
+          <w:hyperlink w:anchor="_Toc198894965" w:history="1">
             <w:r>
               <w:rPr>
                 <w:rStyle w:val="ad"/>
@@ -5062,9 +5072,8 @@
                 <w:noProof/>
                 <w:sz w:val="28"/>
                 <w:szCs w:val="28"/>
-                <w:lang w:val="en-US" w:eastAsia="ru-RU"/>
-              </w:rPr>
-              <w:t xml:space="preserve"> </w:t>
+              </w:rPr>
+              <w:tab/>
             </w:r>
             <w:r>
               <w:rPr>
@@ -5104,7 +5113,7 @@
                 <w:sz w:val="28"/>
                 <w:szCs w:val="28"/>
               </w:rPr>
-              <w:instrText xml:space="preserve"> PAGEREF _Toc194021369 \h </w:instrText>
+              <w:instrText xml:space="preserve"> PAGEREF _Toc198894965 \h </w:instrText>
             </w:r>
             <w:r>
               <w:rPr>
@@ -5154,17 +5163,15 @@
               <w:tab w:val="left" w:pos="1440"/>
               <w:tab w:val="right" w:leader="dot" w:pos="9345"/>
             </w:tabs>
-            <w:spacing w:after="0" w:line="240" w:lineRule="auto"/>
             <w:jc w:val="both"/>
             <w:rPr>
               <w:rFonts w:ascii="Times New Roman" w:eastAsiaTheme="minorEastAsia" w:hAnsi="Times New Roman" w:cs="Times New Roman"/>
               <w:noProof/>
               <w:sz w:val="28"/>
               <w:szCs w:val="28"/>
-              <w:lang w:eastAsia="ru-RU"/>
             </w:rPr>
           </w:pPr>
-          <w:hyperlink w:anchor="_Toc194021370" w:history="1">
+          <w:hyperlink w:anchor="_Toc198894966" w:history="1">
             <w:r>
               <w:rPr>
                 <w:rStyle w:val="ad"/>
@@ -5181,9 +5188,8 @@
                 <w:noProof/>
                 <w:sz w:val="28"/>
                 <w:szCs w:val="28"/>
-                <w:lang w:val="en-US" w:eastAsia="ru-RU"/>
-              </w:rPr>
-              <w:t xml:space="preserve"> </w:t>
+              </w:rPr>
+              <w:tab/>
             </w:r>
             <w:r>
               <w:rPr>
@@ -5223,7 +5229,7 @@
                 <w:sz w:val="28"/>
                 <w:szCs w:val="28"/>
               </w:rPr>
-              <w:instrText xml:space="preserve"> PAGEREF _Toc194021370 \h </w:instrText>
+              <w:instrText xml:space="preserve"> PAGEREF _Toc198894966 \h </w:instrText>
             </w:r>
             <w:r>
               <w:rPr>
@@ -5273,7 +5279,6 @@
               <w:tab w:val="left" w:pos="960"/>
               <w:tab w:val="right" w:leader="dot" w:pos="9345"/>
             </w:tabs>
-            <w:spacing w:after="0" w:line="240" w:lineRule="auto"/>
             <w:jc w:val="both"/>
             <w:rPr>
               <w:rFonts w:ascii="Times New Roman" w:eastAsiaTheme="minorEastAsia" w:hAnsi="Times New Roman" w:cs="Times New Roman"/>
@@ -5281,11 +5286,10 @@
               <w:kern w:val="2"/>
               <w:sz w:val="28"/>
               <w:szCs w:val="28"/>
-              <w:lang w:eastAsia="ru-RU"/>
               <w14:ligatures w14:val="standardContextual"/>
             </w:rPr>
           </w:pPr>
-          <w:hyperlink w:anchor="_Toc194021371" w:history="1">
+          <w:hyperlink w:anchor="_Toc198894967" w:history="1">
             <w:r>
               <w:rPr>
                 <w:rStyle w:val="ad"/>
@@ -5303,10 +5307,9 @@
                 <w:kern w:val="2"/>
                 <w:sz w:val="28"/>
                 <w:szCs w:val="28"/>
-                <w:lang w:val="en-US" w:eastAsia="ru-RU"/>
                 <w14:ligatures w14:val="standardContextual"/>
               </w:rPr>
-              <w:t xml:space="preserve"> </w:t>
+              <w:tab/>
             </w:r>
             <w:r>
               <w:rPr>
@@ -5316,7 +5319,7 @@
                 <w:sz w:val="28"/>
                 <w:szCs w:val="28"/>
               </w:rPr>
-              <w:t>Требования к проекту</w:t>
+              <w:t>Постановка задачи</w:t>
             </w:r>
             <w:r>
               <w:rPr>
@@ -5346,7 +5349,7 @@
                 <w:sz w:val="28"/>
                 <w:szCs w:val="28"/>
               </w:rPr>
-              <w:instrText xml:space="preserve"> PAGEREF _Toc194021371 \h </w:instrText>
+              <w:instrText xml:space="preserve"> PAGEREF _Toc198894967 \h </w:instrText>
             </w:r>
             <w:r>
               <w:rPr>
@@ -5395,7 +5398,6 @@
             <w:tabs>
               <w:tab w:val="right" w:leader="dot" w:pos="9345"/>
             </w:tabs>
-            <w:spacing w:after="0" w:line="240" w:lineRule="auto"/>
             <w:jc w:val="both"/>
             <w:rPr>
               <w:rFonts w:ascii="Times New Roman" w:eastAsiaTheme="minorEastAsia" w:hAnsi="Times New Roman" w:cs="Times New Roman"/>
@@ -5403,11 +5405,10 @@
               <w:kern w:val="2"/>
               <w:sz w:val="28"/>
               <w:szCs w:val="28"/>
-              <w:lang w:eastAsia="ru-RU"/>
               <w14:ligatures w14:val="standardContextual"/>
             </w:rPr>
           </w:pPr>
-          <w:hyperlink w:anchor="_Toc194021372" w:history="1">
+          <w:hyperlink w:anchor="_Toc198894968" w:history="1">
             <w:r>
               <w:rPr>
                 <w:rStyle w:val="ad"/>
@@ -5416,28 +5417,7 @@
                 <w:sz w:val="28"/>
                 <w:szCs w:val="28"/>
               </w:rPr>
-              <w:t>2.</w:t>
-            </w:r>
-            <w:r>
-              <w:rPr>
-                <w:rStyle w:val="ad"/>
-                <w:rFonts w:ascii="Times New Roman" w:hAnsi="Times New Roman" w:cs="Times New Roman"/>
-                <w:noProof/>
-                <w:sz w:val="28"/>
-                <w:szCs w:val="28"/>
-                <w:lang w:val="en-US"/>
-              </w:rPr>
-              <w:t xml:space="preserve"> </w:t>
-            </w:r>
-            <w:r>
-              <w:rPr>
-                <w:rStyle w:val="ad"/>
-                <w:rFonts w:ascii="Times New Roman" w:hAnsi="Times New Roman" w:cs="Times New Roman"/>
-                <w:noProof/>
-                <w:sz w:val="28"/>
-                <w:szCs w:val="28"/>
-              </w:rPr>
-              <w:t>Анализ требований к программному средству и разработка функциональных требований</w:t>
+              <w:t>2. Анализ требований к программному средству и разработка функциональных требований</w:t>
             </w:r>
             <w:r>
               <w:rPr>
@@ -5467,7 +5447,7 @@
                 <w:sz w:val="28"/>
                 <w:szCs w:val="28"/>
               </w:rPr>
-              <w:instrText xml:space="preserve"> PAGEREF _Toc194021372 \h </w:instrText>
+              <w:instrText xml:space="preserve"> PAGEREF _Toc198894968 \h </w:instrText>
             </w:r>
             <w:r>
               <w:rPr>
@@ -5497,6 +5477,1673 @@
                 <w:szCs w:val="28"/>
               </w:rPr>
               <w:t>13</w:t>
+            </w:r>
+            <w:r>
+              <w:rPr>
+                <w:rFonts w:ascii="Times New Roman" w:hAnsi="Times New Roman" w:cs="Times New Roman"/>
+                <w:noProof/>
+                <w:webHidden/>
+                <w:sz w:val="28"/>
+                <w:szCs w:val="28"/>
+              </w:rPr>
+              <w:fldChar w:fldCharType="end"/>
+            </w:r>
+          </w:hyperlink>
+        </w:p>
+        <w:p>
+          <w:pPr>
+            <w:pStyle w:val="23"/>
+            <w:tabs>
+              <w:tab w:val="right" w:leader="dot" w:pos="9345"/>
+            </w:tabs>
+            <w:jc w:val="both"/>
+            <w:rPr>
+              <w:rFonts w:ascii="Times New Roman" w:eastAsiaTheme="minorEastAsia" w:hAnsi="Times New Roman" w:cs="Times New Roman"/>
+              <w:noProof/>
+              <w:kern w:val="2"/>
+              <w:sz w:val="28"/>
+              <w:szCs w:val="28"/>
+              <w14:ligatures w14:val="standardContextual"/>
+            </w:rPr>
+          </w:pPr>
+          <w:hyperlink w:anchor="_Toc198894969" w:history="1">
+            <w:r>
+              <w:rPr>
+                <w:rStyle w:val="ad"/>
+                <w:rFonts w:ascii="Times New Roman" w:hAnsi="Times New Roman" w:cs="Times New Roman"/>
+                <w:noProof/>
+                <w:sz w:val="28"/>
+                <w:szCs w:val="28"/>
+              </w:rPr>
+              <w:t>2.1 Определение и спецификация функциональных требований к программному средству</w:t>
+            </w:r>
+            <w:r>
+              <w:rPr>
+                <w:rFonts w:ascii="Times New Roman" w:hAnsi="Times New Roman" w:cs="Times New Roman"/>
+                <w:noProof/>
+                <w:webHidden/>
+                <w:sz w:val="28"/>
+                <w:szCs w:val="28"/>
+              </w:rPr>
+              <w:tab/>
+            </w:r>
+            <w:r>
+              <w:rPr>
+                <w:rFonts w:ascii="Times New Roman" w:hAnsi="Times New Roman" w:cs="Times New Roman"/>
+                <w:noProof/>
+                <w:webHidden/>
+                <w:sz w:val="28"/>
+                <w:szCs w:val="28"/>
+              </w:rPr>
+              <w:fldChar w:fldCharType="begin"/>
+            </w:r>
+            <w:r>
+              <w:rPr>
+                <w:rFonts w:ascii="Times New Roman" w:hAnsi="Times New Roman" w:cs="Times New Roman"/>
+                <w:noProof/>
+                <w:webHidden/>
+                <w:sz w:val="28"/>
+                <w:szCs w:val="28"/>
+              </w:rPr>
+              <w:instrText xml:space="preserve"> PAGEREF _Toc198894969 \h </w:instrText>
+            </w:r>
+            <w:r>
+              <w:rPr>
+                <w:rFonts w:ascii="Times New Roman" w:hAnsi="Times New Roman" w:cs="Times New Roman"/>
+                <w:noProof/>
+                <w:webHidden/>
+                <w:sz w:val="28"/>
+                <w:szCs w:val="28"/>
+              </w:rPr>
+            </w:r>
+            <w:r>
+              <w:rPr>
+                <w:rFonts w:ascii="Times New Roman" w:hAnsi="Times New Roman" w:cs="Times New Roman"/>
+                <w:noProof/>
+                <w:webHidden/>
+                <w:sz w:val="28"/>
+                <w:szCs w:val="28"/>
+              </w:rPr>
+              <w:fldChar w:fldCharType="separate"/>
+            </w:r>
+            <w:r>
+              <w:rPr>
+                <w:rFonts w:ascii="Times New Roman" w:hAnsi="Times New Roman" w:cs="Times New Roman"/>
+                <w:noProof/>
+                <w:webHidden/>
+                <w:sz w:val="28"/>
+                <w:szCs w:val="28"/>
+              </w:rPr>
+              <w:t>13</w:t>
+            </w:r>
+            <w:r>
+              <w:rPr>
+                <w:rFonts w:ascii="Times New Roman" w:hAnsi="Times New Roman" w:cs="Times New Roman"/>
+                <w:noProof/>
+                <w:webHidden/>
+                <w:sz w:val="28"/>
+                <w:szCs w:val="28"/>
+              </w:rPr>
+              <w:fldChar w:fldCharType="end"/>
+            </w:r>
+          </w:hyperlink>
+        </w:p>
+        <w:p>
+          <w:pPr>
+            <w:pStyle w:val="11"/>
+            <w:tabs>
+              <w:tab w:val="left" w:pos="480"/>
+              <w:tab w:val="right" w:leader="dot" w:pos="9345"/>
+            </w:tabs>
+            <w:jc w:val="both"/>
+            <w:rPr>
+              <w:rFonts w:ascii="Times New Roman" w:eastAsiaTheme="minorEastAsia" w:hAnsi="Times New Roman" w:cs="Times New Roman"/>
+              <w:noProof/>
+              <w:kern w:val="2"/>
+              <w:sz w:val="28"/>
+              <w:szCs w:val="28"/>
+              <w14:ligatures w14:val="standardContextual"/>
+            </w:rPr>
+          </w:pPr>
+          <w:hyperlink w:anchor="_Toc198894970" w:history="1">
+            <w:r>
+              <w:rPr>
+                <w:rStyle w:val="ad"/>
+                <w:rFonts w:ascii="Times New Roman" w:hAnsi="Times New Roman" w:cs="Times New Roman"/>
+                <w:noProof/>
+                <w:sz w:val="28"/>
+                <w:szCs w:val="28"/>
+              </w:rPr>
+              <w:t>3.</w:t>
+            </w:r>
+            <w:r>
+              <w:rPr>
+                <w:rFonts w:ascii="Times New Roman" w:eastAsiaTheme="minorEastAsia" w:hAnsi="Times New Roman" w:cs="Times New Roman"/>
+                <w:noProof/>
+                <w:kern w:val="2"/>
+                <w:sz w:val="28"/>
+                <w:szCs w:val="28"/>
+                <w14:ligatures w14:val="standardContextual"/>
+              </w:rPr>
+              <w:tab/>
+            </w:r>
+            <w:r>
+              <w:rPr>
+                <w:rStyle w:val="ad"/>
+                <w:rFonts w:ascii="Times New Roman" w:hAnsi="Times New Roman" w:cs="Times New Roman"/>
+                <w:noProof/>
+                <w:sz w:val="28"/>
+                <w:szCs w:val="28"/>
+              </w:rPr>
+              <w:t>Проектирование программного средства</w:t>
+            </w:r>
+            <w:r>
+              <w:rPr>
+                <w:rFonts w:ascii="Times New Roman" w:hAnsi="Times New Roman" w:cs="Times New Roman"/>
+                <w:noProof/>
+                <w:webHidden/>
+                <w:sz w:val="28"/>
+                <w:szCs w:val="28"/>
+              </w:rPr>
+              <w:tab/>
+            </w:r>
+            <w:r>
+              <w:rPr>
+                <w:rFonts w:ascii="Times New Roman" w:hAnsi="Times New Roman" w:cs="Times New Roman"/>
+                <w:noProof/>
+                <w:webHidden/>
+                <w:sz w:val="28"/>
+                <w:szCs w:val="28"/>
+              </w:rPr>
+              <w:fldChar w:fldCharType="begin"/>
+            </w:r>
+            <w:r>
+              <w:rPr>
+                <w:rFonts w:ascii="Times New Roman" w:hAnsi="Times New Roman" w:cs="Times New Roman"/>
+                <w:noProof/>
+                <w:webHidden/>
+                <w:sz w:val="28"/>
+                <w:szCs w:val="28"/>
+              </w:rPr>
+              <w:instrText xml:space="preserve"> PAGEREF _Toc198894970 \h </w:instrText>
+            </w:r>
+            <w:r>
+              <w:rPr>
+                <w:rFonts w:ascii="Times New Roman" w:hAnsi="Times New Roman" w:cs="Times New Roman"/>
+                <w:noProof/>
+                <w:webHidden/>
+                <w:sz w:val="28"/>
+                <w:szCs w:val="28"/>
+              </w:rPr>
+            </w:r>
+            <w:r>
+              <w:rPr>
+                <w:rFonts w:ascii="Times New Roman" w:hAnsi="Times New Roman" w:cs="Times New Roman"/>
+                <w:noProof/>
+                <w:webHidden/>
+                <w:sz w:val="28"/>
+                <w:szCs w:val="28"/>
+              </w:rPr>
+              <w:fldChar w:fldCharType="separate"/>
+            </w:r>
+            <w:r>
+              <w:rPr>
+                <w:rFonts w:ascii="Times New Roman" w:hAnsi="Times New Roman" w:cs="Times New Roman"/>
+                <w:noProof/>
+                <w:webHidden/>
+                <w:sz w:val="28"/>
+                <w:szCs w:val="28"/>
+              </w:rPr>
+              <w:t>15</w:t>
+            </w:r>
+            <w:r>
+              <w:rPr>
+                <w:rFonts w:ascii="Times New Roman" w:hAnsi="Times New Roman" w:cs="Times New Roman"/>
+                <w:noProof/>
+                <w:webHidden/>
+                <w:sz w:val="28"/>
+                <w:szCs w:val="28"/>
+              </w:rPr>
+              <w:fldChar w:fldCharType="end"/>
+            </w:r>
+          </w:hyperlink>
+        </w:p>
+        <w:p>
+          <w:pPr>
+            <w:pStyle w:val="23"/>
+            <w:tabs>
+              <w:tab w:val="right" w:leader="dot" w:pos="9345"/>
+            </w:tabs>
+            <w:jc w:val="both"/>
+            <w:rPr>
+              <w:rFonts w:ascii="Times New Roman" w:eastAsiaTheme="minorEastAsia" w:hAnsi="Times New Roman" w:cs="Times New Roman"/>
+              <w:noProof/>
+              <w:kern w:val="2"/>
+              <w:sz w:val="28"/>
+              <w:szCs w:val="28"/>
+              <w14:ligatures w14:val="standardContextual"/>
+            </w:rPr>
+          </w:pPr>
+          <w:hyperlink w:anchor="_Toc198894971" w:history="1">
+            <w:r>
+              <w:rPr>
+                <w:rStyle w:val="ad"/>
+                <w:rFonts w:ascii="Times New Roman" w:hAnsi="Times New Roman" w:cs="Times New Roman"/>
+                <w:noProof/>
+                <w:sz w:val="28"/>
+                <w:szCs w:val="28"/>
+              </w:rPr>
+              <w:t>3.1 Архитектура программного средства</w:t>
+            </w:r>
+            <w:r>
+              <w:rPr>
+                <w:rFonts w:ascii="Times New Roman" w:hAnsi="Times New Roman" w:cs="Times New Roman"/>
+                <w:noProof/>
+                <w:webHidden/>
+                <w:sz w:val="28"/>
+                <w:szCs w:val="28"/>
+              </w:rPr>
+              <w:tab/>
+            </w:r>
+            <w:r>
+              <w:rPr>
+                <w:rFonts w:ascii="Times New Roman" w:hAnsi="Times New Roman" w:cs="Times New Roman"/>
+                <w:noProof/>
+                <w:webHidden/>
+                <w:sz w:val="28"/>
+                <w:szCs w:val="28"/>
+              </w:rPr>
+              <w:fldChar w:fldCharType="begin"/>
+            </w:r>
+            <w:r>
+              <w:rPr>
+                <w:rFonts w:ascii="Times New Roman" w:hAnsi="Times New Roman" w:cs="Times New Roman"/>
+                <w:noProof/>
+                <w:webHidden/>
+                <w:sz w:val="28"/>
+                <w:szCs w:val="28"/>
+              </w:rPr>
+              <w:instrText xml:space="preserve"> PAGEREF _Toc198894971 \h </w:instrText>
+            </w:r>
+            <w:r>
+              <w:rPr>
+                <w:rFonts w:ascii="Times New Roman" w:hAnsi="Times New Roman" w:cs="Times New Roman"/>
+                <w:noProof/>
+                <w:webHidden/>
+                <w:sz w:val="28"/>
+                <w:szCs w:val="28"/>
+              </w:rPr>
+            </w:r>
+            <w:r>
+              <w:rPr>
+                <w:rFonts w:ascii="Times New Roman" w:hAnsi="Times New Roman" w:cs="Times New Roman"/>
+                <w:noProof/>
+                <w:webHidden/>
+                <w:sz w:val="28"/>
+                <w:szCs w:val="28"/>
+              </w:rPr>
+              <w:fldChar w:fldCharType="separate"/>
+            </w:r>
+            <w:r>
+              <w:rPr>
+                <w:rFonts w:ascii="Times New Roman" w:hAnsi="Times New Roman" w:cs="Times New Roman"/>
+                <w:noProof/>
+                <w:webHidden/>
+                <w:sz w:val="28"/>
+                <w:szCs w:val="28"/>
+              </w:rPr>
+              <w:t>15</w:t>
+            </w:r>
+            <w:r>
+              <w:rPr>
+                <w:rFonts w:ascii="Times New Roman" w:hAnsi="Times New Roman" w:cs="Times New Roman"/>
+                <w:noProof/>
+                <w:webHidden/>
+                <w:sz w:val="28"/>
+                <w:szCs w:val="28"/>
+              </w:rPr>
+              <w:fldChar w:fldCharType="end"/>
+            </w:r>
+          </w:hyperlink>
+        </w:p>
+        <w:p>
+          <w:pPr>
+            <w:pStyle w:val="23"/>
+            <w:tabs>
+              <w:tab w:val="left" w:pos="960"/>
+              <w:tab w:val="right" w:leader="dot" w:pos="9345"/>
+            </w:tabs>
+            <w:jc w:val="both"/>
+            <w:rPr>
+              <w:rFonts w:ascii="Times New Roman" w:eastAsiaTheme="minorEastAsia" w:hAnsi="Times New Roman" w:cs="Times New Roman"/>
+              <w:noProof/>
+              <w:kern w:val="2"/>
+              <w:sz w:val="28"/>
+              <w:szCs w:val="28"/>
+              <w14:ligatures w14:val="standardContextual"/>
+            </w:rPr>
+          </w:pPr>
+          <w:hyperlink w:anchor="_Toc198894972" w:history="1">
+            <w:r>
+              <w:rPr>
+                <w:rStyle w:val="ad"/>
+                <w:rFonts w:ascii="Times New Roman" w:hAnsi="Times New Roman" w:cs="Times New Roman"/>
+                <w:noProof/>
+                <w:sz w:val="28"/>
+                <w:szCs w:val="28"/>
+              </w:rPr>
+              <w:t>3.2</w:t>
+            </w:r>
+            <w:r>
+              <w:rPr>
+                <w:rFonts w:ascii="Times New Roman" w:eastAsiaTheme="minorEastAsia" w:hAnsi="Times New Roman" w:cs="Times New Roman"/>
+                <w:noProof/>
+                <w:kern w:val="2"/>
+                <w:sz w:val="28"/>
+                <w:szCs w:val="28"/>
+                <w14:ligatures w14:val="standardContextual"/>
+              </w:rPr>
+              <w:tab/>
+            </w:r>
+            <w:r>
+              <w:rPr>
+                <w:rStyle w:val="ad"/>
+                <w:rFonts w:ascii="Times New Roman" w:hAnsi="Times New Roman" w:cs="Times New Roman"/>
+                <w:noProof/>
+                <w:sz w:val="28"/>
+                <w:szCs w:val="28"/>
+              </w:rPr>
+              <w:t>Связи и взаимоотношения между классами</w:t>
+            </w:r>
+            <w:r>
+              <w:rPr>
+                <w:rFonts w:ascii="Times New Roman" w:hAnsi="Times New Roman" w:cs="Times New Roman"/>
+                <w:noProof/>
+                <w:webHidden/>
+                <w:sz w:val="28"/>
+                <w:szCs w:val="28"/>
+              </w:rPr>
+              <w:tab/>
+            </w:r>
+            <w:r>
+              <w:rPr>
+                <w:rFonts w:ascii="Times New Roman" w:hAnsi="Times New Roman" w:cs="Times New Roman"/>
+                <w:noProof/>
+                <w:webHidden/>
+                <w:sz w:val="28"/>
+                <w:szCs w:val="28"/>
+              </w:rPr>
+              <w:fldChar w:fldCharType="begin"/>
+            </w:r>
+            <w:r>
+              <w:rPr>
+                <w:rFonts w:ascii="Times New Roman" w:hAnsi="Times New Roman" w:cs="Times New Roman"/>
+                <w:noProof/>
+                <w:webHidden/>
+                <w:sz w:val="28"/>
+                <w:szCs w:val="28"/>
+              </w:rPr>
+              <w:instrText xml:space="preserve"> PAGEREF _Toc198894972 \h </w:instrText>
+            </w:r>
+            <w:r>
+              <w:rPr>
+                <w:rFonts w:ascii="Times New Roman" w:hAnsi="Times New Roman" w:cs="Times New Roman"/>
+                <w:noProof/>
+                <w:webHidden/>
+                <w:sz w:val="28"/>
+                <w:szCs w:val="28"/>
+              </w:rPr>
+            </w:r>
+            <w:r>
+              <w:rPr>
+                <w:rFonts w:ascii="Times New Roman" w:hAnsi="Times New Roman" w:cs="Times New Roman"/>
+                <w:noProof/>
+                <w:webHidden/>
+                <w:sz w:val="28"/>
+                <w:szCs w:val="28"/>
+              </w:rPr>
+              <w:fldChar w:fldCharType="separate"/>
+            </w:r>
+            <w:r>
+              <w:rPr>
+                <w:rFonts w:ascii="Times New Roman" w:hAnsi="Times New Roman" w:cs="Times New Roman"/>
+                <w:noProof/>
+                <w:webHidden/>
+                <w:sz w:val="28"/>
+                <w:szCs w:val="28"/>
+              </w:rPr>
+              <w:t>16</w:t>
+            </w:r>
+            <w:r>
+              <w:rPr>
+                <w:rFonts w:ascii="Times New Roman" w:hAnsi="Times New Roman" w:cs="Times New Roman"/>
+                <w:noProof/>
+                <w:webHidden/>
+                <w:sz w:val="28"/>
+                <w:szCs w:val="28"/>
+              </w:rPr>
+              <w:fldChar w:fldCharType="end"/>
+            </w:r>
+          </w:hyperlink>
+        </w:p>
+        <w:p>
+          <w:pPr>
+            <w:pStyle w:val="23"/>
+            <w:tabs>
+              <w:tab w:val="left" w:pos="960"/>
+              <w:tab w:val="right" w:leader="dot" w:pos="9345"/>
+            </w:tabs>
+            <w:jc w:val="both"/>
+            <w:rPr>
+              <w:rFonts w:ascii="Times New Roman" w:eastAsiaTheme="minorEastAsia" w:hAnsi="Times New Roman" w:cs="Times New Roman"/>
+              <w:noProof/>
+              <w:kern w:val="2"/>
+              <w:sz w:val="28"/>
+              <w:szCs w:val="28"/>
+              <w14:ligatures w14:val="standardContextual"/>
+            </w:rPr>
+          </w:pPr>
+          <w:hyperlink w:anchor="_Toc198894973" w:history="1">
+            <w:r>
+              <w:rPr>
+                <w:rStyle w:val="ad"/>
+                <w:rFonts w:ascii="Times New Roman" w:hAnsi="Times New Roman" w:cs="Times New Roman"/>
+                <w:noProof/>
+                <w:sz w:val="28"/>
+                <w:szCs w:val="28"/>
+              </w:rPr>
+              <w:t>3.2</w:t>
+            </w:r>
+            <w:r>
+              <w:rPr>
+                <w:rFonts w:ascii="Times New Roman" w:eastAsiaTheme="minorEastAsia" w:hAnsi="Times New Roman" w:cs="Times New Roman"/>
+                <w:noProof/>
+                <w:kern w:val="2"/>
+                <w:sz w:val="28"/>
+                <w:szCs w:val="28"/>
+                <w14:ligatures w14:val="standardContextual"/>
+              </w:rPr>
+              <w:tab/>
+            </w:r>
+            <w:r>
+              <w:rPr>
+                <w:rStyle w:val="ad"/>
+                <w:rFonts w:ascii="Times New Roman" w:hAnsi="Times New Roman" w:cs="Times New Roman"/>
+                <w:noProof/>
+                <w:sz w:val="28"/>
+                <w:szCs w:val="28"/>
+              </w:rPr>
+              <w:t>Модель базы данных</w:t>
+            </w:r>
+            <w:r>
+              <w:rPr>
+                <w:rFonts w:ascii="Times New Roman" w:hAnsi="Times New Roman" w:cs="Times New Roman"/>
+                <w:noProof/>
+                <w:webHidden/>
+                <w:sz w:val="28"/>
+                <w:szCs w:val="28"/>
+              </w:rPr>
+              <w:tab/>
+            </w:r>
+            <w:r>
+              <w:rPr>
+                <w:rFonts w:ascii="Times New Roman" w:hAnsi="Times New Roman" w:cs="Times New Roman"/>
+                <w:noProof/>
+                <w:webHidden/>
+                <w:sz w:val="28"/>
+                <w:szCs w:val="28"/>
+              </w:rPr>
+              <w:fldChar w:fldCharType="begin"/>
+            </w:r>
+            <w:r>
+              <w:rPr>
+                <w:rFonts w:ascii="Times New Roman" w:hAnsi="Times New Roman" w:cs="Times New Roman"/>
+                <w:noProof/>
+                <w:webHidden/>
+                <w:sz w:val="28"/>
+                <w:szCs w:val="28"/>
+              </w:rPr>
+              <w:instrText xml:space="preserve"> PAGEREF _Toc198894973 \h </w:instrText>
+            </w:r>
+            <w:r>
+              <w:rPr>
+                <w:rFonts w:ascii="Times New Roman" w:hAnsi="Times New Roman" w:cs="Times New Roman"/>
+                <w:noProof/>
+                <w:webHidden/>
+                <w:sz w:val="28"/>
+                <w:szCs w:val="28"/>
+              </w:rPr>
+            </w:r>
+            <w:r>
+              <w:rPr>
+                <w:rFonts w:ascii="Times New Roman" w:hAnsi="Times New Roman" w:cs="Times New Roman"/>
+                <w:noProof/>
+                <w:webHidden/>
+                <w:sz w:val="28"/>
+                <w:szCs w:val="28"/>
+              </w:rPr>
+              <w:fldChar w:fldCharType="separate"/>
+            </w:r>
+            <w:r>
+              <w:rPr>
+                <w:rFonts w:ascii="Times New Roman" w:hAnsi="Times New Roman" w:cs="Times New Roman"/>
+                <w:noProof/>
+                <w:webHidden/>
+                <w:sz w:val="28"/>
+                <w:szCs w:val="28"/>
+              </w:rPr>
+              <w:t>16</w:t>
+            </w:r>
+            <w:r>
+              <w:rPr>
+                <w:rFonts w:ascii="Times New Roman" w:hAnsi="Times New Roman" w:cs="Times New Roman"/>
+                <w:noProof/>
+                <w:webHidden/>
+                <w:sz w:val="28"/>
+                <w:szCs w:val="28"/>
+              </w:rPr>
+              <w:fldChar w:fldCharType="end"/>
+            </w:r>
+          </w:hyperlink>
+        </w:p>
+        <w:p>
+          <w:pPr>
+            <w:pStyle w:val="23"/>
+            <w:tabs>
+              <w:tab w:val="right" w:leader="dot" w:pos="9345"/>
+            </w:tabs>
+            <w:jc w:val="both"/>
+            <w:rPr>
+              <w:rFonts w:ascii="Times New Roman" w:eastAsiaTheme="minorEastAsia" w:hAnsi="Times New Roman" w:cs="Times New Roman"/>
+              <w:noProof/>
+              <w:kern w:val="2"/>
+              <w:sz w:val="28"/>
+              <w:szCs w:val="28"/>
+              <w14:ligatures w14:val="standardContextual"/>
+            </w:rPr>
+          </w:pPr>
+          <w:hyperlink w:anchor="_Toc198894974" w:history="1">
+            <w:r>
+              <w:rPr>
+                <w:rStyle w:val="ad"/>
+                <w:rFonts w:ascii="Times New Roman" w:hAnsi="Times New Roman" w:cs="Times New Roman"/>
+                <w:noProof/>
+                <w:sz w:val="28"/>
+                <w:szCs w:val="28"/>
+              </w:rPr>
+              <w:t>3.4 Проектирование последовательности взаимодействия</w:t>
+            </w:r>
+            <w:r>
+              <w:rPr>
+                <w:rFonts w:ascii="Times New Roman" w:hAnsi="Times New Roman" w:cs="Times New Roman"/>
+                <w:noProof/>
+                <w:webHidden/>
+                <w:sz w:val="28"/>
+                <w:szCs w:val="28"/>
+              </w:rPr>
+              <w:tab/>
+            </w:r>
+            <w:r>
+              <w:rPr>
+                <w:rFonts w:ascii="Times New Roman" w:hAnsi="Times New Roman" w:cs="Times New Roman"/>
+                <w:noProof/>
+                <w:webHidden/>
+                <w:sz w:val="28"/>
+                <w:szCs w:val="28"/>
+              </w:rPr>
+              <w:fldChar w:fldCharType="begin"/>
+            </w:r>
+            <w:r>
+              <w:rPr>
+                <w:rFonts w:ascii="Times New Roman" w:hAnsi="Times New Roman" w:cs="Times New Roman"/>
+                <w:noProof/>
+                <w:webHidden/>
+                <w:sz w:val="28"/>
+                <w:szCs w:val="28"/>
+              </w:rPr>
+              <w:instrText xml:space="preserve"> PAGEREF _Toc198894974 \h </w:instrText>
+            </w:r>
+            <w:r>
+              <w:rPr>
+                <w:rFonts w:ascii="Times New Roman" w:hAnsi="Times New Roman" w:cs="Times New Roman"/>
+                <w:noProof/>
+                <w:webHidden/>
+                <w:sz w:val="28"/>
+                <w:szCs w:val="28"/>
+              </w:rPr>
+            </w:r>
+            <w:r>
+              <w:rPr>
+                <w:rFonts w:ascii="Times New Roman" w:hAnsi="Times New Roman" w:cs="Times New Roman"/>
+                <w:noProof/>
+                <w:webHidden/>
+                <w:sz w:val="28"/>
+                <w:szCs w:val="28"/>
+              </w:rPr>
+              <w:fldChar w:fldCharType="separate"/>
+            </w:r>
+            <w:r>
+              <w:rPr>
+                <w:rFonts w:ascii="Times New Roman" w:hAnsi="Times New Roman" w:cs="Times New Roman"/>
+                <w:noProof/>
+                <w:webHidden/>
+                <w:sz w:val="28"/>
+                <w:szCs w:val="28"/>
+              </w:rPr>
+              <w:t>20</w:t>
+            </w:r>
+            <w:r>
+              <w:rPr>
+                <w:rFonts w:ascii="Times New Roman" w:hAnsi="Times New Roman" w:cs="Times New Roman"/>
+                <w:noProof/>
+                <w:webHidden/>
+                <w:sz w:val="28"/>
+                <w:szCs w:val="28"/>
+              </w:rPr>
+              <w:fldChar w:fldCharType="end"/>
+            </w:r>
+          </w:hyperlink>
+        </w:p>
+        <w:p>
+          <w:pPr>
+            <w:pStyle w:val="11"/>
+            <w:tabs>
+              <w:tab w:val="left" w:pos="480"/>
+              <w:tab w:val="right" w:leader="dot" w:pos="9345"/>
+            </w:tabs>
+            <w:jc w:val="both"/>
+            <w:rPr>
+              <w:rFonts w:ascii="Times New Roman" w:eastAsiaTheme="minorEastAsia" w:hAnsi="Times New Roman" w:cs="Times New Roman"/>
+              <w:noProof/>
+              <w:kern w:val="2"/>
+              <w:sz w:val="28"/>
+              <w:szCs w:val="28"/>
+              <w14:ligatures w14:val="standardContextual"/>
+            </w:rPr>
+          </w:pPr>
+          <w:hyperlink w:anchor="_Toc198894975" w:history="1">
+            <w:r>
+              <w:rPr>
+                <w:rStyle w:val="ad"/>
+                <w:rFonts w:ascii="Times New Roman" w:hAnsi="Times New Roman" w:cs="Times New Roman"/>
+                <w:noProof/>
+                <w:sz w:val="28"/>
+                <w:szCs w:val="28"/>
+              </w:rPr>
+              <w:t>4.</w:t>
+            </w:r>
+            <w:r>
+              <w:rPr>
+                <w:rFonts w:ascii="Times New Roman" w:eastAsiaTheme="minorEastAsia" w:hAnsi="Times New Roman" w:cs="Times New Roman"/>
+                <w:noProof/>
+                <w:kern w:val="2"/>
+                <w:sz w:val="28"/>
+                <w:szCs w:val="28"/>
+                <w14:ligatures w14:val="standardContextual"/>
+              </w:rPr>
+              <w:tab/>
+            </w:r>
+            <w:r>
+              <w:rPr>
+                <w:rStyle w:val="ad"/>
+                <w:rFonts w:ascii="Times New Roman" w:hAnsi="Times New Roman" w:cs="Times New Roman"/>
+                <w:noProof/>
+                <w:sz w:val="28"/>
+                <w:szCs w:val="28"/>
+              </w:rPr>
+              <w:t>Реализация программного средства</w:t>
+            </w:r>
+            <w:r>
+              <w:rPr>
+                <w:rFonts w:ascii="Times New Roman" w:hAnsi="Times New Roman" w:cs="Times New Roman"/>
+                <w:noProof/>
+                <w:webHidden/>
+                <w:sz w:val="28"/>
+                <w:szCs w:val="28"/>
+              </w:rPr>
+              <w:tab/>
+            </w:r>
+            <w:r>
+              <w:rPr>
+                <w:rFonts w:ascii="Times New Roman" w:hAnsi="Times New Roman" w:cs="Times New Roman"/>
+                <w:noProof/>
+                <w:webHidden/>
+                <w:sz w:val="28"/>
+                <w:szCs w:val="28"/>
+              </w:rPr>
+              <w:fldChar w:fldCharType="begin"/>
+            </w:r>
+            <w:r>
+              <w:rPr>
+                <w:rFonts w:ascii="Times New Roman" w:hAnsi="Times New Roman" w:cs="Times New Roman"/>
+                <w:noProof/>
+                <w:webHidden/>
+                <w:sz w:val="28"/>
+                <w:szCs w:val="28"/>
+              </w:rPr>
+              <w:instrText xml:space="preserve"> PAGEREF _Toc198894975 \h </w:instrText>
+            </w:r>
+            <w:r>
+              <w:rPr>
+                <w:rFonts w:ascii="Times New Roman" w:hAnsi="Times New Roman" w:cs="Times New Roman"/>
+                <w:noProof/>
+                <w:webHidden/>
+                <w:sz w:val="28"/>
+                <w:szCs w:val="28"/>
+              </w:rPr>
+            </w:r>
+            <w:r>
+              <w:rPr>
+                <w:rFonts w:ascii="Times New Roman" w:hAnsi="Times New Roman" w:cs="Times New Roman"/>
+                <w:noProof/>
+                <w:webHidden/>
+                <w:sz w:val="28"/>
+                <w:szCs w:val="28"/>
+              </w:rPr>
+              <w:fldChar w:fldCharType="separate"/>
+            </w:r>
+            <w:r>
+              <w:rPr>
+                <w:rFonts w:ascii="Times New Roman" w:hAnsi="Times New Roman" w:cs="Times New Roman"/>
+                <w:noProof/>
+                <w:webHidden/>
+                <w:sz w:val="28"/>
+                <w:szCs w:val="28"/>
+              </w:rPr>
+              <w:t>21</w:t>
+            </w:r>
+            <w:r>
+              <w:rPr>
+                <w:rFonts w:ascii="Times New Roman" w:hAnsi="Times New Roman" w:cs="Times New Roman"/>
+                <w:noProof/>
+                <w:webHidden/>
+                <w:sz w:val="28"/>
+                <w:szCs w:val="28"/>
+              </w:rPr>
+              <w:fldChar w:fldCharType="end"/>
+            </w:r>
+          </w:hyperlink>
+        </w:p>
+        <w:p>
+          <w:pPr>
+            <w:pStyle w:val="23"/>
+            <w:tabs>
+              <w:tab w:val="right" w:leader="dot" w:pos="9345"/>
+            </w:tabs>
+            <w:jc w:val="both"/>
+            <w:rPr>
+              <w:rFonts w:ascii="Times New Roman" w:eastAsiaTheme="minorEastAsia" w:hAnsi="Times New Roman" w:cs="Times New Roman"/>
+              <w:noProof/>
+              <w:kern w:val="2"/>
+              <w:sz w:val="28"/>
+              <w:szCs w:val="28"/>
+              <w14:ligatures w14:val="standardContextual"/>
+            </w:rPr>
+          </w:pPr>
+          <w:hyperlink w:anchor="_Toc198894976" w:history="1">
+            <w:r>
+              <w:rPr>
+                <w:rStyle w:val="ad"/>
+                <w:rFonts w:ascii="Times New Roman" w:hAnsi="Times New Roman" w:cs="Times New Roman"/>
+                <w:noProof/>
+                <w:sz w:val="28"/>
+                <w:szCs w:val="28"/>
+              </w:rPr>
+              <w:t xml:space="preserve">4.1 Реализация шаблона </w:t>
+            </w:r>
+            <w:r>
+              <w:rPr>
+                <w:rStyle w:val="ad"/>
+                <w:rFonts w:ascii="Times New Roman" w:hAnsi="Times New Roman" w:cs="Times New Roman"/>
+                <w:noProof/>
+                <w:sz w:val="28"/>
+                <w:szCs w:val="28"/>
+                <w:lang w:val="en-US"/>
+              </w:rPr>
+              <w:t>MVVM</w:t>
+            </w:r>
+            <w:r>
+              <w:rPr>
+                <w:rFonts w:ascii="Times New Roman" w:hAnsi="Times New Roman" w:cs="Times New Roman"/>
+                <w:noProof/>
+                <w:webHidden/>
+                <w:sz w:val="28"/>
+                <w:szCs w:val="28"/>
+              </w:rPr>
+              <w:tab/>
+            </w:r>
+            <w:r>
+              <w:rPr>
+                <w:rFonts w:ascii="Times New Roman" w:hAnsi="Times New Roman" w:cs="Times New Roman"/>
+                <w:noProof/>
+                <w:webHidden/>
+                <w:sz w:val="28"/>
+                <w:szCs w:val="28"/>
+              </w:rPr>
+              <w:fldChar w:fldCharType="begin"/>
+            </w:r>
+            <w:r>
+              <w:rPr>
+                <w:rFonts w:ascii="Times New Roman" w:hAnsi="Times New Roman" w:cs="Times New Roman"/>
+                <w:noProof/>
+                <w:webHidden/>
+                <w:sz w:val="28"/>
+                <w:szCs w:val="28"/>
+              </w:rPr>
+              <w:instrText xml:space="preserve"> PAGEREF _Toc198894976 \h </w:instrText>
+            </w:r>
+            <w:r>
+              <w:rPr>
+                <w:rFonts w:ascii="Times New Roman" w:hAnsi="Times New Roman" w:cs="Times New Roman"/>
+                <w:noProof/>
+                <w:webHidden/>
+                <w:sz w:val="28"/>
+                <w:szCs w:val="28"/>
+              </w:rPr>
+            </w:r>
+            <w:r>
+              <w:rPr>
+                <w:rFonts w:ascii="Times New Roman" w:hAnsi="Times New Roman" w:cs="Times New Roman"/>
+                <w:noProof/>
+                <w:webHidden/>
+                <w:sz w:val="28"/>
+                <w:szCs w:val="28"/>
+              </w:rPr>
+              <w:fldChar w:fldCharType="separate"/>
+            </w:r>
+            <w:r>
+              <w:rPr>
+                <w:rFonts w:ascii="Times New Roman" w:hAnsi="Times New Roman" w:cs="Times New Roman"/>
+                <w:noProof/>
+                <w:webHidden/>
+                <w:sz w:val="28"/>
+                <w:szCs w:val="28"/>
+              </w:rPr>
+              <w:t>21</w:t>
+            </w:r>
+            <w:r>
+              <w:rPr>
+                <w:rFonts w:ascii="Times New Roman" w:hAnsi="Times New Roman" w:cs="Times New Roman"/>
+                <w:noProof/>
+                <w:webHidden/>
+                <w:sz w:val="28"/>
+                <w:szCs w:val="28"/>
+              </w:rPr>
+              <w:fldChar w:fldCharType="end"/>
+            </w:r>
+          </w:hyperlink>
+        </w:p>
+        <w:p>
+          <w:pPr>
+            <w:pStyle w:val="11"/>
+            <w:tabs>
+              <w:tab w:val="right" w:leader="dot" w:pos="9345"/>
+            </w:tabs>
+            <w:jc w:val="both"/>
+            <w:rPr>
+              <w:rFonts w:ascii="Times New Roman" w:eastAsiaTheme="minorEastAsia" w:hAnsi="Times New Roman" w:cs="Times New Roman"/>
+              <w:noProof/>
+              <w:kern w:val="2"/>
+              <w:sz w:val="28"/>
+              <w:szCs w:val="28"/>
+              <w14:ligatures w14:val="standardContextual"/>
+            </w:rPr>
+          </w:pPr>
+          <w:hyperlink w:anchor="_Toc198894977" w:history="1">
+            <w:r>
+              <w:rPr>
+                <w:rStyle w:val="ad"/>
+                <w:rFonts w:ascii="Times New Roman" w:hAnsi="Times New Roman" w:cs="Times New Roman"/>
+                <w:noProof/>
+                <w:sz w:val="28"/>
+                <w:szCs w:val="28"/>
+              </w:rPr>
+              <w:t>5. Тестирование, проверка работоспособности и анализ полученных результатов</w:t>
+            </w:r>
+            <w:r>
+              <w:rPr>
+                <w:rFonts w:ascii="Times New Roman" w:hAnsi="Times New Roman" w:cs="Times New Roman"/>
+                <w:noProof/>
+                <w:webHidden/>
+                <w:sz w:val="28"/>
+                <w:szCs w:val="28"/>
+              </w:rPr>
+              <w:tab/>
+            </w:r>
+            <w:r>
+              <w:rPr>
+                <w:rFonts w:ascii="Times New Roman" w:hAnsi="Times New Roman" w:cs="Times New Roman"/>
+                <w:noProof/>
+                <w:webHidden/>
+                <w:sz w:val="28"/>
+                <w:szCs w:val="28"/>
+              </w:rPr>
+              <w:fldChar w:fldCharType="begin"/>
+            </w:r>
+            <w:r>
+              <w:rPr>
+                <w:rFonts w:ascii="Times New Roman" w:hAnsi="Times New Roman" w:cs="Times New Roman"/>
+                <w:noProof/>
+                <w:webHidden/>
+                <w:sz w:val="28"/>
+                <w:szCs w:val="28"/>
+              </w:rPr>
+              <w:instrText xml:space="preserve"> PAGEREF _Toc198894977 \h </w:instrText>
+            </w:r>
+            <w:r>
+              <w:rPr>
+                <w:rFonts w:ascii="Times New Roman" w:hAnsi="Times New Roman" w:cs="Times New Roman"/>
+                <w:noProof/>
+                <w:webHidden/>
+                <w:sz w:val="28"/>
+                <w:szCs w:val="28"/>
+              </w:rPr>
+            </w:r>
+            <w:r>
+              <w:rPr>
+                <w:rFonts w:ascii="Times New Roman" w:hAnsi="Times New Roman" w:cs="Times New Roman"/>
+                <w:noProof/>
+                <w:webHidden/>
+                <w:sz w:val="28"/>
+                <w:szCs w:val="28"/>
+              </w:rPr>
+              <w:fldChar w:fldCharType="separate"/>
+            </w:r>
+            <w:r>
+              <w:rPr>
+                <w:rFonts w:ascii="Times New Roman" w:hAnsi="Times New Roman" w:cs="Times New Roman"/>
+                <w:noProof/>
+                <w:webHidden/>
+                <w:sz w:val="28"/>
+                <w:szCs w:val="28"/>
+              </w:rPr>
+              <w:t>22</w:t>
+            </w:r>
+            <w:r>
+              <w:rPr>
+                <w:rFonts w:ascii="Times New Roman" w:hAnsi="Times New Roman" w:cs="Times New Roman"/>
+                <w:noProof/>
+                <w:webHidden/>
+                <w:sz w:val="28"/>
+                <w:szCs w:val="28"/>
+              </w:rPr>
+              <w:fldChar w:fldCharType="end"/>
+            </w:r>
+          </w:hyperlink>
+        </w:p>
+        <w:p>
+          <w:pPr>
+            <w:pStyle w:val="23"/>
+            <w:tabs>
+              <w:tab w:val="right" w:leader="dot" w:pos="9345"/>
+            </w:tabs>
+            <w:jc w:val="both"/>
+            <w:rPr>
+              <w:rFonts w:ascii="Times New Roman" w:eastAsiaTheme="minorEastAsia" w:hAnsi="Times New Roman" w:cs="Times New Roman"/>
+              <w:noProof/>
+              <w:kern w:val="2"/>
+              <w:sz w:val="28"/>
+              <w:szCs w:val="28"/>
+              <w14:ligatures w14:val="standardContextual"/>
+            </w:rPr>
+          </w:pPr>
+          <w:hyperlink w:anchor="_Toc198894978" w:history="1">
+            <w:r>
+              <w:rPr>
+                <w:rStyle w:val="ad"/>
+                <w:rFonts w:ascii="Times New Roman" w:hAnsi="Times New Roman" w:cs="Times New Roman"/>
+                <w:noProof/>
+                <w:sz w:val="28"/>
+                <w:szCs w:val="28"/>
+              </w:rPr>
+              <w:t>5.1 Тестирование авторизации и регистрации</w:t>
+            </w:r>
+            <w:r>
+              <w:rPr>
+                <w:rFonts w:ascii="Times New Roman" w:hAnsi="Times New Roman" w:cs="Times New Roman"/>
+                <w:noProof/>
+                <w:webHidden/>
+                <w:sz w:val="28"/>
+                <w:szCs w:val="28"/>
+              </w:rPr>
+              <w:tab/>
+            </w:r>
+            <w:r>
+              <w:rPr>
+                <w:rFonts w:ascii="Times New Roman" w:hAnsi="Times New Roman" w:cs="Times New Roman"/>
+                <w:noProof/>
+                <w:webHidden/>
+                <w:sz w:val="28"/>
+                <w:szCs w:val="28"/>
+              </w:rPr>
+              <w:fldChar w:fldCharType="begin"/>
+            </w:r>
+            <w:r>
+              <w:rPr>
+                <w:rFonts w:ascii="Times New Roman" w:hAnsi="Times New Roman" w:cs="Times New Roman"/>
+                <w:noProof/>
+                <w:webHidden/>
+                <w:sz w:val="28"/>
+                <w:szCs w:val="28"/>
+              </w:rPr>
+              <w:instrText xml:space="preserve"> PAGEREF _Toc198894978 \h </w:instrText>
+            </w:r>
+            <w:r>
+              <w:rPr>
+                <w:rFonts w:ascii="Times New Roman" w:hAnsi="Times New Roman" w:cs="Times New Roman"/>
+                <w:noProof/>
+                <w:webHidden/>
+                <w:sz w:val="28"/>
+                <w:szCs w:val="28"/>
+              </w:rPr>
+            </w:r>
+            <w:r>
+              <w:rPr>
+                <w:rFonts w:ascii="Times New Roman" w:hAnsi="Times New Roman" w:cs="Times New Roman"/>
+                <w:noProof/>
+                <w:webHidden/>
+                <w:sz w:val="28"/>
+                <w:szCs w:val="28"/>
+              </w:rPr>
+              <w:fldChar w:fldCharType="separate"/>
+            </w:r>
+            <w:r>
+              <w:rPr>
+                <w:rFonts w:ascii="Times New Roman" w:hAnsi="Times New Roman" w:cs="Times New Roman"/>
+                <w:noProof/>
+                <w:webHidden/>
+                <w:sz w:val="28"/>
+                <w:szCs w:val="28"/>
+              </w:rPr>
+              <w:t>22</w:t>
+            </w:r>
+            <w:r>
+              <w:rPr>
+                <w:rFonts w:ascii="Times New Roman" w:hAnsi="Times New Roman" w:cs="Times New Roman"/>
+                <w:noProof/>
+                <w:webHidden/>
+                <w:sz w:val="28"/>
+                <w:szCs w:val="28"/>
+              </w:rPr>
+              <w:fldChar w:fldCharType="end"/>
+            </w:r>
+          </w:hyperlink>
+        </w:p>
+        <w:p>
+          <w:pPr>
+            <w:pStyle w:val="23"/>
+            <w:tabs>
+              <w:tab w:val="right" w:leader="dot" w:pos="9345"/>
+            </w:tabs>
+            <w:jc w:val="both"/>
+            <w:rPr>
+              <w:rFonts w:ascii="Times New Roman" w:eastAsiaTheme="minorEastAsia" w:hAnsi="Times New Roman" w:cs="Times New Roman"/>
+              <w:noProof/>
+              <w:kern w:val="2"/>
+              <w:sz w:val="28"/>
+              <w:szCs w:val="28"/>
+              <w14:ligatures w14:val="standardContextual"/>
+            </w:rPr>
+          </w:pPr>
+          <w:hyperlink w:anchor="_Toc198894979" w:history="1">
+            <w:r>
+              <w:rPr>
+                <w:rStyle w:val="ad"/>
+                <w:rFonts w:ascii="Times New Roman" w:hAnsi="Times New Roman" w:cs="Times New Roman"/>
+                <w:noProof/>
+                <w:sz w:val="28"/>
+                <w:szCs w:val="28"/>
+              </w:rPr>
+              <w:t>5.2 Тестирование добавления товара в каталог</w:t>
+            </w:r>
+            <w:r>
+              <w:rPr>
+                <w:rFonts w:ascii="Times New Roman" w:hAnsi="Times New Roman" w:cs="Times New Roman"/>
+                <w:noProof/>
+                <w:webHidden/>
+                <w:sz w:val="28"/>
+                <w:szCs w:val="28"/>
+              </w:rPr>
+              <w:tab/>
+            </w:r>
+            <w:r>
+              <w:rPr>
+                <w:rFonts w:ascii="Times New Roman" w:hAnsi="Times New Roman" w:cs="Times New Roman"/>
+                <w:noProof/>
+                <w:webHidden/>
+                <w:sz w:val="28"/>
+                <w:szCs w:val="28"/>
+              </w:rPr>
+              <w:fldChar w:fldCharType="begin"/>
+            </w:r>
+            <w:r>
+              <w:rPr>
+                <w:rFonts w:ascii="Times New Roman" w:hAnsi="Times New Roman" w:cs="Times New Roman"/>
+                <w:noProof/>
+                <w:webHidden/>
+                <w:sz w:val="28"/>
+                <w:szCs w:val="28"/>
+              </w:rPr>
+              <w:instrText xml:space="preserve"> PAGEREF _Toc198894979 \h </w:instrText>
+            </w:r>
+            <w:r>
+              <w:rPr>
+                <w:rFonts w:ascii="Times New Roman" w:hAnsi="Times New Roman" w:cs="Times New Roman"/>
+                <w:noProof/>
+                <w:webHidden/>
+                <w:sz w:val="28"/>
+                <w:szCs w:val="28"/>
+              </w:rPr>
+            </w:r>
+            <w:r>
+              <w:rPr>
+                <w:rFonts w:ascii="Times New Roman" w:hAnsi="Times New Roman" w:cs="Times New Roman"/>
+                <w:noProof/>
+                <w:webHidden/>
+                <w:sz w:val="28"/>
+                <w:szCs w:val="28"/>
+              </w:rPr>
+              <w:fldChar w:fldCharType="separate"/>
+            </w:r>
+            <w:r>
+              <w:rPr>
+                <w:rFonts w:ascii="Times New Roman" w:hAnsi="Times New Roman" w:cs="Times New Roman"/>
+                <w:noProof/>
+                <w:webHidden/>
+                <w:sz w:val="28"/>
+                <w:szCs w:val="28"/>
+              </w:rPr>
+              <w:t>24</w:t>
+            </w:r>
+            <w:r>
+              <w:rPr>
+                <w:rFonts w:ascii="Times New Roman" w:hAnsi="Times New Roman" w:cs="Times New Roman"/>
+                <w:noProof/>
+                <w:webHidden/>
+                <w:sz w:val="28"/>
+                <w:szCs w:val="28"/>
+              </w:rPr>
+              <w:fldChar w:fldCharType="end"/>
+            </w:r>
+          </w:hyperlink>
+        </w:p>
+        <w:p>
+          <w:pPr>
+            <w:pStyle w:val="23"/>
+            <w:tabs>
+              <w:tab w:val="right" w:leader="dot" w:pos="9345"/>
+            </w:tabs>
+            <w:jc w:val="both"/>
+            <w:rPr>
+              <w:rFonts w:ascii="Times New Roman" w:eastAsiaTheme="minorEastAsia" w:hAnsi="Times New Roman" w:cs="Times New Roman"/>
+              <w:noProof/>
+              <w:kern w:val="2"/>
+              <w:sz w:val="28"/>
+              <w:szCs w:val="28"/>
+              <w14:ligatures w14:val="standardContextual"/>
+            </w:rPr>
+          </w:pPr>
+          <w:hyperlink w:anchor="_Toc198894980" w:history="1">
+            <w:r>
+              <w:rPr>
+                <w:rStyle w:val="ad"/>
+                <w:rFonts w:ascii="Times New Roman" w:hAnsi="Times New Roman" w:cs="Times New Roman"/>
+                <w:noProof/>
+                <w:sz w:val="28"/>
+                <w:szCs w:val="28"/>
+              </w:rPr>
+              <w:t>5.3 Тестирование блокировки пользователя и редактирования каталога</w:t>
+            </w:r>
+            <w:r>
+              <w:rPr>
+                <w:rFonts w:ascii="Times New Roman" w:hAnsi="Times New Roman" w:cs="Times New Roman"/>
+                <w:noProof/>
+                <w:webHidden/>
+                <w:sz w:val="28"/>
+                <w:szCs w:val="28"/>
+              </w:rPr>
+              <w:tab/>
+            </w:r>
+            <w:r>
+              <w:rPr>
+                <w:rFonts w:ascii="Times New Roman" w:hAnsi="Times New Roman" w:cs="Times New Roman"/>
+                <w:noProof/>
+                <w:webHidden/>
+                <w:sz w:val="28"/>
+                <w:szCs w:val="28"/>
+              </w:rPr>
+              <w:fldChar w:fldCharType="begin"/>
+            </w:r>
+            <w:r>
+              <w:rPr>
+                <w:rFonts w:ascii="Times New Roman" w:hAnsi="Times New Roman" w:cs="Times New Roman"/>
+                <w:noProof/>
+                <w:webHidden/>
+                <w:sz w:val="28"/>
+                <w:szCs w:val="28"/>
+              </w:rPr>
+              <w:instrText xml:space="preserve"> PAGEREF _Toc198894980 \h </w:instrText>
+            </w:r>
+            <w:r>
+              <w:rPr>
+                <w:rFonts w:ascii="Times New Roman" w:hAnsi="Times New Roman" w:cs="Times New Roman"/>
+                <w:noProof/>
+                <w:webHidden/>
+                <w:sz w:val="28"/>
+                <w:szCs w:val="28"/>
+              </w:rPr>
+            </w:r>
+            <w:r>
+              <w:rPr>
+                <w:rFonts w:ascii="Times New Roman" w:hAnsi="Times New Roman" w:cs="Times New Roman"/>
+                <w:noProof/>
+                <w:webHidden/>
+                <w:sz w:val="28"/>
+                <w:szCs w:val="28"/>
+              </w:rPr>
+              <w:fldChar w:fldCharType="separate"/>
+            </w:r>
+            <w:r>
+              <w:rPr>
+                <w:rFonts w:ascii="Times New Roman" w:hAnsi="Times New Roman" w:cs="Times New Roman"/>
+                <w:noProof/>
+                <w:webHidden/>
+                <w:sz w:val="28"/>
+                <w:szCs w:val="28"/>
+              </w:rPr>
+              <w:t>25</w:t>
+            </w:r>
+            <w:r>
+              <w:rPr>
+                <w:rFonts w:ascii="Times New Roman" w:hAnsi="Times New Roman" w:cs="Times New Roman"/>
+                <w:noProof/>
+                <w:webHidden/>
+                <w:sz w:val="28"/>
+                <w:szCs w:val="28"/>
+              </w:rPr>
+              <w:fldChar w:fldCharType="end"/>
+            </w:r>
+          </w:hyperlink>
+        </w:p>
+        <w:p>
+          <w:pPr>
+            <w:pStyle w:val="11"/>
+            <w:tabs>
+              <w:tab w:val="right" w:leader="dot" w:pos="9345"/>
+            </w:tabs>
+            <w:jc w:val="both"/>
+            <w:rPr>
+              <w:rFonts w:ascii="Times New Roman" w:eastAsiaTheme="minorEastAsia" w:hAnsi="Times New Roman" w:cs="Times New Roman"/>
+              <w:noProof/>
+              <w:kern w:val="2"/>
+              <w:sz w:val="28"/>
+              <w:szCs w:val="28"/>
+              <w14:ligatures w14:val="standardContextual"/>
+            </w:rPr>
+          </w:pPr>
+          <w:hyperlink w:anchor="_Toc198894981" w:history="1">
+            <w:r>
+              <w:rPr>
+                <w:rStyle w:val="ad"/>
+                <w:rFonts w:ascii="Times New Roman" w:hAnsi="Times New Roman" w:cs="Times New Roman"/>
+                <w:noProof/>
+                <w:sz w:val="28"/>
+                <w:szCs w:val="28"/>
+              </w:rPr>
+              <w:t>ЗАКЛЮЧЕНИЕ</w:t>
+            </w:r>
+            <w:r>
+              <w:rPr>
+                <w:rFonts w:ascii="Times New Roman" w:hAnsi="Times New Roman" w:cs="Times New Roman"/>
+                <w:noProof/>
+                <w:webHidden/>
+                <w:sz w:val="28"/>
+                <w:szCs w:val="28"/>
+              </w:rPr>
+              <w:tab/>
+            </w:r>
+            <w:r>
+              <w:rPr>
+                <w:rFonts w:ascii="Times New Roman" w:hAnsi="Times New Roman" w:cs="Times New Roman"/>
+                <w:noProof/>
+                <w:webHidden/>
+                <w:sz w:val="28"/>
+                <w:szCs w:val="28"/>
+              </w:rPr>
+              <w:fldChar w:fldCharType="begin"/>
+            </w:r>
+            <w:r>
+              <w:rPr>
+                <w:rFonts w:ascii="Times New Roman" w:hAnsi="Times New Roman" w:cs="Times New Roman"/>
+                <w:noProof/>
+                <w:webHidden/>
+                <w:sz w:val="28"/>
+                <w:szCs w:val="28"/>
+              </w:rPr>
+              <w:instrText xml:space="preserve"> PAGEREF _Toc198894981 \h </w:instrText>
+            </w:r>
+            <w:r>
+              <w:rPr>
+                <w:rFonts w:ascii="Times New Roman" w:hAnsi="Times New Roman" w:cs="Times New Roman"/>
+                <w:noProof/>
+                <w:webHidden/>
+                <w:sz w:val="28"/>
+                <w:szCs w:val="28"/>
+              </w:rPr>
+            </w:r>
+            <w:r>
+              <w:rPr>
+                <w:rFonts w:ascii="Times New Roman" w:hAnsi="Times New Roman" w:cs="Times New Roman"/>
+                <w:noProof/>
+                <w:webHidden/>
+                <w:sz w:val="28"/>
+                <w:szCs w:val="28"/>
+              </w:rPr>
+              <w:fldChar w:fldCharType="separate"/>
+            </w:r>
+            <w:r>
+              <w:rPr>
+                <w:rFonts w:ascii="Times New Roman" w:hAnsi="Times New Roman" w:cs="Times New Roman"/>
+                <w:noProof/>
+                <w:webHidden/>
+                <w:sz w:val="28"/>
+                <w:szCs w:val="28"/>
+              </w:rPr>
+              <w:t>27</w:t>
+            </w:r>
+            <w:r>
+              <w:rPr>
+                <w:rFonts w:ascii="Times New Roman" w:hAnsi="Times New Roman" w:cs="Times New Roman"/>
+                <w:noProof/>
+                <w:webHidden/>
+                <w:sz w:val="28"/>
+                <w:szCs w:val="28"/>
+              </w:rPr>
+              <w:fldChar w:fldCharType="end"/>
+            </w:r>
+          </w:hyperlink>
+        </w:p>
+        <w:p>
+          <w:pPr>
+            <w:pStyle w:val="11"/>
+            <w:tabs>
+              <w:tab w:val="right" w:leader="dot" w:pos="9345"/>
+            </w:tabs>
+            <w:jc w:val="both"/>
+            <w:rPr>
+              <w:rFonts w:ascii="Times New Roman" w:eastAsiaTheme="minorEastAsia" w:hAnsi="Times New Roman" w:cs="Times New Roman"/>
+              <w:noProof/>
+              <w:kern w:val="2"/>
+              <w:sz w:val="28"/>
+              <w:szCs w:val="28"/>
+              <w14:ligatures w14:val="standardContextual"/>
+            </w:rPr>
+          </w:pPr>
+          <w:hyperlink w:anchor="_Toc198894982" w:history="1">
+            <w:r>
+              <w:rPr>
+                <w:rStyle w:val="ad"/>
+                <w:rFonts w:ascii="Times New Roman" w:hAnsi="Times New Roman" w:cs="Times New Roman"/>
+                <w:noProof/>
+                <w:sz w:val="28"/>
+                <w:szCs w:val="28"/>
+              </w:rPr>
+              <w:t>СПИСОК ИСПОЛЬЗОВАННЫХ ИСТОЧНИКОВ</w:t>
+            </w:r>
+            <w:r>
+              <w:rPr>
+                <w:rFonts w:ascii="Times New Roman" w:hAnsi="Times New Roman" w:cs="Times New Roman"/>
+                <w:noProof/>
+                <w:webHidden/>
+                <w:sz w:val="28"/>
+                <w:szCs w:val="28"/>
+              </w:rPr>
+              <w:tab/>
+            </w:r>
+            <w:r>
+              <w:rPr>
+                <w:rFonts w:ascii="Times New Roman" w:hAnsi="Times New Roman" w:cs="Times New Roman"/>
+                <w:noProof/>
+                <w:webHidden/>
+                <w:sz w:val="28"/>
+                <w:szCs w:val="28"/>
+              </w:rPr>
+              <w:fldChar w:fldCharType="begin"/>
+            </w:r>
+            <w:r>
+              <w:rPr>
+                <w:rFonts w:ascii="Times New Roman" w:hAnsi="Times New Roman" w:cs="Times New Roman"/>
+                <w:noProof/>
+                <w:webHidden/>
+                <w:sz w:val="28"/>
+                <w:szCs w:val="28"/>
+              </w:rPr>
+              <w:instrText xml:space="preserve"> PAGEREF _Toc198894982 \h </w:instrText>
+            </w:r>
+            <w:r>
+              <w:rPr>
+                <w:rFonts w:ascii="Times New Roman" w:hAnsi="Times New Roman" w:cs="Times New Roman"/>
+                <w:noProof/>
+                <w:webHidden/>
+                <w:sz w:val="28"/>
+                <w:szCs w:val="28"/>
+              </w:rPr>
+            </w:r>
+            <w:r>
+              <w:rPr>
+                <w:rFonts w:ascii="Times New Roman" w:hAnsi="Times New Roman" w:cs="Times New Roman"/>
+                <w:noProof/>
+                <w:webHidden/>
+                <w:sz w:val="28"/>
+                <w:szCs w:val="28"/>
+              </w:rPr>
+              <w:fldChar w:fldCharType="separate"/>
+            </w:r>
+            <w:r>
+              <w:rPr>
+                <w:rFonts w:ascii="Times New Roman" w:hAnsi="Times New Roman" w:cs="Times New Roman"/>
+                <w:noProof/>
+                <w:webHidden/>
+                <w:sz w:val="28"/>
+                <w:szCs w:val="28"/>
+              </w:rPr>
+              <w:t>28</w:t>
+            </w:r>
+            <w:r>
+              <w:rPr>
+                <w:rFonts w:ascii="Times New Roman" w:hAnsi="Times New Roman" w:cs="Times New Roman"/>
+                <w:noProof/>
+                <w:webHidden/>
+                <w:sz w:val="28"/>
+                <w:szCs w:val="28"/>
+              </w:rPr>
+              <w:fldChar w:fldCharType="end"/>
+            </w:r>
+          </w:hyperlink>
+        </w:p>
+        <w:p>
+          <w:pPr>
+            <w:pStyle w:val="11"/>
+            <w:tabs>
+              <w:tab w:val="right" w:leader="dot" w:pos="9345"/>
+            </w:tabs>
+            <w:jc w:val="both"/>
+            <w:rPr>
+              <w:rFonts w:ascii="Times New Roman" w:eastAsiaTheme="minorEastAsia" w:hAnsi="Times New Roman" w:cs="Times New Roman"/>
+              <w:noProof/>
+              <w:kern w:val="2"/>
+              <w:sz w:val="28"/>
+              <w:szCs w:val="28"/>
+              <w14:ligatures w14:val="standardContextual"/>
+            </w:rPr>
+          </w:pPr>
+          <w:hyperlink w:anchor="_Toc198894983" w:history="1">
+            <w:r>
+              <w:rPr>
+                <w:rStyle w:val="ad"/>
+                <w:rFonts w:ascii="Times New Roman" w:hAnsi="Times New Roman" w:cs="Times New Roman"/>
+                <w:noProof/>
+                <w:sz w:val="28"/>
+                <w:szCs w:val="28"/>
+              </w:rPr>
+              <w:t>ПРИЛОЖЕНИЕ А</w:t>
+            </w:r>
+            <w:r>
+              <w:rPr>
+                <w:rFonts w:ascii="Times New Roman" w:hAnsi="Times New Roman" w:cs="Times New Roman"/>
+                <w:noProof/>
+                <w:webHidden/>
+                <w:sz w:val="28"/>
+                <w:szCs w:val="28"/>
+              </w:rPr>
+              <w:tab/>
+            </w:r>
+            <w:r>
+              <w:rPr>
+                <w:rFonts w:ascii="Times New Roman" w:hAnsi="Times New Roman" w:cs="Times New Roman"/>
+                <w:noProof/>
+                <w:webHidden/>
+                <w:sz w:val="28"/>
+                <w:szCs w:val="28"/>
+              </w:rPr>
+              <w:fldChar w:fldCharType="begin"/>
+            </w:r>
+            <w:r>
+              <w:rPr>
+                <w:rFonts w:ascii="Times New Roman" w:hAnsi="Times New Roman" w:cs="Times New Roman"/>
+                <w:noProof/>
+                <w:webHidden/>
+                <w:sz w:val="28"/>
+                <w:szCs w:val="28"/>
+              </w:rPr>
+              <w:instrText xml:space="preserve"> PAGEREF _Toc198894983 \h </w:instrText>
+            </w:r>
+            <w:r>
+              <w:rPr>
+                <w:rFonts w:ascii="Times New Roman" w:hAnsi="Times New Roman" w:cs="Times New Roman"/>
+                <w:noProof/>
+                <w:webHidden/>
+                <w:sz w:val="28"/>
+                <w:szCs w:val="28"/>
+              </w:rPr>
+            </w:r>
+            <w:r>
+              <w:rPr>
+                <w:rFonts w:ascii="Times New Roman" w:hAnsi="Times New Roman" w:cs="Times New Roman"/>
+                <w:noProof/>
+                <w:webHidden/>
+                <w:sz w:val="28"/>
+                <w:szCs w:val="28"/>
+              </w:rPr>
+              <w:fldChar w:fldCharType="separate"/>
+            </w:r>
+            <w:r>
+              <w:rPr>
+                <w:rFonts w:ascii="Times New Roman" w:hAnsi="Times New Roman" w:cs="Times New Roman"/>
+                <w:noProof/>
+                <w:webHidden/>
+                <w:sz w:val="28"/>
+                <w:szCs w:val="28"/>
+              </w:rPr>
+              <w:t>29</w:t>
+            </w:r>
+            <w:r>
+              <w:rPr>
+                <w:rFonts w:ascii="Times New Roman" w:hAnsi="Times New Roman" w:cs="Times New Roman"/>
+                <w:noProof/>
+                <w:webHidden/>
+                <w:sz w:val="28"/>
+                <w:szCs w:val="28"/>
+              </w:rPr>
+              <w:fldChar w:fldCharType="end"/>
+            </w:r>
+          </w:hyperlink>
+        </w:p>
+        <w:p>
+          <w:pPr>
+            <w:pStyle w:val="11"/>
+            <w:tabs>
+              <w:tab w:val="right" w:leader="dot" w:pos="9345"/>
+            </w:tabs>
+            <w:jc w:val="both"/>
+            <w:rPr>
+              <w:rFonts w:ascii="Times New Roman" w:eastAsiaTheme="minorEastAsia" w:hAnsi="Times New Roman" w:cs="Times New Roman"/>
+              <w:noProof/>
+              <w:kern w:val="2"/>
+              <w:sz w:val="28"/>
+              <w:szCs w:val="28"/>
+              <w14:ligatures w14:val="standardContextual"/>
+            </w:rPr>
+          </w:pPr>
+          <w:hyperlink w:anchor="_Toc198894984" w:history="1">
+            <w:r>
+              <w:rPr>
+                <w:rStyle w:val="ad"/>
+                <w:rFonts w:ascii="Times New Roman" w:hAnsi="Times New Roman" w:cs="Times New Roman"/>
+                <w:noProof/>
+                <w:sz w:val="28"/>
+                <w:szCs w:val="28"/>
+              </w:rPr>
+              <w:t>ПРИЛОЖЕНИЕ Б</w:t>
+            </w:r>
+            <w:r>
+              <w:rPr>
+                <w:rFonts w:ascii="Times New Roman" w:hAnsi="Times New Roman" w:cs="Times New Roman"/>
+                <w:noProof/>
+                <w:webHidden/>
+                <w:sz w:val="28"/>
+                <w:szCs w:val="28"/>
+              </w:rPr>
+              <w:tab/>
+            </w:r>
+            <w:r>
+              <w:rPr>
+                <w:rFonts w:ascii="Times New Roman" w:hAnsi="Times New Roman" w:cs="Times New Roman"/>
+                <w:noProof/>
+                <w:webHidden/>
+                <w:sz w:val="28"/>
+                <w:szCs w:val="28"/>
+              </w:rPr>
+              <w:fldChar w:fldCharType="begin"/>
+            </w:r>
+            <w:r>
+              <w:rPr>
+                <w:rFonts w:ascii="Times New Roman" w:hAnsi="Times New Roman" w:cs="Times New Roman"/>
+                <w:noProof/>
+                <w:webHidden/>
+                <w:sz w:val="28"/>
+                <w:szCs w:val="28"/>
+              </w:rPr>
+              <w:instrText xml:space="preserve"> PAGEREF _Toc198894984 \h </w:instrText>
+            </w:r>
+            <w:r>
+              <w:rPr>
+                <w:rFonts w:ascii="Times New Roman" w:hAnsi="Times New Roman" w:cs="Times New Roman"/>
+                <w:noProof/>
+                <w:webHidden/>
+                <w:sz w:val="28"/>
+                <w:szCs w:val="28"/>
+              </w:rPr>
+            </w:r>
+            <w:r>
+              <w:rPr>
+                <w:rFonts w:ascii="Times New Roman" w:hAnsi="Times New Roman" w:cs="Times New Roman"/>
+                <w:noProof/>
+                <w:webHidden/>
+                <w:sz w:val="28"/>
+                <w:szCs w:val="28"/>
+              </w:rPr>
+              <w:fldChar w:fldCharType="separate"/>
+            </w:r>
+            <w:r>
+              <w:rPr>
+                <w:rFonts w:ascii="Times New Roman" w:hAnsi="Times New Roman" w:cs="Times New Roman"/>
+                <w:noProof/>
+                <w:webHidden/>
+                <w:sz w:val="28"/>
+                <w:szCs w:val="28"/>
+              </w:rPr>
+              <w:t>30</w:t>
             </w:r>
             <w:r>
               <w:rPr>
@@ -5565,7 +7212,7 @@
           <w:szCs w:val="28"/>
         </w:rPr>
       </w:pPr>
-      <w:bookmarkStart w:id="2" w:name="_Toc194021366"/>
+      <w:bookmarkStart w:id="2" w:name="_Toc198894962"/>
       <w:r>
         <w:rPr>
           <w:rFonts w:ascii="Times New Roman" w:hAnsi="Times New Roman" w:cs="Times New Roman"/>
@@ -6059,7 +7706,7 @@
       </w:pPr>
       <w:bookmarkStart w:id="3" w:name="_Toc104681160"/>
       <w:bookmarkStart w:id="4" w:name="_Toc166719482"/>
-      <w:bookmarkStart w:id="5" w:name="_Toc194021367"/>
+      <w:bookmarkStart w:id="5" w:name="_Toc198894963"/>
       <w:r>
         <w:rPr>
           <w:rFonts w:ascii="Times New Roman" w:hAnsi="Times New Roman" w:cs="Times New Roman"/>
@@ -6111,7 +7758,7 @@
       </w:pPr>
       <w:bookmarkStart w:id="6" w:name="_Toc104681161"/>
       <w:bookmarkStart w:id="7" w:name="_Toc166719483"/>
-      <w:bookmarkStart w:id="8" w:name="_Toc194021368"/>
+      <w:bookmarkStart w:id="8" w:name="_Toc198894964"/>
       <w:r>
         <w:rPr>
           <w:rFonts w:ascii="Times New Roman" w:hAnsi="Times New Roman" w:cs="Times New Roman"/>
@@ -6210,7 +7857,7 @@
           <w:szCs w:val="28"/>
         </w:rPr>
       </w:pPr>
-      <w:bookmarkStart w:id="9" w:name="_Toc194021369"/>
+      <w:bookmarkStart w:id="9" w:name="_Toc198894965"/>
       <w:r>
         <w:rPr>
           <w:rFonts w:ascii="Times New Roman" w:hAnsi="Times New Roman" w:cs="Times New Roman"/>
@@ -8019,7 +9666,7 @@
           <w:szCs w:val="28"/>
         </w:rPr>
       </w:pPr>
-      <w:bookmarkStart w:id="10" w:name="_Toc194021370"/>
+      <w:bookmarkStart w:id="10" w:name="_Toc198894966"/>
       <w:r>
         <w:rPr>
           <w:rFonts w:ascii="Times New Roman" w:hAnsi="Times New Roman" w:cs="Times New Roman"/>
@@ -9621,6 +11268,7 @@
           <w:szCs w:val="28"/>
         </w:rPr>
       </w:pPr>
+      <w:bookmarkStart w:id="11" w:name="_Toc198894967"/>
       <w:r>
         <w:rPr>
           <w:rFonts w:ascii="Times New Roman" w:hAnsi="Times New Roman" w:cs="Times New Roman"/>
@@ -9630,6 +11278,7 @@
         </w:rPr>
         <w:t>Постановка задачи</w:t>
       </w:r>
+      <w:bookmarkEnd w:id="11"/>
     </w:p>
     <w:p>
       <w:pPr>
@@ -9926,8 +11575,8 @@
     </w:p>
     <w:p>
       <w:pPr>
-        <w:spacing w:after="0" w:line="240" w:lineRule="auto"/>
-        <w:ind w:firstLine="708"/>
+        <w:spacing w:line="240" w:lineRule="auto"/>
+        <w:ind w:left="708" w:firstLine="1"/>
         <w:jc w:val="both"/>
         <w:rPr>
           <w:rFonts w:ascii="Times New Roman" w:hAnsi="Times New Roman" w:cs="Times New Roman"/>
@@ -9954,26 +11603,44 @@
     </w:p>
     <w:p>
       <w:pPr>
-        <w:spacing w:before="240" w:after="240" w:line="240" w:lineRule="auto"/>
-        <w:ind w:firstLine="708"/>
+        <w:rPr>
+          <w:rFonts w:ascii="Times New Roman" w:hAnsi="Times New Roman" w:cs="Times New Roman"/>
+          <w:sz w:val="28"/>
+          <w:szCs w:val="28"/>
+        </w:rPr>
+      </w:pPr>
+      <w:r>
+        <w:rPr>
+          <w:rFonts w:ascii="Times New Roman" w:hAnsi="Times New Roman" w:cs="Times New Roman"/>
+          <w:sz w:val="28"/>
+          <w:szCs w:val="28"/>
+        </w:rPr>
+        <w:br w:type="page"/>
+      </w:r>
+    </w:p>
+    <w:p>
+      <w:pPr>
+        <w:spacing w:before="240" w:line="240" w:lineRule="auto"/>
+        <w:ind w:firstLine="709"/>
         <w:jc w:val="both"/>
         <w:outlineLvl w:val="0"/>
         <w:rPr>
           <w:rFonts w:ascii="Times New Roman" w:hAnsi="Times New Roman" w:cs="Times New Roman"/>
+          <w:sz w:val="28"/>
+          <w:szCs w:val="28"/>
+        </w:rPr>
+      </w:pPr>
+      <w:bookmarkStart w:id="12" w:name="_Toc198894968"/>
+      <w:r>
+        <w:rPr>
+          <w:rFonts w:ascii="Times New Roman" w:hAnsi="Times New Roman" w:cs="Times New Roman"/>
           <w:b/>
           <w:sz w:val="28"/>
           <w:szCs w:val="28"/>
         </w:rPr>
-      </w:pPr>
-      <w:r>
-        <w:rPr>
-          <w:rFonts w:ascii="Times New Roman" w:hAnsi="Times New Roman" w:cs="Times New Roman"/>
-          <w:sz w:val="28"/>
-          <w:szCs w:val="28"/>
-        </w:rPr>
-        <w:br w:type="page"/>
-      </w:r>
-      <w:bookmarkStart w:id="11" w:name="_Toc194021372"/>
+        <w:lastRenderedPageBreak/>
+        <w:t>2</w:t>
+      </w:r>
       <w:r>
         <w:rPr>
           <w:rFonts w:ascii="Times New Roman" w:hAnsi="Times New Roman" w:cs="Times New Roman"/>
@@ -9981,8 +11648,7 @@
           <w:sz w:val="28"/>
           <w:szCs w:val="28"/>
         </w:rPr>
-        <w:lastRenderedPageBreak/>
-        <w:t>2.</w:t>
+        <w:t xml:space="preserve">. </w:t>
       </w:r>
       <w:r>
         <w:rPr>
@@ -9991,18 +11657,9 @@
           <w:sz w:val="28"/>
           <w:szCs w:val="28"/>
         </w:rPr>
-        <w:t xml:space="preserve"> </w:t>
-      </w:r>
-      <w:r>
-        <w:rPr>
-          <w:rFonts w:ascii="Times New Roman" w:hAnsi="Times New Roman" w:cs="Times New Roman"/>
-          <w:b/>
-          <w:sz w:val="28"/>
-          <w:szCs w:val="28"/>
-        </w:rPr>
         <w:t>Анализ требований к программному средству и разработка функциональных требований</w:t>
       </w:r>
-      <w:bookmarkEnd w:id="11"/>
+      <w:bookmarkEnd w:id="12"/>
     </w:p>
     <w:p>
       <w:pPr>
@@ -10057,7 +11714,8 @@
           <w:szCs w:val="28"/>
         </w:rPr>
       </w:pPr>
-      <w:bookmarkStart w:id="12" w:name="_Toc198413558"/>
+      <w:bookmarkStart w:id="13" w:name="_Toc198413558"/>
+      <w:bookmarkStart w:id="14" w:name="_Toc198894969"/>
       <w:r>
         <w:rPr>
           <w:rFonts w:ascii="Times New Roman" w:hAnsi="Times New Roman" w:cs="Times New Roman"/>
@@ -10067,7 +11725,8 @@
         </w:rPr>
         <w:t>2.1 Определение и спецификация функциональных требований к программному средству</w:t>
       </w:r>
-      <w:bookmarkEnd w:id="12"/>
+      <w:bookmarkEnd w:id="13"/>
+      <w:bookmarkEnd w:id="14"/>
     </w:p>
     <w:p>
       <w:pPr>
@@ -10780,7 +12439,7 @@
     <w:p>
       <w:pPr>
         <w:spacing w:after="0" w:line="240" w:lineRule="auto"/>
-        <w:ind w:left="708"/>
+        <w:ind w:firstLine="708"/>
         <w:jc w:val="both"/>
         <w:rPr>
           <w:rFonts w:ascii="Times New Roman" w:hAnsi="Times New Roman" w:cs="Times New Roman"/>
@@ -10807,7 +12466,6 @@
     </w:p>
     <w:p>
       <w:pPr>
-        <w:spacing w:line="240" w:lineRule="auto"/>
         <w:rPr>
           <w:rFonts w:ascii="Times New Roman" w:hAnsi="Times New Roman" w:cs="Times New Roman"/>
           <w:sz w:val="28"/>
@@ -10831,7 +12489,9 @@
           <w:numId w:val="31"/>
         </w:numPr>
         <w:spacing w:before="240" w:after="240" w:line="240" w:lineRule="auto"/>
+        <w:ind w:left="1066" w:hanging="357"/>
         <w:jc w:val="both"/>
+        <w:outlineLvl w:val="0"/>
         <w:rPr>
           <w:rFonts w:ascii="Times New Roman" w:hAnsi="Times New Roman" w:cs="Times New Roman"/>
           <w:b/>
@@ -10839,7 +12499,8 @@
           <w:szCs w:val="28"/>
         </w:rPr>
       </w:pPr>
-      <w:bookmarkStart w:id="13" w:name="_Toc198413559"/>
+      <w:bookmarkStart w:id="15" w:name="_Toc198413559"/>
+      <w:bookmarkStart w:id="16" w:name="_Toc198894970"/>
       <w:r>
         <w:rPr>
           <w:rFonts w:ascii="Times New Roman" w:hAnsi="Times New Roman" w:cs="Times New Roman"/>
@@ -10850,14 +12511,16 @@
         <w:lastRenderedPageBreak/>
         <w:t>Проектирование программного средства</w:t>
       </w:r>
-      <w:bookmarkStart w:id="14" w:name="_Toc198413560"/>
-      <w:bookmarkEnd w:id="13"/>
+      <w:bookmarkStart w:id="17" w:name="_Toc198413560"/>
+      <w:bookmarkEnd w:id="15"/>
+      <w:bookmarkEnd w:id="16"/>
     </w:p>
     <w:p>
       <w:pPr>
         <w:spacing w:before="240" w:after="240" w:line="240" w:lineRule="auto"/>
-        <w:ind w:firstLine="708"/>
+        <w:ind w:firstLine="709"/>
         <w:jc w:val="both"/>
+        <w:outlineLvl w:val="1"/>
         <w:rPr>
           <w:rFonts w:ascii="Times New Roman" w:hAnsi="Times New Roman" w:cs="Times New Roman"/>
           <w:b/>
@@ -10865,6 +12528,7 @@
           <w:szCs w:val="28"/>
         </w:rPr>
       </w:pPr>
+      <w:bookmarkStart w:id="18" w:name="_Toc198894971"/>
       <w:r>
         <w:rPr>
           <w:rFonts w:ascii="Times New Roman" w:hAnsi="Times New Roman" w:cs="Times New Roman"/>
@@ -10883,7 +12547,8 @@
         </w:rPr>
         <w:t>Архитектура программного средства</w:t>
       </w:r>
-      <w:bookmarkEnd w:id="14"/>
+      <w:bookmarkEnd w:id="17"/>
+      <w:bookmarkEnd w:id="18"/>
     </w:p>
     <w:p>
       <w:pPr>
@@ -10894,7 +12559,6 @@
           <w:rFonts w:ascii="Times New Roman" w:hAnsi="Times New Roman" w:cs="Times New Roman"/>
           <w:sz w:val="28"/>
           <w:szCs w:val="28"/>
-          <w:lang w:val="en-US"/>
         </w:rPr>
       </w:pPr>
       <w:r>
@@ -10974,7 +12638,6 @@
           <w:rFonts w:ascii="Times New Roman" w:hAnsi="Times New Roman" w:cs="Times New Roman"/>
           <w:sz w:val="28"/>
           <w:szCs w:val="28"/>
-          <w:lang w:val="en-US"/>
         </w:rPr>
       </w:pPr>
       <w:r>
@@ -11208,6 +12871,7 @@
           <w:rFonts w:ascii="Times New Roman" w:hAnsi="Times New Roman" w:cs="Times New Roman"/>
           <w:sz w:val="28"/>
           <w:szCs w:val="28"/>
+          <w:lang w:val="en-US"/>
         </w:rPr>
       </w:pPr>
       <w:r>
@@ -11713,7 +13377,7 @@
           <w:szCs w:val="28"/>
         </w:rPr>
       </w:pPr>
-      <w:bookmarkStart w:id="15" w:name="_Toc198413561"/>
+      <w:bookmarkStart w:id="19" w:name="_Toc198413561"/>
       <w:r>
         <w:rPr>
           <w:rFonts w:ascii="Times New Roman" w:hAnsi="Times New Roman" w:cs="Times New Roman"/>
@@ -11723,6 +13387,7 @@
         </w:rPr>
         <w:t xml:space="preserve"> </w:t>
       </w:r>
+      <w:bookmarkStart w:id="20" w:name="_Toc198894972"/>
       <w:r>
         <w:rPr>
           <w:rFonts w:ascii="Times New Roman" w:hAnsi="Times New Roman" w:cs="Times New Roman"/>
@@ -11732,7 +13397,8 @@
         </w:rPr>
         <w:t>Связи и взаимоотношения между классами</w:t>
       </w:r>
-      <w:bookmarkEnd w:id="15"/>
+      <w:bookmarkEnd w:id="19"/>
+      <w:bookmarkEnd w:id="20"/>
     </w:p>
     <w:p>
       <w:pPr>
@@ -11788,7 +13454,7 @@
           <w:szCs w:val="28"/>
         </w:rPr>
       </w:pPr>
-      <w:bookmarkStart w:id="16" w:name="_Toc198413562"/>
+      <w:bookmarkStart w:id="21" w:name="_Toc198413562"/>
       <w:r>
         <w:rPr>
           <w:rFonts w:ascii="Times New Roman" w:hAnsi="Times New Roman" w:cs="Times New Roman"/>
@@ -11798,6 +13464,7 @@
         </w:rPr>
         <w:t xml:space="preserve"> </w:t>
       </w:r>
+      <w:bookmarkStart w:id="22" w:name="_Toc198894973"/>
       <w:r>
         <w:rPr>
           <w:rFonts w:ascii="Times New Roman" w:hAnsi="Times New Roman" w:cs="Times New Roman"/>
@@ -11807,7 +13474,8 @@
         </w:rPr>
         <w:t>Модель базы данных</w:t>
       </w:r>
-      <w:bookmarkEnd w:id="16"/>
+      <w:bookmarkEnd w:id="21"/>
+      <w:bookmarkEnd w:id="22"/>
     </w:p>
     <w:p>
       <w:pPr>
@@ -11843,15 +13511,7 @@
           <w:sz w:val="28"/>
           <w:szCs w:val="28"/>
         </w:rPr>
-        <w:t xml:space="preserve">_2025. </w:t>
-      </w:r>
-      <w:r>
-        <w:rPr>
-          <w:rFonts w:ascii="Times New Roman" w:hAnsi="Times New Roman" w:cs="Times New Roman"/>
-          <w:sz w:val="28"/>
-          <w:szCs w:val="28"/>
-        </w:rPr>
-        <w:t xml:space="preserve">Для её создания использовалась система управления реляционными базами данных </w:t>
+        <w:t xml:space="preserve">_2025. Для её создания использовалась система управления реляционными базами данных </w:t>
       </w:r>
       <w:r>
         <w:rPr>
@@ -11914,7 +13574,6 @@
           <w:rFonts w:ascii="Times New Roman" w:hAnsi="Times New Roman" w:cs="Times New Roman"/>
           <w:sz w:val="28"/>
           <w:szCs w:val="28"/>
-          <w:lang w:val="en-US"/>
         </w:rPr>
       </w:pPr>
       <w:r>
@@ -12033,7 +13692,6 @@
           <w:rFonts w:ascii="Times New Roman" w:hAnsi="Times New Roman" w:cs="Times New Roman"/>
           <w:sz w:val="28"/>
           <w:szCs w:val="28"/>
-          <w:lang w:val="en-US"/>
         </w:rPr>
       </w:pPr>
       <w:r>
@@ -12158,7 +13816,6 @@
           <w:rFonts w:ascii="Times New Roman" w:hAnsi="Times New Roman" w:cs="Times New Roman"/>
           <w:sz w:val="28"/>
           <w:szCs w:val="28"/>
-          <w:lang w:val="en-US"/>
         </w:rPr>
       </w:pPr>
       <w:r>
@@ -12194,7 +13851,6 @@
           <w:rFonts w:ascii="Times New Roman" w:hAnsi="Times New Roman" w:cs="Times New Roman"/>
           <w:sz w:val="28"/>
           <w:szCs w:val="28"/>
-          <w:lang w:val="en-US"/>
         </w:rPr>
         <w:tab/>
       </w:r>
@@ -12212,15 +13868,7 @@
           <w:sz w:val="28"/>
           <w:szCs w:val="28"/>
         </w:rPr>
-        <w:t>Categories</w:t>
-      </w:r>
-      <w:r>
-        <w:rPr>
-          <w:rFonts w:ascii="Times New Roman" w:hAnsi="Times New Roman" w:cs="Times New Roman"/>
-          <w:sz w:val="28"/>
-          <w:szCs w:val="28"/>
-        </w:rPr>
-        <w:t xml:space="preserve">, </w:t>
+        <w:t xml:space="preserve">Categories, </w:t>
       </w:r>
       <w:r>
         <w:rPr>
@@ -12405,7 +14053,6 @@
           <w:rFonts w:ascii="Times New Roman" w:hAnsi="Times New Roman" w:cs="Times New Roman"/>
           <w:sz w:val="28"/>
           <w:szCs w:val="28"/>
-          <w:lang w:val="en-US"/>
         </w:rPr>
       </w:pPr>
       <w:r>
@@ -13134,6 +14781,7 @@
           <w:szCs w:val="28"/>
         </w:rPr>
       </w:pPr>
+      <w:bookmarkStart w:id="23" w:name="_Toc198894974"/>
       <w:r>
         <w:rPr>
           <w:rFonts w:ascii="Times New Roman" w:hAnsi="Times New Roman" w:cs="Times New Roman"/>
@@ -13152,6 +14800,7 @@
         </w:rPr>
         <w:t>Проектирование последовательности взаимодействия</w:t>
       </w:r>
+      <w:bookmarkEnd w:id="23"/>
     </w:p>
     <w:p>
       <w:pPr>
@@ -13168,7 +14817,6 @@
           <w:rFonts w:ascii="Times New Roman" w:hAnsi="Times New Roman" w:cs="Times New Roman"/>
           <w:sz w:val="28"/>
           <w:szCs w:val="28"/>
-          <w:lang w:val="en-US"/>
         </w:rPr>
         <w:tab/>
       </w:r>
@@ -13313,7 +14961,7 @@
     </w:p>
     <w:p>
       <w:pPr>
-        <w:spacing w:before="240" w:line="240" w:lineRule="auto"/>
+        <w:spacing w:line="240" w:lineRule="auto"/>
         <w:jc w:val="center"/>
         <w:rPr>
           <w:rFonts w:ascii="Times New Roman" w:hAnsi="Times New Roman" w:cs="Times New Roman"/>
@@ -13382,7 +15030,8 @@
           <w:szCs w:val="28"/>
         </w:rPr>
       </w:pPr>
-      <w:bookmarkStart w:id="17" w:name="_Toc198413564"/>
+      <w:bookmarkStart w:id="24" w:name="_Toc198413564"/>
+      <w:bookmarkStart w:id="25" w:name="_Toc198894975"/>
       <w:r>
         <w:rPr>
           <w:rFonts w:ascii="Times New Roman" w:hAnsi="Times New Roman" w:cs="Times New Roman"/>
@@ -13392,13 +15041,14 @@
         </w:rPr>
         <w:t>Реализация программного средства</w:t>
       </w:r>
-      <w:bookmarkEnd w:id="17"/>
+      <w:bookmarkEnd w:id="24"/>
+      <w:bookmarkEnd w:id="25"/>
     </w:p>
     <w:p>
       <w:pPr>
         <w:spacing w:before="240" w:line="240" w:lineRule="auto"/>
         <w:ind w:left="709"/>
-        <w:outlineLvl w:val="0"/>
+        <w:outlineLvl w:val="1"/>
         <w:rPr>
           <w:rFonts w:ascii="Times New Roman" w:hAnsi="Times New Roman" w:cs="Times New Roman"/>
           <w:b/>
@@ -13407,6 +15057,7 @@
           <w:lang w:val="en-US"/>
         </w:rPr>
       </w:pPr>
+      <w:bookmarkStart w:id="26" w:name="_Toc198894976"/>
       <w:r>
         <w:rPr>
           <w:rFonts w:ascii="Times New Roman" w:hAnsi="Times New Roman" w:cs="Times New Roman"/>
@@ -13435,6 +15086,7 @@
         </w:rPr>
         <w:t>MVVM</w:t>
       </w:r>
+      <w:bookmarkEnd w:id="26"/>
     </w:p>
     <w:p>
       <w:pPr>
@@ -13445,7 +15097,6 @@
           <w:bCs/>
           <w:sz w:val="28"/>
           <w:szCs w:val="28"/>
-          <w:lang w:val="en-US"/>
         </w:rPr>
       </w:pPr>
       <w:r>
@@ -13878,7 +15529,6 @@
           <w:bCs/>
           <w:sz w:val="28"/>
           <w:szCs w:val="28"/>
-          <w:lang w:val="en-US"/>
         </w:rPr>
       </w:pPr>
       <w:r>
@@ -13898,16 +15548,32 @@
           <w:rFonts w:ascii="Times New Roman" w:hAnsi="Times New Roman" w:cs="Times New Roman"/>
           <w:sz w:val="28"/>
           <w:szCs w:val="28"/>
+        </w:rPr>
+      </w:pPr>
+      <w:r>
+        <w:rPr>
+          <w:rFonts w:ascii="Times New Roman" w:hAnsi="Times New Roman" w:cs="Times New Roman"/>
+          <w:sz w:val="28"/>
+          <w:szCs w:val="28"/>
+        </w:rPr>
+        <w:t xml:space="preserve">В программном средстве также реализован шаблон </w:t>
+      </w:r>
+      <w:r>
+        <w:rPr>
+          <w:rFonts w:ascii="Times New Roman" w:hAnsi="Times New Roman" w:cs="Times New Roman"/>
+          <w:sz w:val="28"/>
+          <w:szCs w:val="28"/>
           <w:lang w:val="en-US"/>
         </w:rPr>
-      </w:pPr>
-      <w:r>
-        <w:rPr>
-          <w:rFonts w:ascii="Times New Roman" w:hAnsi="Times New Roman" w:cs="Times New Roman"/>
-          <w:sz w:val="28"/>
-          <w:szCs w:val="28"/>
-        </w:rPr>
-        <w:t xml:space="preserve">В программном средстве также реализован шаблон </w:t>
+        <w:t>Repository</w:t>
+      </w:r>
+      <w:r>
+        <w:rPr>
+          <w:rFonts w:ascii="Times New Roman" w:hAnsi="Times New Roman" w:cs="Times New Roman"/>
+          <w:sz w:val="28"/>
+          <w:szCs w:val="28"/>
+        </w:rPr>
+        <w:t xml:space="preserve">. Для реализации паттерна </w:t>
       </w:r>
       <w:r>
         <w:rPr>
@@ -13924,59 +15590,47 @@
           <w:sz w:val="28"/>
           <w:szCs w:val="28"/>
         </w:rPr>
-        <w:t xml:space="preserve">. Для реализации паттерна </w:t>
-      </w:r>
-      <w:r>
-        <w:rPr>
-          <w:rFonts w:ascii="Times New Roman" w:hAnsi="Times New Roman" w:cs="Times New Roman"/>
-          <w:sz w:val="28"/>
-          <w:szCs w:val="28"/>
-          <w:lang w:val="en-US"/>
-        </w:rPr>
-        <w:t>Repository</w:t>
-      </w:r>
-      <w:r>
-        <w:rPr>
-          <w:rFonts w:ascii="Times New Roman" w:hAnsi="Times New Roman" w:cs="Times New Roman"/>
-          <w:sz w:val="28"/>
-          <w:szCs w:val="28"/>
-        </w:rPr>
         <w:t>, каждому репозиторию были написаны соответствующие интерфейсы, которые определяют основные методы взаимодействия с контекстом базы данных.</w:t>
       </w:r>
-    </w:p>
-    <w:p>
-      <w:pPr>
-        <w:spacing w:before="240" w:line="240" w:lineRule="auto"/>
-        <w:ind w:firstLine="708"/>
-        <w:rPr>
-          <w:rFonts w:ascii="Times New Roman" w:hAnsi="Times New Roman" w:cs="Times New Roman"/>
-          <w:b/>
-          <w:sz w:val="28"/>
-          <w:szCs w:val="28"/>
-        </w:rPr>
-      </w:pPr>
-      <w:bookmarkStart w:id="18" w:name="_Toc198413568"/>
-      <w:r>
-        <w:rPr>
-          <w:rFonts w:ascii="Times New Roman" w:hAnsi="Times New Roman" w:cs="Times New Roman"/>
-          <w:b/>
-          <w:sz w:val="28"/>
-          <w:szCs w:val="28"/>
-        </w:rPr>
-        <w:t>5. Тестирование, проверка работоспособности и анализ полученных результатов</w:t>
-      </w:r>
-      <w:bookmarkEnd w:id="18"/>
     </w:p>
     <w:p>
       <w:pPr>
         <w:spacing w:before="240" w:line="240" w:lineRule="auto"/>
         <w:ind w:firstLine="709"/>
-        <w:rPr>
-          <w:rFonts w:ascii="Times New Roman" w:hAnsi="Times New Roman" w:cs="Times New Roman"/>
-          <w:sz w:val="28"/>
-          <w:szCs w:val="28"/>
-        </w:rPr>
-      </w:pPr>
+        <w:outlineLvl w:val="0"/>
+        <w:rPr>
+          <w:rFonts w:ascii="Times New Roman" w:hAnsi="Times New Roman" w:cs="Times New Roman"/>
+          <w:b/>
+          <w:sz w:val="28"/>
+          <w:szCs w:val="28"/>
+        </w:rPr>
+      </w:pPr>
+      <w:bookmarkStart w:id="27" w:name="_Toc198413568"/>
+      <w:bookmarkStart w:id="28" w:name="_Toc198894977"/>
+      <w:r>
+        <w:rPr>
+          <w:rFonts w:ascii="Times New Roman" w:hAnsi="Times New Roman" w:cs="Times New Roman"/>
+          <w:b/>
+          <w:sz w:val="28"/>
+          <w:szCs w:val="28"/>
+        </w:rPr>
+        <w:t>5. Тестирование, проверка работоспособности и анализ полученных результатов</w:t>
+      </w:r>
+      <w:bookmarkEnd w:id="27"/>
+      <w:bookmarkEnd w:id="28"/>
+    </w:p>
+    <w:p>
+      <w:pPr>
+        <w:spacing w:before="240" w:line="240" w:lineRule="auto"/>
+        <w:ind w:firstLine="709"/>
+        <w:outlineLvl w:val="1"/>
+        <w:rPr>
+          <w:rFonts w:ascii="Times New Roman" w:hAnsi="Times New Roman" w:cs="Times New Roman"/>
+          <w:sz w:val="28"/>
+          <w:szCs w:val="28"/>
+        </w:rPr>
+      </w:pPr>
+      <w:bookmarkStart w:id="29" w:name="_Toc198894978"/>
       <w:r>
         <w:rPr>
           <w:rFonts w:ascii="Times New Roman" w:hAnsi="Times New Roman" w:cs="Times New Roman"/>
@@ -13984,7 +15638,6 @@
           <w:bCs/>
           <w:sz w:val="28"/>
           <w:szCs w:val="28"/>
-          <w:lang w:val="en-US"/>
         </w:rPr>
         <w:t xml:space="preserve">5.1 </w:t>
       </w:r>
@@ -13998,6 +15651,7 @@
         </w:rPr>
         <w:t>Тестирование авторизации и регистрации</w:t>
       </w:r>
+      <w:bookmarkEnd w:id="29"/>
     </w:p>
     <w:p>
       <w:pPr>
@@ -14056,6 +15710,50 @@
           <w:szCs w:val="28"/>
         </w:rPr>
       </w:pPr>
+      <w:r>
+        <w:rPr>
+          <w:rFonts w:ascii="Times New Roman" w:hAnsi="Times New Roman" w:cs="Times New Roman"/>
+          <w:noProof/>
+          <w:sz w:val="28"/>
+          <w:szCs w:val="28"/>
+        </w:rPr>
+        <w:lastRenderedPageBreak/>
+        <w:drawing>
+          <wp:inline distT="0" distB="0" distL="0" distR="0" wp14:anchorId="6A0A39B3" wp14:editId="25546551">
+            <wp:extent cx="5039428" cy="3705742"/>
+            <wp:effectExtent l="0" t="0" r="8890" b="9525"/>
+            <wp:docPr id="1751421733" name="Рисунок 1"/>
+            <wp:cNvGraphicFramePr>
+              <a:graphicFrameLocks xmlns:a="http://schemas.openxmlformats.org/drawingml/2006/main" noChangeAspect="1"/>
+            </wp:cNvGraphicFramePr>
+            <a:graphic xmlns:a="http://schemas.openxmlformats.org/drawingml/2006/main">
+              <a:graphicData uri="http://schemas.openxmlformats.org/drawingml/2006/picture">
+                <pic:pic xmlns:pic="http://schemas.openxmlformats.org/drawingml/2006/picture">
+                  <pic:nvPicPr>
+                    <pic:cNvPr id="1751421733" name=""/>
+                    <pic:cNvPicPr/>
+                  </pic:nvPicPr>
+                  <pic:blipFill>
+                    <a:blip r:embed="rId27"/>
+                    <a:stretch>
+                      <a:fillRect/>
+                    </a:stretch>
+                  </pic:blipFill>
+                  <pic:spPr>
+                    <a:xfrm>
+                      <a:off x="0" y="0"/>
+                      <a:ext cx="5039428" cy="3705742"/>
+                    </a:xfrm>
+                    <a:prstGeom prst="rect">
+                      <a:avLst/>
+                    </a:prstGeom>
+                  </pic:spPr>
+                </pic:pic>
+              </a:graphicData>
+            </a:graphic>
+          </wp:inline>
+        </w:drawing>
+      </w:r>
     </w:p>
     <w:p>
       <w:pPr>
@@ -14122,6 +15820,49 @@
           <w:szCs w:val="28"/>
         </w:rPr>
       </w:pPr>
+      <w:r>
+        <w:rPr>
+          <w:rFonts w:ascii="Times New Roman" w:hAnsi="Times New Roman" w:cs="Times New Roman"/>
+          <w:noProof/>
+          <w:sz w:val="28"/>
+          <w:szCs w:val="28"/>
+        </w:rPr>
+        <w:drawing>
+          <wp:inline distT="0" distB="0" distL="0" distR="0" wp14:anchorId="4ECC5569" wp14:editId="0FF58D04">
+            <wp:extent cx="5144218" cy="3696216"/>
+            <wp:effectExtent l="0" t="0" r="0" b="0"/>
+            <wp:docPr id="1703242243" name="Рисунок 1"/>
+            <wp:cNvGraphicFramePr>
+              <a:graphicFrameLocks xmlns:a="http://schemas.openxmlformats.org/drawingml/2006/main" noChangeAspect="1"/>
+            </wp:cNvGraphicFramePr>
+            <a:graphic xmlns:a="http://schemas.openxmlformats.org/drawingml/2006/main">
+              <a:graphicData uri="http://schemas.openxmlformats.org/drawingml/2006/picture">
+                <pic:pic xmlns:pic="http://schemas.openxmlformats.org/drawingml/2006/picture">
+                  <pic:nvPicPr>
+                    <pic:cNvPr id="1703242243" name=""/>
+                    <pic:cNvPicPr/>
+                  </pic:nvPicPr>
+                  <pic:blipFill>
+                    <a:blip r:embed="rId28"/>
+                    <a:stretch>
+                      <a:fillRect/>
+                    </a:stretch>
+                  </pic:blipFill>
+                  <pic:spPr>
+                    <a:xfrm>
+                      <a:off x="0" y="0"/>
+                      <a:ext cx="5144218" cy="3696216"/>
+                    </a:xfrm>
+                    <a:prstGeom prst="rect">
+                      <a:avLst/>
+                    </a:prstGeom>
+                  </pic:spPr>
+                </pic:pic>
+              </a:graphicData>
+            </a:graphic>
+          </wp:inline>
+        </w:drawing>
+      </w:r>
     </w:p>
     <w:p>
       <w:pPr>
@@ -14159,6 +15900,7 @@
           <w:sz w:val="28"/>
           <w:szCs w:val="28"/>
         </w:rPr>
+        <w:lastRenderedPageBreak/>
         <w:t>На рисунке 5.3 приведена ситуация, при которой пользователь пытается зарегистрировать электронную почту, которые уже заняты другим пользователем.</w:t>
       </w:r>
     </w:p>
@@ -14173,6 +15915,49 @@
           <w:szCs w:val="28"/>
         </w:rPr>
       </w:pPr>
+      <w:r>
+        <w:rPr>
+          <w:rFonts w:ascii="Times New Roman" w:hAnsi="Times New Roman" w:cs="Times New Roman"/>
+          <w:noProof/>
+          <w:sz w:val="28"/>
+          <w:szCs w:val="28"/>
+        </w:rPr>
+        <w:drawing>
+          <wp:inline distT="0" distB="0" distL="0" distR="0" wp14:anchorId="467985AD" wp14:editId="3F0A1A9C">
+            <wp:extent cx="4867954" cy="5096586"/>
+            <wp:effectExtent l="0" t="0" r="8890" b="8890"/>
+            <wp:docPr id="1152683611" name="Рисунок 1"/>
+            <wp:cNvGraphicFramePr>
+              <a:graphicFrameLocks xmlns:a="http://schemas.openxmlformats.org/drawingml/2006/main" noChangeAspect="1"/>
+            </wp:cNvGraphicFramePr>
+            <a:graphic xmlns:a="http://schemas.openxmlformats.org/drawingml/2006/main">
+              <a:graphicData uri="http://schemas.openxmlformats.org/drawingml/2006/picture">
+                <pic:pic xmlns:pic="http://schemas.openxmlformats.org/drawingml/2006/picture">
+                  <pic:nvPicPr>
+                    <pic:cNvPr id="1152683611" name=""/>
+                    <pic:cNvPicPr/>
+                  </pic:nvPicPr>
+                  <pic:blipFill>
+                    <a:blip r:embed="rId29"/>
+                    <a:stretch>
+                      <a:fillRect/>
+                    </a:stretch>
+                  </pic:blipFill>
+                  <pic:spPr>
+                    <a:xfrm>
+                      <a:off x="0" y="0"/>
+                      <a:ext cx="4867954" cy="5096586"/>
+                    </a:xfrm>
+                    <a:prstGeom prst="rect">
+                      <a:avLst/>
+                    </a:prstGeom>
+                  </pic:spPr>
+                </pic:pic>
+              </a:graphicData>
+            </a:graphic>
+          </wp:inline>
+        </w:drawing>
+      </w:r>
     </w:p>
     <w:p>
       <w:pPr>
@@ -14191,7 +15976,6 @@
           <w:sz w:val="28"/>
           <w:szCs w:val="28"/>
         </w:rPr>
-        <w:lastRenderedPageBreak/>
         <w:t xml:space="preserve">Рисунок 5.3 – Обработка ситуации, если </w:t>
       </w:r>
       <w:r>
@@ -14234,7 +16018,8 @@
     <w:p>
       <w:pPr>
         <w:spacing w:before="240" w:line="240" w:lineRule="auto"/>
-        <w:ind w:firstLine="708"/>
+        <w:ind w:firstLine="709"/>
+        <w:outlineLvl w:val="1"/>
         <w:rPr>
           <w:rFonts w:ascii="Times New Roman" w:hAnsi="Times New Roman" w:cs="Times New Roman"/>
           <w:b/>
@@ -14242,7 +16027,8 @@
           <w:szCs w:val="28"/>
         </w:rPr>
       </w:pPr>
-      <w:bookmarkStart w:id="19" w:name="_Toc198413570"/>
+      <w:bookmarkStart w:id="30" w:name="_Toc198413570"/>
+      <w:bookmarkStart w:id="31" w:name="_Toc198894979"/>
       <w:r>
         <w:rPr>
           <w:rFonts w:ascii="Times New Roman" w:hAnsi="Times New Roman" w:cs="Times New Roman"/>
@@ -14252,7 +16038,7 @@
         </w:rPr>
         <w:t xml:space="preserve">5.2 Тестирование </w:t>
       </w:r>
-      <w:bookmarkEnd w:id="19"/>
+      <w:bookmarkEnd w:id="30"/>
       <w:r>
         <w:rPr>
           <w:rFonts w:ascii="Times New Roman" w:hAnsi="Times New Roman" w:cs="Times New Roman"/>
@@ -14262,6 +16048,7 @@
         </w:rPr>
         <w:t>добавления товара в каталог</w:t>
       </w:r>
+      <w:bookmarkEnd w:id="31"/>
     </w:p>
     <w:p>
       <w:pPr>
@@ -14333,6 +16120,63 @@
           <w:rFonts w:ascii="Times New Roman" w:hAnsi="Times New Roman" w:cs="Times New Roman"/>
           <w:sz w:val="28"/>
           <w:szCs w:val="28"/>
+          <w:lang w:val="en-US"/>
+        </w:rPr>
+      </w:pPr>
+      <w:r>
+        <w:rPr>
+          <w:rFonts w:ascii="Times New Roman" w:hAnsi="Times New Roman" w:cs="Times New Roman"/>
+          <w:noProof/>
+          <w:sz w:val="28"/>
+          <w:szCs w:val="28"/>
+          <w:lang w:val="en-US"/>
+        </w:rPr>
+        <w:lastRenderedPageBreak/>
+        <w:drawing>
+          <wp:inline distT="0" distB="0" distL="0" distR="0" wp14:anchorId="2AB44EA0" wp14:editId="684A5E0E">
+            <wp:extent cx="3618000" cy="5619600"/>
+            <wp:effectExtent l="0" t="0" r="1905" b="635"/>
+            <wp:docPr id="1040694567" name="Рисунок 1"/>
+            <wp:cNvGraphicFramePr>
+              <a:graphicFrameLocks xmlns:a="http://schemas.openxmlformats.org/drawingml/2006/main" noChangeAspect="1"/>
+            </wp:cNvGraphicFramePr>
+            <a:graphic xmlns:a="http://schemas.openxmlformats.org/drawingml/2006/main">
+              <a:graphicData uri="http://schemas.openxmlformats.org/drawingml/2006/picture">
+                <pic:pic xmlns:pic="http://schemas.openxmlformats.org/drawingml/2006/picture">
+                  <pic:nvPicPr>
+                    <pic:cNvPr id="1040694567" name=""/>
+                    <pic:cNvPicPr/>
+                  </pic:nvPicPr>
+                  <pic:blipFill>
+                    <a:blip r:embed="rId30"/>
+                    <a:stretch>
+                      <a:fillRect/>
+                    </a:stretch>
+                  </pic:blipFill>
+                  <pic:spPr>
+                    <a:xfrm>
+                      <a:off x="0" y="0"/>
+                      <a:ext cx="3618000" cy="5619600"/>
+                    </a:xfrm>
+                    <a:prstGeom prst="rect">
+                      <a:avLst/>
+                    </a:prstGeom>
+                  </pic:spPr>
+                </pic:pic>
+              </a:graphicData>
+            </a:graphic>
+          </wp:inline>
+        </w:drawing>
+      </w:r>
+    </w:p>
+    <w:p>
+      <w:pPr>
+        <w:spacing w:line="240" w:lineRule="auto"/>
+        <w:jc w:val="center"/>
+        <w:rPr>
+          <w:rFonts w:ascii="Times New Roman" w:hAnsi="Times New Roman" w:cs="Times New Roman"/>
+          <w:sz w:val="28"/>
+          <w:szCs w:val="28"/>
         </w:rPr>
       </w:pPr>
       <w:r>
@@ -14354,6 +16198,7 @@
     </w:p>
     <w:p>
       <w:pPr>
+        <w:outlineLvl w:val="1"/>
         <w:rPr>
           <w:rFonts w:ascii="Times New Roman" w:hAnsi="Times New Roman" w:cs="Times New Roman"/>
           <w:b/>
@@ -14369,7 +16214,8 @@
         </w:rPr>
         <w:tab/>
       </w:r>
-      <w:bookmarkStart w:id="20" w:name="_Toc198413571"/>
+      <w:bookmarkStart w:id="32" w:name="_Toc198413571"/>
+      <w:bookmarkStart w:id="33" w:name="_Toc198894980"/>
       <w:r>
         <w:rPr>
           <w:rFonts w:ascii="Times New Roman" w:hAnsi="Times New Roman" w:cs="Times New Roman"/>
@@ -14379,7 +16225,7 @@
         </w:rPr>
         <w:t xml:space="preserve">5.3 Тестирование </w:t>
       </w:r>
-      <w:bookmarkEnd w:id="20"/>
+      <w:bookmarkEnd w:id="32"/>
       <w:r>
         <w:rPr>
           <w:rFonts w:ascii="Times New Roman" w:hAnsi="Times New Roman" w:cs="Times New Roman"/>
@@ -14398,6 +16244,7 @@
         </w:rPr>
         <w:t>каталога</w:t>
       </w:r>
+      <w:bookmarkEnd w:id="33"/>
     </w:p>
     <w:p>
       <w:pPr>
@@ -14507,12 +16354,70 @@
           <w:bCs/>
           <w:sz w:val="28"/>
           <w:szCs w:val="28"/>
+          <w:lang w:val="en-US"/>
         </w:rPr>
       </w:pPr>
       <w:r>
         <w:rPr>
           <w:rFonts w:ascii="Times New Roman" w:hAnsi="Times New Roman" w:cs="Times New Roman"/>
           <w:bCs/>
+          <w:noProof/>
+          <w:sz w:val="28"/>
+          <w:szCs w:val="28"/>
+          <w:lang w:val="en-US"/>
+        </w:rPr>
+        <w:lastRenderedPageBreak/>
+        <w:drawing>
+          <wp:inline distT="0" distB="0" distL="0" distR="0" wp14:anchorId="09C8E275" wp14:editId="7AA454C7">
+            <wp:extent cx="4858428" cy="3429479"/>
+            <wp:effectExtent l="0" t="0" r="0" b="0"/>
+            <wp:docPr id="2093968569" name="Рисунок 1"/>
+            <wp:cNvGraphicFramePr>
+              <a:graphicFrameLocks xmlns:a="http://schemas.openxmlformats.org/drawingml/2006/main" noChangeAspect="1"/>
+            </wp:cNvGraphicFramePr>
+            <a:graphic xmlns:a="http://schemas.openxmlformats.org/drawingml/2006/main">
+              <a:graphicData uri="http://schemas.openxmlformats.org/drawingml/2006/picture">
+                <pic:pic xmlns:pic="http://schemas.openxmlformats.org/drawingml/2006/picture">
+                  <pic:nvPicPr>
+                    <pic:cNvPr id="2093968569" name=""/>
+                    <pic:cNvPicPr/>
+                  </pic:nvPicPr>
+                  <pic:blipFill>
+                    <a:blip r:embed="rId31"/>
+                    <a:stretch>
+                      <a:fillRect/>
+                    </a:stretch>
+                  </pic:blipFill>
+                  <pic:spPr>
+                    <a:xfrm>
+                      <a:off x="0" y="0"/>
+                      <a:ext cx="4858428" cy="3429479"/>
+                    </a:xfrm>
+                    <a:prstGeom prst="rect">
+                      <a:avLst/>
+                    </a:prstGeom>
+                  </pic:spPr>
+                </pic:pic>
+              </a:graphicData>
+            </a:graphic>
+          </wp:inline>
+        </w:drawing>
+      </w:r>
+    </w:p>
+    <w:p>
+      <w:pPr>
+        <w:jc w:val="center"/>
+        <w:rPr>
+          <w:rFonts w:ascii="Times New Roman" w:hAnsi="Times New Roman" w:cs="Times New Roman"/>
+          <w:bCs/>
+          <w:sz w:val="28"/>
+          <w:szCs w:val="28"/>
+        </w:rPr>
+      </w:pPr>
+      <w:r>
+        <w:rPr>
+          <w:rFonts w:ascii="Times New Roman" w:hAnsi="Times New Roman" w:cs="Times New Roman"/>
+          <w:bCs/>
           <w:sz w:val="28"/>
           <w:szCs w:val="28"/>
         </w:rPr>
@@ -14526,6 +16431,7 @@
           <w:bCs/>
           <w:sz w:val="28"/>
           <w:szCs w:val="28"/>
+          <w:lang w:val="en-US"/>
         </w:rPr>
       </w:pPr>
       <w:r>
@@ -14565,6 +16471,63 @@
           <w:bCs/>
           <w:sz w:val="28"/>
           <w:szCs w:val="28"/>
+          <w:lang w:val="en-US"/>
+        </w:rPr>
+      </w:pPr>
+      <w:r>
+        <w:rPr>
+          <w:rFonts w:ascii="Times New Roman" w:hAnsi="Times New Roman" w:cs="Times New Roman"/>
+          <w:bCs/>
+          <w:noProof/>
+          <w:sz w:val="28"/>
+          <w:szCs w:val="28"/>
+          <w:lang w:val="en-US"/>
+        </w:rPr>
+        <w:drawing>
+          <wp:inline distT="0" distB="0" distL="0" distR="0" wp14:anchorId="6C8673D8" wp14:editId="7D171E66">
+            <wp:extent cx="4391638" cy="1895740"/>
+            <wp:effectExtent l="0" t="0" r="0" b="9525"/>
+            <wp:docPr id="1616164619" name="Рисунок 1"/>
+            <wp:cNvGraphicFramePr>
+              <a:graphicFrameLocks xmlns:a="http://schemas.openxmlformats.org/drawingml/2006/main" noChangeAspect="1"/>
+            </wp:cNvGraphicFramePr>
+            <a:graphic xmlns:a="http://schemas.openxmlformats.org/drawingml/2006/main">
+              <a:graphicData uri="http://schemas.openxmlformats.org/drawingml/2006/picture">
+                <pic:pic xmlns:pic="http://schemas.openxmlformats.org/drawingml/2006/picture">
+                  <pic:nvPicPr>
+                    <pic:cNvPr id="1616164619" name=""/>
+                    <pic:cNvPicPr/>
+                  </pic:nvPicPr>
+                  <pic:blipFill>
+                    <a:blip r:embed="rId32"/>
+                    <a:stretch>
+                      <a:fillRect/>
+                    </a:stretch>
+                  </pic:blipFill>
+                  <pic:spPr>
+                    <a:xfrm>
+                      <a:off x="0" y="0"/>
+                      <a:ext cx="4391638" cy="1895740"/>
+                    </a:xfrm>
+                    <a:prstGeom prst="rect">
+                      <a:avLst/>
+                    </a:prstGeom>
+                  </pic:spPr>
+                </pic:pic>
+              </a:graphicData>
+            </a:graphic>
+          </wp:inline>
+        </w:drawing>
+      </w:r>
+    </w:p>
+    <w:p>
+      <w:pPr>
+        <w:jc w:val="center"/>
+        <w:rPr>
+          <w:rFonts w:ascii="Times New Roman" w:hAnsi="Times New Roman" w:cs="Times New Roman"/>
+          <w:bCs/>
+          <w:sz w:val="28"/>
+          <w:szCs w:val="28"/>
         </w:rPr>
       </w:pPr>
       <w:r>
@@ -14629,6 +16592,7 @@
     <w:p>
       <w:pPr>
         <w:jc w:val="center"/>
+        <w:outlineLvl w:val="0"/>
         <w:rPr>
           <w:rFonts w:ascii="Times New Roman" w:hAnsi="Times New Roman" w:cs="Times New Roman"/>
           <w:b/>
@@ -14636,6 +16600,7 @@
           <w:szCs w:val="28"/>
         </w:rPr>
       </w:pPr>
+      <w:bookmarkStart w:id="34" w:name="_Toc198894981"/>
       <w:r>
         <w:rPr>
           <w:rFonts w:ascii="Times New Roman" w:hAnsi="Times New Roman" w:cs="Times New Roman"/>
@@ -14646,6 +16611,7 @@
         <w:lastRenderedPageBreak/>
         <w:t>ЗАКЛЮЧЕНИЕ</w:t>
       </w:r>
+      <w:bookmarkEnd w:id="34"/>
     </w:p>
     <w:p>
       <w:pPr>
@@ -14946,6 +16912,7 @@
     <w:p>
       <w:pPr>
         <w:jc w:val="center"/>
+        <w:outlineLvl w:val="0"/>
         <w:rPr>
           <w:rFonts w:ascii="Times New Roman" w:hAnsi="Times New Roman" w:cs="Times New Roman"/>
           <w:b/>
@@ -14953,6 +16920,7 @@
           <w:szCs w:val="28"/>
         </w:rPr>
       </w:pPr>
+      <w:bookmarkStart w:id="35" w:name="_Toc198894982"/>
       <w:r>
         <w:rPr>
           <w:rFonts w:ascii="Times New Roman" w:hAnsi="Times New Roman" w:cs="Times New Roman"/>
@@ -14963,6 +16931,7 @@
         <w:lastRenderedPageBreak/>
         <w:t>СПИСОК ИСПОЛЬЗОВАННЫХ ИСТОЧНИКОВ</w:t>
       </w:r>
+      <w:bookmarkEnd w:id="35"/>
     </w:p>
     <w:p>
       <w:pPr>
@@ -15529,6 +17498,7 @@
       <w:pPr>
         <w:spacing w:after="0"/>
         <w:jc w:val="center"/>
+        <w:outlineLvl w:val="0"/>
         <w:rPr>
           <w:rFonts w:ascii="Times New Roman" w:hAnsi="Times New Roman" w:cs="Times New Roman"/>
           <w:b/>
@@ -15536,6 +17506,7 @@
           <w:szCs w:val="28"/>
         </w:rPr>
       </w:pPr>
+      <w:bookmarkStart w:id="36" w:name="_Toc198894983"/>
       <w:r>
         <w:rPr>
           <w:rFonts w:ascii="Times New Roman" w:hAnsi="Times New Roman" w:cs="Times New Roman"/>
@@ -15546,6 +17517,7 @@
         <w:lastRenderedPageBreak/>
         <w:t>ПРИЛОЖЕНИЕ А</w:t>
       </w:r>
+      <w:bookmarkEnd w:id="36"/>
     </w:p>
     <w:p>
       <w:pPr>
@@ -15570,6 +17542,18 @@
     </w:p>
     <w:p>
       <w:pPr>
+        <w:spacing w:after="280"/>
+        <w:jc w:val="center"/>
+        <w:rPr>
+          <w:rFonts w:ascii="Times New Roman" w:hAnsi="Times New Roman" w:cs="Times New Roman"/>
+          <w:b/>
+          <w:sz w:val="28"/>
+          <w:szCs w:val="28"/>
+        </w:rPr>
+      </w:pPr>
+    </w:p>
+    <w:p>
+      <w:pPr>
         <w:rPr>
           <w:rFonts w:ascii="Times New Roman" w:hAnsi="Times New Roman" w:cs="Times New Roman"/>
           <w:b/>
@@ -15591,6 +17575,7 @@
       <w:pPr>
         <w:spacing w:after="0"/>
         <w:jc w:val="center"/>
+        <w:outlineLvl w:val="0"/>
         <w:rPr>
           <w:rFonts w:ascii="Times New Roman" w:hAnsi="Times New Roman" w:cs="Times New Roman"/>
           <w:b/>
@@ -15598,6 +17583,7 @@
           <w:szCs w:val="28"/>
         </w:rPr>
       </w:pPr>
+      <w:bookmarkStart w:id="37" w:name="_Toc198894984"/>
       <w:r>
         <w:rPr>
           <w:rFonts w:ascii="Times New Roman" w:hAnsi="Times New Roman" w:cs="Times New Roman"/>
@@ -15608,6 +17594,7 @@
         <w:lastRenderedPageBreak/>
         <w:t>ПРИЛОЖЕНИЕ Б</w:t>
       </w:r>
+      <w:bookmarkEnd w:id="37"/>
     </w:p>
     <w:p>
       <w:pPr>
@@ -15633,6 +17620,7 @@
     <w:p>
       <w:pPr>
         <w:spacing w:after="0" w:line="240" w:lineRule="auto"/>
+        <w:jc w:val="center"/>
         <w:rPr>
           <w:rFonts w:ascii="Times New Roman" w:hAnsi="Times New Roman" w:cs="Times New Roman"/>
           <w:sz w:val="28"/>
@@ -19749,15 +21737,6 @@
   </w:num>
   <w:num w:numId="37" w16cid:durableId="1860583670">
     <w:abstractNumId w:val="38"/>
-    <w:lvlOverride w:ilvl="0"/>
-    <w:lvlOverride w:ilvl="1"/>
-    <w:lvlOverride w:ilvl="2"/>
-    <w:lvlOverride w:ilvl="3"/>
-    <w:lvlOverride w:ilvl="4"/>
-    <w:lvlOverride w:ilvl="5"/>
-    <w:lvlOverride w:ilvl="6"/>
-    <w:lvlOverride w:ilvl="7"/>
-    <w:lvlOverride w:ilvl="8"/>
   </w:num>
   <w:num w:numId="38" w16cid:durableId="871503544">
     <w:abstractNumId w:val="8"/>
@@ -20372,6 +22351,7 @@
   <w:style w:type="character" w:default="1" w:styleId="a0">
     <w:name w:val="Default Paragraph Font"/>
     <w:uiPriority w:val="1"/>
+    <w:semiHidden/>
     <w:unhideWhenUsed/>
   </w:style>
   <w:style w:type="table" w:default="1" w:styleId="a1">
